--- a/shinmok1/pack/2609/H1MOGO26-09_30_SET.docx
+++ b/shinmok1/pack/2609/H1MOGO26-09_30_SET.docx
@@ -58,7 +58,7 @@
           <w:sz w:val="16"/>
           <w:u w:val="none"/>
         </w:rPr>
-        <w:t>(   )반 (   )번 이름(            )  CHECK ___/35  전용 ___/68.0점</w:t>
+        <w:t>(   )반 (   )번 이름(            )  CHECK ___/35  전용 ___/30.0점</w:t>
       </w:r>
     </w:p>
     <w:p>
@@ -1467,7 +1467,7 @@
           <w:sz w:val="18"/>
           <w:u w:val="none"/>
         </w:rPr>
-        <w:t>PART 2 · 전용문제  (선택형 13 · 서답형 7 · 68.0점)</w:t>
+        <w:t>PART 2 · 전용문제  (선택형 8 · 서답형 2 · 30.0점)</w:t>
       </w:r>
     </w:p>
     <w:p>
@@ -1492,7 +1492,7 @@
           <w:sz w:val="17"/>
           <w:u w:val="none"/>
         </w:rPr>
-        <w:t xml:space="preserve"> 다음 글의 제목으로 가장 적절한 것은? [3.0점]</w:t>
+        <w:t xml:space="preserve"> 다음 글에 대한 &lt;보기&gt;의 설명 중 옳은 것만을 있는 대로 고른 것은? [3.3점]</w:t>
       </w:r>
     </w:p>
     <w:p>
@@ -1515,14 +1515,98 @@
           <w:sz w:val="17"/>
           <w:u w:val="none"/>
         </w:rPr>
-        <w:t>Keep your paragraphs short. Writing is visual―it catches the eye before it has a chance to catch the brain. Short paragraphs put air around what you write and make it look inviting, whereas a long chunk of type can discourage a reader from even starting to read. Newspaper paragraphs should be only two or three sentences long; newspaper type is set in a narrow width, and the inches quickly add up. You may think such frequent paragraphing will damage the development of your point. Obviously The New Yorker is obsessed by this fear―a reader can go for miles without relief. Don't worry; the gains far outweigh the hazards. But don't go too far. A succession of tiny paragraphs is as annoying as a paragraph that's too long. I'm thinking of all those tiny paragraphs―verbless wonders―written by modern journalists trying to make their articles quick 'n' easy. Actually they make the reader's job harder by chopping up a natural train of thought.</w:t>
+        <w:t>Keep your paragraphs short. Writing ⓒ</w:t>
+      </w:r>
+      <w:r>
+        <w:rPr>
+          <w:rFonts w:ascii="맑은 고딕" w:hAnsi="맑은 고딕" w:eastAsia="맑은 고딕"/>
+          <w:b w:val="0"/>
+          <w:sz w:val="17"/>
+          <w:u w:val="single"/>
+        </w:rPr>
+        <w:t>is</w:t>
+      </w:r>
+      <w:r>
+        <w:rPr>
+          <w:rFonts w:ascii="맑은 고딕" w:hAnsi="맑은 고딕" w:eastAsia="맑은 고딕"/>
+          <w:b w:val="0"/>
+          <w:sz w:val="17"/>
+          <w:u w:val="none"/>
+        </w:rPr>
+        <w:t xml:space="preserve"> visual—it catches the eye before it has a chance to catch the brain. Short paragraphs put air around ⓐ</w:t>
+      </w:r>
+      <w:r>
+        <w:rPr>
+          <w:rFonts w:ascii="맑은 고딕" w:hAnsi="맑은 고딕" w:eastAsia="맑은 고딕"/>
+          <w:b w:val="0"/>
+          <w:sz w:val="17"/>
+          <w:u w:val="single"/>
+        </w:rPr>
+        <w:t>what you write</w:t>
+      </w:r>
+      <w:r>
+        <w:rPr>
+          <w:rFonts w:ascii="맑은 고딕" w:hAnsi="맑은 고딕" w:eastAsia="맑은 고딕"/>
+          <w:b w:val="0"/>
+          <w:sz w:val="17"/>
+          <w:u w:val="none"/>
+        </w:rPr>
+        <w:t xml:space="preserve"> and make it look ⓑ</w:t>
+      </w:r>
+      <w:r>
+        <w:rPr>
+          <w:rFonts w:ascii="맑은 고딕" w:hAnsi="맑은 고딕" w:eastAsia="맑은 고딕"/>
+          <w:b w:val="0"/>
+          <w:sz w:val="17"/>
+          <w:u w:val="single"/>
+        </w:rPr>
+        <w:t>inviting</w:t>
+      </w:r>
+      <w:r>
+        <w:rPr>
+          <w:rFonts w:ascii="맑은 고딕" w:hAnsi="맑은 고딕" w:eastAsia="맑은 고딕"/>
+          <w:b w:val="0"/>
+          <w:sz w:val="17"/>
+          <w:u w:val="none"/>
+        </w:rPr>
+        <w:t>, whereas a long chunk of type can discourage a reader from even starting to read. Newspaper paragraphs should be only two or three sentences long; newspaper type is set in a narrow width, and the inches quickly add up. You may think such frequent paragraphing will damage the development of your point. Obviously The New Yorker is obsessed by this fear—a reader can go for miles without relief. Don’t worry; the gains far outweigh the hazards. But don’t go too far. A succession of tiny paragraphs is as annoying as a paragraph that’s too long. I’m thinking of all those tiny paragraphs—verbless wonders—written by modern journalists trying to make their articles quick ’n’ easy. Actually they make the reader’s job harder by chopping up a natural train of thought.</w:t>
       </w:r>
     </w:p>
     <w:p>
       <w:pPr>
-        <w:spacing w:before="0" w:after="0" w:line="269" w:lineRule="auto"/>
-        <w:ind w:left="180" w:hanging="180"/>
+        <w:spacing w:before="0" w:after="0" w:line="288" w:lineRule="auto"/>
+        <w:ind w:left="40"/>
         <w:snapToGrid w:val="0"/>
+        <w:pBdr>
+          <w:top w:val="single" w:sz="4" w:space="2" w:color="9B6BD0"/>
+          <w:left w:val="single" w:sz="4" w:space="2" w:color="9B6BD0"/>
+          <w:bottom w:val="single" w:sz="4" w:space="2" w:color="9B6BD0"/>
+          <w:right w:val="single" w:sz="4" w:space="2" w:color="9B6BD0"/>
+        </w:pBdr>
+        <w:shd w:val="clear" w:color="auto" w:fill="FAF5FF"/>
+      </w:pPr>
+      <w:r>
+        <w:rPr>
+          <w:rFonts w:ascii="맑은 고딕" w:hAnsi="맑은 고딕" w:eastAsia="맑은 고딕"/>
+          <w:b/>
+          <w:sz w:val="17"/>
+          <w:u w:val="none"/>
+        </w:rPr>
+        <w:t>&lt;보 기&gt;</w:t>
+      </w:r>
+    </w:p>
+    <w:p>
+      <w:pPr>
+        <w:spacing w:before="0" w:after="0" w:line="288" w:lineRule="auto"/>
+        <w:ind w:left="40"/>
+        <w:snapToGrid w:val="0"/>
+        <w:pBdr>
+          <w:top w:val="single" w:sz="4" w:space="2" w:color="9B6BD0"/>
+          <w:left w:val="single" w:sz="4" w:space="2" w:color="9B6BD0"/>
+          <w:bottom w:val="single" w:sz="4" w:space="2" w:color="9B6BD0"/>
+          <w:right w:val="single" w:sz="4" w:space="2" w:color="9B6BD0"/>
+        </w:pBdr>
+        <w:shd w:val="clear" w:color="auto" w:fill="FAF5FF"/>
       </w:pPr>
       <w:r>
         <w:rPr>
@@ -1531,14 +1615,21 @@
           <w:sz w:val="17"/>
           <w:u w:val="none"/>
         </w:rPr>
-        <w:t>① Why The New Yorker's Long Paragraphs Keep Readers Hooked</w:t>
+        <w:t>(a) The writer advises keeping paragraphs short but not making them too tiny.</w:t>
       </w:r>
     </w:p>
     <w:p>
       <w:pPr>
-        <w:spacing w:before="0" w:after="0" w:line="269" w:lineRule="auto"/>
-        <w:ind w:left="180" w:hanging="180"/>
+        <w:spacing w:before="0" w:after="0" w:line="288" w:lineRule="auto"/>
+        <w:ind w:left="40"/>
         <w:snapToGrid w:val="0"/>
+        <w:pBdr>
+          <w:top w:val="single" w:sz="4" w:space="2" w:color="9B6BD0"/>
+          <w:left w:val="single" w:sz="4" w:space="2" w:color="9B6BD0"/>
+          <w:bottom w:val="single" w:sz="4" w:space="2" w:color="9B6BD0"/>
+          <w:right w:val="single" w:sz="4" w:space="2" w:color="9B6BD0"/>
+        </w:pBdr>
+        <w:shd w:val="clear" w:color="auto" w:fill="FAF5FF"/>
       </w:pPr>
       <w:r>
         <w:rPr>
@@ -1547,14 +1638,21 @@
           <w:sz w:val="17"/>
           <w:u w:val="none"/>
         </w:rPr>
-        <w:t>② Short Sentences: The One Rule Every Journalist Must Obey</w:t>
+        <w:t>(b) ⓐ ‘what’ can be replaced by ‘that’ without changing the meaning.</w:t>
       </w:r>
     </w:p>
     <w:p>
       <w:pPr>
-        <w:spacing w:before="0" w:after="0" w:line="269" w:lineRule="auto"/>
-        <w:ind w:left="180" w:hanging="180"/>
+        <w:spacing w:before="0" w:after="0" w:line="288" w:lineRule="auto"/>
+        <w:ind w:left="40"/>
         <w:snapToGrid w:val="0"/>
+        <w:pBdr>
+          <w:top w:val="single" w:sz="4" w:space="2" w:color="9B6BD0"/>
+          <w:left w:val="single" w:sz="4" w:space="2" w:color="9B6BD0"/>
+          <w:bottom w:val="single" w:sz="4" w:space="2" w:color="9B6BD0"/>
+          <w:right w:val="single" w:sz="4" w:space="2" w:color="9B6BD0"/>
+        </w:pBdr>
+        <w:shd w:val="clear" w:color="auto" w:fill="FAF5FF"/>
       </w:pPr>
       <w:r>
         <w:rPr>
@@ -1563,14 +1661,21 @@
           <w:sz w:val="17"/>
           <w:u w:val="none"/>
         </w:rPr>
-        <w:t>③ Give Your Writing Room to Breathe—But Don't Chop It to Pieces</w:t>
+        <w:t>(c) In the context, ⓑ ‘inviting’ is close in meaning to ‘attractive’.</w:t>
       </w:r>
     </w:p>
     <w:p>
       <w:pPr>
-        <w:spacing w:before="0" w:after="0" w:line="269" w:lineRule="auto"/>
-        <w:ind w:left="180" w:hanging="180"/>
+        <w:spacing w:before="0" w:after="0" w:line="288" w:lineRule="auto"/>
+        <w:ind w:left="40"/>
         <w:snapToGrid w:val="0"/>
+        <w:pBdr>
+          <w:top w:val="single" w:sz="4" w:space="2" w:color="9B6BD0"/>
+          <w:left w:val="single" w:sz="4" w:space="2" w:color="9B6BD0"/>
+          <w:bottom w:val="single" w:sz="4" w:space="2" w:color="9B6BD0"/>
+          <w:right w:val="single" w:sz="4" w:space="2" w:color="9B6BD0"/>
+        </w:pBdr>
+        <w:shd w:val="clear" w:color="auto" w:fill="FAF5FF"/>
       </w:pPr>
       <w:r>
         <w:rPr>
@@ -1579,14 +1684,21 @@
           <w:sz w:val="17"/>
           <w:u w:val="none"/>
         </w:rPr>
-        <w:t>④ How Newspaper Columns Came to Be Measured in Inches</w:t>
+        <w:t>(d) According to the writer, The New Yorker uses many short paragraphs.</w:t>
       </w:r>
     </w:p>
     <w:p>
       <w:pPr>
-        <w:spacing w:before="0" w:after="0" w:line="269" w:lineRule="auto"/>
-        <w:ind w:left="180" w:hanging="180"/>
+        <w:spacing w:before="0" w:after="60" w:line="288" w:lineRule="auto"/>
+        <w:ind w:left="40"/>
         <w:snapToGrid w:val="0"/>
+        <w:pBdr>
+          <w:top w:val="single" w:sz="4" w:space="2" w:color="9B6BD0"/>
+          <w:left w:val="single" w:sz="4" w:space="2" w:color="9B6BD0"/>
+          <w:bottom w:val="single" w:sz="4" w:space="2" w:color="9B6BD0"/>
+          <w:right w:val="single" w:sz="4" w:space="2" w:color="9B6BD0"/>
+        </w:pBdr>
+        <w:shd w:val="clear" w:color="auto" w:fill="FAF5FF"/>
       </w:pPr>
       <w:r>
         <w:rPr>
@@ -1595,7 +1707,23 @@
           <w:sz w:val="17"/>
           <w:u w:val="none"/>
         </w:rPr>
-        <w:t>⑤ Long Paragraphs Develop an Argument Better Than Short Ones</w:t>
+        <w:t>(e) ⓒ ‘is’ agrees with ‘A succession’, not with ‘tiny paragraphs’.</w:t>
+      </w:r>
+    </w:p>
+    <w:p>
+      <w:pPr>
+        <w:spacing w:before="0" w:after="20" w:line="276" w:lineRule="auto"/>
+        <w:ind w:left="80"/>
+        <w:snapToGrid w:val="0"/>
+      </w:pPr>
+      <w:r>
+        <w:rPr>
+          <w:rFonts w:ascii="맑은 고딕" w:hAnsi="맑은 고딕" w:eastAsia="맑은 고딕"/>
+          <w:b w:val="0"/>
+          <w:sz w:val="17"/>
+          <w:u w:val="none"/>
+        </w:rPr>
+        <w:t>① (a), (c), (e)    ② (b), (d)    ③ (b), (c), (e)    ④ (a), (d), (e)    ⑤ (a), (c)</w:t>
       </w:r>
     </w:p>
     <w:p>
@@ -1620,7 +1748,25 @@
           <w:sz w:val="17"/>
           <w:u w:val="none"/>
         </w:rPr>
-        <w:t xml:space="preserve"> 다음 글의 요지를 가장 잘 나타내는 속담은? [3.0점]</w:t>
+        <w:t xml:space="preserve"> 다음 글의 밑줄 친 ⓐ ~ ⓕ 중, 어법상 </w:t>
+      </w:r>
+      <w:r>
+        <w:rPr>
+          <w:rFonts w:ascii="맑은 고딕" w:hAnsi="맑은 고딕" w:eastAsia="맑은 고딕"/>
+          <w:b w:val="0"/>
+          <w:sz w:val="17"/>
+          <w:u w:val="single"/>
+        </w:rPr>
+        <w:t>틀린</w:t>
+      </w:r>
+      <w:r>
+        <w:rPr>
+          <w:rFonts w:ascii="맑은 고딕" w:hAnsi="맑은 고딕" w:eastAsia="맑은 고딕"/>
+          <w:b w:val="0"/>
+          <w:sz w:val="17"/>
+          <w:u w:val="none"/>
+        </w:rPr>
+        <w:t xml:space="preserve"> 것을 모두 고른 것은? [3.1점]</w:t>
       </w:r>
     </w:p>
     <w:p>
@@ -1643,13 +1789,121 @@
           <w:sz w:val="17"/>
           <w:u w:val="none"/>
         </w:rPr>
-        <w:t>Keep your paragraphs short. Writing is visual―it catches the eye before it has a chance to catch the brain. Short paragraphs put air around what you write and make it look inviting, whereas a long chunk of type can discourage a reader from even starting to read. Newspaper paragraphs should be only two or three sentences long; newspaper type is set in a narrow width, and the inches quickly add up. You may think such frequent paragraphing will damage the development of your point. Obviously The New Yorker is obsessed by this fear―a reader can go for miles without relief. Don't worry; the gains far outweigh the hazards. But don't go too far. A succession of tiny paragraphs is as annoying as a paragraph that's too long. I'm thinking of all those tiny paragraphs―verbless wonders―written by modern journalists trying to make their articles quick 'n' easy. Actually they make the reader's job harder by chopping up a natural train of thought.</w:t>
+        <w:t>Keep your paragraphs short. Writing is visual—it catches the eye before it has a chance to catch the brain. Short paragraphs put air around what you write and make it ⓐ</w:t>
+      </w:r>
+      <w:r>
+        <w:rPr>
+          <w:rFonts w:ascii="맑은 고딕" w:hAnsi="맑은 고딕" w:eastAsia="맑은 고딕"/>
+          <w:b w:val="0"/>
+          <w:sz w:val="17"/>
+          <w:u w:val="single"/>
+        </w:rPr>
+        <w:t>to look</w:t>
+      </w:r>
+      <w:r>
+        <w:rPr>
+          <w:rFonts w:ascii="맑은 고딕" w:hAnsi="맑은 고딕" w:eastAsia="맑은 고딕"/>
+          <w:b w:val="0"/>
+          <w:sz w:val="17"/>
+          <w:u w:val="none"/>
+        </w:rPr>
+        <w:t xml:space="preserve"> inviting, whereas a long chunk of type can discourage a reader from even ⓑ</w:t>
+      </w:r>
+      <w:r>
+        <w:rPr>
+          <w:rFonts w:ascii="맑은 고딕" w:hAnsi="맑은 고딕" w:eastAsia="맑은 고딕"/>
+          <w:b w:val="0"/>
+          <w:sz w:val="17"/>
+          <w:u w:val="single"/>
+        </w:rPr>
+        <w:t>starting</w:t>
+      </w:r>
+      <w:r>
+        <w:rPr>
+          <w:rFonts w:ascii="맑은 고딕" w:hAnsi="맑은 고딕" w:eastAsia="맑은 고딕"/>
+          <w:b w:val="0"/>
+          <w:sz w:val="17"/>
+          <w:u w:val="none"/>
+        </w:rPr>
+        <w:t xml:space="preserve"> to read. Newspaper paragraphs should be only two or three sentences long; newspaper type ⓒ</w:t>
+      </w:r>
+      <w:r>
+        <w:rPr>
+          <w:rFonts w:ascii="맑은 고딕" w:hAnsi="맑은 고딕" w:eastAsia="맑은 고딕"/>
+          <w:b w:val="0"/>
+          <w:sz w:val="17"/>
+          <w:u w:val="single"/>
+        </w:rPr>
+        <w:t>is set</w:t>
+      </w:r>
+      <w:r>
+        <w:rPr>
+          <w:rFonts w:ascii="맑은 고딕" w:hAnsi="맑은 고딕" w:eastAsia="맑은 고딕"/>
+          <w:b w:val="0"/>
+          <w:sz w:val="17"/>
+          <w:u w:val="none"/>
+        </w:rPr>
+        <w:t xml:space="preserve"> in a narrow width, and the inches quickly add up. You may think such frequent paragraphing will damage the development of your point. Obviously The New Yorker is obsessed by this fear—a reader can go for miles without relief. Don’t worry; the gains far outweigh the hazards. But don’t go too far. A succession of tiny paragraphs ⓓ</w:t>
+      </w:r>
+      <w:r>
+        <w:rPr>
+          <w:rFonts w:ascii="맑은 고딕" w:hAnsi="맑은 고딕" w:eastAsia="맑은 고딕"/>
+          <w:b w:val="0"/>
+          <w:sz w:val="17"/>
+          <w:u w:val="single"/>
+        </w:rPr>
+        <w:t>are</w:t>
+      </w:r>
+      <w:r>
+        <w:rPr>
+          <w:rFonts w:ascii="맑은 고딕" w:hAnsi="맑은 고딕" w:eastAsia="맑은 고딕"/>
+          <w:b w:val="0"/>
+          <w:sz w:val="17"/>
+          <w:u w:val="none"/>
+        </w:rPr>
+        <w:t xml:space="preserve"> as annoying as a paragraph that’s too long. I’m thinking of all those tiny paragraphs—verbless wonders—written by modern journalists ⓔ</w:t>
+      </w:r>
+      <w:r>
+        <w:rPr>
+          <w:rFonts w:ascii="맑은 고딕" w:hAnsi="맑은 고딕" w:eastAsia="맑은 고딕"/>
+          <w:b w:val="0"/>
+          <w:sz w:val="17"/>
+          <w:u w:val="single"/>
+        </w:rPr>
+        <w:t>tried</w:t>
+      </w:r>
+      <w:r>
+        <w:rPr>
+          <w:rFonts w:ascii="맑은 고딕" w:hAnsi="맑은 고딕" w:eastAsia="맑은 고딕"/>
+          <w:b w:val="0"/>
+          <w:sz w:val="17"/>
+          <w:u w:val="none"/>
+        </w:rPr>
+        <w:t xml:space="preserve"> to make their articles quick ’n’ easy. Actually they make the reader’s job harder by ⓕ</w:t>
+      </w:r>
+      <w:r>
+        <w:rPr>
+          <w:rFonts w:ascii="맑은 고딕" w:hAnsi="맑은 고딕" w:eastAsia="맑은 고딕"/>
+          <w:b w:val="0"/>
+          <w:sz w:val="17"/>
+          <w:u w:val="single"/>
+        </w:rPr>
+        <w:t>chopping</w:t>
+      </w:r>
+      <w:r>
+        <w:rPr>
+          <w:rFonts w:ascii="맑은 고딕" w:hAnsi="맑은 고딕" w:eastAsia="맑은 고딕"/>
+          <w:b w:val="0"/>
+          <w:sz w:val="17"/>
+          <w:u w:val="none"/>
+        </w:rPr>
+        <w:t xml:space="preserve"> up a natural train of thought.</w:t>
       </w:r>
     </w:p>
     <w:p>
       <w:pPr>
-        <w:spacing w:before="0" w:after="0" w:line="269" w:lineRule="auto"/>
-        <w:ind w:left="180" w:hanging="180"/>
+        <w:spacing w:before="0" w:after="20" w:line="276" w:lineRule="auto"/>
+        <w:ind w:left="80"/>
         <w:snapToGrid w:val="0"/>
       </w:pPr>
       <w:r>
@@ -1659,71 +1913,7 @@
           <w:sz w:val="17"/>
           <w:u w:val="none"/>
         </w:rPr>
-        <w:t>① First impressions are the most lasting.</w:t>
-      </w:r>
-    </w:p>
-    <w:p>
-      <w:pPr>
-        <w:spacing w:before="0" w:after="0" w:line="269" w:lineRule="auto"/>
-        <w:ind w:left="180" w:hanging="180"/>
-        <w:snapToGrid w:val="0"/>
-      </w:pPr>
-      <w:r>
-        <w:rPr>
-          <w:rFonts w:ascii="맑은 고딕" w:hAnsi="맑은 고딕" w:eastAsia="맑은 고딕"/>
-          <w:b w:val="0"/>
-          <w:sz w:val="17"/>
-          <w:u w:val="none"/>
-        </w:rPr>
-        <w:t>② Less is more.</w:t>
-      </w:r>
-    </w:p>
-    <w:p>
-      <w:pPr>
-        <w:spacing w:before="0" w:after="0" w:line="269" w:lineRule="auto"/>
-        <w:ind w:left="180" w:hanging="180"/>
-        <w:snapToGrid w:val="0"/>
-      </w:pPr>
-      <w:r>
-        <w:rPr>
-          <w:rFonts w:ascii="맑은 고딕" w:hAnsi="맑은 고딕" w:eastAsia="맑은 고딕"/>
-          <w:b w:val="0"/>
-          <w:sz w:val="17"/>
-          <w:u w:val="none"/>
-        </w:rPr>
-        <w:t>③ Everything in moderation.</w:t>
-      </w:r>
-    </w:p>
-    <w:p>
-      <w:pPr>
-        <w:spacing w:before="0" w:after="0" w:line="269" w:lineRule="auto"/>
-        <w:ind w:left="180" w:hanging="180"/>
-        <w:snapToGrid w:val="0"/>
-      </w:pPr>
-      <w:r>
-        <w:rPr>
-          <w:rFonts w:ascii="맑은 고딕" w:hAnsi="맑은 고딕" w:eastAsia="맑은 고딕"/>
-          <w:b w:val="0"/>
-          <w:sz w:val="17"/>
-          <w:u w:val="none"/>
-        </w:rPr>
-        <w:t>④ Don't judge a book by its cover.</w:t>
-      </w:r>
-    </w:p>
-    <w:p>
-      <w:pPr>
-        <w:spacing w:before="0" w:after="0" w:line="269" w:lineRule="auto"/>
-        <w:ind w:left="180" w:hanging="180"/>
-        <w:snapToGrid w:val="0"/>
-      </w:pPr>
-      <w:r>
-        <w:rPr>
-          <w:rFonts w:ascii="맑은 고딕" w:hAnsi="맑은 고딕" w:eastAsia="맑은 고딕"/>
-          <w:b w:val="0"/>
-          <w:sz w:val="17"/>
-          <w:u w:val="none"/>
-        </w:rPr>
-        <w:t>⑤ Haste makes waste.</w:t>
+        <w:t>① ⓑ, ⓒ, ⓕ    ② ⓐ, ⓒ    ③ ⓓ, ⓔ    ④ ⓐ, ⓓ, ⓔ    ⑤ ⓑ, ⓕ</w:t>
       </w:r>
     </w:p>
     <w:p>
@@ -1748,25 +1938,7 @@
           <w:sz w:val="17"/>
           <w:u w:val="none"/>
         </w:rPr>
-        <w:t xml:space="preserve"> 다음 글의 내용과 일치하지 </w:t>
-      </w:r>
-      <w:r>
-        <w:rPr>
-          <w:rFonts w:ascii="맑은 고딕" w:hAnsi="맑은 고딕" w:eastAsia="맑은 고딕"/>
-          <w:b/>
-          <w:sz w:val="17"/>
-          <w:u w:val="none"/>
-        </w:rPr>
-        <w:t>않는</w:t>
-      </w:r>
-      <w:r>
-        <w:rPr>
-          <w:rFonts w:ascii="맑은 고딕" w:hAnsi="맑은 고딕" w:eastAsia="맑은 고딕"/>
-          <w:b w:val="0"/>
-          <w:sz w:val="17"/>
-          <w:u w:val="none"/>
-        </w:rPr>
-        <w:t xml:space="preserve"> 것은? [3.0점]</w:t>
+        <w:t xml:space="preserve"> 다음 글의 (A), (B), (C)의 각 괄호 안에서 문맥에 맞는 낱말로 가장 적절한 것은? [3.0점]</w:t>
       </w:r>
     </w:p>
     <w:p>
@@ -1789,7 +1961,7 @@
           <w:sz w:val="17"/>
           <w:u w:val="none"/>
         </w:rPr>
-        <w:t>Keep your paragraphs short. Writing is visual―it catches the eye before it has a chance to catch the brain. Short paragraphs put air around what you write and make it look inviting, whereas a long chunk of type can discourage a reader from even starting to read. Newspaper paragraphs should be only two or three sentences long; newspaper type is set in a narrow width, and the inches quickly add up. You may think such frequent paragraphing will damage the development of your point. Obviously The New Yorker is obsessed by this fear―a reader can go for miles without relief. Don't worry; the gains far outweigh the hazards. But don't go too far. A succession of tiny paragraphs is as annoying as a paragraph that's too long. I'm thinking of all those tiny paragraphs―verbless wonders―written by modern journalists trying to make their articles quick 'n' easy. Actually they make the reader's job harder by chopping up a natural train of thought.</w:t>
+        <w:t>Keep your paragraphs short. Writing is visual—it catches the eye before it has a chance to catch the brain. Short paragraphs put air around what you write and make it look inviting, whereas a long chunk of type can (A) [discourage / encourage] a reader from even starting to read. Newspaper paragraphs should be only two or three sentences long; newspaper type is set in a narrow width, and the inches quickly add up. You may think such frequent paragraphing will damage the development of your point. Obviously The New Yorker is obsessed by this fear—a reader can go for miles without relief. Don’t worry; the gains far (B) [outweigh / fall short of] the hazards. But don’t go too far. A succession of tiny paragraphs is as annoying as a paragraph that’s too long. I’m thinking of all those tiny paragraphs—verbless wonders—written by modern journalists trying to make their articles quick ’n’ easy. Actually they make the reader’s job (C) [harder / easier] by chopping up a natural train of thought.</w:t>
       </w:r>
     </w:p>
     <w:p>
@@ -1805,7 +1977,7 @@
           <w:sz w:val="17"/>
           <w:u w:val="none"/>
         </w:rPr>
-        <w:t>① 글은 시각적이어서 두뇌를 붙잡기 전에 눈을 먼저 붙잡는다.</w:t>
+        <w:t>① (A) discourage  (B) outweigh  (C) harder</w:t>
       </w:r>
     </w:p>
     <w:p>
@@ -1821,7 +1993,7 @@
           <w:sz w:val="17"/>
           <w:u w:val="none"/>
         </w:rPr>
-        <w:t>② 긴 활자 덩어리는 독자가 읽기 시작하는 것조차 단념하게 할 수 있다.</w:t>
+        <w:t>② (A) encourage  (B) outweigh  (C) easier</w:t>
       </w:r>
     </w:p>
     <w:p>
@@ -1837,7 +2009,7 @@
           <w:sz w:val="17"/>
           <w:u w:val="none"/>
         </w:rPr>
-        <w:t>③ 신문 활자는 폭이 좁게 조판되므로 단락이 길어지면 인치 수가 빠르게 늘어난다.</w:t>
+        <w:t>③ (A) discourage  (B) fall short of  (C) harder</w:t>
       </w:r>
     </w:p>
     <w:p>
@@ -1853,7 +2025,7 @@
           <w:sz w:val="17"/>
           <w:u w:val="none"/>
         </w:rPr>
-        <w:t>④ 필자는 잦은 단락 나누기가 논지 전개를 해칠 것이라는 우려에 근거가 있다고 인정한다.</w:t>
+        <w:t>④ (A) encourage  (B) fall short of  (C) harder</w:t>
       </w:r>
     </w:p>
     <w:p>
@@ -1869,7 +2041,7 @@
           <w:sz w:val="17"/>
           <w:u w:val="none"/>
         </w:rPr>
-        <w:t>⑤ 동사 없는 작은 단락들은 글을 빠르고 쉽게 만들려는 현대 기자들의 산물이다.</w:t>
+        <w:t>⑤ (A) discourage  (B) outweigh  (C) easier</w:t>
       </w:r>
     </w:p>
     <w:p>
@@ -1894,25 +2066,25 @@
           <w:sz w:val="17"/>
           <w:u w:val="none"/>
         </w:rPr>
-        <w:t xml:space="preserve"> 다음 글의 밑줄 친 부분 중, 어법상 </w:t>
-      </w:r>
-      <w:r>
-        <w:rPr>
-          <w:rFonts w:ascii="맑은 고딕" w:hAnsi="맑은 고딕" w:eastAsia="맑은 고딕"/>
-          <w:b/>
-          <w:sz w:val="17"/>
-          <w:u w:val="none"/>
-        </w:rPr>
-        <w:t>틀린</w:t>
+        <w:t xml:space="preserve"> According to the passage, which of the following is </w:t>
       </w:r>
       <w:r>
         <w:rPr>
           <w:rFonts w:ascii="맑은 고딕" w:hAnsi="맑은 고딕" w:eastAsia="맑은 고딕"/>
           <w:b w:val="0"/>
           <w:sz w:val="17"/>
-          <w:u w:val="none"/>
-        </w:rPr>
-        <w:t xml:space="preserve"> 것은? [3.0점]</w:t>
+          <w:u w:val="single"/>
+        </w:rPr>
+        <w:t>NOT</w:t>
+      </w:r>
+      <w:r>
+        <w:rPr>
+          <w:rFonts w:ascii="맑은 고딕" w:hAnsi="맑은 고딕" w:eastAsia="맑은 고딕"/>
+          <w:b w:val="0"/>
+          <w:sz w:val="17"/>
+          <w:u w:val="none"/>
+        </w:rPr>
+        <w:t xml:space="preserve"> true? [2.8점]</w:t>
       </w:r>
     </w:p>
     <w:p>
@@ -1935,7 +2107,112 @@
           <w:sz w:val="17"/>
           <w:u w:val="none"/>
         </w:rPr>
-        <w:t xml:space="preserve">Keep your paragraphs short. Writing is visual―it catches the eye before it ① </w:t>
+        <w:t>Keep your paragraphs short. Writing is visual—it catches the eye before it has a chance to catch the brain. Short paragraphs put air around what you write and make it look inviting, whereas a long chunk of type can discourage a reader from even starting to read. Newspaper paragraphs should be only two or three sentences long; newspaper type is set in a narrow width, and the inches quickly add up. You may think such frequent paragraphing will damage the development of your point. Obviously The New Yorker is obsessed by this fear—a reader can go for miles without relief. Don’t worry; the gains far outweigh the hazards. But don’t go too far. A succession of tiny paragraphs is as annoying as a paragraph that’s too long. I’m thinking of all those tiny paragraphs—verbless wonders—written by modern journalists trying to make their articles quick ’n’ easy. Actually they make the reader’s job harder by chopping up a natural train of thought.</w:t>
+      </w:r>
+    </w:p>
+    <w:p>
+      <w:pPr>
+        <w:spacing w:before="0" w:after="0" w:line="269" w:lineRule="auto"/>
+        <w:ind w:left="180" w:hanging="180"/>
+        <w:snapToGrid w:val="0"/>
+      </w:pPr>
+      <w:r>
+        <w:rPr>
+          <w:rFonts w:ascii="맑은 고딕" w:hAnsi="맑은 고딕" w:eastAsia="맑은 고딕"/>
+          <w:b w:val="0"/>
+          <w:sz w:val="17"/>
+          <w:u w:val="none"/>
+        </w:rPr>
+        <w:t>① The writer believes that how writing looks affects whether people read it.</w:t>
+      </w:r>
+    </w:p>
+    <w:p>
+      <w:pPr>
+        <w:spacing w:before="0" w:after="0" w:line="269" w:lineRule="auto"/>
+        <w:ind w:left="180" w:hanging="180"/>
+        <w:snapToGrid w:val="0"/>
+      </w:pPr>
+      <w:r>
+        <w:rPr>
+          <w:rFonts w:ascii="맑은 고딕" w:hAnsi="맑은 고딕" w:eastAsia="맑은 고딕"/>
+          <w:b w:val="0"/>
+          <w:sz w:val="17"/>
+          <w:u w:val="none"/>
+        </w:rPr>
+        <w:t>② Newspaper paragraphs quickly become long because of the narrow width of the type.</w:t>
+      </w:r>
+    </w:p>
+    <w:p>
+      <w:pPr>
+        <w:spacing w:before="0" w:after="0" w:line="269" w:lineRule="auto"/>
+        <w:ind w:left="180" w:hanging="180"/>
+        <w:snapToGrid w:val="0"/>
+      </w:pPr>
+      <w:r>
+        <w:rPr>
+          <w:rFonts w:ascii="맑은 고딕" w:hAnsi="맑은 고딕" w:eastAsia="맑은 고딕"/>
+          <w:b w:val="0"/>
+          <w:sz w:val="17"/>
+          <w:u w:val="none"/>
+        </w:rPr>
+        <w:t>③ Some writers fear that frequent paragraphing may weaken their argument.</w:t>
+      </w:r>
+    </w:p>
+    <w:p>
+      <w:pPr>
+        <w:spacing w:before="0" w:after="0" w:line="269" w:lineRule="auto"/>
+        <w:ind w:left="180" w:hanging="180"/>
+        <w:snapToGrid w:val="0"/>
+      </w:pPr>
+      <w:r>
+        <w:rPr>
+          <w:rFonts w:ascii="맑은 고딕" w:hAnsi="맑은 고딕" w:eastAsia="맑은 고딕"/>
+          <w:b w:val="0"/>
+          <w:sz w:val="17"/>
+          <w:u w:val="none"/>
+        </w:rPr>
+        <w:t>④ The writer thinks very short paragraphs can be just as irritating as very long ones.</w:t>
+      </w:r>
+    </w:p>
+    <w:p>
+      <w:pPr>
+        <w:spacing w:before="0" w:after="0" w:line="269" w:lineRule="auto"/>
+        <w:ind w:left="180" w:hanging="180"/>
+        <w:snapToGrid w:val="0"/>
+      </w:pPr>
+      <w:r>
+        <w:rPr>
+          <w:rFonts w:ascii="맑은 고딕" w:hAnsi="맑은 고딕" w:eastAsia="맑은 고딕"/>
+          <w:b w:val="0"/>
+          <w:sz w:val="17"/>
+          <w:u w:val="none"/>
+        </w:rPr>
+        <w:t>⑤ Modern journalists are criticized for writing paragraphs that are far too long.</w:t>
+      </w:r>
+    </w:p>
+    <w:p>
+      <w:pPr>
+        <w:keepNext/>
+        <w:spacing w:before="80" w:after="20" w:line="276" w:lineRule="auto"/>
+        <w:snapToGrid w:val="0"/>
+      </w:pPr>
+      <w:r>
+        <w:rPr>
+          <w:rFonts w:ascii="맑은 고딕" w:hAnsi="맑은 고딕" w:eastAsia="맑은 고딕"/>
+          <w:b/>
+          <w:sz w:val="17"/>
+          <w:u w:val="none"/>
+        </w:rPr>
+        <w:t>30-5.</w:t>
+      </w:r>
+      <w:r>
+        <w:rPr>
+          <w:rFonts w:ascii="맑은 고딕" w:hAnsi="맑은 고딕" w:eastAsia="맑은 고딕"/>
+          <w:b w:val="0"/>
+          <w:sz w:val="17"/>
+          <w:u w:val="none"/>
+        </w:rPr>
+        <w:t xml:space="preserve"> [A]와 [B]를 읽고 이해한 것으로 가장 적절하지 </w:t>
       </w:r>
       <w:r>
         <w:rPr>
@@ -1944,7 +2221,7 @@
           <w:sz w:val="17"/>
           <w:u w:val="single"/>
         </w:rPr>
-        <w:t>has a chance to catch</w:t>
+        <w:t>않은</w:t>
       </w:r>
       <w:r>
         <w:rPr>
@@ -1953,122 +2230,7 @@
           <w:sz w:val="17"/>
           <w:u w:val="none"/>
         </w:rPr>
-        <w:t xml:space="preserve"> the brain. Short paragraphs put air around ② </w:t>
-      </w:r>
-      <w:r>
-        <w:rPr>
-          <w:rFonts w:ascii="맑은 고딕" w:hAnsi="맑은 고딕" w:eastAsia="맑은 고딕"/>
-          <w:b w:val="0"/>
-          <w:sz w:val="17"/>
-          <w:u w:val="single"/>
-        </w:rPr>
-        <w:t>which you write</w:t>
-      </w:r>
-      <w:r>
-        <w:rPr>
-          <w:rFonts w:ascii="맑은 고딕" w:hAnsi="맑은 고딕" w:eastAsia="맑은 고딕"/>
-          <w:b w:val="0"/>
-          <w:sz w:val="17"/>
-          <w:u w:val="none"/>
-        </w:rPr>
-        <w:t xml:space="preserve"> and make it look inviting, whereas a long chunk of type can discourage a reader ③ </w:t>
-      </w:r>
-      <w:r>
-        <w:rPr>
-          <w:rFonts w:ascii="맑은 고딕" w:hAnsi="맑은 고딕" w:eastAsia="맑은 고딕"/>
-          <w:b w:val="0"/>
-          <w:sz w:val="17"/>
-          <w:u w:val="single"/>
-        </w:rPr>
-        <w:t>from even starting</w:t>
-      </w:r>
-      <w:r>
-        <w:rPr>
-          <w:rFonts w:ascii="맑은 고딕" w:hAnsi="맑은 고딕" w:eastAsia="맑은 고딕"/>
-          <w:b w:val="0"/>
-          <w:sz w:val="17"/>
-          <w:u w:val="none"/>
-        </w:rPr>
-        <w:t xml:space="preserve"> to read. Newspaper paragraphs should be only two or three sentences long; newspaper type is set in a narrow width, and the inches quickly add up. You may think such frequent paragraphing will damage the development of your point. Obviously The New Yorker is obsessed by this fear―a reader can go for miles without relief. Don't worry; the gains far outweigh the hazards. But don't go too far. A succession of tiny paragraphs is ④ </w:t>
-      </w:r>
-      <w:r>
-        <w:rPr>
-          <w:rFonts w:ascii="맑은 고딕" w:hAnsi="맑은 고딕" w:eastAsia="맑은 고딕"/>
-          <w:b w:val="0"/>
-          <w:sz w:val="17"/>
-          <w:u w:val="single"/>
-        </w:rPr>
-        <w:t>as annoying as</w:t>
-      </w:r>
-      <w:r>
-        <w:rPr>
-          <w:rFonts w:ascii="맑은 고딕" w:hAnsi="맑은 고딕" w:eastAsia="맑은 고딕"/>
-          <w:b w:val="0"/>
-          <w:sz w:val="17"/>
-          <w:u w:val="none"/>
-        </w:rPr>
-        <w:t xml:space="preserve"> a paragraph that's too long. I'm thinking of all those tiny paragraphs―verbless wonders―written by modern journalists ⑤ </w:t>
-      </w:r>
-      <w:r>
-        <w:rPr>
-          <w:rFonts w:ascii="맑은 고딕" w:hAnsi="맑은 고딕" w:eastAsia="맑은 고딕"/>
-          <w:b w:val="0"/>
-          <w:sz w:val="17"/>
-          <w:u w:val="single"/>
-        </w:rPr>
-        <w:t>trying</w:t>
-      </w:r>
-      <w:r>
-        <w:rPr>
-          <w:rFonts w:ascii="맑은 고딕" w:hAnsi="맑은 고딕" w:eastAsia="맑은 고딕"/>
-          <w:b w:val="0"/>
-          <w:sz w:val="17"/>
-          <w:u w:val="none"/>
-        </w:rPr>
-        <w:t xml:space="preserve"> to make their articles quick 'n' easy. Actually they make the reader's job harder by chopping up a natural train of thought.</w:t>
-      </w:r>
-    </w:p>
-    <w:p>
-      <w:pPr>
-        <w:keepNext/>
-        <w:spacing w:before="80" w:after="20" w:line="276" w:lineRule="auto"/>
-        <w:snapToGrid w:val="0"/>
-      </w:pPr>
-      <w:r>
-        <w:rPr>
-          <w:rFonts w:ascii="맑은 고딕" w:hAnsi="맑은 고딕" w:eastAsia="맑은 고딕"/>
-          <w:b/>
-          <w:sz w:val="17"/>
-          <w:u w:val="none"/>
-        </w:rPr>
-        <w:t>30-5.</w:t>
-      </w:r>
-      <w:r>
-        <w:rPr>
-          <w:rFonts w:ascii="맑은 고딕" w:hAnsi="맑은 고딕" w:eastAsia="맑은 고딕"/>
-          <w:b w:val="0"/>
-          <w:sz w:val="17"/>
-          <w:u w:val="none"/>
-        </w:rPr>
-        <w:t xml:space="preserve"> 다음 글의 밑줄 친 부분 중, 문맥상 낱말의 쓰임이 적절하지 </w:t>
-      </w:r>
-      <w:r>
-        <w:rPr>
-          <w:rFonts w:ascii="맑은 고딕" w:hAnsi="맑은 고딕" w:eastAsia="맑은 고딕"/>
-          <w:b/>
-          <w:sz w:val="17"/>
-          <w:u w:val="none"/>
-        </w:rPr>
-        <w:t>않은</w:t>
-      </w:r>
-      <w:r>
-        <w:rPr>
-          <w:rFonts w:ascii="맑은 고딕" w:hAnsi="맑은 고딕" w:eastAsia="맑은 고딕"/>
-          <w:b w:val="0"/>
-          <w:sz w:val="17"/>
-          <w:u w:val="none"/>
-        </w:rPr>
-        <w:t xml:space="preserve"> 것은? [3.0점]</w:t>
+        <w:t xml:space="preserve"> 것은? [3.2점]</w:t>
       </w:r>
     </w:p>
     <w:p>
@@ -2091,17 +2253,38 @@
           <w:sz w:val="17"/>
           <w:u w:val="none"/>
         </w:rPr>
-        <w:t xml:space="preserve">Keep your paragraphs short. Writing is visual―it catches the eye before it has a chance to catch the brain. Short paragraphs put air around what you write and make it look inviting, whereas a long chunk of type can discourage a reader from even starting to read. Newspaper paragraphs should be only two or three sentences long; newspaper type is set in a ① </w:t>
-      </w:r>
+        <w:t>[A] Short paragraphs put air around what you write and make it look inviting, whereas a long chunk of type can discourage a reader from even starting to read. … But don’t go too far. A succession of tiny paragraphs is as annoying as a paragraph that’s too long.</w:t>
+      </w:r>
+    </w:p>
+    <w:p>
+      <w:pPr>
+        <w:spacing w:before="0" w:after="60" w:line="288" w:lineRule="auto"/>
+        <w:ind w:left="40"/>
+        <w:snapToGrid w:val="0"/>
+        <w:pBdr>
+          <w:top w:val="single" w:sz="4" w:space="2" w:color="6B7FB8"/>
+          <w:left w:val="single" w:sz="4" w:space="2" w:color="6B7FB8"/>
+          <w:bottom w:val="single" w:sz="4" w:space="2" w:color="6B7FB8"/>
+          <w:right w:val="single" w:sz="4" w:space="2" w:color="6B7FB8"/>
+        </w:pBdr>
+        <w:shd w:val="clear" w:color="auto" w:fill="EEF2FF"/>
+      </w:pPr>
       <w:r>
         <w:rPr>
           <w:rFonts w:ascii="맑은 고딕" w:hAnsi="맑은 고딕" w:eastAsia="맑은 고딕"/>
           <w:b w:val="0"/>
           <w:sz w:val="17"/>
-          <w:u w:val="single"/>
-        </w:rPr>
-        <w:t>broad</w:t>
-      </w:r>
+          <w:u w:val="none"/>
+        </w:rPr>
+        <w:t>[B] A slide packed with text makes an audience stop listening before the speaker even begins. Leaving space and keeping a few key words helps people follow. Yet a talk split into sixty slides of one word each tires the audience just as much, because they can no longer see how the ideas connect.</w:t>
+      </w:r>
+    </w:p>
+    <w:p>
+      <w:pPr>
+        <w:spacing w:before="0" w:after="0" w:line="269" w:lineRule="auto"/>
+        <w:ind w:left="180" w:hanging="180"/>
+        <w:snapToGrid w:val="0"/>
+      </w:pPr>
       <w:r>
         <w:rPr>
           <w:rFonts w:ascii="맑은 고딕" w:hAnsi="맑은 고딕" w:eastAsia="맑은 고딕"/>
@@ -2109,17 +2292,31 @@
           <w:sz w:val="17"/>
           <w:u w:val="none"/>
         </w:rPr>
-        <w:t xml:space="preserve"> width, and the inches quickly add up. You may think such frequent paragraphing will ② </w:t>
-      </w:r>
+        <w:t>① Both texts say that crowded text can turn people away before they begin.</w:t>
+      </w:r>
+    </w:p>
+    <w:p>
+      <w:pPr>
+        <w:spacing w:before="0" w:after="0" w:line="269" w:lineRule="auto"/>
+        <w:ind w:left="180" w:hanging="180"/>
+        <w:snapToGrid w:val="0"/>
+      </w:pPr>
       <w:r>
         <w:rPr>
           <w:rFonts w:ascii="맑은 고딕" w:hAnsi="맑은 고딕" w:eastAsia="맑은 고딕"/>
           <w:b w:val="0"/>
           <w:sz w:val="17"/>
-          <w:u w:val="single"/>
-        </w:rPr>
-        <w:t>damage</w:t>
-      </w:r>
+          <w:u w:val="none"/>
+        </w:rPr>
+        <w:t>② Both texts recommend leaving some empty space to help the audience.</w:t>
+      </w:r>
+    </w:p>
+    <w:p>
+      <w:pPr>
+        <w:spacing w:before="0" w:after="0" w:line="269" w:lineRule="auto"/>
+        <w:ind w:left="180" w:hanging="180"/>
+        <w:snapToGrid w:val="0"/>
+      </w:pPr>
       <w:r>
         <w:rPr>
           <w:rFonts w:ascii="맑은 고딕" w:hAnsi="맑은 고딕" w:eastAsia="맑은 고딕"/>
@@ -2127,17 +2324,31 @@
           <w:sz w:val="17"/>
           <w:u w:val="none"/>
         </w:rPr>
-        <w:t xml:space="preserve"> the development of your point. Obviously The New Yorker is obsessed by this fear―a reader can go for miles without ③ </w:t>
-      </w:r>
+        <w:t>③ [B] argues that the more slides a speaker uses, the better the audience understands.</w:t>
+      </w:r>
+    </w:p>
+    <w:p>
+      <w:pPr>
+        <w:spacing w:before="0" w:after="0" w:line="269" w:lineRule="auto"/>
+        <w:ind w:left="180" w:hanging="180"/>
+        <w:snapToGrid w:val="0"/>
+      </w:pPr>
       <w:r>
         <w:rPr>
           <w:rFonts w:ascii="맑은 고딕" w:hAnsi="맑은 고딕" w:eastAsia="맑은 고딕"/>
           <w:b w:val="0"/>
           <w:sz w:val="17"/>
-          <w:u w:val="single"/>
-        </w:rPr>
-        <w:t>relief</w:t>
-      </w:r>
+          <w:u w:val="none"/>
+        </w:rPr>
+        <w:t>④ [B], like [A], suggests that over-splitting breaks the connection between ideas.</w:t>
+      </w:r>
+    </w:p>
+    <w:p>
+      <w:pPr>
+        <w:spacing w:before="0" w:after="0" w:line="269" w:lineRule="auto"/>
+        <w:ind w:left="180" w:hanging="180"/>
+        <w:snapToGrid w:val="0"/>
+      </w:pPr>
       <w:r>
         <w:rPr>
           <w:rFonts w:ascii="맑은 고딕" w:hAnsi="맑은 고딕" w:eastAsia="맑은 고딕"/>
@@ -2145,43 +2356,7 @@
           <w:sz w:val="17"/>
           <w:u w:val="none"/>
         </w:rPr>
-        <w:t xml:space="preserve">. Don't worry; the gains far ④ </w:t>
-      </w:r>
-      <w:r>
-        <w:rPr>
-          <w:rFonts w:ascii="맑은 고딕" w:hAnsi="맑은 고딕" w:eastAsia="맑은 고딕"/>
-          <w:b w:val="0"/>
-          <w:sz w:val="17"/>
-          <w:u w:val="single"/>
-        </w:rPr>
-        <w:t>outweigh</w:t>
-      </w:r>
-      <w:r>
-        <w:rPr>
-          <w:rFonts w:ascii="맑은 고딕" w:hAnsi="맑은 고딕" w:eastAsia="맑은 고딕"/>
-          <w:b w:val="0"/>
-          <w:sz w:val="17"/>
-          <w:u w:val="none"/>
-        </w:rPr>
-        <w:t xml:space="preserve"> the hazards. But don't go too far. A succession of tiny paragraphs is as annoying as a paragraph that's too long. I'm thinking of all those tiny paragraphs―verbless wonders―written by modern journalists trying to make their articles quick 'n' easy. Actually they make the reader's job ⑤ </w:t>
-      </w:r>
-      <w:r>
-        <w:rPr>
-          <w:rFonts w:ascii="맑은 고딕" w:hAnsi="맑은 고딕" w:eastAsia="맑은 고딕"/>
-          <w:b w:val="0"/>
-          <w:sz w:val="17"/>
-          <w:u w:val="single"/>
-        </w:rPr>
-        <w:t>harder</w:t>
-      </w:r>
-      <w:r>
-        <w:rPr>
-          <w:rFonts w:ascii="맑은 고딕" w:hAnsi="맑은 고딕" w:eastAsia="맑은 고딕"/>
-          <w:b w:val="0"/>
-          <w:sz w:val="17"/>
-          <w:u w:val="none"/>
-        </w:rPr>
-        <w:t xml:space="preserve"> by chopping up a natural train of thought.</w:t>
+        <w:t>⑤ Both texts warn that dividing content into too many small pieces is also a problem.</w:t>
       </w:r>
     </w:p>
     <w:p>
@@ -2206,7 +2381,7 @@
           <w:sz w:val="17"/>
           <w:u w:val="none"/>
         </w:rPr>
-        <w:t xml:space="preserve"> 다음 글의 빈칸에 들어갈 말로 가장 적절한 것은? [3.0점]</w:t>
+        <w:t xml:space="preserve"> 다음 빈칸에 들어갈 말로 가장 적절한 것은? [2.9점]</w:t>
       </w:r>
     </w:p>
     <w:p>
@@ -2229,7 +2404,7 @@
           <w:sz w:val="17"/>
           <w:u w:val="none"/>
         </w:rPr>
-        <w:t>Keep your paragraphs short. Writing is visual―it catches the eye before it has a chance to catch the brain. Short paragraphs put air around what you write and make it look inviting, whereas a long chunk of type can discourage a reader from even starting to read. Newspaper paragraphs should be only two or three sentences long; newspaper type is set in a narrow width, and the inches quickly add up. You may think such frequent paragraphing will damage the development of your point. Obviously The New Yorker is obsessed by this fear―a reader can go for miles without relief. Don't worry; the gains far outweigh the hazards. But don't go too far. A succession of tiny paragraphs is as annoying as a paragraph that's too long. I'm thinking of all those tiny paragraphs―verbless wonders―written by modern journalists trying to make their articles quick 'n' easy. Actually they  .</w:t>
+        <w:t>Keep your paragraphs short. Writing is visual—it catches the eye before it has a chance to catch the brain. Short paragraphs put air around what you write and make it look inviting, whereas a long chunk of type can discourage a reader from even starting to read. Newspaper paragraphs should be only two or three sentences long; newspaper type is set in a narrow width, and the inches quickly add up. You may think such frequent paragraphing will damage the development of your point. Obviously The New Yorker is obsessed by this fear—a reader can go for miles without relief. Don’t worry; the gains far outweigh the hazards. But ________________________. A succession of tiny paragraphs is as annoying as a paragraph that’s too long. I’m thinking of all those tiny paragraphs—verbless wonders—written by modern journalists trying to make their articles quick ’n’ easy. Actually they make the reader’s job harder by chopping up a natural train of thought.</w:t>
       </w:r>
     </w:p>
     <w:p>
@@ -2245,7 +2420,7 @@
           <w:sz w:val="17"/>
           <w:u w:val="none"/>
         </w:rPr>
-        <w:t>① burden the reader by slicing one continuous line of thinking into bits</w:t>
+        <w:t>① always write as few sentences as possible</w:t>
       </w:r>
     </w:p>
     <w:p>
@@ -2261,7 +2436,7 @@
           <w:sz w:val="17"/>
           <w:u w:val="none"/>
         </w:rPr>
-        <w:t>② make their articles quick and easy for everyone to read</w:t>
+        <w:t>② don’t go too far</w:t>
       </w:r>
     </w:p>
     <w:p>
@@ -2277,7 +2452,7 @@
           <w:sz w:val="17"/>
           <w:u w:val="none"/>
         </w:rPr>
-        <w:t>③ put air around what they write and make it look inviting</w:t>
+        <w:t>③ never break up a long argument</w:t>
       </w:r>
     </w:p>
     <w:p>
@@ -2293,7 +2468,7 @@
           <w:sz w:val="17"/>
           <w:u w:val="none"/>
         </w:rPr>
-        <w:t>④ let a reader go for miles without a moment of relief</w:t>
+        <w:t>④ follow the style of The New Yorker</w:t>
       </w:r>
     </w:p>
     <w:p>
@@ -2309,7 +2484,7 @@
           <w:sz w:val="17"/>
           <w:u w:val="none"/>
         </w:rPr>
-        <w:t>⑤ help the reader by developing each point more fully</w:t>
+        <w:t>⑤ avoid using verbs in short paragraphs</w:t>
       </w:r>
     </w:p>
     <w:p>
@@ -2334,25 +2509,25 @@
           <w:sz w:val="17"/>
           <w:u w:val="none"/>
         </w:rPr>
-        <w:t xml:space="preserve"> 다음 글의 내용과 일치하지 </w:t>
-      </w:r>
-      <w:r>
-        <w:rPr>
-          <w:rFonts w:ascii="맑은 고딕" w:hAnsi="맑은 고딕" w:eastAsia="맑은 고딕"/>
-          <w:b/>
-          <w:sz w:val="17"/>
-          <w:u w:val="none"/>
-        </w:rPr>
-        <w:t>않는</w:t>
+        <w:t xml:space="preserve"> 다음 글에서 전체 흐름과 관계 </w:t>
       </w:r>
       <w:r>
         <w:rPr>
           <w:rFonts w:ascii="맑은 고딕" w:hAnsi="맑은 고딕" w:eastAsia="맑은 고딕"/>
           <w:b w:val="0"/>
           <w:sz w:val="17"/>
-          <w:u w:val="none"/>
-        </w:rPr>
-        <w:t xml:space="preserve"> 것을 있는 대로 고른 것은? (부분점수 없음) [3.0점]</w:t>
+          <w:u w:val="single"/>
+        </w:rPr>
+        <w:t>없는</w:t>
+      </w:r>
+      <w:r>
+        <w:rPr>
+          <w:rFonts w:ascii="맑은 고딕" w:hAnsi="맑은 고딕" w:eastAsia="맑은 고딕"/>
+          <w:b w:val="0"/>
+          <w:sz w:val="17"/>
+          <w:u w:val="none"/>
+        </w:rPr>
+        <w:t xml:space="preserve"> 문장은? [3.0점]</w:t>
       </w:r>
     </w:p>
     <w:p>
@@ -2375,7 +2550,84 @@
           <w:sz w:val="17"/>
           <w:u w:val="none"/>
         </w:rPr>
-        <w:t>Keep your paragraphs short. Writing is visual―it catches the eye before it has a chance to catch the brain. Short paragraphs put air around what you write and make it look inviting, whereas a long chunk of type can discourage a reader from even starting to read. Newspaper paragraphs should be only two or three sentences long; newspaper type is set in a narrow width, and the inches quickly add up. You may think such frequent paragraphing will damage the development of your point. Obviously The New Yorker is obsessed by this fear―a reader can go for miles without relief. Don't worry; the gains far outweigh the hazards. But don't go too far. A succession of tiny paragraphs is as annoying as a paragraph that's too long. I'm thinking of all those tiny paragraphs―verbless wonders―written by modern journalists trying to make their articles quick 'n' easy. Actually they make the reader's job harder by chopping up a natural train of thought.</w:t>
+        <w:t>Keep your paragraphs short. Writing is visual—it catches the eye before it has a chance to catch the brain. ① Short paragraphs put air around what you write and make it look inviting, whereas a long chunk of type can discourage a reader from even starting to read. ② Newspaper paragraphs should be only two or three sentences long; newspaper type is set in a narrow width, and the inches quickly add up. ③ You may think such frequent paragraphing will damage the development of your point. ④ The number of people who read printed newspapers has dropped as more readers turn to their phones. ⑤ Don’t worry; the gains far outweigh the hazards.</w:t>
+      </w:r>
+    </w:p>
+    <w:p>
+      <w:pPr>
+        <w:spacing w:before="0" w:after="20" w:line="276" w:lineRule="auto"/>
+        <w:ind w:left="80"/>
+        <w:snapToGrid w:val="0"/>
+      </w:pPr>
+      <w:r>
+        <w:rPr>
+          <w:rFonts w:ascii="맑은 고딕" w:hAnsi="맑은 고딕" w:eastAsia="맑은 고딕"/>
+          <w:b w:val="0"/>
+          <w:sz w:val="17"/>
+          <w:u w:val="none"/>
+        </w:rPr>
+        <w:t>① ①    ② ②    ③ ③    ④ ④    ⑤ ⑤</w:t>
+      </w:r>
+    </w:p>
+    <w:p>
+      <w:pPr>
+        <w:keepNext/>
+        <w:spacing w:before="80" w:after="40" w:line="276" w:lineRule="auto"/>
+        <w:snapToGrid w:val="0"/>
+        <w:shd w:val="clear" w:color="auto" w:fill="8A3A12"/>
+      </w:pPr>
+      <w:r>
+        <w:rPr>
+          <w:rFonts w:ascii="맑은 고딕" w:hAnsi="맑은 고딕" w:eastAsia="맑은 고딕"/>
+          <w:b/>
+          <w:color w:val="FFFFFF"/>
+          <w:sz w:val="17"/>
+          <w:u w:val="none"/>
+        </w:rPr>
+        <w:t>서답형  30-서1 ~ 30-서2</w:t>
+      </w:r>
+    </w:p>
+    <w:p>
+      <w:pPr>
+        <w:keepNext/>
+        <w:spacing w:before="80" w:after="20" w:line="276" w:lineRule="auto"/>
+        <w:snapToGrid w:val="0"/>
+      </w:pPr>
+      <w:r>
+        <w:rPr>
+          <w:rFonts w:ascii="맑은 고딕" w:hAnsi="맑은 고딕" w:eastAsia="맑은 고딕"/>
+          <w:b/>
+          <w:sz w:val="17"/>
+          <w:u w:val="none"/>
+        </w:rPr>
+        <w:t>30-서1.</w:t>
+      </w:r>
+      <w:r>
+        <w:rPr>
+          <w:rFonts w:ascii="맑은 고딕" w:hAnsi="맑은 고딕" w:eastAsia="맑은 고딕"/>
+          <w:b w:val="0"/>
+          <w:sz w:val="17"/>
+          <w:u w:val="none"/>
+        </w:rPr>
+        <w:t xml:space="preserve"> 다음 글의 내용을 요약하고자 한다. 빈칸 (1)~(3)에 들어갈 말을 본문에서 찾아 </w:t>
+      </w:r>
+      <w:r>
+        <w:rPr>
+          <w:rFonts w:ascii="맑은 고딕" w:hAnsi="맑은 고딕" w:eastAsia="맑은 고딕"/>
+          <w:b w:val="0"/>
+          <w:sz w:val="17"/>
+          <w:u w:val="single"/>
+        </w:rPr>
+        <w:t>반드시 변형하여</w:t>
+      </w:r>
+      <w:r>
+        <w:rPr>
+          <w:rFonts w:ascii="맑은 고딕" w:hAnsi="맑은 고딕" w:eastAsia="맑은 고딕"/>
+          <w:b w:val="0"/>
+          <w:sz w:val="17"/>
+          <w:u w:val="none"/>
+        </w:rPr>
+        <w:t xml:space="preserve"> 쓰시오. (한 칸에 한 단어) [각 1점, 총 3점] [3.0점]</w:t>
       </w:r>
     </w:p>
     <w:p>
@@ -2398,7 +2650,139 @@
           <w:sz w:val="17"/>
           <w:u w:val="none"/>
         </w:rPr>
-        <w:t>ⓐ Readers respond to how a page looks before they take in what it says.</w:t>
+        <w:t>Keep your paragraphs short. Writing is visual—it catches the eye before it has a chance to catch the brain. Short paragraphs put air around what you write and make it look inviting, whereas a long chunk of type can discourage a reader from even starting to read. Newspaper paragraphs should be only two or three sentences long; newspaper type is set in a narrow width, and the inches quickly add up. You may think such frequent paragraphing will damage the development of your point. Obviously The New Yorker is obsessed by this fear—a reader can go for miles without relief. Don’t worry; the gains far outweigh the hazards. But don’t go too far. A succession of tiny paragraphs is as annoying as a paragraph that’s too long. I’m thinking of all those tiny paragraphs—verbless wonders—written by modern journalists trying to make their articles quick ’n’ easy. Actually they make the reader’s job harder by chopping up a natural train of thought.</w:t>
+      </w:r>
+    </w:p>
+    <w:p>
+      <w:pPr>
+        <w:spacing w:before="0" w:after="60" w:line="288" w:lineRule="auto"/>
+        <w:ind w:left="40"/>
+        <w:snapToGrid w:val="0"/>
+        <w:pBdr>
+          <w:top w:val="single" w:sz="4" w:space="2" w:color="C99B4E"/>
+          <w:left w:val="single" w:sz="4" w:space="2" w:color="C99B4E"/>
+          <w:bottom w:val="single" w:sz="4" w:space="2" w:color="C99B4E"/>
+          <w:right w:val="single" w:sz="4" w:space="2" w:color="C99B4E"/>
+        </w:pBdr>
+        <w:shd w:val="clear" w:color="auto" w:fill="FFF8E1"/>
+      </w:pPr>
+      <w:r>
+        <w:rPr>
+          <w:rFonts w:ascii="맑은 고딕" w:hAnsi="맑은 고딕" w:eastAsia="맑은 고딕"/>
+          <w:b w:val="0"/>
+          <w:sz w:val="17"/>
+          <w:u w:val="none"/>
+        </w:rPr>
+        <w:t>Short paragraphs appeal to readers (1) ________, but too many tiny ones cause (2) ________ because they stop ideas from flowing (3) ________.</w:t>
+      </w:r>
+    </w:p>
+    <w:p>
+      <w:pPr>
+        <w:spacing w:before="0" w:after="0" w:line="288" w:lineRule="auto"/>
+        <w:ind w:left="40"/>
+        <w:snapToGrid w:val="0"/>
+        <w:pBdr>
+          <w:top w:val="single" w:sz="4" w:space="2" w:color="9B6BD0"/>
+          <w:left w:val="single" w:sz="4" w:space="2" w:color="9B6BD0"/>
+          <w:bottom w:val="single" w:sz="4" w:space="2" w:color="9B6BD0"/>
+          <w:right w:val="single" w:sz="4" w:space="2" w:color="9B6BD0"/>
+        </w:pBdr>
+        <w:shd w:val="clear" w:color="auto" w:fill="FAF5FF"/>
+      </w:pPr>
+      <w:r>
+        <w:rPr>
+          <w:rFonts w:ascii="맑은 고딕" w:hAnsi="맑은 고딕" w:eastAsia="맑은 고딕"/>
+          <w:b/>
+          <w:sz w:val="17"/>
+          <w:u w:val="none"/>
+        </w:rPr>
+        <w:t>&lt;조 건&gt;</w:t>
+      </w:r>
+    </w:p>
+    <w:p>
+      <w:pPr>
+        <w:spacing w:before="0" w:after="0" w:line="288" w:lineRule="auto"/>
+        <w:ind w:left="40"/>
+        <w:snapToGrid w:val="0"/>
+        <w:pBdr>
+          <w:top w:val="single" w:sz="4" w:space="2" w:color="9B6BD0"/>
+          <w:left w:val="single" w:sz="4" w:space="2" w:color="9B6BD0"/>
+          <w:bottom w:val="single" w:sz="4" w:space="2" w:color="9B6BD0"/>
+          <w:right w:val="single" w:sz="4" w:space="2" w:color="9B6BD0"/>
+        </w:pBdr>
+        <w:shd w:val="clear" w:color="auto" w:fill="FAF5FF"/>
+      </w:pPr>
+      <w:r>
+        <w:rPr>
+          <w:rFonts w:ascii="맑은 고딕" w:hAnsi="맑은 고딕" w:eastAsia="맑은 고딕"/>
+          <w:b w:val="0"/>
+          <w:sz w:val="17"/>
+          <w:u w:val="none"/>
+        </w:rPr>
+        <w:t>1. 본문의 단어를 반드시 변형(품사·어형)하여 쓸 것 — 본문 형태 그대로 쓰면 0점</w:t>
+      </w:r>
+    </w:p>
+    <w:p>
+      <w:pPr>
+        <w:spacing w:before="0" w:after="60" w:line="288" w:lineRule="auto"/>
+        <w:ind w:left="40"/>
+        <w:snapToGrid w:val="0"/>
+        <w:pBdr>
+          <w:top w:val="single" w:sz="4" w:space="2" w:color="9B6BD0"/>
+          <w:left w:val="single" w:sz="4" w:space="2" w:color="9B6BD0"/>
+          <w:bottom w:val="single" w:sz="4" w:space="2" w:color="9B6BD0"/>
+          <w:right w:val="single" w:sz="4" w:space="2" w:color="9B6BD0"/>
+        </w:pBdr>
+        <w:shd w:val="clear" w:color="auto" w:fill="FAF5FF"/>
+      </w:pPr>
+      <w:r>
+        <w:rPr>
+          <w:rFonts w:ascii="맑은 고딕" w:hAnsi="맑은 고딕" w:eastAsia="맑은 고딕"/>
+          <w:b w:val="0"/>
+          <w:sz w:val="17"/>
+          <w:u w:val="none"/>
+        </w:rPr>
+        <w:t>2. 답안지에 소문항 번호를 정확하게 기입할 것  예) 1-(1) 1-(2) 1-(3)</w:t>
+      </w:r>
+    </w:p>
+    <w:p>
+      <w:pPr>
+        <w:spacing w:before="0" w:after="40" w:line="360" w:lineRule="auto"/>
+        <w:snapToGrid w:val="0"/>
+      </w:pPr>
+      <w:r>
+        <w:rPr>
+          <w:rFonts w:ascii="맑은 고딕" w:hAnsi="맑은 고딕" w:eastAsia="맑은 고딕"/>
+          <w:b w:val="0"/>
+          <w:sz w:val="17"/>
+          <w:u w:val="none"/>
+        </w:rPr>
+        <w:t>(1) ______________   (2) ______________   (3) ______________</w:t>
+      </w:r>
+    </w:p>
+    <w:p>
+      <w:pPr>
+        <w:keepNext/>
+        <w:spacing w:before="80" w:after="20" w:line="276" w:lineRule="auto"/>
+        <w:snapToGrid w:val="0"/>
+      </w:pPr>
+      <w:r>
+        <w:rPr>
+          <w:rFonts w:ascii="맑은 고딕" w:hAnsi="맑은 고딕" w:eastAsia="맑은 고딕"/>
+          <w:b/>
+          <w:sz w:val="17"/>
+          <w:u w:val="none"/>
+        </w:rPr>
+        <w:t>30-서2.</w:t>
+      </w:r>
+      <w:r>
+        <w:rPr>
+          <w:rFonts w:ascii="맑은 고딕" w:hAnsi="맑은 고딕" w:eastAsia="맑은 고딕"/>
+          <w:b w:val="0"/>
+          <w:sz w:val="17"/>
+          <w:u w:val="none"/>
+        </w:rPr>
+        <w:t xml:space="preserve"> 다음 우리말과 같은 뜻이 되도록 &lt;보기&gt;의 표현을 모두 사용하여 &lt;조건&gt;에 맞게 영작하시오. [3점] [3.0점]</w:t>
       </w:r>
     </w:p>
     <w:p>
@@ -2421,7 +2805,290 @@
           <w:sz w:val="17"/>
           <w:u w:val="none"/>
         </w:rPr>
-        <w:t>ⓑ The writer insists that every paragraph must contain exactly two sentences.</w:t>
+        <w:t xml:space="preserve">But don’t go too far. </w:t>
+      </w:r>
+      <w:r>
+        <w:rPr>
+          <w:rFonts w:ascii="맑은 고딕" w:hAnsi="맑은 고딕" w:eastAsia="맑은 고딕"/>
+          <w:b w:val="0"/>
+          <w:sz w:val="17"/>
+          <w:u w:val="single"/>
+        </w:rPr>
+        <w:t>A succession of tiny paragraphs is as annoying as a paragraph that’s too long.</w:t>
+      </w:r>
+    </w:p>
+    <w:p>
+      <w:pPr>
+        <w:spacing w:before="0" w:after="60" w:line="288" w:lineRule="auto"/>
+        <w:ind w:left="40"/>
+        <w:snapToGrid w:val="0"/>
+        <w:pBdr>
+          <w:top w:val="single" w:sz="4" w:space="2" w:color="C99B4E"/>
+          <w:left w:val="single" w:sz="4" w:space="2" w:color="C99B4E"/>
+          <w:bottom w:val="single" w:sz="4" w:space="2" w:color="C99B4E"/>
+          <w:right w:val="single" w:sz="4" w:space="2" w:color="C99B4E"/>
+        </w:pBdr>
+        <w:shd w:val="clear" w:color="auto" w:fill="FFF8E1"/>
+      </w:pPr>
+      <w:r>
+        <w:rPr>
+          <w:rFonts w:ascii="맑은 고딕" w:hAnsi="맑은 고딕" w:eastAsia="맑은 고딕"/>
+          <w:b w:val="0"/>
+          <w:sz w:val="17"/>
+          <w:u w:val="none"/>
+        </w:rPr>
+        <w:t>아주 짧은 문단이 연달아 이어지는 것은 너무 긴 문단만큼 짜증스럽다.</w:t>
+      </w:r>
+    </w:p>
+    <w:p>
+      <w:pPr>
+        <w:spacing w:before="0" w:after="60" w:line="288" w:lineRule="auto"/>
+        <w:ind w:left="40"/>
+        <w:snapToGrid w:val="0"/>
+        <w:pBdr>
+          <w:top w:val="single" w:sz="4" w:space="2" w:color="9B6BD0"/>
+          <w:left w:val="single" w:sz="4" w:space="2" w:color="9B6BD0"/>
+          <w:bottom w:val="single" w:sz="4" w:space="2" w:color="9B6BD0"/>
+          <w:right w:val="single" w:sz="4" w:space="2" w:color="9B6BD0"/>
+        </w:pBdr>
+        <w:shd w:val="clear" w:color="auto" w:fill="FAF5FF"/>
+      </w:pPr>
+      <w:r>
+        <w:rPr>
+          <w:rFonts w:ascii="맑은 고딕" w:hAnsi="맑은 고딕" w:eastAsia="맑은 고딕"/>
+          <w:b/>
+          <w:sz w:val="17"/>
+          <w:u w:val="none"/>
+        </w:rPr>
+        <w:t>&lt;보 기&gt;</w:t>
+      </w:r>
+      <w:r>
+        <w:rPr>
+          <w:rFonts w:ascii="맑은 고딕" w:hAnsi="맑은 고딕" w:eastAsia="맑은 고딕"/>
+          <w:b w:val="0"/>
+          <w:sz w:val="17"/>
+          <w:u w:val="none"/>
+        </w:rPr>
+        <w:t xml:space="preserve"> a succession of / tiny paragraphs / be / as / annoying / as / a paragraph / that’s / too long</w:t>
+      </w:r>
+    </w:p>
+    <w:p>
+      <w:pPr>
+        <w:spacing w:before="0" w:after="0" w:line="288" w:lineRule="auto"/>
+        <w:ind w:left="40"/>
+        <w:snapToGrid w:val="0"/>
+        <w:pBdr>
+          <w:top w:val="single" w:sz="4" w:space="2" w:color="9B6BD0"/>
+          <w:left w:val="single" w:sz="4" w:space="2" w:color="9B6BD0"/>
+          <w:bottom w:val="single" w:sz="4" w:space="2" w:color="9B6BD0"/>
+          <w:right w:val="single" w:sz="4" w:space="2" w:color="9B6BD0"/>
+        </w:pBdr>
+        <w:shd w:val="clear" w:color="auto" w:fill="FAF5FF"/>
+      </w:pPr>
+      <w:r>
+        <w:rPr>
+          <w:rFonts w:ascii="맑은 고딕" w:hAnsi="맑은 고딕" w:eastAsia="맑은 고딕"/>
+          <w:b/>
+          <w:sz w:val="17"/>
+          <w:u w:val="none"/>
+        </w:rPr>
+        <w:t>&lt;조 건&gt;</w:t>
+      </w:r>
+    </w:p>
+    <w:p>
+      <w:pPr>
+        <w:spacing w:before="0" w:after="0" w:line="288" w:lineRule="auto"/>
+        <w:ind w:left="40"/>
+        <w:snapToGrid w:val="0"/>
+        <w:pBdr>
+          <w:top w:val="single" w:sz="4" w:space="2" w:color="9B6BD0"/>
+          <w:left w:val="single" w:sz="4" w:space="2" w:color="9B6BD0"/>
+          <w:bottom w:val="single" w:sz="4" w:space="2" w:color="9B6BD0"/>
+          <w:right w:val="single" w:sz="4" w:space="2" w:color="9B6BD0"/>
+        </w:pBdr>
+        <w:shd w:val="clear" w:color="auto" w:fill="FAF5FF"/>
+      </w:pPr>
+      <w:r>
+        <w:rPr>
+          <w:rFonts w:ascii="맑은 고딕" w:hAnsi="맑은 고딕" w:eastAsia="맑은 고딕"/>
+          <w:b w:val="0"/>
+          <w:sz w:val="17"/>
+          <w:u w:val="none"/>
+        </w:rPr>
+        <w:t>1. &lt;보기&gt;의 표현을 모두 한 번씩만 사용할 것</w:t>
+      </w:r>
+    </w:p>
+    <w:p>
+      <w:pPr>
+        <w:spacing w:before="0" w:after="0" w:line="288" w:lineRule="auto"/>
+        <w:ind w:left="40"/>
+        <w:snapToGrid w:val="0"/>
+        <w:pBdr>
+          <w:top w:val="single" w:sz="4" w:space="2" w:color="9B6BD0"/>
+          <w:left w:val="single" w:sz="4" w:space="2" w:color="9B6BD0"/>
+          <w:bottom w:val="single" w:sz="4" w:space="2" w:color="9B6BD0"/>
+          <w:right w:val="single" w:sz="4" w:space="2" w:color="9B6BD0"/>
+        </w:pBdr>
+        <w:shd w:val="clear" w:color="auto" w:fill="FAF5FF"/>
+      </w:pPr>
+      <w:r>
+        <w:rPr>
+          <w:rFonts w:ascii="맑은 고딕" w:hAnsi="맑은 고딕" w:eastAsia="맑은 고딕"/>
+          <w:b w:val="0"/>
+          <w:sz w:val="17"/>
+          <w:u w:val="none"/>
+        </w:rPr>
+        <w:t>2. 필요시 어형을 바꾸되 다른 단어를 추가하지 말 것</w:t>
+      </w:r>
+    </w:p>
+    <w:p>
+      <w:pPr>
+        <w:spacing w:before="0" w:after="0" w:line="288" w:lineRule="auto"/>
+        <w:ind w:left="40"/>
+        <w:snapToGrid w:val="0"/>
+        <w:pBdr>
+          <w:top w:val="single" w:sz="4" w:space="2" w:color="9B6BD0"/>
+          <w:left w:val="single" w:sz="4" w:space="2" w:color="9B6BD0"/>
+          <w:bottom w:val="single" w:sz="4" w:space="2" w:color="9B6BD0"/>
+          <w:right w:val="single" w:sz="4" w:space="2" w:color="9B6BD0"/>
+        </w:pBdr>
+        <w:shd w:val="clear" w:color="auto" w:fill="FAF5FF"/>
+      </w:pPr>
+      <w:r>
+        <w:rPr>
+          <w:rFonts w:ascii="맑은 고딕" w:hAnsi="맑은 고딕" w:eastAsia="맑은 고딕"/>
+          <w:b w:val="0"/>
+          <w:sz w:val="17"/>
+          <w:u w:val="none"/>
+        </w:rPr>
+        <w:t>3. 원급 비교 as ~ as 구문을 쓸 것</w:t>
+      </w:r>
+    </w:p>
+    <w:p>
+      <w:pPr>
+        <w:spacing w:before="0" w:after="0" w:line="288" w:lineRule="auto"/>
+        <w:ind w:left="40"/>
+        <w:snapToGrid w:val="0"/>
+        <w:pBdr>
+          <w:top w:val="single" w:sz="4" w:space="2" w:color="9B6BD0"/>
+          <w:left w:val="single" w:sz="4" w:space="2" w:color="9B6BD0"/>
+          <w:bottom w:val="single" w:sz="4" w:space="2" w:color="9B6BD0"/>
+          <w:right w:val="single" w:sz="4" w:space="2" w:color="9B6BD0"/>
+        </w:pBdr>
+        <w:shd w:val="clear" w:color="auto" w:fill="FAF5FF"/>
+      </w:pPr>
+      <w:r>
+        <w:rPr>
+          <w:rFonts w:ascii="맑은 고딕" w:hAnsi="맑은 고딕" w:eastAsia="맑은 고딕"/>
+          <w:b w:val="0"/>
+          <w:sz w:val="17"/>
+          <w:u w:val="none"/>
+        </w:rPr>
+        <w:t>4. 총 14단어로 쓸 것 (that’s는 1단어)</w:t>
+      </w:r>
+    </w:p>
+    <w:p>
+      <w:pPr>
+        <w:spacing w:before="0" w:after="60" w:line="288" w:lineRule="auto"/>
+        <w:ind w:left="40"/>
+        <w:snapToGrid w:val="0"/>
+        <w:pBdr>
+          <w:top w:val="single" w:sz="4" w:space="2" w:color="9B6BD0"/>
+          <w:left w:val="single" w:sz="4" w:space="2" w:color="9B6BD0"/>
+          <w:bottom w:val="single" w:sz="4" w:space="2" w:color="9B6BD0"/>
+          <w:right w:val="single" w:sz="4" w:space="2" w:color="9B6BD0"/>
+        </w:pBdr>
+        <w:shd w:val="clear" w:color="auto" w:fill="FAF5FF"/>
+      </w:pPr>
+      <w:r>
+        <w:rPr>
+          <w:rFonts w:ascii="맑은 고딕" w:hAnsi="맑은 고딕" w:eastAsia="맑은 고딕"/>
+          <w:b w:val="0"/>
+          <w:sz w:val="17"/>
+          <w:u w:val="none"/>
+        </w:rPr>
+        <w:t>5. 답안지에 소문항 번호를 정확하게 기입할 것</w:t>
+      </w:r>
+    </w:p>
+    <w:p>
+      <w:pPr>
+        <w:spacing w:before="0" w:after="40" w:line="360" w:lineRule="auto"/>
+        <w:snapToGrid w:val="0"/>
+      </w:pPr>
+      <w:r>
+        <w:rPr>
+          <w:rFonts w:ascii="맑은 고딕" w:hAnsi="맑은 고딕" w:eastAsia="맑은 고딕"/>
+          <w:b w:val="0"/>
+          <w:sz w:val="17"/>
+          <w:u w:val="none"/>
+        </w:rPr>
+        <w:t>⇒ ______________________________________________________________ .</w:t>
+      </w:r>
+    </w:p>
+    <w:p>
+      <w:pPr>
+        <w:keepNext/>
+        <w:spacing w:before="80" w:after="40" w:line="276" w:lineRule="auto"/>
+        <w:snapToGrid w:val="0"/>
+        <w:shd w:val="clear" w:color="auto" w:fill="6B21A8"/>
+      </w:pPr>
+      <w:r>
+        <w:rPr>
+          <w:rFonts w:ascii="맑은 고딕" w:hAnsi="맑은 고딕" w:eastAsia="맑은 고딕"/>
+          <w:b/>
+          <w:color w:val="FFFFFF"/>
+          <w:sz w:val="17"/>
+          <w:u w:val="none"/>
+        </w:rPr>
+        <w:t>[지문 구조]  ※ 앞 문항을 모두 푼 뒤에 풀 것</w:t>
+      </w:r>
+    </w:p>
+    <w:p>
+      <w:pPr>
+        <w:keepNext/>
+        <w:spacing w:before="80" w:after="20" w:line="276" w:lineRule="auto"/>
+        <w:snapToGrid w:val="0"/>
+      </w:pPr>
+      <w:r>
+        <w:rPr>
+          <w:rFonts w:ascii="맑은 고딕" w:hAnsi="맑은 고딕" w:eastAsia="맑은 고딕"/>
+          <w:b/>
+          <w:sz w:val="17"/>
+          <w:u w:val="none"/>
+        </w:rPr>
+        <w:t>30-8.</w:t>
+      </w:r>
+      <w:r>
+        <w:rPr>
+          <w:rFonts w:ascii="맑은 고딕" w:hAnsi="맑은 고딕" w:eastAsia="맑은 고딕"/>
+          <w:b w:val="0"/>
+          <w:sz w:val="17"/>
+          <w:u w:val="none"/>
+        </w:rPr>
+        <w:t xml:space="preserve"> 글의 흐름으로 보아, 주어진 문장이 들어가기에 가장 적절한 곳은? [2.7점]</w:t>
+      </w:r>
+    </w:p>
+    <w:p>
+      <w:pPr>
+        <w:spacing w:before="0" w:after="60" w:line="288" w:lineRule="auto"/>
+        <w:ind w:left="40"/>
+        <w:snapToGrid w:val="0"/>
+        <w:pBdr>
+          <w:top w:val="single" w:sz="4" w:space="2" w:color="C99B4E"/>
+          <w:left w:val="single" w:sz="4" w:space="2" w:color="C99B4E"/>
+          <w:bottom w:val="single" w:sz="4" w:space="2" w:color="C99B4E"/>
+          <w:right w:val="single" w:sz="4" w:space="2" w:color="C99B4E"/>
+        </w:pBdr>
+        <w:shd w:val="clear" w:color="auto" w:fill="FFF8E1"/>
+      </w:pPr>
+      <w:r>
+        <w:rPr>
+          <w:rFonts w:ascii="맑은 고딕" w:hAnsi="맑은 고딕" w:eastAsia="맑은 고딕"/>
+          <w:b w:val="0"/>
+          <w:sz w:val="17"/>
+          <w:u w:val="none"/>
+        </w:rPr>
+        <w:t>Obviously The New Yorker is obsessed by this fear—a reader can go for miles without relief.</w:t>
       </w:r>
     </w:p>
     <w:p>
@@ -2444,53 +3111,7 @@
           <w:sz w:val="17"/>
           <w:u w:val="none"/>
         </w:rPr>
-        <w:t>ⓒ The New Yorker is praised as a magazine that never lets a paragraph run long.</w:t>
-      </w:r>
-    </w:p>
-    <w:p>
-      <w:pPr>
-        <w:spacing w:before="0" w:after="60" w:line="288" w:lineRule="auto"/>
-        <w:ind w:left="40"/>
-        <w:snapToGrid w:val="0"/>
-        <w:pBdr>
-          <w:top w:val="single" w:sz="4" w:space="2" w:color="999999"/>
-          <w:left w:val="single" w:sz="4" w:space="2" w:color="999999"/>
-          <w:bottom w:val="single" w:sz="4" w:space="2" w:color="999999"/>
-          <w:right w:val="single" w:sz="4" w:space="2" w:color="999999"/>
-        </w:pBdr>
-        <w:shd w:val="clear" w:color="auto" w:fill="F6F3EA"/>
-      </w:pPr>
-      <w:r>
-        <w:rPr>
-          <w:rFonts w:ascii="맑은 고딕" w:hAnsi="맑은 고딕" w:eastAsia="맑은 고딕"/>
-          <w:b w:val="0"/>
-          <w:sz w:val="17"/>
-          <w:u w:val="none"/>
-        </w:rPr>
-        <w:t>ⓓ Breaking text into extremely small pieces can irritate readers as much as a huge block does.</w:t>
-      </w:r>
-    </w:p>
-    <w:p>
-      <w:pPr>
-        <w:spacing w:before="0" w:after="60" w:line="288" w:lineRule="auto"/>
-        <w:ind w:left="40"/>
-        <w:snapToGrid w:val="0"/>
-        <w:pBdr>
-          <w:top w:val="single" w:sz="4" w:space="2" w:color="999999"/>
-          <w:left w:val="single" w:sz="4" w:space="2" w:color="999999"/>
-          <w:bottom w:val="single" w:sz="4" w:space="2" w:color="999999"/>
-          <w:right w:val="single" w:sz="4" w:space="2" w:color="999999"/>
-        </w:pBdr>
-        <w:shd w:val="clear" w:color="auto" w:fill="F6F3EA"/>
-      </w:pPr>
-      <w:r>
-        <w:rPr>
-          <w:rFonts w:ascii="맑은 고딕" w:hAnsi="맑은 고딕" w:eastAsia="맑은 고딕"/>
-          <w:b w:val="0"/>
-          <w:sz w:val="17"/>
-          <w:u w:val="none"/>
-        </w:rPr>
-        <w:t>ⓔ Modern journalists always succeed in making their articles easier through tiny paragraphs.</w:t>
+        <w:t>Keep your paragraphs short. Writing is visual—it catches the eye before it has a chance to catch the brain. ( ① ) Short paragraphs put air around what you write and make it look inviting, whereas a long chunk of type can discourage a reader from even starting to read. ( ② ) Newspaper paragraphs should be only two or three sentences long; newspaper type is set in a narrow width, and the inches quickly add up. ( ③ ) You may think such frequent paragraphing will damage the development of your point. ( ④ ) Don’t worry; the gains far outweigh the hazards. ( ⑤ ) But don’t go too far. A succession of tiny paragraphs is as annoying as a paragraph that’s too long.</w:t>
       </w:r>
     </w:p>
     <w:p>
@@ -2506,2621 +3127,7 @@
           <w:sz w:val="17"/>
           <w:u w:val="none"/>
         </w:rPr>
-        <w:t>① ⓑ, ⓒ    ② ⓑ, ⓒ, ⓔ    ③ ⓐ, ⓓ    ④ ⓒ, ⓓ, ⓔ    ⑤ ⓐ, ⓓ, ⓔ</w:t>
-      </w:r>
-    </w:p>
-    <w:p>
-      <w:pPr>
-        <w:keepNext/>
-        <w:spacing w:before="80" w:after="20" w:line="276" w:lineRule="auto"/>
-        <w:snapToGrid w:val="0"/>
-      </w:pPr>
-      <w:r>
-        <w:rPr>
-          <w:rFonts w:ascii="맑은 고딕" w:hAnsi="맑은 고딕" w:eastAsia="맑은 고딕"/>
-          <w:b/>
-          <w:sz w:val="17"/>
-          <w:u w:val="none"/>
-        </w:rPr>
-        <w:t>30-8.</w:t>
-      </w:r>
-      <w:r>
-        <w:rPr>
-          <w:rFonts w:ascii="맑은 고딕" w:hAnsi="맑은 고딕" w:eastAsia="맑은 고딕"/>
-          <w:b w:val="0"/>
-          <w:sz w:val="17"/>
-          <w:u w:val="none"/>
-        </w:rPr>
-        <w:t xml:space="preserve"> 다음 글의 빈칸 ⓐ~ⓒ에 들어갈 말을 [보기]에서 골라 바르게 짝지은 것은? [3.0점]</w:t>
-      </w:r>
-    </w:p>
-    <w:p>
-      <w:pPr>
-        <w:spacing w:before="0" w:after="60" w:line="288" w:lineRule="auto"/>
-        <w:ind w:left="40"/>
-        <w:snapToGrid w:val="0"/>
-        <w:pBdr>
-          <w:top w:val="single" w:sz="4" w:space="2" w:color="999999"/>
-          <w:left w:val="single" w:sz="4" w:space="2" w:color="999999"/>
-          <w:bottom w:val="single" w:sz="4" w:space="2" w:color="999999"/>
-          <w:right w:val="single" w:sz="4" w:space="2" w:color="999999"/>
-        </w:pBdr>
-        <w:shd w:val="clear" w:color="auto" w:fill="F6F3EA"/>
-      </w:pPr>
-      <w:r>
-        <w:rPr>
-          <w:rFonts w:ascii="맑은 고딕" w:hAnsi="맑은 고딕" w:eastAsia="맑은 고딕"/>
-          <w:b w:val="0"/>
-          <w:sz w:val="17"/>
-          <w:u w:val="none"/>
-        </w:rPr>
-        <w:t>Short paragraphs put air around what you write and make it look ⓐ ________, whereas a long chunk of type can discourage a reader from even starting to read. (...) You may think such frequent paragraphing will damage the development of your point. Don't worry; the gains far ⓑ ________ the hazards. But don't go too far. (...) Actually they make the reader's job harder by chopping up a natural train of ⓒ ________.</w:t>
-      </w:r>
-    </w:p>
-    <w:p>
-      <w:pPr>
-        <w:spacing w:before="0" w:after="0" w:line="336" w:lineRule="auto"/>
-        <w:ind w:left="40"/>
-        <w:snapToGrid w:val="0"/>
-        <w:pBdr>
-          <w:top w:val="single" w:sz="4" w:space="2" w:color="555555"/>
-          <w:left w:val="single" w:sz="4" w:space="2" w:color="555555"/>
-          <w:bottom w:val="single" w:sz="4" w:space="2" w:color="555555"/>
-          <w:right w:val="single" w:sz="4" w:space="2" w:color="555555"/>
-        </w:pBdr>
-        <w:shd w:val="clear" w:color="auto" w:fill="FFFFFF"/>
-      </w:pPr>
-      <w:r>
-        <w:rPr>
-          <w:rFonts w:ascii="맑은 고딕" w:hAnsi="맑은 고딕" w:eastAsia="맑은 고딕"/>
-          <w:b/>
-          <w:sz w:val="17"/>
-          <w:u w:val="none"/>
-        </w:rPr>
-        <w:t>조건 · 보기</w:t>
-      </w:r>
-    </w:p>
-    <w:p>
-      <w:pPr>
-        <w:spacing w:before="0" w:after="60" w:line="336" w:lineRule="auto"/>
-        <w:ind w:left="40"/>
-        <w:snapToGrid w:val="0"/>
-        <w:pBdr>
-          <w:top w:val="single" w:sz="4" w:space="2" w:color="555555"/>
-          <w:left w:val="single" w:sz="4" w:space="2" w:color="555555"/>
-          <w:bottom w:val="single" w:sz="4" w:space="2" w:color="555555"/>
-          <w:right w:val="single" w:sz="4" w:space="2" w:color="555555"/>
-        </w:pBdr>
-        <w:shd w:val="clear" w:color="auto" w:fill="FFFFFF"/>
-      </w:pPr>
-      <w:r>
-        <w:rPr>
-          <w:rFonts w:ascii="맑은 고딕" w:hAnsi="맑은 고딕" w:eastAsia="맑은 고딕"/>
-          <w:b w:val="0"/>
-          <w:sz w:val="17"/>
-          <w:u w:val="none"/>
-        </w:rPr>
-        <w:t>[보기] discouraging  /  inviting  /  outweigh  /  thought</w:t>
-      </w:r>
-    </w:p>
-    <w:p>
-      <w:pPr>
-        <w:spacing w:before="0" w:after="0" w:line="269" w:lineRule="auto"/>
-        <w:ind w:left="180" w:hanging="180"/>
-        <w:snapToGrid w:val="0"/>
-      </w:pPr>
-      <w:r>
-        <w:rPr>
-          <w:rFonts w:ascii="맑은 고딕" w:hAnsi="맑은 고딕" w:eastAsia="맑은 고딕"/>
-          <w:b w:val="0"/>
-          <w:sz w:val="17"/>
-          <w:u w:val="none"/>
-        </w:rPr>
-        <w:t>① ⓐ discouraging – ⓑ outweigh – ⓒ thought</w:t>
-      </w:r>
-    </w:p>
-    <w:p>
-      <w:pPr>
-        <w:spacing w:before="0" w:after="0" w:line="269" w:lineRule="auto"/>
-        <w:ind w:left="180" w:hanging="180"/>
-        <w:snapToGrid w:val="0"/>
-      </w:pPr>
-      <w:r>
-        <w:rPr>
-          <w:rFonts w:ascii="맑은 고딕" w:hAnsi="맑은 고딕" w:eastAsia="맑은 고딕"/>
-          <w:b w:val="0"/>
-          <w:sz w:val="17"/>
-          <w:u w:val="none"/>
-        </w:rPr>
-        <w:t>② ⓐ inviting – ⓑ thought – ⓒ outweigh</w:t>
-      </w:r>
-    </w:p>
-    <w:p>
-      <w:pPr>
-        <w:spacing w:before="0" w:after="0" w:line="269" w:lineRule="auto"/>
-        <w:ind w:left="180" w:hanging="180"/>
-        <w:snapToGrid w:val="0"/>
-      </w:pPr>
-      <w:r>
-        <w:rPr>
-          <w:rFonts w:ascii="맑은 고딕" w:hAnsi="맑은 고딕" w:eastAsia="맑은 고딕"/>
-          <w:b w:val="0"/>
-          <w:sz w:val="17"/>
-          <w:u w:val="none"/>
-        </w:rPr>
-        <w:t>③ ⓐ inviting – ⓑ outweigh – ⓒ thought</w:t>
-      </w:r>
-    </w:p>
-    <w:p>
-      <w:pPr>
-        <w:spacing w:before="0" w:after="0" w:line="269" w:lineRule="auto"/>
-        <w:ind w:left="180" w:hanging="180"/>
-        <w:snapToGrid w:val="0"/>
-      </w:pPr>
-      <w:r>
-        <w:rPr>
-          <w:rFonts w:ascii="맑은 고딕" w:hAnsi="맑은 고딕" w:eastAsia="맑은 고딕"/>
-          <w:b w:val="0"/>
-          <w:sz w:val="17"/>
-          <w:u w:val="none"/>
-        </w:rPr>
-        <w:t>④ ⓐ inviting – ⓑ outweigh – ⓒ discouraging</w:t>
-      </w:r>
-    </w:p>
-    <w:p>
-      <w:pPr>
-        <w:spacing w:before="0" w:after="0" w:line="269" w:lineRule="auto"/>
-        <w:ind w:left="180" w:hanging="180"/>
-        <w:snapToGrid w:val="0"/>
-      </w:pPr>
-      <w:r>
-        <w:rPr>
-          <w:rFonts w:ascii="맑은 고딕" w:hAnsi="맑은 고딕" w:eastAsia="맑은 고딕"/>
-          <w:b w:val="0"/>
-          <w:sz w:val="17"/>
-          <w:u w:val="none"/>
-        </w:rPr>
-        <w:t>⑤ ⓐ discouraging – ⓑ thought – ⓒ outweigh</w:t>
-      </w:r>
-    </w:p>
-    <w:p>
-      <w:pPr>
-        <w:keepNext/>
-        <w:spacing w:before="80" w:after="20" w:line="276" w:lineRule="auto"/>
-        <w:snapToGrid w:val="0"/>
-      </w:pPr>
-      <w:r>
-        <w:rPr>
-          <w:rFonts w:ascii="맑은 고딕" w:hAnsi="맑은 고딕" w:eastAsia="맑은 고딕"/>
-          <w:b/>
-          <w:sz w:val="17"/>
-          <w:u w:val="none"/>
-        </w:rPr>
-        <w:t>30-9.</w:t>
-      </w:r>
-      <w:r>
-        <w:rPr>
-          <w:rFonts w:ascii="맑은 고딕" w:hAnsi="맑은 고딕" w:eastAsia="맑은 고딕"/>
-          <w:b w:val="0"/>
-          <w:sz w:val="17"/>
-          <w:u w:val="none"/>
-        </w:rPr>
-        <w:t xml:space="preserve"> 다음은 윗글을 요약한 것이다. 밑줄 친 ①~⑤ 중 윗글의 내용과 일치하지 </w:t>
-      </w:r>
-      <w:r>
-        <w:rPr>
-          <w:rFonts w:ascii="맑은 고딕" w:hAnsi="맑은 고딕" w:eastAsia="맑은 고딕"/>
-          <w:b/>
-          <w:sz w:val="17"/>
-          <w:u w:val="none"/>
-        </w:rPr>
-        <w:t>않는</w:t>
-      </w:r>
-      <w:r>
-        <w:rPr>
-          <w:rFonts w:ascii="맑은 고딕" w:hAnsi="맑은 고딕" w:eastAsia="맑은 고딕"/>
-          <w:b w:val="0"/>
-          <w:sz w:val="17"/>
-          <w:u w:val="none"/>
-        </w:rPr>
-        <w:t xml:space="preserve"> 것은? [3.0점]</w:t>
-      </w:r>
-    </w:p>
-    <w:p>
-      <w:pPr>
-        <w:spacing w:before="0" w:after="60" w:line="288" w:lineRule="auto"/>
-        <w:ind w:left="40"/>
-        <w:snapToGrid w:val="0"/>
-        <w:pBdr>
-          <w:top w:val="single" w:sz="4" w:space="2" w:color="999999"/>
-          <w:left w:val="single" w:sz="4" w:space="2" w:color="999999"/>
-          <w:bottom w:val="single" w:sz="4" w:space="2" w:color="999999"/>
-          <w:right w:val="single" w:sz="4" w:space="2" w:color="999999"/>
-        </w:pBdr>
-        <w:shd w:val="clear" w:color="auto" w:fill="F6F3EA"/>
-      </w:pPr>
-      <w:r>
-        <w:rPr>
-          <w:rFonts w:ascii="맑은 고딕" w:hAnsi="맑은 고딕" w:eastAsia="맑은 고딕"/>
-          <w:b w:val="0"/>
-          <w:sz w:val="17"/>
-          <w:u w:val="none"/>
-        </w:rPr>
-        <w:t>Keep your paragraphs short. Writing is visual―it catches the eye before it has a chance to catch the brain. Short paragraphs put air around what you write and make it look inviting, whereas a long chunk of type can discourage a reader from even starting to read. Newspaper paragraphs should be only two or three sentences long; newspaper type is set in a narrow width, and the inches quickly add up. You may think such frequent paragraphing will damage the development of your point. Obviously The New Yorker is obsessed by this fear―a reader can go for miles without relief. Don't worry; the gains far outweigh the hazards. But don't go too far. A succession of tiny paragraphs is as annoying as a paragraph that's too long. I'm thinking of all those tiny paragraphs―verbless wonders―written by modern journalists trying to make their articles quick 'n' easy. Actually they make the reader's job harder by chopping up a natural train of thought.</w:t>
-      </w:r>
-    </w:p>
-    <w:p>
-      <w:pPr>
-        <w:spacing w:before="0" w:after="60" w:line="288" w:lineRule="auto"/>
-        <w:ind w:left="40"/>
-        <w:snapToGrid w:val="0"/>
-        <w:pBdr>
-          <w:top w:val="single" w:sz="4" w:space="2" w:color="999999"/>
-          <w:left w:val="single" w:sz="4" w:space="2" w:color="999999"/>
-          <w:bottom w:val="single" w:sz="4" w:space="2" w:color="999999"/>
-          <w:right w:val="single" w:sz="4" w:space="2" w:color="999999"/>
-        </w:pBdr>
-        <w:shd w:val="clear" w:color="auto" w:fill="F6F3EA"/>
-      </w:pPr>
-      <w:r>
-        <w:rPr>
-          <w:rFonts w:ascii="맑은 고딕" w:hAnsi="맑은 고딕" w:eastAsia="맑은 고딕"/>
-          <w:b w:val="0"/>
-          <w:sz w:val="17"/>
-          <w:u w:val="none"/>
-        </w:rPr>
-        <w:t xml:space="preserve">Because readers ① </w:t>
-      </w:r>
-      <w:r>
-        <w:rPr>
-          <w:rFonts w:ascii="맑은 고딕" w:hAnsi="맑은 고딕" w:eastAsia="맑은 고딕"/>
-          <w:b w:val="0"/>
-          <w:sz w:val="17"/>
-          <w:u w:val="single"/>
-        </w:rPr>
-        <w:t>take in a page with their eyes before their minds</w:t>
-      </w:r>
-      <w:r>
-        <w:rPr>
-          <w:rFonts w:ascii="맑은 고딕" w:hAnsi="맑은 고딕" w:eastAsia="맑은 고딕"/>
-          <w:b w:val="0"/>
-          <w:sz w:val="17"/>
-          <w:u w:val="none"/>
-        </w:rPr>
-        <w:t xml:space="preserve">, short paragraphs ② </w:t>
-      </w:r>
-      <w:r>
-        <w:rPr>
-          <w:rFonts w:ascii="맑은 고딕" w:hAnsi="맑은 고딕" w:eastAsia="맑은 고딕"/>
-          <w:b w:val="0"/>
-          <w:sz w:val="17"/>
-          <w:u w:val="single"/>
-        </w:rPr>
-        <w:t>make writing look approachable</w:t>
-      </w:r>
-      <w:r>
-        <w:rPr>
-          <w:rFonts w:ascii="맑은 고딕" w:hAnsi="맑은 고딕" w:eastAsia="맑은 고딕"/>
-          <w:b w:val="0"/>
-          <w:sz w:val="17"/>
-          <w:u w:val="none"/>
-        </w:rPr>
-        <w:t xml:space="preserve">, while a dense block ③ </w:t>
-      </w:r>
-      <w:r>
-        <w:rPr>
-          <w:rFonts w:ascii="맑은 고딕" w:hAnsi="맑은 고딕" w:eastAsia="맑은 고딕"/>
-          <w:b w:val="0"/>
-          <w:sz w:val="17"/>
-          <w:u w:val="single"/>
-        </w:rPr>
-        <w:t>can put readers off before they begin</w:t>
-      </w:r>
-      <w:r>
-        <w:rPr>
-          <w:rFonts w:ascii="맑은 고딕" w:hAnsi="맑은 고딕" w:eastAsia="맑은 고딕"/>
-          <w:b w:val="0"/>
-          <w:sz w:val="17"/>
-          <w:u w:val="none"/>
-        </w:rPr>
-        <w:t xml:space="preserve">. The worry that frequent breaks weaken an argument is, in the writer's view, ④ </w:t>
-      </w:r>
-      <w:r>
-        <w:rPr>
-          <w:rFonts w:ascii="맑은 고딕" w:hAnsi="맑은 고딕" w:eastAsia="맑은 고딕"/>
-          <w:b w:val="0"/>
-          <w:sz w:val="17"/>
-          <w:u w:val="single"/>
-        </w:rPr>
-        <w:t>a risk that outweighs the benefits of breaking text up</w:t>
-      </w:r>
-      <w:r>
-        <w:rPr>
-          <w:rFonts w:ascii="맑은 고딕" w:hAnsi="맑은 고딕" w:eastAsia="맑은 고딕"/>
-          <w:b w:val="0"/>
-          <w:sz w:val="17"/>
-          <w:u w:val="none"/>
-        </w:rPr>
-        <w:t xml:space="preserve"> — yet paragraphs ⑤ </w:t>
-      </w:r>
-      <w:r>
-        <w:rPr>
-          <w:rFonts w:ascii="맑은 고딕" w:hAnsi="맑은 고딕" w:eastAsia="맑은 고딕"/>
-          <w:b w:val="0"/>
-          <w:sz w:val="17"/>
-          <w:u w:val="single"/>
-        </w:rPr>
-        <w:t>can also be cut too fine</w:t>
-      </w:r>
-      <w:r>
-        <w:rPr>
-          <w:rFonts w:ascii="맑은 고딕" w:hAnsi="맑은 고딕" w:eastAsia="맑은 고딕"/>
-          <w:b w:val="0"/>
-          <w:sz w:val="17"/>
-          <w:u w:val="none"/>
-        </w:rPr>
-        <w:t>, which fragments the reader's thinking.</w:t>
-      </w:r>
-    </w:p>
-    <w:p>
-      <w:pPr>
-        <w:keepNext/>
-        <w:spacing w:before="80" w:after="20" w:line="276" w:lineRule="auto"/>
-        <w:snapToGrid w:val="0"/>
-      </w:pPr>
-      <w:r>
-        <w:rPr>
-          <w:rFonts w:ascii="맑은 고딕" w:hAnsi="맑은 고딕" w:eastAsia="맑은 고딕"/>
-          <w:b/>
-          <w:sz w:val="17"/>
-          <w:u w:val="none"/>
-        </w:rPr>
-        <w:t>30-12.</w:t>
-      </w:r>
-      <w:r>
-        <w:rPr>
-          <w:rFonts w:ascii="맑은 고딕" w:hAnsi="맑은 고딕" w:eastAsia="맑은 고딕"/>
-          <w:b w:val="0"/>
-          <w:sz w:val="17"/>
-          <w:u w:val="none"/>
-        </w:rPr>
-        <w:t xml:space="preserve"> 다음 글의 밑줄 친 ⓐ~ⓓ 중 어법상 </w:t>
-      </w:r>
-      <w:r>
-        <w:rPr>
-          <w:rFonts w:ascii="맑은 고딕" w:hAnsi="맑은 고딕" w:eastAsia="맑은 고딕"/>
-          <w:b/>
-          <w:sz w:val="17"/>
-          <w:u w:val="none"/>
-        </w:rPr>
-        <w:t>틀린</w:t>
-      </w:r>
-      <w:r>
-        <w:rPr>
-          <w:rFonts w:ascii="맑은 고딕" w:hAnsi="맑은 고딕" w:eastAsia="맑은 고딕"/>
-          <w:b w:val="0"/>
-          <w:sz w:val="17"/>
-          <w:u w:val="none"/>
-        </w:rPr>
-        <w:t xml:space="preserve"> 것을 있는 대로 고른 것은? [4.0점]</w:t>
-      </w:r>
-    </w:p>
-    <w:p>
-      <w:pPr>
-        <w:spacing w:before="0" w:after="60" w:line="288" w:lineRule="auto"/>
-        <w:ind w:left="40"/>
-        <w:snapToGrid w:val="0"/>
-        <w:pBdr>
-          <w:top w:val="single" w:sz="4" w:space="2" w:color="999999"/>
-          <w:left w:val="single" w:sz="4" w:space="2" w:color="999999"/>
-          <w:bottom w:val="single" w:sz="4" w:space="2" w:color="999999"/>
-          <w:right w:val="single" w:sz="4" w:space="2" w:color="999999"/>
-        </w:pBdr>
-        <w:shd w:val="clear" w:color="auto" w:fill="F6F3EA"/>
-      </w:pPr>
-      <w:r>
-        <w:rPr>
-          <w:rFonts w:ascii="맑은 고딕" w:hAnsi="맑은 고딕" w:eastAsia="맑은 고딕"/>
-          <w:b w:val="0"/>
-          <w:sz w:val="17"/>
-          <w:u w:val="none"/>
-        </w:rPr>
-        <w:t>[Research Note: Paragraph Length and Reading Behavior]</w:t>
-      </w:r>
-    </w:p>
-    <w:p>
-      <w:pPr>
-        <w:spacing w:before="0" w:after="60" w:line="288" w:lineRule="auto"/>
-        <w:ind w:left="40"/>
-        <w:snapToGrid w:val="0"/>
-        <w:pBdr>
-          <w:top w:val="single" w:sz="4" w:space="2" w:color="999999"/>
-          <w:left w:val="single" w:sz="4" w:space="2" w:color="999999"/>
-          <w:bottom w:val="single" w:sz="4" w:space="2" w:color="999999"/>
-          <w:right w:val="single" w:sz="4" w:space="2" w:color="999999"/>
-        </w:pBdr>
-        <w:shd w:val="clear" w:color="auto" w:fill="F6F3EA"/>
-      </w:pPr>
-    </w:p>
-    <w:p>
-      <w:pPr>
-        <w:spacing w:before="0" w:after="60" w:line="288" w:lineRule="auto"/>
-        <w:ind w:left="40"/>
-        <w:snapToGrid w:val="0"/>
-        <w:pBdr>
-          <w:top w:val="single" w:sz="4" w:space="2" w:color="999999"/>
-          <w:left w:val="single" w:sz="4" w:space="2" w:color="999999"/>
-          <w:bottom w:val="single" w:sz="4" w:space="2" w:color="999999"/>
-          <w:right w:val="single" w:sz="4" w:space="2" w:color="999999"/>
-        </w:pBdr>
-        <w:shd w:val="clear" w:color="auto" w:fill="F6F3EA"/>
-      </w:pPr>
-      <w:r>
-        <w:rPr>
-          <w:rFonts w:ascii="맑은 고딕" w:hAnsi="맑은 고딕" w:eastAsia="맑은 고딕"/>
-          <w:b w:val="0"/>
-          <w:sz w:val="17"/>
-          <w:u w:val="none"/>
-        </w:rPr>
-        <w:t xml:space="preserve">A reading-behavior study tested several ⓐ </w:t>
-      </w:r>
-      <w:r>
-        <w:rPr>
-          <w:rFonts w:ascii="맑은 고딕" w:hAnsi="맑은 고딕" w:eastAsia="맑은 고딕"/>
-          <w:b w:val="0"/>
-          <w:sz w:val="17"/>
-          <w:u w:val="single"/>
-        </w:rPr>
-        <w:t>hypotheses</w:t>
-      </w:r>
-      <w:r>
-        <w:rPr>
-          <w:rFonts w:ascii="맑은 고딕" w:hAnsi="맑은 고딕" w:eastAsia="맑은 고딕"/>
-          <w:b w:val="0"/>
-          <w:sz w:val="17"/>
-          <w:u w:val="none"/>
-        </w:rPr>
-        <w:t xml:space="preserve"> about page layout. Eye-tracking showed that readers skip dense blocks — this ⓑ </w:t>
-      </w:r>
-      <w:r>
-        <w:rPr>
-          <w:rFonts w:ascii="맑은 고딕" w:hAnsi="맑은 고딕" w:eastAsia="맑은 고딕"/>
-          <w:b w:val="0"/>
-          <w:sz w:val="17"/>
-          <w:u w:val="single"/>
-        </w:rPr>
-        <w:t>phenomena</w:t>
-      </w:r>
-      <w:r>
-        <w:rPr>
-          <w:rFonts w:ascii="맑은 고딕" w:hAnsi="맑은 고딕" w:eastAsia="맑은 고딕"/>
-          <w:b w:val="0"/>
-          <w:sz w:val="17"/>
-          <w:u w:val="none"/>
-        </w:rPr>
-        <w:t xml:space="preserve"> appeared in every age group. Print and online ⓒ </w:t>
-      </w:r>
-      <w:r>
-        <w:rPr>
-          <w:rFonts w:ascii="맑은 고딕" w:hAnsi="맑은 고딕" w:eastAsia="맑은 고딕"/>
-          <w:b w:val="0"/>
-          <w:sz w:val="17"/>
-          <w:u w:val="single"/>
-        </w:rPr>
-        <w:t>media was</w:t>
-      </w:r>
-      <w:r>
-        <w:rPr>
-          <w:rFonts w:ascii="맑은 고딕" w:hAnsi="맑은 고딕" w:eastAsia="맑은 고딕"/>
-          <w:b w:val="0"/>
-          <w:sz w:val="17"/>
-          <w:u w:val="none"/>
-        </w:rPr>
-        <w:t xml:space="preserve"> compared, and a series of tests ⓓ </w:t>
-      </w:r>
-      <w:r>
-        <w:rPr>
-          <w:rFonts w:ascii="맑은 고딕" w:hAnsi="맑은 고딕" w:eastAsia="맑은 고딕"/>
-          <w:b w:val="0"/>
-          <w:sz w:val="17"/>
-          <w:u w:val="single"/>
-        </w:rPr>
-        <w:t>was</w:t>
-      </w:r>
-      <w:r>
-        <w:rPr>
-          <w:rFonts w:ascii="맑은 고딕" w:hAnsi="맑은 고딕" w:eastAsia="맑은 고딕"/>
-          <w:b w:val="0"/>
-          <w:sz w:val="17"/>
-          <w:u w:val="none"/>
-        </w:rPr>
-        <w:t xml:space="preserve"> run on both. The researchers concluded that paragraphs of two to four sentences held attention best.</w:t>
-      </w:r>
-    </w:p>
-    <w:p>
-      <w:pPr>
-        <w:spacing w:before="0" w:after="20" w:line="276" w:lineRule="auto"/>
-        <w:ind w:left="80"/>
-        <w:snapToGrid w:val="0"/>
-      </w:pPr>
-      <w:r>
-        <w:rPr>
-          <w:rFonts w:ascii="맑은 고딕" w:hAnsi="맑은 고딕" w:eastAsia="맑은 고딕"/>
-          <w:b w:val="0"/>
-          <w:sz w:val="17"/>
-          <w:u w:val="none"/>
-        </w:rPr>
-        <w:t>① ⓑ    ② ⓑ, ⓒ    ③ ⓒ, ⓓ    ④ ⓐ, ⓑ    ⑤ ⓑ, ⓒ, ⓓ</w:t>
-      </w:r>
-    </w:p>
-    <w:p>
-      <w:pPr>
-        <w:keepNext/>
-        <w:spacing w:before="80" w:after="20" w:line="276" w:lineRule="auto"/>
-        <w:snapToGrid w:val="0"/>
-      </w:pPr>
-      <w:r>
-        <w:rPr>
-          <w:rFonts w:ascii="맑은 고딕" w:hAnsi="맑은 고딕" w:eastAsia="맑은 고딕"/>
-          <w:b/>
-          <w:sz w:val="17"/>
-          <w:u w:val="none"/>
-        </w:rPr>
-        <w:t>30-13.</w:t>
-      </w:r>
-      <w:r>
-        <w:rPr>
-          <w:rFonts w:ascii="맑은 고딕" w:hAnsi="맑은 고딕" w:eastAsia="맑은 고딕"/>
-          <w:b w:val="0"/>
-          <w:sz w:val="17"/>
-          <w:u w:val="none"/>
-        </w:rPr>
-        <w:t xml:space="preserve"> 다음 글의 (A), (B), (C)의 각 네모 안에서 문맥에 맞는 낱말로 가장 적절한 것은? [3.0점]</w:t>
-      </w:r>
-    </w:p>
-    <w:p>
-      <w:pPr>
-        <w:spacing w:before="0" w:after="60" w:line="288" w:lineRule="auto"/>
-        <w:ind w:left="40"/>
-        <w:snapToGrid w:val="0"/>
-        <w:pBdr>
-          <w:top w:val="single" w:sz="4" w:space="2" w:color="999999"/>
-          <w:left w:val="single" w:sz="4" w:space="2" w:color="999999"/>
-          <w:bottom w:val="single" w:sz="4" w:space="2" w:color="999999"/>
-          <w:right w:val="single" w:sz="4" w:space="2" w:color="999999"/>
-        </w:pBdr>
-        <w:shd w:val="clear" w:color="auto" w:fill="F6F3EA"/>
-      </w:pPr>
-      <w:r>
-        <w:rPr>
-          <w:rFonts w:ascii="맑은 고딕" w:hAnsi="맑은 고딕" w:eastAsia="맑은 고딕"/>
-          <w:b w:val="0"/>
-          <w:sz w:val="17"/>
-          <w:u w:val="none"/>
-        </w:rPr>
-        <w:t>[Commentary]</w:t>
-      </w:r>
-    </w:p>
-    <w:p>
-      <w:pPr>
-        <w:spacing w:before="0" w:after="60" w:line="288" w:lineRule="auto"/>
-        <w:ind w:left="40"/>
-        <w:snapToGrid w:val="0"/>
-        <w:pBdr>
-          <w:top w:val="single" w:sz="4" w:space="2" w:color="999999"/>
-          <w:left w:val="single" w:sz="4" w:space="2" w:color="999999"/>
-          <w:bottom w:val="single" w:sz="4" w:space="2" w:color="999999"/>
-          <w:right w:val="single" w:sz="4" w:space="2" w:color="999999"/>
-        </w:pBdr>
-        <w:shd w:val="clear" w:color="auto" w:fill="F6F3EA"/>
-      </w:pPr>
-    </w:p>
-    <w:p>
-      <w:pPr>
-        <w:spacing w:before="0" w:after="60" w:line="288" w:lineRule="auto"/>
-        <w:ind w:left="40"/>
-        <w:snapToGrid w:val="0"/>
-        <w:pBdr>
-          <w:top w:val="single" w:sz="4" w:space="2" w:color="999999"/>
-          <w:left w:val="single" w:sz="4" w:space="2" w:color="999999"/>
-          <w:bottom w:val="single" w:sz="4" w:space="2" w:color="999999"/>
-          <w:right w:val="single" w:sz="4" w:space="2" w:color="999999"/>
-        </w:pBdr>
-        <w:shd w:val="clear" w:color="auto" w:fill="F6F3EA"/>
-      </w:pPr>
-      <w:r>
-        <w:rPr>
-          <w:rFonts w:ascii="맑은 고딕" w:hAnsi="맑은 고딕" w:eastAsia="맑은 고딕"/>
-          <w:b w:val="0"/>
-          <w:sz w:val="17"/>
-          <w:u w:val="none"/>
-        </w:rPr>
-        <w:t>The writer's advice is (A) [</w:t>
-      </w:r>
-      <w:r>
-        <w:rPr>
-          <w:rFonts w:ascii="맑은 고딕" w:hAnsi="맑은 고딕" w:eastAsia="맑은 고딕"/>
-          <w:b/>
-          <w:sz w:val="17"/>
-          <w:u w:val="none"/>
-        </w:rPr>
-        <w:t>comparable</w:t>
-      </w:r>
-      <w:r>
-        <w:rPr>
-          <w:rFonts w:ascii="맑은 고딕" w:hAnsi="맑은 고딕" w:eastAsia="맑은 고딕"/>
-          <w:b w:val="0"/>
-          <w:sz w:val="17"/>
-          <w:u w:val="none"/>
-        </w:rPr>
-        <w:t xml:space="preserve"> / </w:t>
-      </w:r>
-      <w:r>
-        <w:rPr>
-          <w:rFonts w:ascii="맑은 고딕" w:hAnsi="맑은 고딕" w:eastAsia="맑은 고딕"/>
-          <w:b/>
-          <w:sz w:val="17"/>
-          <w:u w:val="none"/>
-        </w:rPr>
-        <w:t>comparative</w:t>
-      </w:r>
-      <w:r>
-        <w:rPr>
-          <w:rFonts w:ascii="맑은 고딕" w:hAnsi="맑은 고딕" w:eastAsia="맑은 고딕"/>
-          <w:b w:val="0"/>
-          <w:sz w:val="17"/>
-          <w:u w:val="none"/>
-        </w:rPr>
-        <w:t>] to a cook's rule about salt: some is essential, too much ruins the dish. Short paragraphs are (B) [</w:t>
-      </w:r>
-      <w:r>
-        <w:rPr>
-          <w:rFonts w:ascii="맑은 고딕" w:hAnsi="맑은 고딕" w:eastAsia="맑은 고딕"/>
-          <w:b/>
-          <w:sz w:val="17"/>
-          <w:u w:val="none"/>
-        </w:rPr>
-        <w:t>desirable</w:t>
-      </w:r>
-      <w:r>
-        <w:rPr>
-          <w:rFonts w:ascii="맑은 고딕" w:hAnsi="맑은 고딕" w:eastAsia="맑은 고딕"/>
-          <w:b w:val="0"/>
-          <w:sz w:val="17"/>
-          <w:u w:val="none"/>
-        </w:rPr>
-        <w:t xml:space="preserve"> / </w:t>
-      </w:r>
-      <w:r>
-        <w:rPr>
-          <w:rFonts w:ascii="맑은 고딕" w:hAnsi="맑은 고딕" w:eastAsia="맑은 고딕"/>
-          <w:b/>
-          <w:sz w:val="17"/>
-          <w:u w:val="none"/>
-        </w:rPr>
-        <w:t>desirous</w:t>
-      </w:r>
-      <w:r>
-        <w:rPr>
-          <w:rFonts w:ascii="맑은 고딕" w:hAnsi="맑은 고딕" w:eastAsia="맑은 고딕"/>
-          <w:b w:val="0"/>
-          <w:sz w:val="17"/>
-          <w:u w:val="none"/>
-        </w:rPr>
-        <w:t>] because a page is a (C) [</w:t>
-      </w:r>
-      <w:r>
-        <w:rPr>
-          <w:rFonts w:ascii="맑은 고딕" w:hAnsi="맑은 고딕" w:eastAsia="맑은 고딕"/>
-          <w:b/>
-          <w:sz w:val="17"/>
-          <w:u w:val="none"/>
-        </w:rPr>
-        <w:t>visual</w:t>
-      </w:r>
-      <w:r>
-        <w:rPr>
-          <w:rFonts w:ascii="맑은 고딕" w:hAnsi="맑은 고딕" w:eastAsia="맑은 고딕"/>
-          <w:b w:val="0"/>
-          <w:sz w:val="17"/>
-          <w:u w:val="none"/>
-        </w:rPr>
-        <w:t xml:space="preserve"> / </w:t>
-      </w:r>
-      <w:r>
-        <w:rPr>
-          <w:rFonts w:ascii="맑은 고딕" w:hAnsi="맑은 고딕" w:eastAsia="맑은 고딕"/>
-          <w:b/>
-          <w:sz w:val="17"/>
-          <w:u w:val="none"/>
-        </w:rPr>
-        <w:t>visible</w:t>
-      </w:r>
-      <w:r>
-        <w:rPr>
-          <w:rFonts w:ascii="맑은 고딕" w:hAnsi="맑은 고딕" w:eastAsia="맑은 고딕"/>
-          <w:b w:val="0"/>
-          <w:sz w:val="17"/>
-          <w:u w:val="none"/>
-        </w:rPr>
-        <w:t>] object before it is a logical one — yet cutting every thought into a one-line fragment leaves the reader with crumbs instead of a meal.</w:t>
-      </w:r>
-    </w:p>
-    <w:p>
-      <w:pPr>
-        <w:spacing w:before="0" w:after="0" w:line="269" w:lineRule="auto"/>
-        <w:ind w:left="180" w:hanging="180"/>
-        <w:snapToGrid w:val="0"/>
-      </w:pPr>
-      <w:r>
-        <w:rPr>
-          <w:rFonts w:ascii="맑은 고딕" w:hAnsi="맑은 고딕" w:eastAsia="맑은 고딕"/>
-          <w:b w:val="0"/>
-          <w:sz w:val="17"/>
-          <w:u w:val="none"/>
-        </w:rPr>
-        <w:t>① (A) comparable – (B) desirable – (C) visual</w:t>
-      </w:r>
-    </w:p>
-    <w:p>
-      <w:pPr>
-        <w:spacing w:before="0" w:after="0" w:line="269" w:lineRule="auto"/>
-        <w:ind w:left="180" w:hanging="180"/>
-        <w:snapToGrid w:val="0"/>
-      </w:pPr>
-      <w:r>
-        <w:rPr>
-          <w:rFonts w:ascii="맑은 고딕" w:hAnsi="맑은 고딕" w:eastAsia="맑은 고딕"/>
-          <w:b w:val="0"/>
-          <w:sz w:val="17"/>
-          <w:u w:val="none"/>
-        </w:rPr>
-        <w:t>② (A) comparative – (B) desirable – (C) visual</w:t>
-      </w:r>
-    </w:p>
-    <w:p>
-      <w:pPr>
-        <w:spacing w:before="0" w:after="0" w:line="269" w:lineRule="auto"/>
-        <w:ind w:left="180" w:hanging="180"/>
-        <w:snapToGrid w:val="0"/>
-      </w:pPr>
-      <w:r>
-        <w:rPr>
-          <w:rFonts w:ascii="맑은 고딕" w:hAnsi="맑은 고딕" w:eastAsia="맑은 고딕"/>
-          <w:b w:val="0"/>
-          <w:sz w:val="17"/>
-          <w:u w:val="none"/>
-        </w:rPr>
-        <w:t>③ (A) comparable – (B) desirous – (C) visible</w:t>
-      </w:r>
-    </w:p>
-    <w:p>
-      <w:pPr>
-        <w:spacing w:before="0" w:after="0" w:line="269" w:lineRule="auto"/>
-        <w:ind w:left="180" w:hanging="180"/>
-        <w:snapToGrid w:val="0"/>
-      </w:pPr>
-      <w:r>
-        <w:rPr>
-          <w:rFonts w:ascii="맑은 고딕" w:hAnsi="맑은 고딕" w:eastAsia="맑은 고딕"/>
-          <w:b w:val="0"/>
-          <w:sz w:val="17"/>
-          <w:u w:val="none"/>
-        </w:rPr>
-        <w:t>④ (A) comparable – (B) desirable – (C) visible</w:t>
-      </w:r>
-    </w:p>
-    <w:p>
-      <w:pPr>
-        <w:spacing w:before="0" w:after="0" w:line="269" w:lineRule="auto"/>
-        <w:ind w:left="180" w:hanging="180"/>
-        <w:snapToGrid w:val="0"/>
-      </w:pPr>
-      <w:r>
-        <w:rPr>
-          <w:rFonts w:ascii="맑은 고딕" w:hAnsi="맑은 고딕" w:eastAsia="맑은 고딕"/>
-          <w:b w:val="0"/>
-          <w:sz w:val="17"/>
-          <w:u w:val="none"/>
-        </w:rPr>
-        <w:t>⑤ (A) comparative – (B) desirous – (C) visual</w:t>
-      </w:r>
-    </w:p>
-    <w:p>
-      <w:pPr>
-        <w:keepNext/>
-        <w:spacing w:before="80" w:after="40" w:line="276" w:lineRule="auto"/>
-        <w:snapToGrid w:val="0"/>
-        <w:shd w:val="clear" w:color="auto" w:fill="8A3A12"/>
-      </w:pPr>
-      <w:r>
-        <w:rPr>
-          <w:rFonts w:ascii="맑은 고딕" w:hAnsi="맑은 고딕" w:eastAsia="맑은 고딕"/>
-          <w:b/>
-          <w:color w:val="FFFFFF"/>
-          <w:sz w:val="17"/>
-          <w:u w:val="none"/>
-        </w:rPr>
-        <w:t>서답형  30-서1 ~ 30-서7</w:t>
-      </w:r>
-    </w:p>
-    <w:p>
-      <w:pPr>
-        <w:keepNext/>
-        <w:spacing w:before="80" w:after="20" w:line="276" w:lineRule="auto"/>
-        <w:snapToGrid w:val="0"/>
-      </w:pPr>
-      <w:r>
-        <w:rPr>
-          <w:rFonts w:ascii="맑은 고딕" w:hAnsi="맑은 고딕" w:eastAsia="맑은 고딕"/>
-          <w:b/>
-          <w:sz w:val="17"/>
-          <w:u w:val="none"/>
-        </w:rPr>
-        <w:t>30-서1.</w:t>
-      </w:r>
-      <w:r>
-        <w:rPr>
-          <w:rFonts w:ascii="맑은 고딕" w:hAnsi="맑은 고딕" w:eastAsia="맑은 고딕"/>
-          <w:b w:val="0"/>
-          <w:sz w:val="17"/>
-          <w:u w:val="none"/>
-        </w:rPr>
-        <w:t xml:space="preserve"> 윗글을 바탕으로 아래 '학급 신문 편집' 일화의 빈칸 (1)~(3)을 &lt;조건&gt;에 맞게 채우시오. [4.0점]</w:t>
-      </w:r>
-    </w:p>
-    <w:p>
-      <w:pPr>
-        <w:spacing w:before="0" w:after="60" w:line="288" w:lineRule="auto"/>
-        <w:ind w:left="40"/>
-        <w:snapToGrid w:val="0"/>
-        <w:pBdr>
-          <w:top w:val="single" w:sz="4" w:space="2" w:color="999999"/>
-          <w:left w:val="single" w:sz="4" w:space="2" w:color="999999"/>
-          <w:bottom w:val="single" w:sz="4" w:space="2" w:color="999999"/>
-          <w:right w:val="single" w:sz="4" w:space="2" w:color="999999"/>
-        </w:pBdr>
-        <w:shd w:val="clear" w:color="auto" w:fill="F6F3EA"/>
-      </w:pPr>
-      <w:r>
-        <w:rPr>
-          <w:rFonts w:ascii="맑은 고딕" w:hAnsi="맑은 고딕" w:eastAsia="맑은 고딕"/>
-          <w:b w:val="0"/>
-          <w:sz w:val="17"/>
-          <w:u w:val="none"/>
-        </w:rPr>
-        <w:t>[Editing the Class Newsletter]</w:t>
-      </w:r>
-    </w:p>
-    <w:p>
-      <w:pPr>
-        <w:spacing w:before="0" w:after="60" w:line="288" w:lineRule="auto"/>
-        <w:ind w:left="40"/>
-        <w:snapToGrid w:val="0"/>
-        <w:pBdr>
-          <w:top w:val="single" w:sz="4" w:space="2" w:color="999999"/>
-          <w:left w:val="single" w:sz="4" w:space="2" w:color="999999"/>
-          <w:bottom w:val="single" w:sz="4" w:space="2" w:color="999999"/>
-          <w:right w:val="single" w:sz="4" w:space="2" w:color="999999"/>
-        </w:pBdr>
-        <w:shd w:val="clear" w:color="auto" w:fill="F6F3EA"/>
-      </w:pPr>
-    </w:p>
-    <w:p>
-      <w:pPr>
-        <w:spacing w:before="0" w:after="60" w:line="288" w:lineRule="auto"/>
-        <w:ind w:left="40"/>
-        <w:snapToGrid w:val="0"/>
-        <w:pBdr>
-          <w:top w:val="single" w:sz="4" w:space="2" w:color="999999"/>
-          <w:left w:val="single" w:sz="4" w:space="2" w:color="999999"/>
-          <w:bottom w:val="single" w:sz="4" w:space="2" w:color="999999"/>
-          <w:right w:val="single" w:sz="4" w:space="2" w:color="999999"/>
-        </w:pBdr>
-        <w:shd w:val="clear" w:color="auto" w:fill="F6F3EA"/>
-      </w:pPr>
-      <w:r>
-        <w:rPr>
-          <w:rFonts w:ascii="맑은 고딕" w:hAnsi="맑은 고딕" w:eastAsia="맑은 고딕"/>
-          <w:b w:val="0"/>
-          <w:sz w:val="17"/>
-          <w:u w:val="none"/>
-        </w:rPr>
-        <w:t>When I edited our class newsletter, my first draft was one gray wall of text. Nobody wanted to start reading it. So I broke it into short paragraphs, and suddenly the page looked (1) ________ — there was air around every idea. Then I got carried away. I turned every sentence into its own paragraph, and a friend said the page felt like a (2) ________ of text messages. She was right. Instead of helping, (3) ________.</w:t>
-      </w:r>
-    </w:p>
-    <w:p>
-      <w:pPr>
-        <w:spacing w:before="0" w:after="0" w:line="336" w:lineRule="auto"/>
-        <w:ind w:left="40"/>
-        <w:snapToGrid w:val="0"/>
-        <w:pBdr>
-          <w:top w:val="single" w:sz="4" w:space="2" w:color="555555"/>
-          <w:left w:val="single" w:sz="4" w:space="2" w:color="555555"/>
-          <w:bottom w:val="single" w:sz="4" w:space="2" w:color="555555"/>
-          <w:right w:val="single" w:sz="4" w:space="2" w:color="555555"/>
-        </w:pBdr>
-        <w:shd w:val="clear" w:color="auto" w:fill="FFFFFF"/>
-      </w:pPr>
-      <w:r>
-        <w:rPr>
-          <w:rFonts w:ascii="맑은 고딕" w:hAnsi="맑은 고딕" w:eastAsia="맑은 고딕"/>
-          <w:b/>
-          <w:sz w:val="17"/>
-          <w:u w:val="none"/>
-        </w:rPr>
-        <w:t>조건 · 보기</w:t>
-      </w:r>
-    </w:p>
-    <w:p>
-      <w:pPr>
-        <w:spacing w:before="0" w:after="0" w:line="336" w:lineRule="auto"/>
-        <w:ind w:left="40"/>
-        <w:snapToGrid w:val="0"/>
-        <w:pBdr>
-          <w:top w:val="single" w:sz="4" w:space="2" w:color="555555"/>
-          <w:left w:val="single" w:sz="4" w:space="2" w:color="555555"/>
-          <w:bottom w:val="single" w:sz="4" w:space="2" w:color="555555"/>
-          <w:right w:val="single" w:sz="4" w:space="2" w:color="555555"/>
-        </w:pBdr>
-        <w:shd w:val="clear" w:color="auto" w:fill="FFFFFF"/>
-      </w:pPr>
-      <w:r>
-        <w:rPr>
-          <w:rFonts w:ascii="맑은 고딕" w:hAnsi="맑은 고딕" w:eastAsia="맑은 고딕"/>
-          <w:b w:val="0"/>
-          <w:sz w:val="17"/>
-          <w:u w:val="none"/>
-        </w:rPr>
-        <w:t>&lt;조건&gt;</w:t>
-        <w:br/>
-        <w:t xml:space="preserve">(1)과 (2)는 윗글에서 찾아 </w:t>
-      </w:r>
-      <w:r>
-        <w:rPr>
-          <w:rFonts w:ascii="맑은 고딕" w:hAnsi="맑은 고딕" w:eastAsia="맑은 고딕"/>
-          <w:b/>
-          <w:sz w:val="17"/>
-          <w:u w:val="none"/>
-        </w:rPr>
-        <w:t>그대로 한 단어</w:t>
-      </w:r>
-      <w:r>
-        <w:rPr>
-          <w:rFonts w:ascii="맑은 고딕" w:hAnsi="맑은 고딕" w:eastAsia="맑은 고딕"/>
-          <w:b w:val="0"/>
-          <w:sz w:val="17"/>
-          <w:u w:val="none"/>
-        </w:rPr>
-        <w:t>로 쓸 것 (어형 변형 불가)</w:t>
-      </w:r>
-    </w:p>
-    <w:p>
-      <w:pPr>
-        <w:spacing w:before="0" w:after="60" w:line="336" w:lineRule="auto"/>
-        <w:ind w:left="40"/>
-        <w:snapToGrid w:val="0"/>
-        <w:pBdr>
-          <w:top w:val="single" w:sz="4" w:space="2" w:color="555555"/>
-          <w:left w:val="single" w:sz="4" w:space="2" w:color="555555"/>
-          <w:bottom w:val="single" w:sz="4" w:space="2" w:color="555555"/>
-          <w:right w:val="single" w:sz="4" w:space="2" w:color="555555"/>
-        </w:pBdr>
-        <w:shd w:val="clear" w:color="auto" w:fill="FFFFFF"/>
-      </w:pPr>
-      <w:r>
-        <w:rPr>
-          <w:rFonts w:ascii="맑은 고딕" w:hAnsi="맑은 고딕" w:eastAsia="맑은 고딕"/>
-          <w:b w:val="0"/>
-          <w:sz w:val="17"/>
-          <w:u w:val="none"/>
-        </w:rPr>
-        <w:t xml:space="preserve">(3)은 아래 [보기]의 표현을 </w:t>
-      </w:r>
-      <w:r>
-        <w:rPr>
-          <w:rFonts w:ascii="맑은 고딕" w:hAnsi="맑은 고딕" w:eastAsia="맑은 고딕"/>
-          <w:b/>
-          <w:sz w:val="17"/>
-          <w:u w:val="none"/>
-        </w:rPr>
-        <w:t>모두 한 번씩만</w:t>
-      </w:r>
-      <w:r>
-        <w:rPr>
-          <w:rFonts w:ascii="맑은 고딕" w:hAnsi="맑은 고딕" w:eastAsia="맑은 고딕"/>
-          <w:b w:val="0"/>
-          <w:sz w:val="17"/>
-          <w:u w:val="none"/>
-        </w:rPr>
-        <w:t xml:space="preserve"> 사용하여 11단어로 쓸 것 (※필요한 경우 문맥과 어법에 맞게 어형을 변형할 것)</w:t>
-        <w:br/>
-        <w:t>[보기] they  /  make  /  the reader's job  /  hard  /  by  /  chop up  /  a natural train of thought</w:t>
-      </w:r>
-    </w:p>
-    <w:p>
-      <w:pPr>
-        <w:keepNext/>
-        <w:spacing w:before="80" w:after="20" w:line="276" w:lineRule="auto"/>
-        <w:snapToGrid w:val="0"/>
-      </w:pPr>
-      <w:r>
-        <w:rPr>
-          <w:rFonts w:ascii="맑은 고딕" w:hAnsi="맑은 고딕" w:eastAsia="맑은 고딕"/>
-          <w:b/>
-          <w:sz w:val="17"/>
-          <w:u w:val="none"/>
-        </w:rPr>
-        <w:t>30-서2.</w:t>
-      </w:r>
-      <w:r>
-        <w:rPr>
-          <w:rFonts w:ascii="맑은 고딕" w:hAnsi="맑은 고딕" w:eastAsia="맑은 고딕"/>
-          <w:b w:val="0"/>
-          <w:sz w:val="17"/>
-          <w:u w:val="none"/>
-        </w:rPr>
-        <w:t xml:space="preserve"> 다음 글의 밑줄 친 (1)~(4)에서 문맥·어법상 알맞은 말을 골라 쓰시오. [4.0점]</w:t>
-      </w:r>
-    </w:p>
-    <w:p>
-      <w:pPr>
-        <w:spacing w:before="0" w:after="60" w:line="288" w:lineRule="auto"/>
-        <w:ind w:left="40"/>
-        <w:snapToGrid w:val="0"/>
-        <w:pBdr>
-          <w:top w:val="single" w:sz="4" w:space="2" w:color="999999"/>
-          <w:left w:val="single" w:sz="4" w:space="2" w:color="999999"/>
-          <w:bottom w:val="single" w:sz="4" w:space="2" w:color="999999"/>
-          <w:right w:val="single" w:sz="4" w:space="2" w:color="999999"/>
-        </w:pBdr>
-        <w:shd w:val="clear" w:color="auto" w:fill="F6F3EA"/>
-      </w:pPr>
-      <w:r>
-        <w:rPr>
-          <w:rFonts w:ascii="맑은 고딕" w:hAnsi="맑은 고딕" w:eastAsia="맑은 고딕"/>
-          <w:b w:val="0"/>
-          <w:sz w:val="17"/>
-          <w:u w:val="none"/>
-        </w:rPr>
-        <w:t xml:space="preserve">Keep your paragraphs short. Writing is visual―it catches the eye before it has a chance to catch the brain. Short paragraphs put air around what you write and make it look (1) </w:t>
-      </w:r>
-      <w:r>
-        <w:rPr>
-          <w:rFonts w:ascii="맑은 고딕" w:hAnsi="맑은 고딕" w:eastAsia="맑은 고딕"/>
-          <w:b/>
-          <w:sz w:val="17"/>
-          <w:u w:val="none"/>
-        </w:rPr>
-        <w:t>[ⓐ inviting / ⓑ intimidating]</w:t>
-      </w:r>
-      <w:r>
-        <w:rPr>
-          <w:rFonts w:ascii="맑은 고딕" w:hAnsi="맑은 고딕" w:eastAsia="맑은 고딕"/>
-          <w:b w:val="0"/>
-          <w:sz w:val="17"/>
-          <w:u w:val="none"/>
-        </w:rPr>
-        <w:t xml:space="preserve">, whereas a long chunk of type can discourage a reader from even (2) </w:t>
-      </w:r>
-      <w:r>
-        <w:rPr>
-          <w:rFonts w:ascii="맑은 고딕" w:hAnsi="맑은 고딕" w:eastAsia="맑은 고딕"/>
-          <w:b/>
-          <w:sz w:val="17"/>
-          <w:u w:val="none"/>
-        </w:rPr>
-        <w:t>[ⓐ start / ⓑ starting]</w:t>
-      </w:r>
-      <w:r>
-        <w:rPr>
-          <w:rFonts w:ascii="맑은 고딕" w:hAnsi="맑은 고딕" w:eastAsia="맑은 고딕"/>
-          <w:b w:val="0"/>
-          <w:sz w:val="17"/>
-          <w:u w:val="none"/>
-        </w:rPr>
-        <w:t xml:space="preserve"> to read. You may think such frequent paragraphing will damage the development of your point. (3) </w:t>
-      </w:r>
-      <w:r>
-        <w:rPr>
-          <w:rFonts w:ascii="맑은 고딕" w:hAnsi="맑은 고딕" w:eastAsia="맑은 고딕"/>
-          <w:b/>
-          <w:sz w:val="17"/>
-          <w:u w:val="none"/>
-        </w:rPr>
-        <w:t>[ⓐ Don’t worry; the gains far outweigh the hazards / ⓑ Don’t worry; the hazards far outweigh the gains]</w:t>
-      </w:r>
-      <w:r>
-        <w:rPr>
-          <w:rFonts w:ascii="맑은 고딕" w:hAnsi="맑은 고딕" w:eastAsia="맑은 고딕"/>
-          <w:b w:val="0"/>
-          <w:sz w:val="17"/>
-          <w:u w:val="none"/>
-        </w:rPr>
-        <w:t xml:space="preserve">. But don’t go too far. A succession of tiny paragraphs is (4) </w:t>
-      </w:r>
-      <w:r>
-        <w:rPr>
-          <w:rFonts w:ascii="맑은 고딕" w:hAnsi="맑은 고딕" w:eastAsia="맑은 고딕"/>
-          <w:b/>
-          <w:sz w:val="17"/>
-          <w:u w:val="none"/>
-        </w:rPr>
-        <w:t>[ⓐ far less annoying than / ⓑ as annoying as]</w:t>
-      </w:r>
-      <w:r>
-        <w:rPr>
-          <w:rFonts w:ascii="맑은 고딕" w:hAnsi="맑은 고딕" w:eastAsia="맑은 고딕"/>
-          <w:b w:val="0"/>
-          <w:sz w:val="17"/>
-          <w:u w:val="none"/>
-        </w:rPr>
-        <w:t xml:space="preserve"> a paragraph that’s too long.</w:t>
-      </w:r>
-    </w:p>
-    <w:p>
-      <w:pPr>
-        <w:spacing w:before="0" w:after="0" w:line="336" w:lineRule="auto"/>
-        <w:ind w:left="40"/>
-        <w:snapToGrid w:val="0"/>
-        <w:pBdr>
-          <w:top w:val="single" w:sz="4" w:space="2" w:color="555555"/>
-          <w:left w:val="single" w:sz="4" w:space="2" w:color="555555"/>
-          <w:bottom w:val="single" w:sz="4" w:space="2" w:color="555555"/>
-          <w:right w:val="single" w:sz="4" w:space="2" w:color="555555"/>
-        </w:pBdr>
-        <w:shd w:val="clear" w:color="auto" w:fill="FFFFFF"/>
-      </w:pPr>
-      <w:r>
-        <w:rPr>
-          <w:rFonts w:ascii="맑은 고딕" w:hAnsi="맑은 고딕" w:eastAsia="맑은 고딕"/>
-          <w:b/>
-          <w:sz w:val="17"/>
-          <w:u w:val="none"/>
-        </w:rPr>
-        <w:t>조건 · 보기</w:t>
-      </w:r>
-    </w:p>
-    <w:p>
-      <w:pPr>
-        <w:spacing w:before="0" w:after="0" w:line="336" w:lineRule="auto"/>
-        <w:ind w:left="40"/>
-        <w:snapToGrid w:val="0"/>
-        <w:pBdr>
-          <w:top w:val="single" w:sz="4" w:space="2" w:color="555555"/>
-          <w:left w:val="single" w:sz="4" w:space="2" w:color="555555"/>
-          <w:bottom w:val="single" w:sz="4" w:space="2" w:color="555555"/>
-          <w:right w:val="single" w:sz="4" w:space="2" w:color="555555"/>
-        </w:pBdr>
-        <w:shd w:val="clear" w:color="auto" w:fill="FFFFFF"/>
-      </w:pPr>
-      <w:r>
-        <w:rPr>
-          <w:rFonts w:ascii="맑은 고딕" w:hAnsi="맑은 고딕" w:eastAsia="맑은 고딕"/>
-          <w:b w:val="0"/>
-          <w:sz w:val="17"/>
-          <w:u w:val="none"/>
-        </w:rPr>
-        <w:t xml:space="preserve">&lt;조건&gt;각 소문항 안에서 ⓐ와 ⓑ 중 하나만 골라 </w:t>
-      </w:r>
-      <w:r>
-        <w:rPr>
-          <w:rFonts w:ascii="맑은 고딕" w:hAnsi="맑은 고딕" w:eastAsia="맑은 고딕"/>
-          <w:b/>
-          <w:sz w:val="17"/>
-          <w:u w:val="none"/>
-        </w:rPr>
-        <w:t>기호 또는 답 전체</w:t>
-      </w:r>
-      <w:r>
-        <w:rPr>
-          <w:rFonts w:ascii="맑은 고딕" w:hAnsi="맑은 고딕" w:eastAsia="맑은 고딕"/>
-          <w:b w:val="0"/>
-          <w:sz w:val="17"/>
-          <w:u w:val="none"/>
-        </w:rPr>
-        <w:t>를 쓸 것</w:t>
-      </w:r>
-    </w:p>
-    <w:p>
-      <w:pPr>
-        <w:spacing w:before="0" w:after="60" w:line="336" w:lineRule="auto"/>
-        <w:ind w:left="40"/>
-        <w:snapToGrid w:val="0"/>
-        <w:pBdr>
-          <w:top w:val="single" w:sz="4" w:space="2" w:color="555555"/>
-          <w:left w:val="single" w:sz="4" w:space="2" w:color="555555"/>
-          <w:bottom w:val="single" w:sz="4" w:space="2" w:color="555555"/>
-          <w:right w:val="single" w:sz="4" w:space="2" w:color="555555"/>
-        </w:pBdr>
-        <w:shd w:val="clear" w:color="auto" w:fill="FFFFFF"/>
-      </w:pPr>
-      <w:r>
-        <w:rPr>
-          <w:rFonts w:ascii="맑은 고딕" w:hAnsi="맑은 고딕" w:eastAsia="맑은 고딕"/>
-          <w:b w:val="0"/>
-          <w:sz w:val="17"/>
-          <w:u w:val="none"/>
-        </w:rPr>
-        <w:t>답안지에 소문항 번호를 정확하게 기입할 것 (예: 2-(1) 2-(2) 2-(3) 2-(4))</w:t>
-      </w:r>
-    </w:p>
-    <w:p>
-      <w:pPr>
-        <w:keepNext/>
-        <w:spacing w:before="80" w:after="20" w:line="276" w:lineRule="auto"/>
-        <w:snapToGrid w:val="0"/>
-      </w:pPr>
-      <w:r>
-        <w:rPr>
-          <w:rFonts w:ascii="맑은 고딕" w:hAnsi="맑은 고딕" w:eastAsia="맑은 고딕"/>
-          <w:b/>
-          <w:sz w:val="17"/>
-          <w:u w:val="none"/>
-        </w:rPr>
-        <w:t>30-서3.</w:t>
-      </w:r>
-      <w:r>
-        <w:rPr>
-          <w:rFonts w:ascii="맑은 고딕" w:hAnsi="맑은 고딕" w:eastAsia="맑은 고딕"/>
-          <w:b w:val="0"/>
-          <w:sz w:val="17"/>
-          <w:u w:val="none"/>
-        </w:rPr>
-        <w:t xml:space="preserve"> 윗글을 읽고 다음 두 질문에 &lt;조건&gt;에 맞게 영어로 답하시오. [4.0점]</w:t>
-      </w:r>
-    </w:p>
-    <w:p>
-      <w:pPr>
-        <w:spacing w:before="0" w:after="60" w:line="288" w:lineRule="auto"/>
-        <w:ind w:left="40"/>
-        <w:snapToGrid w:val="0"/>
-        <w:pBdr>
-          <w:top w:val="single" w:sz="4" w:space="2" w:color="999999"/>
-          <w:left w:val="single" w:sz="4" w:space="2" w:color="999999"/>
-          <w:bottom w:val="single" w:sz="4" w:space="2" w:color="999999"/>
-          <w:right w:val="single" w:sz="4" w:space="2" w:color="999999"/>
-        </w:pBdr>
-        <w:shd w:val="clear" w:color="auto" w:fill="F6F3EA"/>
-      </w:pPr>
-      <w:r>
-        <w:rPr>
-          <w:rFonts w:ascii="맑은 고딕" w:hAnsi="맑은 고딕" w:eastAsia="맑은 고딕"/>
-          <w:b/>
-          <w:sz w:val="17"/>
-          <w:u w:val="none"/>
-        </w:rPr>
-        <w:t>Q1.</w:t>
-      </w:r>
-      <w:r>
-        <w:rPr>
-          <w:rFonts w:ascii="맑은 고딕" w:hAnsi="맑은 고딕" w:eastAsia="맑은 고딕"/>
-          <w:b w:val="0"/>
-          <w:sz w:val="17"/>
-          <w:u w:val="none"/>
-        </w:rPr>
-        <w:t xml:space="preserve"> According to the writer, how long should newspaper paragraphs be?</w:t>
-      </w:r>
-    </w:p>
-    <w:p>
-      <w:pPr>
-        <w:spacing w:before="0" w:after="60" w:line="288" w:lineRule="auto"/>
-        <w:ind w:left="40"/>
-        <w:snapToGrid w:val="0"/>
-        <w:pBdr>
-          <w:top w:val="single" w:sz="4" w:space="2" w:color="999999"/>
-          <w:left w:val="single" w:sz="4" w:space="2" w:color="999999"/>
-          <w:bottom w:val="single" w:sz="4" w:space="2" w:color="999999"/>
-          <w:right w:val="single" w:sz="4" w:space="2" w:color="999999"/>
-        </w:pBdr>
-        <w:shd w:val="clear" w:color="auto" w:fill="F6F3EA"/>
-      </w:pPr>
-    </w:p>
-    <w:p>
-      <w:pPr>
-        <w:spacing w:before="0" w:after="60" w:line="288" w:lineRule="auto"/>
-        <w:ind w:left="40"/>
-        <w:snapToGrid w:val="0"/>
-        <w:pBdr>
-          <w:top w:val="single" w:sz="4" w:space="2" w:color="999999"/>
-          <w:left w:val="single" w:sz="4" w:space="2" w:color="999999"/>
-          <w:bottom w:val="single" w:sz="4" w:space="2" w:color="999999"/>
-          <w:right w:val="single" w:sz="4" w:space="2" w:color="999999"/>
-        </w:pBdr>
-        <w:shd w:val="clear" w:color="auto" w:fill="F6F3EA"/>
-      </w:pPr>
-      <w:r>
-        <w:rPr>
-          <w:rFonts w:ascii="맑은 고딕" w:hAnsi="맑은 고딕" w:eastAsia="맑은 고딕"/>
-          <w:b w:val="0"/>
-          <w:sz w:val="17"/>
-          <w:u w:val="none"/>
-        </w:rPr>
-        <w:t>A1. They should be only              ________ long.</w:t>
-      </w:r>
-    </w:p>
-    <w:p>
-      <w:pPr>
-        <w:spacing w:before="0" w:after="60" w:line="288" w:lineRule="auto"/>
-        <w:ind w:left="40"/>
-        <w:snapToGrid w:val="0"/>
-        <w:pBdr>
-          <w:top w:val="single" w:sz="4" w:space="2" w:color="999999"/>
-          <w:left w:val="single" w:sz="4" w:space="2" w:color="999999"/>
-          <w:bottom w:val="single" w:sz="4" w:space="2" w:color="999999"/>
-          <w:right w:val="single" w:sz="4" w:space="2" w:color="999999"/>
-        </w:pBdr>
-        <w:shd w:val="clear" w:color="auto" w:fill="F6F3EA"/>
-      </w:pPr>
-    </w:p>
-    <w:p>
-      <w:pPr>
-        <w:spacing w:before="0" w:after="60" w:line="288" w:lineRule="auto"/>
-        <w:ind w:left="40"/>
-        <w:snapToGrid w:val="0"/>
-        <w:pBdr>
-          <w:top w:val="single" w:sz="4" w:space="2" w:color="999999"/>
-          <w:left w:val="single" w:sz="4" w:space="2" w:color="999999"/>
-          <w:bottom w:val="single" w:sz="4" w:space="2" w:color="999999"/>
-          <w:right w:val="single" w:sz="4" w:space="2" w:color="999999"/>
-        </w:pBdr>
-        <w:shd w:val="clear" w:color="auto" w:fill="F6F3EA"/>
-      </w:pPr>
-    </w:p>
-    <w:p>
-      <w:pPr>
-        <w:spacing w:before="0" w:after="60" w:line="288" w:lineRule="auto"/>
-        <w:ind w:left="40"/>
-        <w:snapToGrid w:val="0"/>
-        <w:pBdr>
-          <w:top w:val="single" w:sz="4" w:space="2" w:color="999999"/>
-          <w:left w:val="single" w:sz="4" w:space="2" w:color="999999"/>
-          <w:bottom w:val="single" w:sz="4" w:space="2" w:color="999999"/>
-          <w:right w:val="single" w:sz="4" w:space="2" w:color="999999"/>
-        </w:pBdr>
-        <w:shd w:val="clear" w:color="auto" w:fill="F6F3EA"/>
-      </w:pPr>
-      <w:r>
-        <w:rPr>
-          <w:rFonts w:ascii="맑은 고딕" w:hAnsi="맑은 고딕" w:eastAsia="맑은 고딕"/>
-          <w:b/>
-          <w:sz w:val="17"/>
-          <w:u w:val="none"/>
-        </w:rPr>
-        <w:t>Q2.</w:t>
-      </w:r>
-      <w:r>
-        <w:rPr>
-          <w:rFonts w:ascii="맑은 고딕" w:hAnsi="맑은 고딕" w:eastAsia="맑은 고딕"/>
-          <w:b w:val="0"/>
-          <w:sz w:val="17"/>
-          <w:u w:val="none"/>
-        </w:rPr>
-        <w:t xml:space="preserve"> What do tiny paragraphs written by modern journalists chop up?</w:t>
-      </w:r>
-    </w:p>
-    <w:p>
-      <w:pPr>
-        <w:spacing w:before="0" w:after="60" w:line="288" w:lineRule="auto"/>
-        <w:ind w:left="40"/>
-        <w:snapToGrid w:val="0"/>
-        <w:pBdr>
-          <w:top w:val="single" w:sz="4" w:space="2" w:color="999999"/>
-          <w:left w:val="single" w:sz="4" w:space="2" w:color="999999"/>
-          <w:bottom w:val="single" w:sz="4" w:space="2" w:color="999999"/>
-          <w:right w:val="single" w:sz="4" w:space="2" w:color="999999"/>
-        </w:pBdr>
-        <w:shd w:val="clear" w:color="auto" w:fill="F6F3EA"/>
-      </w:pPr>
-    </w:p>
-    <w:p>
-      <w:pPr>
-        <w:spacing w:before="0" w:after="60" w:line="288" w:lineRule="auto"/>
-        <w:ind w:left="40"/>
-        <w:snapToGrid w:val="0"/>
-        <w:pBdr>
-          <w:top w:val="single" w:sz="4" w:space="2" w:color="999999"/>
-          <w:left w:val="single" w:sz="4" w:space="2" w:color="999999"/>
-          <w:bottom w:val="single" w:sz="4" w:space="2" w:color="999999"/>
-          <w:right w:val="single" w:sz="4" w:space="2" w:color="999999"/>
-        </w:pBdr>
-        <w:shd w:val="clear" w:color="auto" w:fill="F6F3EA"/>
-      </w:pPr>
-      <w:r>
-        <w:rPr>
-          <w:rFonts w:ascii="맑은 고딕" w:hAnsi="맑은 고딕" w:eastAsia="맑은 고딕"/>
-          <w:b w:val="0"/>
-          <w:sz w:val="17"/>
-          <w:u w:val="none"/>
-        </w:rPr>
-        <w:t>A2. A natural              ________.</w:t>
-      </w:r>
-    </w:p>
-    <w:p>
-      <w:pPr>
-        <w:spacing w:before="0" w:after="0" w:line="336" w:lineRule="auto"/>
-        <w:ind w:left="40"/>
-        <w:snapToGrid w:val="0"/>
-        <w:pBdr>
-          <w:top w:val="single" w:sz="4" w:space="2" w:color="555555"/>
-          <w:left w:val="single" w:sz="4" w:space="2" w:color="555555"/>
-          <w:bottom w:val="single" w:sz="4" w:space="2" w:color="555555"/>
-          <w:right w:val="single" w:sz="4" w:space="2" w:color="555555"/>
-        </w:pBdr>
-        <w:shd w:val="clear" w:color="auto" w:fill="FFFFFF"/>
-      </w:pPr>
-      <w:r>
-        <w:rPr>
-          <w:rFonts w:ascii="맑은 고딕" w:hAnsi="맑은 고딕" w:eastAsia="맑은 고딕"/>
-          <w:b/>
-          <w:sz w:val="17"/>
-          <w:u w:val="none"/>
-        </w:rPr>
-        <w:t>조건 · 보기</w:t>
-      </w:r>
-    </w:p>
-    <w:p>
-      <w:pPr>
-        <w:spacing w:before="0" w:after="0" w:line="336" w:lineRule="auto"/>
-        <w:ind w:left="40"/>
-        <w:snapToGrid w:val="0"/>
-        <w:pBdr>
-          <w:top w:val="single" w:sz="4" w:space="2" w:color="555555"/>
-          <w:left w:val="single" w:sz="4" w:space="2" w:color="555555"/>
-          <w:bottom w:val="single" w:sz="4" w:space="2" w:color="555555"/>
-          <w:right w:val="single" w:sz="4" w:space="2" w:color="555555"/>
-        </w:pBdr>
-        <w:shd w:val="clear" w:color="auto" w:fill="FFFFFF"/>
-      </w:pPr>
-      <w:r>
-        <w:rPr>
-          <w:rFonts w:ascii="맑은 고딕" w:hAnsi="맑은 고딕" w:eastAsia="맑은 고딕"/>
-          <w:b w:val="0"/>
-          <w:sz w:val="17"/>
-          <w:u w:val="none"/>
-        </w:rPr>
-        <w:t>&lt;조건&gt;</w:t>
-        <w:br/>
-        <w:t xml:space="preserve">A1의 빈칸은 </w:t>
-      </w:r>
-      <w:r>
-        <w:rPr>
-          <w:rFonts w:ascii="맑은 고딕" w:hAnsi="맑은 고딕" w:eastAsia="맑은 고딕"/>
-          <w:b/>
-          <w:sz w:val="17"/>
-          <w:u w:val="none"/>
-        </w:rPr>
-        <w:t>네 단어</w:t>
-      </w:r>
-      <w:r>
-        <w:rPr>
-          <w:rFonts w:ascii="맑은 고딕" w:hAnsi="맑은 고딕" w:eastAsia="맑은 고딕"/>
-          <w:b w:val="0"/>
-          <w:sz w:val="17"/>
-          <w:u w:val="none"/>
-        </w:rPr>
-        <w:t>로 쓸 것. 답란에 이미 인쇄된 표현을 다시 쓰면 감점</w:t>
-      </w:r>
-    </w:p>
-    <w:p>
-      <w:pPr>
-        <w:spacing w:before="0" w:after="60" w:line="336" w:lineRule="auto"/>
-        <w:ind w:left="40"/>
-        <w:snapToGrid w:val="0"/>
-        <w:pBdr>
-          <w:top w:val="single" w:sz="4" w:space="2" w:color="555555"/>
-          <w:left w:val="single" w:sz="4" w:space="2" w:color="555555"/>
-          <w:bottom w:val="single" w:sz="4" w:space="2" w:color="555555"/>
-          <w:right w:val="single" w:sz="4" w:space="2" w:color="555555"/>
-        </w:pBdr>
-        <w:shd w:val="clear" w:color="auto" w:fill="FFFFFF"/>
-      </w:pPr>
-      <w:r>
-        <w:rPr>
-          <w:rFonts w:ascii="맑은 고딕" w:hAnsi="맑은 고딕" w:eastAsia="맑은 고딕"/>
-          <w:b w:val="0"/>
-          <w:sz w:val="17"/>
-          <w:u w:val="none"/>
-        </w:rPr>
-        <w:t xml:space="preserve">A2의 빈칸은 </w:t>
-      </w:r>
-      <w:r>
-        <w:rPr>
-          <w:rFonts w:ascii="맑은 고딕" w:hAnsi="맑은 고딕" w:eastAsia="맑은 고딕"/>
-          <w:b/>
-          <w:sz w:val="17"/>
-          <w:u w:val="none"/>
-        </w:rPr>
-        <w:t>세 단어</w:t>
-      </w:r>
-      <w:r>
-        <w:rPr>
-          <w:rFonts w:ascii="맑은 고딕" w:hAnsi="맑은 고딕" w:eastAsia="맑은 고딕"/>
-          <w:b w:val="0"/>
-          <w:sz w:val="17"/>
-          <w:u w:val="none"/>
-        </w:rPr>
-        <w:t>로 쓸 것</w:t>
-      </w:r>
-    </w:p>
-    <w:p>
-      <w:pPr>
-        <w:keepNext/>
-        <w:spacing w:before="80" w:after="20" w:line="276" w:lineRule="auto"/>
-        <w:snapToGrid w:val="0"/>
-      </w:pPr>
-      <w:r>
-        <w:rPr>
-          <w:rFonts w:ascii="맑은 고딕" w:hAnsi="맑은 고딕" w:eastAsia="맑은 고딕"/>
-          <w:b/>
-          <w:sz w:val="17"/>
-          <w:u w:val="none"/>
-        </w:rPr>
-        <w:t>30-서4.</w:t>
-      </w:r>
-      <w:r>
-        <w:rPr>
-          <w:rFonts w:ascii="맑은 고딕" w:hAnsi="맑은 고딕" w:eastAsia="맑은 고딕"/>
-          <w:b w:val="0"/>
-          <w:sz w:val="17"/>
-          <w:u w:val="none"/>
-        </w:rPr>
-        <w:t xml:space="preserve"> 윗글의 밑줄 친 (1), (2)와 </w:t>
-      </w:r>
-      <w:r>
-        <w:rPr>
-          <w:rFonts w:ascii="맑은 고딕" w:hAnsi="맑은 고딕" w:eastAsia="맑은 고딕"/>
-          <w:b/>
-          <w:sz w:val="17"/>
-          <w:u w:val="none"/>
-        </w:rPr>
-        <w:t>같은 뜻이 되도록</w:t>
-      </w:r>
-      <w:r>
-        <w:rPr>
-          <w:rFonts w:ascii="맑은 고딕" w:hAnsi="맑은 고딕" w:eastAsia="맑은 고딕"/>
-          <w:b w:val="0"/>
-          <w:sz w:val="17"/>
-          <w:u w:val="none"/>
-        </w:rPr>
-        <w:t xml:space="preserve"> &lt;조건&gt;에 맞게 다시 쓰시오. [4.0점]</w:t>
-      </w:r>
-    </w:p>
-    <w:p>
-      <w:pPr>
-        <w:spacing w:before="0" w:after="60" w:line="288" w:lineRule="auto"/>
-        <w:ind w:left="40"/>
-        <w:snapToGrid w:val="0"/>
-        <w:pBdr>
-          <w:top w:val="single" w:sz="4" w:space="2" w:color="999999"/>
-          <w:left w:val="single" w:sz="4" w:space="2" w:color="999999"/>
-          <w:bottom w:val="single" w:sz="4" w:space="2" w:color="999999"/>
-          <w:right w:val="single" w:sz="4" w:space="2" w:color="999999"/>
-        </w:pBdr>
-        <w:shd w:val="clear" w:color="auto" w:fill="F6F3EA"/>
-      </w:pPr>
-      <w:r>
-        <w:rPr>
-          <w:rFonts w:ascii="맑은 고딕" w:hAnsi="맑은 고딕" w:eastAsia="맑은 고딕"/>
-          <w:b w:val="0"/>
-          <w:sz w:val="17"/>
-          <w:u w:val="none"/>
-        </w:rPr>
-        <w:t xml:space="preserve">(1) </w:t>
-      </w:r>
-      <w:r>
-        <w:rPr>
-          <w:rFonts w:ascii="맑은 고딕" w:hAnsi="맑은 고딕" w:eastAsia="맑은 고딕"/>
-          <w:b w:val="0"/>
-          <w:sz w:val="17"/>
-          <w:u w:val="single"/>
-        </w:rPr>
-        <w:t>You may think such frequent paragraphing will damage the development of your point.</w:t>
-      </w:r>
-      <w:r>
-        <w:rPr>
-          <w:rFonts w:ascii="맑은 고딕" w:hAnsi="맑은 고딕" w:eastAsia="맑은 고딕"/>
-          <w:b w:val="0"/>
-          <w:sz w:val="17"/>
-          <w:u w:val="none"/>
-        </w:rPr>
-        <w:t xml:space="preserve"> Obviously The New Yorker is obsessed by this fear―a reader can go for miles without relief. Don't worry; the gains far outweigh the hazards. But don't go too far. (2) </w:t>
-      </w:r>
-      <w:r>
-        <w:rPr>
-          <w:rFonts w:ascii="맑은 고딕" w:hAnsi="맑은 고딕" w:eastAsia="맑은 고딕"/>
-          <w:b w:val="0"/>
-          <w:sz w:val="17"/>
-          <w:u w:val="single"/>
-        </w:rPr>
-        <w:t>A succession of tiny paragraphs is as annoying as a paragraph that's too long.</w:t>
-      </w:r>
-    </w:p>
-    <w:p>
-      <w:pPr>
-        <w:spacing w:before="0" w:after="0" w:line="336" w:lineRule="auto"/>
-        <w:ind w:left="40"/>
-        <w:snapToGrid w:val="0"/>
-        <w:pBdr>
-          <w:top w:val="single" w:sz="4" w:space="2" w:color="555555"/>
-          <w:left w:val="single" w:sz="4" w:space="2" w:color="555555"/>
-          <w:bottom w:val="single" w:sz="4" w:space="2" w:color="555555"/>
-          <w:right w:val="single" w:sz="4" w:space="2" w:color="555555"/>
-        </w:pBdr>
-        <w:shd w:val="clear" w:color="auto" w:fill="FFFFFF"/>
-      </w:pPr>
-      <w:r>
-        <w:rPr>
-          <w:rFonts w:ascii="맑은 고딕" w:hAnsi="맑은 고딕" w:eastAsia="맑은 고딕"/>
-          <w:b/>
-          <w:sz w:val="17"/>
-          <w:u w:val="none"/>
-        </w:rPr>
-        <w:t>조건 · 보기</w:t>
-      </w:r>
-    </w:p>
-    <w:p>
-      <w:pPr>
-        <w:spacing w:before="0" w:after="0" w:line="336" w:lineRule="auto"/>
-        <w:ind w:left="40"/>
-        <w:snapToGrid w:val="0"/>
-        <w:pBdr>
-          <w:top w:val="single" w:sz="4" w:space="2" w:color="555555"/>
-          <w:left w:val="single" w:sz="4" w:space="2" w:color="555555"/>
-          <w:bottom w:val="single" w:sz="4" w:space="2" w:color="555555"/>
-          <w:right w:val="single" w:sz="4" w:space="2" w:color="555555"/>
-        </w:pBdr>
-        <w:shd w:val="clear" w:color="auto" w:fill="FFFFFF"/>
-      </w:pPr>
-      <w:r>
-        <w:rPr>
-          <w:rFonts w:ascii="맑은 고딕" w:hAnsi="맑은 고딕" w:eastAsia="맑은 고딕"/>
-          <w:b w:val="0"/>
-          <w:sz w:val="17"/>
-          <w:u w:val="none"/>
-        </w:rPr>
-        <w:t>&lt;조건&gt;</w:t>
-        <w:br/>
-        <w:t xml:space="preserve">(1)은 </w:t>
-      </w:r>
-      <w:r>
-        <w:rPr>
-          <w:rFonts w:ascii="맑은 고딕" w:hAnsi="맑은 고딕" w:eastAsia="맑은 고딕"/>
-          <w:b/>
-          <w:sz w:val="17"/>
-          <w:u w:val="none"/>
-        </w:rPr>
-        <w:t>'It may seem to you that ~'</w:t>
-      </w:r>
-      <w:r>
-        <w:rPr>
-          <w:rFonts w:ascii="맑은 고딕" w:hAnsi="맑은 고딕" w:eastAsia="맑은 고딕"/>
-          <w:b w:val="0"/>
-          <w:sz w:val="17"/>
-          <w:u w:val="none"/>
-        </w:rPr>
-        <w:t>로 시작하는 문장으로 바꿀 것. [보기 1]을 모두 사용할 것</w:t>
-      </w:r>
-    </w:p>
-    <w:p>
-      <w:pPr>
-        <w:spacing w:before="0" w:after="0" w:line="336" w:lineRule="auto"/>
-        <w:ind w:left="40"/>
-        <w:snapToGrid w:val="0"/>
-        <w:pBdr>
-          <w:top w:val="single" w:sz="4" w:space="2" w:color="555555"/>
-          <w:left w:val="single" w:sz="4" w:space="2" w:color="555555"/>
-          <w:bottom w:val="single" w:sz="4" w:space="2" w:color="555555"/>
-          <w:right w:val="single" w:sz="4" w:space="2" w:color="555555"/>
-        </w:pBdr>
-        <w:shd w:val="clear" w:color="auto" w:fill="FFFFFF"/>
-      </w:pPr>
-      <w:r>
-        <w:rPr>
-          <w:rFonts w:ascii="맑은 고딕" w:hAnsi="맑은 고딕" w:eastAsia="맑은 고딕"/>
-          <w:b w:val="0"/>
-          <w:sz w:val="17"/>
-          <w:u w:val="none"/>
-        </w:rPr>
-        <w:t>[보기 1] it / may / seem / to you / that / such frequent paragraphing / will / damage / the development / of your point</w:t>
-      </w:r>
-    </w:p>
-    <w:p>
-      <w:pPr>
-        <w:spacing w:before="0" w:after="0" w:line="336" w:lineRule="auto"/>
-        <w:ind w:left="40"/>
-        <w:snapToGrid w:val="0"/>
-        <w:pBdr>
-          <w:top w:val="single" w:sz="4" w:space="2" w:color="555555"/>
-          <w:left w:val="single" w:sz="4" w:space="2" w:color="555555"/>
-          <w:bottom w:val="single" w:sz="4" w:space="2" w:color="555555"/>
-          <w:right w:val="single" w:sz="4" w:space="2" w:color="555555"/>
-        </w:pBdr>
-        <w:shd w:val="clear" w:color="auto" w:fill="FFFFFF"/>
-      </w:pPr>
-      <w:r>
-        <w:rPr>
-          <w:rFonts w:ascii="맑은 고딕" w:hAnsi="맑은 고딕" w:eastAsia="맑은 고딕"/>
-          <w:b w:val="0"/>
-          <w:sz w:val="17"/>
-          <w:u w:val="none"/>
-        </w:rPr>
-        <w:t xml:space="preserve">(2)는 원급 비교(as ~ as)를 </w:t>
-      </w:r>
-      <w:r>
-        <w:rPr>
-          <w:rFonts w:ascii="맑은 고딕" w:hAnsi="맑은 고딕" w:eastAsia="맑은 고딕"/>
-          <w:b/>
-          <w:sz w:val="17"/>
-          <w:u w:val="none"/>
-        </w:rPr>
-        <w:t>'no less ~ than'</w:t>
-      </w:r>
-      <w:r>
-        <w:rPr>
-          <w:rFonts w:ascii="맑은 고딕" w:hAnsi="맑은 고딕" w:eastAsia="맑은 고딕"/>
-          <w:b w:val="0"/>
-          <w:sz w:val="17"/>
-          <w:u w:val="none"/>
-        </w:rPr>
-        <w:t>을 사용한 문장으로 바꿀 것. [보기 2]를 모두 사용하고 필요시 변형할 것</w:t>
-      </w:r>
-    </w:p>
-    <w:p>
-      <w:pPr>
-        <w:spacing w:before="0" w:after="60" w:line="336" w:lineRule="auto"/>
-        <w:ind w:left="40"/>
-        <w:snapToGrid w:val="0"/>
-        <w:pBdr>
-          <w:top w:val="single" w:sz="4" w:space="2" w:color="555555"/>
-          <w:left w:val="single" w:sz="4" w:space="2" w:color="555555"/>
-          <w:bottom w:val="single" w:sz="4" w:space="2" w:color="555555"/>
-          <w:right w:val="single" w:sz="4" w:space="2" w:color="555555"/>
-        </w:pBdr>
-        <w:shd w:val="clear" w:color="auto" w:fill="FFFFFF"/>
-      </w:pPr>
-      <w:r>
-        <w:rPr>
-          <w:rFonts w:ascii="맑은 고딕" w:hAnsi="맑은 고딕" w:eastAsia="맑은 고딕"/>
-          <w:b w:val="0"/>
-          <w:sz w:val="17"/>
-          <w:u w:val="none"/>
-        </w:rPr>
-        <w:t>[보기 2] a succession of tiny paragraphs / be / no less / annoying / than / a paragraph / that / be / too long</w:t>
-      </w:r>
-    </w:p>
-    <w:p>
-      <w:pPr>
-        <w:keepNext/>
-        <w:spacing w:before="80" w:after="20" w:line="276" w:lineRule="auto"/>
-        <w:snapToGrid w:val="0"/>
-      </w:pPr>
-      <w:r>
-        <w:rPr>
-          <w:rFonts w:ascii="맑은 고딕" w:hAnsi="맑은 고딕" w:eastAsia="맑은 고딕"/>
-          <w:b/>
-          <w:sz w:val="17"/>
-          <w:u w:val="none"/>
-        </w:rPr>
-        <w:t>30-서5.</w:t>
-      </w:r>
-      <w:r>
-        <w:rPr>
-          <w:rFonts w:ascii="맑은 고딕" w:hAnsi="맑은 고딕" w:eastAsia="맑은 고딕"/>
-          <w:b w:val="0"/>
-          <w:sz w:val="17"/>
-          <w:u w:val="none"/>
-        </w:rPr>
-        <w:t xml:space="preserve"> 다음 글의 밑줄 친 ⓐ~ⓕ 중 </w:t>
-      </w:r>
-      <w:r>
-        <w:rPr>
-          <w:rFonts w:ascii="맑은 고딕" w:hAnsi="맑은 고딕" w:eastAsia="맑은 고딕"/>
-          <w:b/>
-          <w:sz w:val="17"/>
-          <w:u w:val="none"/>
-        </w:rPr>
-        <w:t>어법상 틀린 것 두 개</w:t>
-      </w:r>
-      <w:r>
-        <w:rPr>
-          <w:rFonts w:ascii="맑은 고딕" w:hAnsi="맑은 고딕" w:eastAsia="맑은 고딕"/>
-          <w:b w:val="0"/>
-          <w:sz w:val="17"/>
-          <w:u w:val="none"/>
-        </w:rPr>
-        <w:t>를 찾아 기호를 쓰고 바르게 고치시오. [4.0점]</w:t>
-      </w:r>
-    </w:p>
-    <w:p>
-      <w:pPr>
-        <w:spacing w:before="0" w:after="60" w:line="288" w:lineRule="auto"/>
-        <w:ind w:left="40"/>
-        <w:snapToGrid w:val="0"/>
-        <w:pBdr>
-          <w:top w:val="single" w:sz="4" w:space="2" w:color="999999"/>
-          <w:left w:val="single" w:sz="4" w:space="2" w:color="999999"/>
-          <w:bottom w:val="single" w:sz="4" w:space="2" w:color="999999"/>
-          <w:right w:val="single" w:sz="4" w:space="2" w:color="999999"/>
-        </w:pBdr>
-        <w:shd w:val="clear" w:color="auto" w:fill="F6F3EA"/>
-      </w:pPr>
-      <w:r>
-        <w:rPr>
-          <w:rFonts w:ascii="맑은 고딕" w:hAnsi="맑은 고딕" w:eastAsia="맑은 고딕"/>
-          <w:b w:val="0"/>
-          <w:sz w:val="17"/>
-          <w:u w:val="none"/>
-        </w:rPr>
-        <w:t xml:space="preserve">Keep your paragraphs short. Writing is visual―it catches the eye before it ⓐ </w:t>
-      </w:r>
-      <w:r>
-        <w:rPr>
-          <w:rFonts w:ascii="맑은 고딕" w:hAnsi="맑은 고딕" w:eastAsia="맑은 고딕"/>
-          <w:b w:val="0"/>
-          <w:sz w:val="17"/>
-          <w:u w:val="single"/>
-        </w:rPr>
-        <w:t>has a chance to catch</w:t>
-      </w:r>
-      <w:r>
-        <w:rPr>
-          <w:rFonts w:ascii="맑은 고딕" w:hAnsi="맑은 고딕" w:eastAsia="맑은 고딕"/>
-          <w:b w:val="0"/>
-          <w:sz w:val="17"/>
-          <w:u w:val="none"/>
-        </w:rPr>
-        <w:t xml:space="preserve"> the brain. Short paragraphs put air around what you write and ⓑ </w:t>
-      </w:r>
-      <w:r>
-        <w:rPr>
-          <w:rFonts w:ascii="맑은 고딕" w:hAnsi="맑은 고딕" w:eastAsia="맑은 고딕"/>
-          <w:b w:val="0"/>
-          <w:sz w:val="17"/>
-          <w:u w:val="single"/>
-        </w:rPr>
-        <w:t>make it to look</w:t>
-      </w:r>
-      <w:r>
-        <w:rPr>
-          <w:rFonts w:ascii="맑은 고딕" w:hAnsi="맑은 고딕" w:eastAsia="맑은 고딕"/>
-          <w:b w:val="0"/>
-          <w:sz w:val="17"/>
-          <w:u w:val="none"/>
-        </w:rPr>
-        <w:t xml:space="preserve"> inviting, whereas a long chunk of type can ⓒ </w:t>
-      </w:r>
-      <w:r>
-        <w:rPr>
-          <w:rFonts w:ascii="맑은 고딕" w:hAnsi="맑은 고딕" w:eastAsia="맑은 고딕"/>
-          <w:b w:val="0"/>
-          <w:sz w:val="17"/>
-          <w:u w:val="single"/>
-        </w:rPr>
-        <w:t>discourage a reader from even starting</w:t>
-      </w:r>
-      <w:r>
-        <w:rPr>
-          <w:rFonts w:ascii="맑은 고딕" w:hAnsi="맑은 고딕" w:eastAsia="맑은 고딕"/>
-          <w:b w:val="0"/>
-          <w:sz w:val="17"/>
-          <w:u w:val="none"/>
-        </w:rPr>
-        <w:t xml:space="preserve"> to read. Newspaper paragraphs should be only two or three sentences long; newspaper type is set in a narrow width, and the inches ⓓ </w:t>
-      </w:r>
-      <w:r>
-        <w:rPr>
-          <w:rFonts w:ascii="맑은 고딕" w:hAnsi="맑은 고딕" w:eastAsia="맑은 고딕"/>
-          <w:b w:val="0"/>
-          <w:sz w:val="17"/>
-          <w:u w:val="single"/>
-        </w:rPr>
-        <w:t>quickly add up</w:t>
-      </w:r>
-      <w:r>
-        <w:rPr>
-          <w:rFonts w:ascii="맑은 고딕" w:hAnsi="맑은 고딕" w:eastAsia="맑은 고딕"/>
-          <w:b w:val="0"/>
-          <w:sz w:val="17"/>
-          <w:u w:val="none"/>
-        </w:rPr>
-        <w:t xml:space="preserve">. You may think such frequent paragraphing will damage the development of your point. Obviously The New Yorker is obsessed by this fear―a reader can go for miles without relief. Don't worry; the gains far outweigh the hazards. But don't go too far. A succession of tiny paragraphs ⓔ </w:t>
-      </w:r>
-      <w:r>
-        <w:rPr>
-          <w:rFonts w:ascii="맑은 고딕" w:hAnsi="맑은 고딕" w:eastAsia="맑은 고딕"/>
-          <w:b w:val="0"/>
-          <w:sz w:val="17"/>
-          <w:u w:val="single"/>
-        </w:rPr>
-        <w:t>are as annoying as</w:t>
-      </w:r>
-      <w:r>
-        <w:rPr>
-          <w:rFonts w:ascii="맑은 고딕" w:hAnsi="맑은 고딕" w:eastAsia="맑은 고딕"/>
-          <w:b w:val="0"/>
-          <w:sz w:val="17"/>
-          <w:u w:val="none"/>
-        </w:rPr>
-        <w:t xml:space="preserve"> a paragraph that's too long. I'm thinking of all those tiny paragraphs―verbless wonders―ⓕ </w:t>
-      </w:r>
-      <w:r>
-        <w:rPr>
-          <w:rFonts w:ascii="맑은 고딕" w:hAnsi="맑은 고딕" w:eastAsia="맑은 고딕"/>
-          <w:b w:val="0"/>
-          <w:sz w:val="17"/>
-          <w:u w:val="single"/>
-        </w:rPr>
-        <w:t>written by modern journalists trying</w:t>
-      </w:r>
-      <w:r>
-        <w:rPr>
-          <w:rFonts w:ascii="맑은 고딕" w:hAnsi="맑은 고딕" w:eastAsia="맑은 고딕"/>
-          <w:b w:val="0"/>
-          <w:sz w:val="17"/>
-          <w:u w:val="none"/>
-        </w:rPr>
-        <w:t xml:space="preserve"> to make their articles quick 'n' easy. Actually they make the reader's job harder by chopping up a natural train of thought.</w:t>
-      </w:r>
-    </w:p>
-    <w:p>
-      <w:pPr>
-        <w:spacing w:before="0" w:after="0" w:line="336" w:lineRule="auto"/>
-        <w:ind w:left="40"/>
-        <w:snapToGrid w:val="0"/>
-        <w:pBdr>
-          <w:top w:val="single" w:sz="4" w:space="2" w:color="555555"/>
-          <w:left w:val="single" w:sz="4" w:space="2" w:color="555555"/>
-          <w:bottom w:val="single" w:sz="4" w:space="2" w:color="555555"/>
-          <w:right w:val="single" w:sz="4" w:space="2" w:color="555555"/>
-        </w:pBdr>
-        <w:shd w:val="clear" w:color="auto" w:fill="FFFFFF"/>
-      </w:pPr>
-      <w:r>
-        <w:rPr>
-          <w:rFonts w:ascii="맑은 고딕" w:hAnsi="맑은 고딕" w:eastAsia="맑은 고딕"/>
-          <w:b/>
-          <w:sz w:val="17"/>
-          <w:u w:val="none"/>
-        </w:rPr>
-        <w:t>조건 · 보기</w:t>
-      </w:r>
-    </w:p>
-    <w:p>
-      <w:pPr>
-        <w:spacing w:before="0" w:after="0" w:line="336" w:lineRule="auto"/>
-        <w:ind w:left="40"/>
-        <w:snapToGrid w:val="0"/>
-        <w:pBdr>
-          <w:top w:val="single" w:sz="4" w:space="2" w:color="555555"/>
-          <w:left w:val="single" w:sz="4" w:space="2" w:color="555555"/>
-          <w:bottom w:val="single" w:sz="4" w:space="2" w:color="555555"/>
-          <w:right w:val="single" w:sz="4" w:space="2" w:color="555555"/>
-        </w:pBdr>
-        <w:shd w:val="clear" w:color="auto" w:fill="FFFFFF"/>
-      </w:pPr>
-      <w:r>
-        <w:rPr>
-          <w:rFonts w:ascii="맑은 고딕" w:hAnsi="맑은 고딕" w:eastAsia="맑은 고딕"/>
-          <w:b w:val="0"/>
-          <w:sz w:val="17"/>
-          <w:u w:val="none"/>
-        </w:rPr>
-        <w:t>&lt;조건&gt;기호와 고친 표현을 함께 쓸 것 (예: ⓧ ___ → ___)</w:t>
-      </w:r>
-    </w:p>
-    <w:p>
-      <w:pPr>
-        <w:spacing w:before="0" w:after="60" w:line="336" w:lineRule="auto"/>
-        <w:ind w:left="40"/>
-        <w:snapToGrid w:val="0"/>
-        <w:pBdr>
-          <w:top w:val="single" w:sz="4" w:space="2" w:color="555555"/>
-          <w:left w:val="single" w:sz="4" w:space="2" w:color="555555"/>
-          <w:bottom w:val="single" w:sz="4" w:space="2" w:color="555555"/>
-          <w:right w:val="single" w:sz="4" w:space="2" w:color="555555"/>
-        </w:pBdr>
-        <w:shd w:val="clear" w:color="auto" w:fill="FFFFFF"/>
-      </w:pPr>
-      <w:r>
-        <w:rPr>
-          <w:rFonts w:ascii="맑은 고딕" w:hAnsi="맑은 고딕" w:eastAsia="맑은 고딕"/>
-          <w:b w:val="0"/>
-          <w:sz w:val="17"/>
-          <w:u w:val="none"/>
-        </w:rPr>
-        <w:t>두 개 모두 고쳐야 만점(각 2점). 기호 3개 이상 기재 시 0점</w:t>
-      </w:r>
-    </w:p>
-    <w:p>
-      <w:pPr>
-        <w:keepNext/>
-        <w:spacing w:before="80" w:after="20" w:line="276" w:lineRule="auto"/>
-        <w:snapToGrid w:val="0"/>
-      </w:pPr>
-      <w:r>
-        <w:rPr>
-          <w:rFonts w:ascii="맑은 고딕" w:hAnsi="맑은 고딕" w:eastAsia="맑은 고딕"/>
-          <w:b/>
-          <w:sz w:val="17"/>
-          <w:u w:val="none"/>
-        </w:rPr>
-        <w:t>30-서6.</w:t>
-      </w:r>
-      <w:r>
-        <w:rPr>
-          <w:rFonts w:ascii="맑은 고딕" w:hAnsi="맑은 고딕" w:eastAsia="맑은 고딕"/>
-          <w:b w:val="0"/>
-          <w:sz w:val="17"/>
-          <w:u w:val="none"/>
-        </w:rPr>
-        <w:t xml:space="preserve"> 다음 글의 (A)~(C)의 빈칸을 문맥 및 주어진 &lt;조건&gt;에 맞게 완성하시오. [4.0점]</w:t>
-      </w:r>
-    </w:p>
-    <w:p>
-      <w:pPr>
-        <w:spacing w:before="0" w:after="60" w:line="288" w:lineRule="auto"/>
-        <w:ind w:left="40"/>
-        <w:snapToGrid w:val="0"/>
-        <w:pBdr>
-          <w:top w:val="single" w:sz="4" w:space="2" w:color="999999"/>
-          <w:left w:val="single" w:sz="4" w:space="2" w:color="999999"/>
-          <w:bottom w:val="single" w:sz="4" w:space="2" w:color="999999"/>
-          <w:right w:val="single" w:sz="4" w:space="2" w:color="999999"/>
-        </w:pBdr>
-        <w:shd w:val="clear" w:color="auto" w:fill="F6F3EA"/>
-      </w:pPr>
-      <w:r>
-        <w:rPr>
-          <w:rFonts w:ascii="맑은 고딕" w:hAnsi="맑은 고딕" w:eastAsia="맑은 고딕"/>
-          <w:b w:val="0"/>
-          <w:sz w:val="17"/>
-          <w:u w:val="none"/>
-        </w:rPr>
-        <w:t>Keep your paragraphs short. Writing is visual―(A) ________ ______________________________. Short paragraphs put air around what you write and make it look inviting. Newspaper paragraphs should be only two or three sentences long. (B) ________ ______________________________. Don’t worry; the gains far outweigh the hazards. But don’t go too far. A succession of tiny paragraphs is as annoying as a paragraph that’s too long. Actually (C) ________ ______________________________.</w:t>
-      </w:r>
-    </w:p>
-    <w:p>
-      <w:pPr>
-        <w:spacing w:before="0" w:after="0" w:line="336" w:lineRule="auto"/>
-        <w:ind w:left="40"/>
-        <w:snapToGrid w:val="0"/>
-        <w:pBdr>
-          <w:top w:val="single" w:sz="4" w:space="2" w:color="555555"/>
-          <w:left w:val="single" w:sz="4" w:space="2" w:color="555555"/>
-          <w:bottom w:val="single" w:sz="4" w:space="2" w:color="555555"/>
-          <w:right w:val="single" w:sz="4" w:space="2" w:color="555555"/>
-        </w:pBdr>
-        <w:shd w:val="clear" w:color="auto" w:fill="FFFFFF"/>
-      </w:pPr>
-      <w:r>
-        <w:rPr>
-          <w:rFonts w:ascii="맑은 고딕" w:hAnsi="맑은 고딕" w:eastAsia="맑은 고딕"/>
-          <w:b/>
-          <w:sz w:val="17"/>
-          <w:u w:val="none"/>
-        </w:rPr>
-        <w:t>조건 · 보기</w:t>
-      </w:r>
-    </w:p>
-    <w:p>
-      <w:pPr>
-        <w:spacing w:before="0" w:after="0" w:line="336" w:lineRule="auto"/>
-        <w:ind w:left="40"/>
-        <w:snapToGrid w:val="0"/>
-        <w:pBdr>
-          <w:top w:val="single" w:sz="4" w:space="2" w:color="555555"/>
-          <w:left w:val="single" w:sz="4" w:space="2" w:color="555555"/>
-          <w:bottom w:val="single" w:sz="4" w:space="2" w:color="555555"/>
-          <w:right w:val="single" w:sz="4" w:space="2" w:color="555555"/>
-        </w:pBdr>
-        <w:shd w:val="clear" w:color="auto" w:fill="FFFFFF"/>
-      </w:pPr>
-      <w:r>
-        <w:rPr>
-          <w:rFonts w:ascii="맑은 고딕" w:hAnsi="맑은 고딕" w:eastAsia="맑은 고딕"/>
-          <w:b w:val="0"/>
-          <w:sz w:val="17"/>
-          <w:u w:val="none"/>
-        </w:rPr>
-        <w:t xml:space="preserve">&lt;조건&gt;각 빈칸에 </w:t>
-      </w:r>
-      <w:r>
-        <w:rPr>
-          <w:rFonts w:ascii="맑은 고딕" w:hAnsi="맑은 고딕" w:eastAsia="맑은 고딕"/>
-          <w:b/>
-          <w:sz w:val="17"/>
-          <w:u w:val="none"/>
-        </w:rPr>
-        <w:t>주어진 표현을 변형 없이 모두</w:t>
-      </w:r>
-      <w:r>
-        <w:rPr>
-          <w:rFonts w:ascii="맑은 고딕" w:hAnsi="맑은 고딕" w:eastAsia="맑은 고딕"/>
-          <w:b w:val="0"/>
-          <w:sz w:val="17"/>
-          <w:u w:val="none"/>
-        </w:rPr>
-        <w:t xml:space="preserve"> 사용할 것</w:t>
-      </w:r>
-    </w:p>
-    <w:p>
-      <w:pPr>
-        <w:spacing w:before="0" w:after="0" w:line="336" w:lineRule="auto"/>
-        <w:ind w:left="40"/>
-        <w:snapToGrid w:val="0"/>
-        <w:pBdr>
-          <w:top w:val="single" w:sz="4" w:space="2" w:color="555555"/>
-          <w:left w:val="single" w:sz="4" w:space="2" w:color="555555"/>
-          <w:bottom w:val="single" w:sz="4" w:space="2" w:color="555555"/>
-          <w:right w:val="single" w:sz="4" w:space="2" w:color="555555"/>
-        </w:pBdr>
-        <w:shd w:val="clear" w:color="auto" w:fill="FFFFFF"/>
-      </w:pPr>
-      <w:r>
-        <w:rPr>
-          <w:rFonts w:ascii="맑은 고딕" w:hAnsi="맑은 고딕" w:eastAsia="맑은 고딕"/>
-          <w:b w:val="0"/>
-          <w:sz w:val="17"/>
-          <w:u w:val="none"/>
-        </w:rPr>
-        <w:t>단어 추가 없음 · 어순 오류 시 0점</w:t>
-      </w:r>
-    </w:p>
-    <w:p>
-      <w:pPr>
-        <w:spacing w:before="0" w:after="0" w:line="336" w:lineRule="auto"/>
-        <w:ind w:left="40"/>
-        <w:snapToGrid w:val="0"/>
-        <w:pBdr>
-          <w:top w:val="single" w:sz="4" w:space="2" w:color="555555"/>
-          <w:left w:val="single" w:sz="4" w:space="2" w:color="555555"/>
-          <w:bottom w:val="single" w:sz="4" w:space="2" w:color="555555"/>
-          <w:right w:val="single" w:sz="4" w:space="2" w:color="555555"/>
-        </w:pBdr>
-        <w:shd w:val="clear" w:color="auto" w:fill="FFFFFF"/>
-      </w:pPr>
-      <w:r>
-        <w:rPr>
-          <w:rFonts w:ascii="맑은 고딕" w:hAnsi="맑은 고딕" w:eastAsia="맑은 고딕"/>
-          <w:b w:val="0"/>
-          <w:sz w:val="17"/>
-          <w:u w:val="none"/>
-        </w:rPr>
-        <w:t>답안지에 소문항 번호를 정확하게 기입할 것 (예: 6-(A) 6-(B) 6-(C))(A) before  /  it catches  /  the eye  /  it has a chance  /  to catch the brain</w:t>
-      </w:r>
-    </w:p>
-    <w:p>
-      <w:pPr>
-        <w:spacing w:before="0" w:after="0" w:line="336" w:lineRule="auto"/>
-        <w:ind w:left="40"/>
-        <w:snapToGrid w:val="0"/>
-        <w:pBdr>
-          <w:top w:val="single" w:sz="4" w:space="2" w:color="555555"/>
-          <w:left w:val="single" w:sz="4" w:space="2" w:color="555555"/>
-          <w:bottom w:val="single" w:sz="4" w:space="2" w:color="555555"/>
-          <w:right w:val="single" w:sz="4" w:space="2" w:color="555555"/>
-        </w:pBdr>
-        <w:shd w:val="clear" w:color="auto" w:fill="FFFFFF"/>
-      </w:pPr>
-      <w:r>
-        <w:rPr>
-          <w:rFonts w:ascii="맑은 고딕" w:hAnsi="맑은 고딕" w:eastAsia="맑은 고딕"/>
-          <w:b w:val="0"/>
-          <w:sz w:val="17"/>
-          <w:u w:val="none"/>
-        </w:rPr>
-        <w:t>(B) will damage  /  you may think  /  the development  /  such frequent paragraphing  /  of your point</w:t>
-      </w:r>
-    </w:p>
-    <w:p>
-      <w:pPr>
-        <w:spacing w:before="0" w:after="60" w:line="336" w:lineRule="auto"/>
-        <w:ind w:left="40"/>
-        <w:snapToGrid w:val="0"/>
-        <w:pBdr>
-          <w:top w:val="single" w:sz="4" w:space="2" w:color="555555"/>
-          <w:left w:val="single" w:sz="4" w:space="2" w:color="555555"/>
-          <w:bottom w:val="single" w:sz="4" w:space="2" w:color="555555"/>
-          <w:right w:val="single" w:sz="4" w:space="2" w:color="555555"/>
-        </w:pBdr>
-        <w:shd w:val="clear" w:color="auto" w:fill="FFFFFF"/>
-      </w:pPr>
-      <w:r>
-        <w:rPr>
-          <w:rFonts w:ascii="맑은 고딕" w:hAnsi="맑은 고딕" w:eastAsia="맑은 고딕"/>
-          <w:b w:val="0"/>
-          <w:sz w:val="17"/>
-          <w:u w:val="none"/>
-        </w:rPr>
-        <w:t>(C) harder  /  by chopping up  /  they make  /  the reader’s job  /  a natural train of thought</w:t>
-      </w:r>
-    </w:p>
-    <w:p>
-      <w:pPr>
-        <w:keepNext/>
-        <w:spacing w:before="80" w:after="20" w:line="276" w:lineRule="auto"/>
-        <w:snapToGrid w:val="0"/>
-      </w:pPr>
-      <w:r>
-        <w:rPr>
-          <w:rFonts w:ascii="맑은 고딕" w:hAnsi="맑은 고딕" w:eastAsia="맑은 고딕"/>
-          <w:b/>
-          <w:sz w:val="17"/>
-          <w:u w:val="none"/>
-        </w:rPr>
-        <w:t>30-서7.</w:t>
-      </w:r>
-      <w:r>
-        <w:rPr>
-          <w:rFonts w:ascii="맑은 고딕" w:hAnsi="맑은 고딕" w:eastAsia="맑은 고딕"/>
-          <w:b w:val="0"/>
-          <w:sz w:val="17"/>
-          <w:u w:val="none"/>
-        </w:rPr>
-        <w:t xml:space="preserve"> 다음 글의 내용을 한 문장으로 요약하고자 한다. 빈칸 (A), (B)에 들어갈 말로 가장 적절한 것을 &lt;조건&gt;에 맞게 쓰시오. [4.0점]</w:t>
-      </w:r>
-    </w:p>
-    <w:p>
-      <w:pPr>
-        <w:spacing w:before="0" w:after="60" w:line="288" w:lineRule="auto"/>
-        <w:ind w:left="40"/>
-        <w:snapToGrid w:val="0"/>
-        <w:pBdr>
-          <w:top w:val="single" w:sz="4" w:space="2" w:color="999999"/>
-          <w:left w:val="single" w:sz="4" w:space="2" w:color="999999"/>
-          <w:bottom w:val="single" w:sz="4" w:space="2" w:color="999999"/>
-          <w:right w:val="single" w:sz="4" w:space="2" w:color="999999"/>
-        </w:pBdr>
-        <w:shd w:val="clear" w:color="auto" w:fill="F6F3EA"/>
-      </w:pPr>
-      <w:r>
-        <w:rPr>
-          <w:rFonts w:ascii="맑은 고딕" w:hAnsi="맑은 고딕" w:eastAsia="맑은 고딕"/>
-          <w:b w:val="0"/>
-          <w:sz w:val="17"/>
-          <w:u w:val="none"/>
-        </w:rPr>
-        <w:t>Paragraphs should be short enough to look (A) ________ to the eye, yet not so short that a string of fragments (B) ________ the reader’s train of thought.</w:t>
-      </w:r>
-    </w:p>
-    <w:p>
-      <w:pPr>
-        <w:spacing w:before="0" w:after="0" w:line="336" w:lineRule="auto"/>
-        <w:ind w:left="40"/>
-        <w:snapToGrid w:val="0"/>
-        <w:pBdr>
-          <w:top w:val="single" w:sz="4" w:space="2" w:color="555555"/>
-          <w:left w:val="single" w:sz="4" w:space="2" w:color="555555"/>
-          <w:bottom w:val="single" w:sz="4" w:space="2" w:color="555555"/>
-          <w:right w:val="single" w:sz="4" w:space="2" w:color="555555"/>
-        </w:pBdr>
-        <w:shd w:val="clear" w:color="auto" w:fill="FFFFFF"/>
-      </w:pPr>
-      <w:r>
-        <w:rPr>
-          <w:rFonts w:ascii="맑은 고딕" w:hAnsi="맑은 고딕" w:eastAsia="맑은 고딕"/>
-          <w:b/>
-          <w:sz w:val="17"/>
-          <w:u w:val="none"/>
-        </w:rPr>
-        <w:t>조건 · 보기</w:t>
-      </w:r>
-    </w:p>
-    <w:p>
-      <w:pPr>
-        <w:spacing w:before="0" w:after="0" w:line="336" w:lineRule="auto"/>
-        <w:ind w:left="40"/>
-        <w:snapToGrid w:val="0"/>
-        <w:pBdr>
-          <w:top w:val="single" w:sz="4" w:space="2" w:color="555555"/>
-          <w:left w:val="single" w:sz="4" w:space="2" w:color="555555"/>
-          <w:bottom w:val="single" w:sz="4" w:space="2" w:color="555555"/>
-          <w:right w:val="single" w:sz="4" w:space="2" w:color="555555"/>
-        </w:pBdr>
-        <w:shd w:val="clear" w:color="auto" w:fill="FFFFFF"/>
-      </w:pPr>
-      <w:r>
-        <w:rPr>
-          <w:rFonts w:ascii="맑은 고딕" w:hAnsi="맑은 고딕" w:eastAsia="맑은 고딕"/>
-          <w:b w:val="0"/>
-          <w:sz w:val="17"/>
-          <w:u w:val="none"/>
-        </w:rPr>
-        <w:t xml:space="preserve">&lt;조건&gt;(A), (B) 모두 각 </w:t>
-      </w:r>
-      <w:r>
-        <w:rPr>
-          <w:rFonts w:ascii="맑은 고딕" w:hAnsi="맑은 고딕" w:eastAsia="맑은 고딕"/>
-          <w:b/>
-          <w:sz w:val="17"/>
-          <w:u w:val="none"/>
-        </w:rPr>
-        <w:t>한 단어</w:t>
-      </w:r>
-      <w:r>
-        <w:rPr>
-          <w:rFonts w:ascii="맑은 고딕" w:hAnsi="맑은 고딕" w:eastAsia="맑은 고딕"/>
-          <w:b w:val="0"/>
-          <w:sz w:val="17"/>
-          <w:u w:val="none"/>
-        </w:rPr>
-        <w:t>로 작성할 것</w:t>
-      </w:r>
-    </w:p>
-    <w:p>
-      <w:pPr>
-        <w:spacing w:before="0" w:after="60" w:line="336" w:lineRule="auto"/>
-        <w:ind w:left="40"/>
-        <w:snapToGrid w:val="0"/>
-        <w:pBdr>
-          <w:top w:val="single" w:sz="4" w:space="2" w:color="555555"/>
-          <w:left w:val="single" w:sz="4" w:space="2" w:color="555555"/>
-          <w:bottom w:val="single" w:sz="4" w:space="2" w:color="555555"/>
-          <w:right w:val="single" w:sz="4" w:space="2" w:color="555555"/>
-        </w:pBdr>
-        <w:shd w:val="clear" w:color="auto" w:fill="FFFFFF"/>
-      </w:pPr>
-      <w:r>
-        <w:rPr>
-          <w:rFonts w:ascii="맑은 고딕" w:hAnsi="맑은 고딕" w:eastAsia="맑은 고딕"/>
-          <w:b w:val="0"/>
-          <w:sz w:val="17"/>
-          <w:u w:val="none"/>
-        </w:rPr>
-        <w:t>아래 [보기]에서 고를 것 (※필요한 경우 문맥과 어법에 맞게 형태를 변형할 것)[보기] invite  /  invitation  /  interrupt  /  interruption  /  develop  /  relieve  /  discourage  /  annoy</w:t>
-      </w:r>
-    </w:p>
-    <w:p>
-      <w:pPr>
-        <w:keepNext/>
-        <w:spacing w:before="80" w:after="40" w:line="276" w:lineRule="auto"/>
-        <w:snapToGrid w:val="0"/>
-        <w:shd w:val="clear" w:color="auto" w:fill="6B21A8"/>
-      </w:pPr>
-      <w:r>
-        <w:rPr>
-          <w:rFonts w:ascii="맑은 고딕" w:hAnsi="맑은 고딕" w:eastAsia="맑은 고딕"/>
-          <w:b/>
-          <w:color w:val="FFFFFF"/>
-          <w:sz w:val="17"/>
-          <w:u w:val="none"/>
-        </w:rPr>
-        <w:t>[지문 구조]  ※ 앞 문항을 모두 푼 뒤에 풀 것</w:t>
-      </w:r>
-    </w:p>
-    <w:p>
-      <w:pPr>
-        <w:keepNext/>
-        <w:spacing w:before="80" w:after="20" w:line="276" w:lineRule="auto"/>
-        <w:snapToGrid w:val="0"/>
-      </w:pPr>
-      <w:r>
-        <w:rPr>
-          <w:rFonts w:ascii="맑은 고딕" w:hAnsi="맑은 고딕" w:eastAsia="맑은 고딕"/>
-          <w:b/>
-          <w:sz w:val="17"/>
-          <w:u w:val="none"/>
-        </w:rPr>
-        <w:t>30-10.</w:t>
-      </w:r>
-      <w:r>
-        <w:rPr>
-          <w:rFonts w:ascii="맑은 고딕" w:hAnsi="맑은 고딕" w:eastAsia="맑은 고딕"/>
-          <w:b w:val="0"/>
-          <w:sz w:val="17"/>
-          <w:u w:val="none"/>
-        </w:rPr>
-        <w:t xml:space="preserve"> 글의 흐름으로 보아, 주어진 문장이 들어가기에 가장 적절한 곳은? [3.0점]</w:t>
-      </w:r>
-    </w:p>
-    <w:p>
-      <w:pPr>
-        <w:spacing w:before="0" w:after="0" w:line="336" w:lineRule="auto"/>
-        <w:ind w:left="40"/>
-        <w:snapToGrid w:val="0"/>
-        <w:pBdr>
-          <w:top w:val="single" w:sz="4" w:space="2" w:color="555555"/>
-          <w:left w:val="single" w:sz="4" w:space="2" w:color="555555"/>
-          <w:bottom w:val="single" w:sz="4" w:space="2" w:color="555555"/>
-          <w:right w:val="single" w:sz="4" w:space="2" w:color="555555"/>
-        </w:pBdr>
-        <w:shd w:val="clear" w:color="auto" w:fill="FFFFFF"/>
-      </w:pPr>
-      <w:r>
-        <w:rPr>
-          <w:rFonts w:ascii="맑은 고딕" w:hAnsi="맑은 고딕" w:eastAsia="맑은 고딕"/>
-          <w:b/>
-          <w:sz w:val="17"/>
-          <w:u w:val="none"/>
-        </w:rPr>
-        <w:t>조건 · 보기</w:t>
-      </w:r>
-    </w:p>
-    <w:p>
-      <w:pPr>
-        <w:spacing w:before="0" w:after="0" w:line="336" w:lineRule="auto"/>
-        <w:ind w:left="40"/>
-        <w:snapToGrid w:val="0"/>
-        <w:pBdr>
-          <w:top w:val="single" w:sz="4" w:space="2" w:color="555555"/>
-          <w:left w:val="single" w:sz="4" w:space="2" w:color="555555"/>
-          <w:bottom w:val="single" w:sz="4" w:space="2" w:color="555555"/>
-          <w:right w:val="single" w:sz="4" w:space="2" w:color="555555"/>
-        </w:pBdr>
-        <w:shd w:val="clear" w:color="auto" w:fill="FFFFFF"/>
-      </w:pPr>
-      <w:r>
-        <w:rPr>
-          <w:rFonts w:ascii="맑은 고딕" w:hAnsi="맑은 고딕" w:eastAsia="맑은 고딕"/>
-          <w:b w:val="0"/>
-          <w:sz w:val="17"/>
-          <w:u w:val="none"/>
-        </w:rPr>
-        <w:t>[주어진 문장]</w:t>
-      </w:r>
-    </w:p>
-    <w:p>
-      <w:pPr>
-        <w:spacing w:before="0" w:after="60" w:line="336" w:lineRule="auto"/>
-        <w:ind w:left="40"/>
-        <w:snapToGrid w:val="0"/>
-        <w:pBdr>
-          <w:top w:val="single" w:sz="4" w:space="2" w:color="555555"/>
-          <w:left w:val="single" w:sz="4" w:space="2" w:color="555555"/>
-          <w:bottom w:val="single" w:sz="4" w:space="2" w:color="555555"/>
-          <w:right w:val="single" w:sz="4" w:space="2" w:color="555555"/>
-        </w:pBdr>
-        <w:shd w:val="clear" w:color="auto" w:fill="FFFFFF"/>
-      </w:pPr>
-      <w:r>
-        <w:rPr>
-          <w:rFonts w:ascii="맑은 고딕" w:hAnsi="맑은 고딕" w:eastAsia="맑은 고딕"/>
-          <w:b w:val="0"/>
-          <w:sz w:val="17"/>
-          <w:u w:val="none"/>
-        </w:rPr>
-        <w:t>Yet in my experience that fear is almost entirely unfounded.</w:t>
-      </w:r>
-    </w:p>
-    <w:p>
-      <w:pPr>
-        <w:spacing w:before="0" w:after="60" w:line="288" w:lineRule="auto"/>
-        <w:ind w:left="40"/>
-        <w:snapToGrid w:val="0"/>
-        <w:pBdr>
-          <w:top w:val="single" w:sz="4" w:space="2" w:color="999999"/>
-          <w:left w:val="single" w:sz="4" w:space="2" w:color="999999"/>
-          <w:bottom w:val="single" w:sz="4" w:space="2" w:color="999999"/>
-          <w:right w:val="single" w:sz="4" w:space="2" w:color="999999"/>
-        </w:pBdr>
-        <w:shd w:val="clear" w:color="auto" w:fill="F6F3EA"/>
-      </w:pPr>
-      <w:r>
-        <w:rPr>
-          <w:rFonts w:ascii="맑은 고딕" w:hAnsi="맑은 고딕" w:eastAsia="맑은 고딕"/>
-          <w:b w:val="0"/>
-          <w:sz w:val="17"/>
-          <w:u w:val="none"/>
-        </w:rPr>
-        <w:t>Newspaper paragraphs should be only two or three sentences long; newspaper type is set in a narrow width, and the inches quickly add up. ( ① ) You may think such frequent paragraphing will damage the development of your point. ( ② ) Obviously The New Yorker is obsessed by this fear―a reader can go for miles without relief. ( ③ ) Don't worry; the gains far outweigh the hazards. ( ④ ) But don't go too far. ( ⑤ ) A succession of tiny paragraphs is as annoying as a paragraph that's too long.</w:t>
-      </w:r>
-    </w:p>
-    <w:p>
-      <w:pPr>
-        <w:keepNext/>
-        <w:spacing w:before="80" w:after="20" w:line="276" w:lineRule="auto"/>
-        <w:snapToGrid w:val="0"/>
-      </w:pPr>
-      <w:r>
-        <w:rPr>
-          <w:rFonts w:ascii="맑은 고딕" w:hAnsi="맑은 고딕" w:eastAsia="맑은 고딕"/>
-          <w:b/>
-          <w:sz w:val="17"/>
-          <w:u w:val="none"/>
-        </w:rPr>
-        <w:t>30-11.</w:t>
-      </w:r>
-      <w:r>
-        <w:rPr>
-          <w:rFonts w:ascii="맑은 고딕" w:hAnsi="맑은 고딕" w:eastAsia="맑은 고딕"/>
-          <w:b w:val="0"/>
-          <w:sz w:val="17"/>
-          <w:u w:val="none"/>
-        </w:rPr>
-        <w:t xml:space="preserve"> 글의 흐름으로 보아, 주어진 문장이 들어가기에 가장 적절한 곳은? [3.0점]</w:t>
-      </w:r>
-    </w:p>
-    <w:p>
-      <w:pPr>
-        <w:spacing w:before="0" w:after="0" w:line="336" w:lineRule="auto"/>
-        <w:ind w:left="40"/>
-        <w:snapToGrid w:val="0"/>
-        <w:pBdr>
-          <w:top w:val="single" w:sz="4" w:space="2" w:color="555555"/>
-          <w:left w:val="single" w:sz="4" w:space="2" w:color="555555"/>
-          <w:bottom w:val="single" w:sz="4" w:space="2" w:color="555555"/>
-          <w:right w:val="single" w:sz="4" w:space="2" w:color="555555"/>
-        </w:pBdr>
-        <w:shd w:val="clear" w:color="auto" w:fill="FFFFFF"/>
-      </w:pPr>
-      <w:r>
-        <w:rPr>
-          <w:rFonts w:ascii="맑은 고딕" w:hAnsi="맑은 고딕" w:eastAsia="맑은 고딕"/>
-          <w:b/>
-          <w:sz w:val="17"/>
-          <w:u w:val="none"/>
-        </w:rPr>
-        <w:t>조건 · 보기</w:t>
-      </w:r>
-    </w:p>
-    <w:p>
-      <w:pPr>
-        <w:spacing w:before="0" w:after="0" w:line="336" w:lineRule="auto"/>
-        <w:ind w:left="40"/>
-        <w:snapToGrid w:val="0"/>
-        <w:pBdr>
-          <w:top w:val="single" w:sz="4" w:space="2" w:color="555555"/>
-          <w:left w:val="single" w:sz="4" w:space="2" w:color="555555"/>
-          <w:bottom w:val="single" w:sz="4" w:space="2" w:color="555555"/>
-          <w:right w:val="single" w:sz="4" w:space="2" w:color="555555"/>
-        </w:pBdr>
-        <w:shd w:val="clear" w:color="auto" w:fill="FFFFFF"/>
-      </w:pPr>
-      <w:r>
-        <w:rPr>
-          <w:rFonts w:ascii="맑은 고딕" w:hAnsi="맑은 고딕" w:eastAsia="맑은 고딕"/>
-          <w:b w:val="0"/>
-          <w:sz w:val="17"/>
-          <w:u w:val="none"/>
-        </w:rPr>
-        <w:t>[주어진 문장]</w:t>
-      </w:r>
-    </w:p>
-    <w:p>
-      <w:pPr>
-        <w:spacing w:before="0" w:after="60" w:line="336" w:lineRule="auto"/>
-        <w:ind w:left="40"/>
-        <w:snapToGrid w:val="0"/>
-        <w:pBdr>
-          <w:top w:val="single" w:sz="4" w:space="2" w:color="555555"/>
-          <w:left w:val="single" w:sz="4" w:space="2" w:color="555555"/>
-          <w:bottom w:val="single" w:sz="4" w:space="2" w:color="555555"/>
-          <w:right w:val="single" w:sz="4" w:space="2" w:color="555555"/>
-        </w:pBdr>
-        <w:shd w:val="clear" w:color="auto" w:fill="FFFFFF"/>
-      </w:pPr>
-      <w:r>
-        <w:rPr>
-          <w:rFonts w:ascii="맑은 고딕" w:hAnsi="맑은 고딕" w:eastAsia="맑은 고딕"/>
-          <w:b w:val="0"/>
-          <w:sz w:val="17"/>
-          <w:u w:val="none"/>
-        </w:rPr>
-        <w:t>Such fragments look brisk on the page, but they rarely read that way.</w:t>
-      </w:r>
-    </w:p>
-    <w:p>
-      <w:pPr>
-        <w:spacing w:before="0" w:after="60" w:line="288" w:lineRule="auto"/>
-        <w:ind w:left="40"/>
-        <w:snapToGrid w:val="0"/>
-        <w:pBdr>
-          <w:top w:val="single" w:sz="4" w:space="2" w:color="999999"/>
-          <w:left w:val="single" w:sz="4" w:space="2" w:color="999999"/>
-          <w:bottom w:val="single" w:sz="4" w:space="2" w:color="999999"/>
-          <w:right w:val="single" w:sz="4" w:space="2" w:color="999999"/>
-        </w:pBdr>
-        <w:shd w:val="clear" w:color="auto" w:fill="F6F3EA"/>
-      </w:pPr>
-      <w:r>
-        <w:rPr>
-          <w:rFonts w:ascii="맑은 고딕" w:hAnsi="맑은 고딕" w:eastAsia="맑은 고딕"/>
-          <w:b w:val="0"/>
-          <w:sz w:val="17"/>
-          <w:u w:val="none"/>
-        </w:rPr>
-        <w:t>Don't worry; the gains far outweigh the hazards. ( ① ) But don't go too far. ( ② ) A succession of tiny paragraphs is as annoying as a paragraph that's too long. ( ③ ) I'm thinking of all those tiny paragraphs―verbless wonders―written by modern journalists trying to make their articles quick 'n' easy. ( ④ ) Actually they make the reader's job harder by chopping up a natural train of thought. ( ⑤ )</w:t>
+        <w:t>① ①    ② ②    ③ ③    ④ ④    ⑤ ⑤</w:t>
       </w:r>
     </w:p>
     <w:p>
@@ -6080,7 +4087,7 @@
           <w:sz w:val="15"/>
           <w:u w:val="none"/>
         </w:rPr>
-        <w:t>30-서1</w:t>
+        <w:t>30-1</w:t>
       </w:r>
       <w:r>
         <w:rPr>
@@ -6089,43 +4096,7 @@
           <w:sz w:val="15"/>
           <w:u w:val="none"/>
         </w:rPr>
-        <w:t xml:space="preserve"> (1) </w:t>
-      </w:r>
-      <w:r>
-        <w:rPr>
-          <w:rFonts w:ascii="맑은 고딕" w:hAnsi="맑은 고딕" w:eastAsia="맑은 고딕"/>
-          <w:b/>
-          <w:sz w:val="15"/>
-          <w:u w:val="none"/>
-        </w:rPr>
-        <w:t>inviting</w:t>
-      </w:r>
-      <w:r>
-        <w:rPr>
-          <w:rFonts w:ascii="맑은 고딕" w:hAnsi="맑은 고딕" w:eastAsia="맑은 고딕"/>
-          <w:b w:val="0"/>
-          <w:sz w:val="15"/>
-          <w:u w:val="none"/>
-        </w:rPr>
-        <w:t xml:space="preserve">  ·  (2) </w:t>
-      </w:r>
-      <w:r>
-        <w:rPr>
-          <w:rFonts w:ascii="맑은 고딕" w:hAnsi="맑은 고딕" w:eastAsia="맑은 고딕"/>
-          <w:b/>
-          <w:sz w:val="15"/>
-          <w:u w:val="none"/>
-        </w:rPr>
-        <w:t>succession</w:t>
-      </w:r>
-      <w:r>
-        <w:rPr>
-          <w:rFonts w:ascii="맑은 고딕" w:hAnsi="맑은 고딕" w:eastAsia="맑은 고딕"/>
-          <w:b w:val="0"/>
-          <w:sz w:val="15"/>
-          <w:u w:val="none"/>
-        </w:rPr>
-        <w:t xml:space="preserve">  ·  (3) they made the reader's job harder by chopping up a natural train of thought (make 인정)</w:t>
+        <w:t xml:space="preserve"> 정답 ① — (a) ○ (b) ✕ (c) ○ (d) ✕ (e) ○</w:t>
       </w:r>
     </w:p>
     <w:p>
@@ -6141,7 +4112,7 @@
           <w:sz w:val="15"/>
           <w:u w:val="none"/>
         </w:rPr>
-        <w:t>30-서2</w:t>
+        <w:t>30-2</w:t>
       </w:r>
       <w:r>
         <w:rPr>
@@ -6150,70 +4121,7 @@
           <w:sz w:val="15"/>
           <w:u w:val="none"/>
         </w:rPr>
-        <w:t xml:space="preserve"> (1) </w:t>
-      </w:r>
-      <w:r>
-        <w:rPr>
-          <w:rFonts w:ascii="맑은 고딕" w:hAnsi="맑은 고딕" w:eastAsia="맑은 고딕"/>
-          <w:b/>
-          <w:sz w:val="15"/>
-          <w:u w:val="none"/>
-        </w:rPr>
-        <w:t>ⓐ inviting</w:t>
-      </w:r>
-      <w:r>
-        <w:rPr>
-          <w:rFonts w:ascii="맑은 고딕" w:hAnsi="맑은 고딕" w:eastAsia="맑은 고딕"/>
-          <w:b w:val="0"/>
-          <w:sz w:val="15"/>
-          <w:u w:val="none"/>
-        </w:rPr>
-        <w:t xml:space="preserve">  ·  (2) </w:t>
-      </w:r>
-      <w:r>
-        <w:rPr>
-          <w:rFonts w:ascii="맑은 고딕" w:hAnsi="맑은 고딕" w:eastAsia="맑은 고딕"/>
-          <w:b/>
-          <w:sz w:val="15"/>
-          <w:u w:val="none"/>
-        </w:rPr>
-        <w:t>ⓑ starting</w:t>
-      </w:r>
-      <w:r>
-        <w:rPr>
-          <w:rFonts w:ascii="맑은 고딕" w:hAnsi="맑은 고딕" w:eastAsia="맑은 고딕"/>
-          <w:b w:val="0"/>
-          <w:sz w:val="15"/>
-          <w:u w:val="none"/>
-        </w:rPr>
-        <w:t xml:space="preserve">  ·  (3) </w:t>
-      </w:r>
-      <w:r>
-        <w:rPr>
-          <w:rFonts w:ascii="맑은 고딕" w:hAnsi="맑은 고딕" w:eastAsia="맑은 고딕"/>
-          <w:b/>
-          <w:sz w:val="15"/>
-          <w:u w:val="none"/>
-        </w:rPr>
-        <w:t>ⓐ</w:t>
-      </w:r>
-      <w:r>
-        <w:rPr>
-          <w:rFonts w:ascii="맑은 고딕" w:hAnsi="맑은 고딕" w:eastAsia="맑은 고딕"/>
-          <w:b w:val="0"/>
-          <w:sz w:val="15"/>
-          <w:u w:val="none"/>
-        </w:rPr>
-        <w:t xml:space="preserve">  ·  (4) </w:t>
-      </w:r>
-      <w:r>
-        <w:rPr>
-          <w:rFonts w:ascii="맑은 고딕" w:hAnsi="맑은 고딕" w:eastAsia="맑은 고딕"/>
-          <w:b/>
-          <w:sz w:val="15"/>
-          <w:u w:val="none"/>
-        </w:rPr>
-        <w:t>ⓑ as annoying as</w:t>
+        <w:t xml:space="preserve"> 정답 ④ — ⓐ to look → look / ⓓ are → is / ⓔ tried → trying</w:t>
       </w:r>
     </w:p>
     <w:p>
@@ -6229,7 +4137,7 @@
           <w:sz w:val="15"/>
           <w:u w:val="none"/>
         </w:rPr>
-        <w:t>30-서3</w:t>
+        <w:t>30-3</w:t>
       </w:r>
       <w:r>
         <w:rPr>
@@ -6238,34 +4146,7 @@
           <w:sz w:val="15"/>
           <w:u w:val="none"/>
         </w:rPr>
-        <w:t xml:space="preserve"> A1. </w:t>
-      </w:r>
-      <w:r>
-        <w:rPr>
-          <w:rFonts w:ascii="맑은 고딕" w:hAnsi="맑은 고딕" w:eastAsia="맑은 고딕"/>
-          <w:b/>
-          <w:sz w:val="15"/>
-          <w:u w:val="none"/>
-        </w:rPr>
-        <w:t>two or three sentences</w:t>
-      </w:r>
-      <w:r>
-        <w:rPr>
-          <w:rFonts w:ascii="맑은 고딕" w:hAnsi="맑은 고딕" w:eastAsia="맑은 고딕"/>
-          <w:b w:val="0"/>
-          <w:sz w:val="15"/>
-          <w:u w:val="none"/>
-        </w:rPr>
-        <w:t xml:space="preserve">  ·  A2. </w:t>
-      </w:r>
-      <w:r>
-        <w:rPr>
-          <w:rFonts w:ascii="맑은 고딕" w:hAnsi="맑은 고딕" w:eastAsia="맑은 고딕"/>
-          <w:b/>
-          <w:sz w:val="15"/>
-          <w:u w:val="none"/>
-        </w:rPr>
-        <w:t>train of thought</w:t>
+        <w:t xml:space="preserve"> 정답 ① — discourage · outweigh · harder</w:t>
       </w:r>
     </w:p>
     <w:p>
@@ -6281,7 +4162,7 @@
           <w:sz w:val="15"/>
           <w:u w:val="none"/>
         </w:rPr>
-        <w:t>30-서4</w:t>
+        <w:t>30-4</w:t>
       </w:r>
       <w:r>
         <w:rPr>
@@ -6290,9 +4171,7 @@
           <w:sz w:val="15"/>
           <w:u w:val="none"/>
         </w:rPr>
-        <w:t xml:space="preserve"> (1) It may seem to you that such frequent paragraphing will damage the development of your point.</w:t>
-        <w:br/>
-        <w:t>(2) A succession of tiny paragraphs is no less annoying than a paragraph that is too long.</w:t>
+        <w:t xml:space="preserve"> 정답 ⑤</w:t>
       </w:r>
     </w:p>
     <w:p>
@@ -6308,7 +4187,7 @@
           <w:sz w:val="15"/>
           <w:u w:val="none"/>
         </w:rPr>
-        <w:t>30-서5</w:t>
+        <w:t>30-5</w:t>
       </w:r>
       <w:r>
         <w:rPr>
@@ -6317,34 +4196,7 @@
           <w:sz w:val="15"/>
           <w:u w:val="none"/>
         </w:rPr>
-        <w:t xml:space="preserve"> ⓑ to look → </w:t>
-      </w:r>
-      <w:r>
-        <w:rPr>
-          <w:rFonts w:ascii="맑은 고딕" w:hAnsi="맑은 고딕" w:eastAsia="맑은 고딕"/>
-          <w:b/>
-          <w:sz w:val="15"/>
-          <w:u w:val="none"/>
-        </w:rPr>
-        <w:t>look</w:t>
-      </w:r>
-      <w:r>
-        <w:rPr>
-          <w:rFonts w:ascii="맑은 고딕" w:hAnsi="맑은 고딕" w:eastAsia="맑은 고딕"/>
-          <w:b w:val="0"/>
-          <w:sz w:val="15"/>
-          <w:u w:val="none"/>
-        </w:rPr>
-        <w:t xml:space="preserve">  ·  ⓔ are → </w:t>
-      </w:r>
-      <w:r>
-        <w:rPr>
-          <w:rFonts w:ascii="맑은 고딕" w:hAnsi="맑은 고딕" w:eastAsia="맑은 고딕"/>
-          <w:b/>
-          <w:sz w:val="15"/>
-          <w:u w:val="none"/>
-        </w:rPr>
-        <w:t>is</w:t>
+        <w:t xml:space="preserve"> 정답 ③</w:t>
       </w:r>
     </w:p>
     <w:p>
@@ -6360,7 +4212,7 @@
           <w:sz w:val="15"/>
           <w:u w:val="none"/>
         </w:rPr>
-        <w:t>30-서6</w:t>
+        <w:t>30-6</w:t>
       </w:r>
       <w:r>
         <w:rPr>
@@ -6369,11 +4221,7 @@
           <w:sz w:val="15"/>
           <w:u w:val="none"/>
         </w:rPr>
-        <w:t xml:space="preserve"> (A) it catches the eye before it has a chance to catch the brain</w:t>
-        <w:br/>
-        <w:t>(B) You may think such frequent paragraphing will damage the development of your point</w:t>
-        <w:br/>
-        <w:t>(C) they make the reader’s job harder by chopping up a natural train of thought</w:t>
+        <w:t xml:space="preserve"> 정답 ②</w:t>
       </w:r>
     </w:p>
     <w:p>
@@ -6389,7 +4237,7 @@
           <w:sz w:val="15"/>
           <w:u w:val="none"/>
         </w:rPr>
-        <w:t>30-서7</w:t>
+        <w:t>30-7</w:t>
       </w:r>
       <w:r>
         <w:rPr>
@@ -6398,7 +4246,7 @@
           <w:sz w:val="15"/>
           <w:u w:val="none"/>
         </w:rPr>
-        <w:t xml:space="preserve"> (A) inviting  ·  (B) interrupts</w:t>
+        <w:t xml:space="preserve"> 정답 ④</w:t>
       </w:r>
     </w:p>
     <w:p>
@@ -6414,7 +4262,7 @@
           <w:sz w:val="15"/>
           <w:u w:val="none"/>
         </w:rPr>
-        <w:t>30-1</w:t>
+        <w:t>30-서1</w:t>
       </w:r>
       <w:r>
         <w:rPr>
@@ -6423,7 +4271,7 @@
           <w:sz w:val="15"/>
           <w:u w:val="none"/>
         </w:rPr>
-        <w:t xml:space="preserve"> 정답 ③</w:t>
+        <w:t xml:space="preserve"> (1) visually  (2) annoyance  (3) naturally</w:t>
       </w:r>
     </w:p>
     <w:p>
@@ -6439,7 +4287,7 @@
           <w:sz w:val="15"/>
           <w:u w:val="none"/>
         </w:rPr>
-        <w:t>30-2</w:t>
+        <w:t>30-서2</w:t>
       </w:r>
       <w:r>
         <w:rPr>
@@ -6448,7 +4296,7 @@
           <w:sz w:val="15"/>
           <w:u w:val="none"/>
         </w:rPr>
-        <w:t xml:space="preserve"> 정답 ③</w:t>
+        <w:t xml:space="preserve"> A succession of tiny paragraphs is as annoying as a paragraph that’s too long.</w:t>
       </w:r>
     </w:p>
     <w:p>
@@ -6464,7 +4312,7 @@
           <w:sz w:val="15"/>
           <w:u w:val="none"/>
         </w:rPr>
-        <w:t>30-3</w:t>
+        <w:t>30-8</w:t>
       </w:r>
       <w:r>
         <w:rPr>
@@ -6474,256 +4322,6 @@
           <w:u w:val="none"/>
         </w:rPr>
         <w:t xml:space="preserve"> 정답 ④</w:t>
-      </w:r>
-    </w:p>
-    <w:p>
-      <w:pPr>
-        <w:spacing w:before="0" w:after="0" w:line="259" w:lineRule="auto"/>
-        <w:ind w:left="160" w:hanging="160"/>
-        <w:snapToGrid w:val="0"/>
-      </w:pPr>
-      <w:r>
-        <w:rPr>
-          <w:rFonts w:ascii="맑은 고딕" w:hAnsi="맑은 고딕" w:eastAsia="맑은 고딕"/>
-          <w:b/>
-          <w:sz w:val="15"/>
-          <w:u w:val="none"/>
-        </w:rPr>
-        <w:t>30-4</w:t>
-      </w:r>
-      <w:r>
-        <w:rPr>
-          <w:rFonts w:ascii="맑은 고딕" w:hAnsi="맑은 고딕" w:eastAsia="맑은 고딕"/>
-          <w:b w:val="0"/>
-          <w:sz w:val="15"/>
-          <w:u w:val="none"/>
-        </w:rPr>
-        <w:t xml:space="preserve"> 정답 ②</w:t>
-      </w:r>
-    </w:p>
-    <w:p>
-      <w:pPr>
-        <w:spacing w:before="0" w:after="0" w:line="259" w:lineRule="auto"/>
-        <w:ind w:left="160" w:hanging="160"/>
-        <w:snapToGrid w:val="0"/>
-      </w:pPr>
-      <w:r>
-        <w:rPr>
-          <w:rFonts w:ascii="맑은 고딕" w:hAnsi="맑은 고딕" w:eastAsia="맑은 고딕"/>
-          <w:b/>
-          <w:sz w:val="15"/>
-          <w:u w:val="none"/>
-        </w:rPr>
-        <w:t>30-5</w:t>
-      </w:r>
-      <w:r>
-        <w:rPr>
-          <w:rFonts w:ascii="맑은 고딕" w:hAnsi="맑은 고딕" w:eastAsia="맑은 고딕"/>
-          <w:b w:val="0"/>
-          <w:sz w:val="15"/>
-          <w:u w:val="none"/>
-        </w:rPr>
-        <w:t xml:space="preserve"> 정답 ①</w:t>
-      </w:r>
-    </w:p>
-    <w:p>
-      <w:pPr>
-        <w:spacing w:before="0" w:after="0" w:line="259" w:lineRule="auto"/>
-        <w:ind w:left="160" w:hanging="160"/>
-        <w:snapToGrid w:val="0"/>
-      </w:pPr>
-      <w:r>
-        <w:rPr>
-          <w:rFonts w:ascii="맑은 고딕" w:hAnsi="맑은 고딕" w:eastAsia="맑은 고딕"/>
-          <w:b/>
-          <w:sz w:val="15"/>
-          <w:u w:val="none"/>
-        </w:rPr>
-        <w:t>30-6</w:t>
-      </w:r>
-      <w:r>
-        <w:rPr>
-          <w:rFonts w:ascii="맑은 고딕" w:hAnsi="맑은 고딕" w:eastAsia="맑은 고딕"/>
-          <w:b w:val="0"/>
-          <w:sz w:val="15"/>
-          <w:u w:val="none"/>
-        </w:rPr>
-        <w:t xml:space="preserve"> 정답 ①</w:t>
-      </w:r>
-    </w:p>
-    <w:p>
-      <w:pPr>
-        <w:spacing w:before="0" w:after="0" w:line="259" w:lineRule="auto"/>
-        <w:ind w:left="160" w:hanging="160"/>
-        <w:snapToGrid w:val="0"/>
-      </w:pPr>
-      <w:r>
-        <w:rPr>
-          <w:rFonts w:ascii="맑은 고딕" w:hAnsi="맑은 고딕" w:eastAsia="맑은 고딕"/>
-          <w:b/>
-          <w:sz w:val="15"/>
-          <w:u w:val="none"/>
-        </w:rPr>
-        <w:t>30-7</w:t>
-      </w:r>
-      <w:r>
-        <w:rPr>
-          <w:rFonts w:ascii="맑은 고딕" w:hAnsi="맑은 고딕" w:eastAsia="맑은 고딕"/>
-          <w:b w:val="0"/>
-          <w:sz w:val="15"/>
-          <w:u w:val="none"/>
-        </w:rPr>
-        <w:t xml:space="preserve"> 정답 ②</w:t>
-      </w:r>
-    </w:p>
-    <w:p>
-      <w:pPr>
-        <w:spacing w:before="0" w:after="0" w:line="259" w:lineRule="auto"/>
-        <w:ind w:left="160" w:hanging="160"/>
-        <w:snapToGrid w:val="0"/>
-      </w:pPr>
-      <w:r>
-        <w:rPr>
-          <w:rFonts w:ascii="맑은 고딕" w:hAnsi="맑은 고딕" w:eastAsia="맑은 고딕"/>
-          <w:b/>
-          <w:sz w:val="15"/>
-          <w:u w:val="none"/>
-        </w:rPr>
-        <w:t>30-8</w:t>
-      </w:r>
-      <w:r>
-        <w:rPr>
-          <w:rFonts w:ascii="맑은 고딕" w:hAnsi="맑은 고딕" w:eastAsia="맑은 고딕"/>
-          <w:b w:val="0"/>
-          <w:sz w:val="15"/>
-          <w:u w:val="none"/>
-        </w:rPr>
-        <w:t xml:space="preserve"> 정답 ③</w:t>
-      </w:r>
-    </w:p>
-    <w:p>
-      <w:pPr>
-        <w:spacing w:before="0" w:after="0" w:line="259" w:lineRule="auto"/>
-        <w:ind w:left="160" w:hanging="160"/>
-        <w:snapToGrid w:val="0"/>
-      </w:pPr>
-      <w:r>
-        <w:rPr>
-          <w:rFonts w:ascii="맑은 고딕" w:hAnsi="맑은 고딕" w:eastAsia="맑은 고딕"/>
-          <w:b/>
-          <w:sz w:val="15"/>
-          <w:u w:val="none"/>
-        </w:rPr>
-        <w:t>30-9</w:t>
-      </w:r>
-      <w:r>
-        <w:rPr>
-          <w:rFonts w:ascii="맑은 고딕" w:hAnsi="맑은 고딕" w:eastAsia="맑은 고딕"/>
-          <w:b w:val="0"/>
-          <w:sz w:val="15"/>
-          <w:u w:val="none"/>
-        </w:rPr>
-        <w:t xml:space="preserve"> 정답 ④</w:t>
-      </w:r>
-    </w:p>
-    <w:p>
-      <w:pPr>
-        <w:spacing w:before="0" w:after="0" w:line="259" w:lineRule="auto"/>
-        <w:ind w:left="160" w:hanging="160"/>
-        <w:snapToGrid w:val="0"/>
-      </w:pPr>
-      <w:r>
-        <w:rPr>
-          <w:rFonts w:ascii="맑은 고딕" w:hAnsi="맑은 고딕" w:eastAsia="맑은 고딕"/>
-          <w:b/>
-          <w:sz w:val="15"/>
-          <w:u w:val="none"/>
-        </w:rPr>
-        <w:t>30-10</w:t>
-      </w:r>
-      <w:r>
-        <w:rPr>
-          <w:rFonts w:ascii="맑은 고딕" w:hAnsi="맑은 고딕" w:eastAsia="맑은 고딕"/>
-          <w:b w:val="0"/>
-          <w:sz w:val="15"/>
-          <w:u w:val="none"/>
-        </w:rPr>
-        <w:t xml:space="preserve"> 정답 ③</w:t>
-      </w:r>
-    </w:p>
-    <w:p>
-      <w:pPr>
-        <w:spacing w:before="0" w:after="0" w:line="259" w:lineRule="auto"/>
-        <w:ind w:left="160" w:hanging="160"/>
-        <w:snapToGrid w:val="0"/>
-      </w:pPr>
-      <w:r>
-        <w:rPr>
-          <w:rFonts w:ascii="맑은 고딕" w:hAnsi="맑은 고딕" w:eastAsia="맑은 고딕"/>
-          <w:b/>
-          <w:sz w:val="15"/>
-          <w:u w:val="none"/>
-        </w:rPr>
-        <w:t>30-11</w:t>
-      </w:r>
-      <w:r>
-        <w:rPr>
-          <w:rFonts w:ascii="맑은 고딕" w:hAnsi="맑은 고딕" w:eastAsia="맑은 고딕"/>
-          <w:b w:val="0"/>
-          <w:sz w:val="15"/>
-          <w:u w:val="none"/>
-        </w:rPr>
-        <w:t xml:space="preserve"> 정답 ④</w:t>
-      </w:r>
-    </w:p>
-    <w:p>
-      <w:pPr>
-        <w:spacing w:before="0" w:after="0" w:line="259" w:lineRule="auto"/>
-        <w:ind w:left="160" w:hanging="160"/>
-        <w:snapToGrid w:val="0"/>
-      </w:pPr>
-      <w:r>
-        <w:rPr>
-          <w:rFonts w:ascii="맑은 고딕" w:hAnsi="맑은 고딕" w:eastAsia="맑은 고딕"/>
-          <w:b/>
-          <w:sz w:val="15"/>
-          <w:u w:val="none"/>
-        </w:rPr>
-        <w:t>30-12</w:t>
-      </w:r>
-      <w:r>
-        <w:rPr>
-          <w:rFonts w:ascii="맑은 고딕" w:hAnsi="맑은 고딕" w:eastAsia="맑은 고딕"/>
-          <w:b w:val="0"/>
-          <w:sz w:val="15"/>
-          <w:u w:val="none"/>
-        </w:rPr>
-        <w:t xml:space="preserve"> 정답 ②</w:t>
-      </w:r>
-    </w:p>
-    <w:p>
-      <w:pPr>
-        <w:spacing w:before="0" w:after="0" w:line="259" w:lineRule="auto"/>
-        <w:ind w:left="160" w:hanging="160"/>
-        <w:snapToGrid w:val="0"/>
-      </w:pPr>
-      <w:r>
-        <w:rPr>
-          <w:rFonts w:ascii="맑은 고딕" w:hAnsi="맑은 고딕" w:eastAsia="맑은 고딕"/>
-          <w:b/>
-          <w:sz w:val="15"/>
-          <w:u w:val="none"/>
-        </w:rPr>
-        <w:t>30-13</w:t>
-      </w:r>
-      <w:r>
-        <w:rPr>
-          <w:rFonts w:ascii="맑은 고딕" w:hAnsi="맑은 고딕" w:eastAsia="맑은 고딕"/>
-          <w:b w:val="0"/>
-          <w:sz w:val="15"/>
-          <w:u w:val="none"/>
-        </w:rPr>
-        <w:t xml:space="preserve"> 정답 ①</w:t>
       </w:r>
     </w:p>
     <w:p>
@@ -6755,7 +4353,7 @@
           <w:sz w:val="14"/>
           <w:u w:val="none"/>
         </w:rPr>
-        <w:t>30-서1</w:t>
+        <w:t>30-1</w:t>
       </w:r>
       <w:r>
         <w:rPr>
@@ -6764,7 +4362,7 @@
           <w:sz w:val="14"/>
           <w:u w:val="none"/>
         </w:rPr>
-        <w:t xml:space="preserve"> (1) "make it look </w:t>
+        <w:t xml:space="preserve"> </w:t>
       </w:r>
       <w:r>
         <w:rPr>
@@ -6773,7 +4371,7 @@
           <w:sz w:val="14"/>
           <w:u w:val="none"/>
         </w:rPr>
-        <w:t>inviting</w:t>
+        <w:t>(d) [반대 추론 함정]</w:t>
       </w:r>
       <w:r>
         <w:rPr>
@@ -6782,7 +4380,7 @@
           <w:sz w:val="14"/>
           <w:u w:val="none"/>
         </w:rPr>
-        <w:t xml:space="preserve">"의 형용사 — 신규 지문의 'air around every idea'가 본문 'put air around what you write'와 대응해 확정. 'visual'은 '보인다'와 결합하나 뜻이 다름. (2) "A </w:t>
+        <w:t xml:space="preserve"> obsessed by this fear를 ‘짧은 문단에 집착’으로 오독. </w:t>
       </w:r>
       <w:r>
         <w:rPr>
@@ -6791,7 +4389,7 @@
           <w:sz w:val="14"/>
           <w:u w:val="none"/>
         </w:rPr>
-        <w:t>succession</w:t>
+        <w:t>(e) [수 일치 decoy]</w:t>
       </w:r>
       <w:r>
         <w:rPr>
@@ -6800,43 +4398,7 @@
           <w:sz w:val="14"/>
           <w:u w:val="none"/>
         </w:rPr>
-        <w:t xml:space="preserve"> of tiny paragraphs"의 명사 — 'a ___ of text messages'의 틀이 succession of를 요구. 'series'는 본문 부재. (3) 본문 마지막 문장을 일화 주어(they = 단락들)로 재구성: </w:t>
-      </w:r>
-      <w:r>
-        <w:rPr>
-          <w:rFonts w:ascii="맑은 고딕" w:hAnsi="맑은 고딕" w:eastAsia="맑은 고딕"/>
-          <w:b/>
-          <w:sz w:val="14"/>
-          <w:u w:val="none"/>
-        </w:rPr>
-        <w:t>harder</w:t>
-      </w:r>
-      <w:r>
-        <w:rPr>
-          <w:rFonts w:ascii="맑은 고딕" w:hAnsi="맑은 고딕" w:eastAsia="맑은 고딕"/>
-          <w:b w:val="0"/>
-          <w:sz w:val="14"/>
-          <w:u w:val="none"/>
-        </w:rPr>
-        <w:t xml:space="preserve">(비교급, 'Instead of helping'과 대조), </w:t>
-      </w:r>
-      <w:r>
-        <w:rPr>
-          <w:rFonts w:ascii="맑은 고딕" w:hAnsi="맑은 고딕" w:eastAsia="맑은 고딕"/>
-          <w:b/>
-          <w:sz w:val="14"/>
-          <w:u w:val="none"/>
-        </w:rPr>
-        <w:t>chopping</w:t>
-      </w:r>
-      <w:r>
-        <w:rPr>
-          <w:rFonts w:ascii="맑은 고딕" w:hAnsi="맑은 고딕" w:eastAsia="맑은 고딕"/>
-          <w:b w:val="0"/>
-          <w:sz w:val="14"/>
-          <w:u w:val="none"/>
-        </w:rPr>
-        <w:t>(by 뒤 동명사). 'made ... hard'는 비교 의미 상실로 감점, 'by chop up'은 어형 변형 누락.</w:t>
+        <w:t xml:space="preserve"> 바로 앞 paragraphs(복수)에 끌려 틀렸다고 빼면 ⑤.</w:t>
       </w:r>
     </w:p>
     <w:p>
@@ -6852,7 +4414,7 @@
           <w:sz w:val="14"/>
           <w:u w:val="none"/>
         </w:rPr>
-        <w:t>30-서2</w:t>
+        <w:t>30-2</w:t>
       </w:r>
       <w:r>
         <w:rPr>
@@ -6861,7 +4423,43 @@
           <w:sz w:val="14"/>
           <w:u w:val="none"/>
         </w:rPr>
-        <w:t xml:space="preserve"> (3)은 outweigh의 주어·목적어 위치를 바꾼 문장 단위 미끼로, ‘Don’t worry’라는 신호어로 판정. (4)에서 ⓐ를 고르면 ‘don’t go too far’와 모순. (2)는 from 뒤 동명사 기본.</w:t>
+        <w:t xml:space="preserve"> </w:t>
+      </w:r>
+      <w:r>
+        <w:rPr>
+          <w:rFonts w:ascii="맑은 고딕" w:hAnsi="맑은 고딕" w:eastAsia="맑은 고딕"/>
+          <w:b/>
+          <w:sz w:val="14"/>
+          <w:u w:val="none"/>
+        </w:rPr>
+        <w:t>ⓔ [분사 함정]</w:t>
+      </w:r>
+      <w:r>
+        <w:rPr>
+          <w:rFonts w:ascii="맑은 고딕" w:hAnsi="맑은 고딕" w:eastAsia="맑은 고딕"/>
+          <w:b w:val="0"/>
+          <w:sz w:val="14"/>
+          <w:u w:val="none"/>
+        </w:rPr>
+        <w:t xml:space="preserve"> tried를 동사로 읽으면 written by …의 수식 구조가 무너진다. </w:t>
+      </w:r>
+      <w:r>
+        <w:rPr>
+          <w:rFonts w:ascii="맑은 고딕" w:hAnsi="맑은 고딕" w:eastAsia="맑은 고딕"/>
+          <w:b/>
+          <w:sz w:val="14"/>
+          <w:u w:val="none"/>
+        </w:rPr>
+        <w:t>ⓓ</w:t>
+      </w:r>
+      <w:r>
+        <w:rPr>
+          <w:rFonts w:ascii="맑은 고딕" w:hAnsi="맑은 고딕" w:eastAsia="맑은 고딕"/>
+          <w:b w:val="0"/>
+          <w:sz w:val="14"/>
+          <w:u w:val="none"/>
+        </w:rPr>
+        <w:t xml:space="preserve"> 수 일치는 of 앞 명사가 기준.</w:t>
       </w:r>
     </w:p>
     <w:p>
@@ -6877,7 +4475,7 @@
           <w:sz w:val="14"/>
           <w:u w:val="none"/>
         </w:rPr>
-        <w:t>30-서3</w:t>
+        <w:t>30-3</w:t>
       </w:r>
       <w:r>
         <w:rPr>
@@ -6886,7 +4484,43 @@
           <w:sz w:val="14"/>
           <w:u w:val="none"/>
         </w:rPr>
-        <w:t xml:space="preserve"> Q1은 단어 수 역산이 핵심: 'two or three sentences'가 정확히 4단어. 'two or three'(3단어)는 sentences가 빠져 long과 결합이 어색하고 조건 위반, 'only two or three sentences'는 인쇄어 중복. Q2는 관용구 'train of thought'(사고의 흐름)를 그대로 — 'line of thought'는 뜻은 통하나 본문 근거가 없어 불인정, 'thought'만 쓰면 1단어.</w:t>
+        <w:t xml:space="preserve"> </w:t>
+      </w:r>
+      <w:r>
+        <w:rPr>
+          <w:rFonts w:ascii="맑은 고딕" w:hAnsi="맑은 고딕" w:eastAsia="맑은 고딕"/>
+          <w:b/>
+          <w:sz w:val="14"/>
+          <w:u w:val="none"/>
+        </w:rPr>
+        <w:t>⑤ [한 끗]</w:t>
+      </w:r>
+      <w:r>
+        <w:rPr>
+          <w:rFonts w:ascii="맑은 고딕" w:hAnsi="맑은 고딕" w:eastAsia="맑은 고딕"/>
+          <w:b w:val="0"/>
+          <w:sz w:val="14"/>
+          <w:u w:val="none"/>
+        </w:rPr>
+        <w:t xml:space="preserve"> (C)만 반대 — Actually는 앞의 의도(quick ’n’ easy)와 결과의 ‘반전’을 알린다. </w:t>
+      </w:r>
+      <w:r>
+        <w:rPr>
+          <w:rFonts w:ascii="맑은 고딕" w:hAnsi="맑은 고딕" w:eastAsia="맑은 고딕"/>
+          <w:b/>
+          <w:sz w:val="14"/>
+          <w:u w:val="none"/>
+        </w:rPr>
+        <w:t>③</w:t>
+      </w:r>
+      <w:r>
+        <w:rPr>
+          <w:rFonts w:ascii="맑은 고딕" w:hAnsi="맑은 고딕" w:eastAsia="맑은 고딕"/>
+          <w:b w:val="0"/>
+          <w:sz w:val="14"/>
+          <w:u w:val="none"/>
+        </w:rPr>
+        <w:t xml:space="preserve"> Don’t worry와 fall short of는 충돌.</w:t>
       </w:r>
     </w:p>
     <w:p>
@@ -6902,7 +4536,7 @@
           <w:sz w:val="14"/>
           <w:u w:val="none"/>
         </w:rPr>
-        <w:t>30-서4</w:t>
+        <w:t>30-4</w:t>
       </w:r>
       <w:r>
         <w:rPr>
@@ -6911,7 +4545,7 @@
           <w:sz w:val="14"/>
           <w:u w:val="none"/>
         </w:rPr>
-        <w:t xml:space="preserve"> (1) 순수 배열 문제이나 'It may seem </w:t>
+        <w:t xml:space="preserve"> </w:t>
       </w:r>
       <w:r>
         <w:rPr>
@@ -6920,7 +4554,7 @@
           <w:sz w:val="14"/>
           <w:u w:val="none"/>
         </w:rPr>
-        <w:t>to you</w:t>
+        <w:t>⑤ [대상 반전]</w:t>
       </w:r>
       <w:r>
         <w:rPr>
@@ -6929,7 +4563,7 @@
           <w:sz w:val="14"/>
           <w:u w:val="none"/>
         </w:rPr>
-        <w:t xml:space="preserve"> that'의 to you 위치가 변별점 — 'It may seem that ... to you'는 [보기] 순서상 불인정. (2) 'no less ~ than'은 '~보다 덜하지 않다 = ~만큼이나'로 원급 as ~ as와 등가. 'not less annoying than'(그다지 덜 짜증스럽지 않다)은 의미가 약해져 불인정. 두 be 모두 </w:t>
+        <w:t xml:space="preserve"> too long은 The New Yorker 쪽 이야기 — 두 대상을 맞바꾼 선지. </w:t>
       </w:r>
       <w:r>
         <w:rPr>
@@ -6938,7 +4572,7 @@
           <w:sz w:val="14"/>
           <w:u w:val="none"/>
         </w:rPr>
-        <w:t>is</w:t>
+        <w:t>②</w:t>
       </w:r>
       <w:r>
         <w:rPr>
@@ -6947,7 +4581,7 @@
           <w:sz w:val="14"/>
           <w:u w:val="none"/>
         </w:rPr>
-        <w:t>: 'A succession ... are'는 수일치 오류(서5 표적). 'that's'로 축약해도 인정.</w:t>
+        <w:t xml:space="preserve"> the inches quickly add up의 환언 — 참.</w:t>
       </w:r>
     </w:p>
     <w:p>
@@ -6963,7 +4597,7 @@
           <w:sz w:val="14"/>
           <w:u w:val="none"/>
         </w:rPr>
-        <w:t>30-서5</w:t>
+        <w:t>30-5</w:t>
       </w:r>
       <w:r>
         <w:rPr>
@@ -6972,7 +4606,7 @@
           <w:sz w:val="14"/>
           <w:u w:val="none"/>
         </w:rPr>
-        <w:t xml:space="preserve"> 오류 ①(단순) ⓑ: make는 사역동사로 목적보어에 to부정사 불가 → look. 오류 ②(미묘) ⓔ: 주어 핵심어는 succession(연속)이며 바로 앞의 복수명사 paragraphs는 전치사구 안 — </w:t>
+        <w:t xml:space="preserve"> </w:t>
       </w:r>
       <w:r>
         <w:rPr>
@@ -6981,7 +4615,7 @@
           <w:sz w:val="14"/>
           <w:u w:val="none"/>
         </w:rPr>
-        <w:t>수식어구 끝 명사에 끌린 수일치 착시</w:t>
+        <w:t>③ [극단 일반화]</w:t>
       </w:r>
       <w:r>
         <w:rPr>
@@ -6990,7 +4624,25 @@
           <w:sz w:val="14"/>
           <w:u w:val="none"/>
         </w:rPr>
-        <w:t>가 함정. 정상형 함정: ⓕ는 written(수동)과 trying(능동)이 한 구에 이어져 어색해 보이지만 각각 paragraphs·journalists를 수식하는 정상 구조; ⓒ의 'from even starting'은 even이 끼어 있어 from -ing 패턴을 놓치기 쉽다.</w:t>
+        <w:t xml:space="preserve"> [B]는 sixty slides가 오히려 지치게 한다고 했다. </w:t>
+      </w:r>
+      <w:r>
+        <w:rPr>
+          <w:rFonts w:ascii="맑은 고딕" w:hAnsi="맑은 고딕" w:eastAsia="맑은 고딕"/>
+          <w:b/>
+          <w:sz w:val="14"/>
+          <w:u w:val="none"/>
+        </w:rPr>
+        <w:t>④</w:t>
+      </w:r>
+      <w:r>
+        <w:rPr>
+          <w:rFonts w:ascii="맑은 고딕" w:hAnsi="맑은 고딕" w:eastAsia="맑은 고딕"/>
+          <w:b w:val="0"/>
+          <w:sz w:val="14"/>
+          <w:u w:val="none"/>
+        </w:rPr>
+        <w:t xml:space="preserve"> [A]의 chopping up a natural train of thought와 [B]의 see how the ideas connect가 대응 — 적절.</w:t>
       </w:r>
     </w:p>
     <w:p>
@@ -7006,7 +4658,7 @@
           <w:sz w:val="14"/>
           <w:u w:val="none"/>
         </w:rPr>
-        <w:t>30-서6</w:t>
+        <w:t>30-6</w:t>
       </w:r>
       <w:r>
         <w:rPr>
@@ -7015,7 +4667,43 @@
           <w:sz w:val="14"/>
           <w:u w:val="none"/>
         </w:rPr>
-        <w:t xml:space="preserve"> (B) 2점: think 뒤 접속사 that이 생략된 절에서 주어 such frequent paragraphing을 찾아야 하며, ‘the development of your point will damage’로 주객을 바꾸면 의미 붕괴. (A) ‘before it catches the eye’ 순서 오류, (C) harder를 job 앞에 두는 오류가 흔함.</w:t>
+        <w:t xml:space="preserve"> </w:t>
+      </w:r>
+      <w:r>
+        <w:rPr>
+          <w:rFonts w:ascii="맑은 고딕" w:hAnsi="맑은 고딕" w:eastAsia="맑은 고딕"/>
+          <w:b/>
+          <w:sz w:val="14"/>
+          <w:u w:val="none"/>
+        </w:rPr>
+        <w:t>① [앞 내용 연장 함정]</w:t>
+      </w:r>
+      <w:r>
+        <w:rPr>
+          <w:rFonts w:ascii="맑은 고딕" w:hAnsi="맑은 고딕" w:eastAsia="맑은 고딕"/>
+          <w:b w:val="0"/>
+          <w:sz w:val="14"/>
+          <w:u w:val="none"/>
+        </w:rPr>
+        <w:t xml:space="preserve"> But의 역접을 놓치면 ‘더 짧게’를 고른다. </w:t>
+      </w:r>
+      <w:r>
+        <w:rPr>
+          <w:rFonts w:ascii="맑은 고딕" w:hAnsi="맑은 고딕" w:eastAsia="맑은 고딕"/>
+          <w:b/>
+          <w:sz w:val="14"/>
+          <w:u w:val="none"/>
+        </w:rPr>
+        <w:t>⑤</w:t>
+      </w:r>
+      <w:r>
+        <w:rPr>
+          <w:rFonts w:ascii="맑은 고딕" w:hAnsi="맑은 고딕" w:eastAsia="맑은 고딕"/>
+          <w:b w:val="0"/>
+          <w:sz w:val="14"/>
+          <w:u w:val="none"/>
+        </w:rPr>
+        <w:t xml:space="preserve"> verbless wonders를 권고로 오독 — 필자는 비판하고 있다.</w:t>
       </w:r>
     </w:p>
     <w:p>
@@ -7031,7 +4719,7 @@
           <w:sz w:val="14"/>
           <w:u w:val="none"/>
         </w:rPr>
-        <w:t>30-서7</w:t>
+        <w:t>30-7</w:t>
       </w:r>
       <w:r>
         <w:rPr>
@@ -7040,7 +4728,7 @@
           <w:sz w:val="14"/>
           <w:u w:val="none"/>
         </w:rPr>
-        <w:t xml:space="preserve"> (A) look의 보어 → 현재분사형 형용사 </w:t>
+        <w:t xml:space="preserve"> </w:t>
       </w:r>
       <w:r>
         <w:rPr>
@@ -7049,7 +4737,7 @@
           <w:sz w:val="14"/>
           <w:u w:val="none"/>
         </w:rPr>
-        <w:t>inviting</w:t>
+        <w:t>④ [소재어 재사용 함정]</w:t>
       </w:r>
       <w:r>
         <w:rPr>
@@ -7058,43 +4746,7 @@
           <w:sz w:val="14"/>
           <w:u w:val="none"/>
         </w:rPr>
-        <w:t xml:space="preserve">. (B) ‘a string of fragments ___ the reader’s train of thought’ — 주어는 fragments가 아니라 </w:t>
-      </w:r>
-      <w:r>
-        <w:rPr>
-          <w:rFonts w:ascii="맑은 고딕" w:hAnsi="맑은 고딕" w:eastAsia="맑은 고딕"/>
-          <w:b/>
-          <w:sz w:val="14"/>
-          <w:u w:val="none"/>
-        </w:rPr>
-        <w:t>a string</w:t>
-      </w:r>
-      <w:r>
-        <w:rPr>
-          <w:rFonts w:ascii="맑은 고딕" w:hAnsi="맑은 고딕" w:eastAsia="맑은 고딕"/>
-          <w:b w:val="0"/>
-          <w:sz w:val="14"/>
-          <w:u w:val="none"/>
-        </w:rPr>
-        <w:t xml:space="preserve">(단수) → </w:t>
-      </w:r>
-      <w:r>
-        <w:rPr>
-          <w:rFonts w:ascii="맑은 고딕" w:hAnsi="맑은 고딕" w:eastAsia="맑은 고딕"/>
-          <w:b/>
-          <w:sz w:val="14"/>
-          <w:u w:val="none"/>
-        </w:rPr>
-        <w:t>interrupts</w:t>
-      </w:r>
-      <w:r>
-        <w:rPr>
-          <w:rFonts w:ascii="맑은 고딕" w:hAnsi="맑은 고딕" w:eastAsia="맑은 고딕"/>
-          <w:b w:val="0"/>
-          <w:sz w:val="14"/>
-          <w:u w:val="none"/>
-        </w:rPr>
-        <w:t>; interrupt 원형으로 쓰면 수일치 오류(수식어구 끝 복수 명사 착시).</w:t>
+        <w:t xml:space="preserve"> newspapers가 ②와 이어져 보이지만 ④가 끼면 ⑤ Don’t worry의 대상(걱정)이 끊긴다.</w:t>
       </w:r>
     </w:p>
     <w:p>
@@ -7110,7 +4762,7 @@
           <w:sz w:val="14"/>
           <w:u w:val="none"/>
         </w:rPr>
-        <w:t>30-1</w:t>
+        <w:t>30-서1</w:t>
       </w:r>
       <w:r>
         <w:rPr>
@@ -7119,43 +4771,7 @@
           <w:sz w:val="14"/>
           <w:u w:val="none"/>
         </w:rPr>
-        <w:t xml:space="preserve"> 정답 ③: 처방(짧은 단락 = 공기·숨 쉴 공간)과 단서(But don't go too far = 조각내지 말라)를 모두 담은 유일한 선지. ① 『뉴요커』는 긴 단락의 </w:t>
-      </w:r>
-      <w:r>
-        <w:rPr>
-          <w:rFonts w:ascii="맑은 고딕" w:hAnsi="맑은 고딕" w:eastAsia="맑은 고딕"/>
-          <w:b/>
-          <w:sz w:val="14"/>
-          <w:u w:val="none"/>
-        </w:rPr>
-        <w:t>부정적</w:t>
-      </w:r>
-      <w:r>
-        <w:rPr>
-          <w:rFonts w:ascii="맑은 고딕" w:hAnsi="맑은 고딕" w:eastAsia="맑은 고딕"/>
-          <w:b w:val="0"/>
-          <w:sz w:val="14"/>
-          <w:u w:val="none"/>
-        </w:rPr>
-        <w:t xml:space="preserve"> 예('go for miles without relief')로 인용됨 — 방향 반전. ② 본문은 </w:t>
-      </w:r>
-      <w:r>
-        <w:rPr>
-          <w:rFonts w:ascii="맑은 고딕" w:hAnsi="맑은 고딕" w:eastAsia="맑은 고딕"/>
-          <w:b/>
-          <w:sz w:val="14"/>
-          <w:u w:val="none"/>
-        </w:rPr>
-        <w:t>단락</w:t>
-      </w:r>
-      <w:r>
-        <w:rPr>
-          <w:rFonts w:ascii="맑은 고딕" w:hAnsi="맑은 고딕" w:eastAsia="맑은 고딕"/>
-          <w:b w:val="0"/>
-          <w:sz w:val="14"/>
-          <w:u w:val="none"/>
-        </w:rPr>
-        <w:t>(paragraph) 길이를 다루며 문장 길이가 아니고, 'the one rule'은 절대화. ④ 'inches add up'은 신문 단락이 짧아야 하는 이유의 부속 설명 — 범위 축소. ⑤ 필자는 'the gains far outweigh the hazards'로 긴 단락의 전개 이점을 부정.</w:t>
+        <w:t xml:space="preserve"> (1) visual ✕ — 부사 자리. (2) annoying ✕ — 동사 cause의 목적어는 명사. (3) natural ✕. [채점] 각 1점, 철자 오류 0점.</w:t>
       </w:r>
     </w:p>
     <w:p>
@@ -7171,7 +4787,7 @@
           <w:sz w:val="14"/>
           <w:u w:val="none"/>
         </w:rPr>
-        <w:t>30-2</w:t>
+        <w:t>30-서2</w:t>
       </w:r>
       <w:r>
         <w:rPr>
@@ -7180,7 +4796,7 @@
           <w:sz w:val="14"/>
           <w:u w:val="none"/>
         </w:rPr>
-        <w:t xml:space="preserve"> 정답 ③: 글의 구조가 '짧게 하라(전반) + 그러나 너무 나가지 말라(후반)'의 </w:t>
+        <w:t xml:space="preserve"> </w:t>
       </w:r>
       <w:r>
         <w:rPr>
@@ -7189,7 +4805,7 @@
           <w:sz w:val="14"/>
           <w:u w:val="none"/>
         </w:rPr>
-        <w:t>양면 처방</w:t>
+        <w:t>are</w:t>
       </w:r>
       <w:r>
         <w:rPr>
@@ -7198,7 +4814,7 @@
           <w:sz w:val="14"/>
           <w:u w:val="none"/>
         </w:rPr>
-        <w:t xml:space="preserve">이므로 '적당히'가 교훈 차원에서 정확히 대응한다. </w:t>
+        <w:t xml:space="preserve"> ✕ — 주어는 A succession. </w:t>
       </w:r>
       <w:r>
         <w:rPr>
@@ -7207,7 +4823,7 @@
           <w:sz w:val="14"/>
           <w:u w:val="none"/>
         </w:rPr>
-        <w:t>최강 함정 ②</w:t>
+        <w:t>as annoyed as</w:t>
       </w:r>
       <w:r>
         <w:rPr>
@@ -7216,7 +4832,7 @@
           <w:sz w:val="14"/>
           <w:u w:val="none"/>
         </w:rPr>
-        <w:t xml:space="preserve"> 'Less is more'는 전반부(짧은 단락 예찬)와 강하게 공명하지만, 후반부 "A succession of tiny paragraphs is as annoying as a paragraph that's too long"과 정면충돌 — 글의 절반만 반영. ①은 'catches the eye before ... the brain'의 표면 이미지 함정으로, 본문은 첫인상의 지속성을 말하지 않는다. ④는 오히려 본문(외관이 독자를 좌우한다)과 반대, ⑤는 'quick 'n' easy'에 낚이는 어구 함정.</w:t>
+        <w:t xml:space="preserve"> ✕ — 어형 변형은 be만 허용, 주어가 사물이므로 annoying. [채점] 수 일치 1 / as~as 1.5 / 단어 수 0.5.</w:t>
       </w:r>
     </w:p>
     <w:p>
@@ -7232,7 +4848,7 @@
           <w:sz w:val="14"/>
           <w:u w:val="none"/>
         </w:rPr>
-        <w:t>30-3</w:t>
+        <w:t>30-8</w:t>
       </w:r>
       <w:r>
         <w:rPr>
@@ -7241,7 +4857,7 @@
           <w:sz w:val="14"/>
           <w:u w:val="none"/>
         </w:rPr>
-        <w:t xml:space="preserve"> 정답 ④: 본문은 "You may think such frequent paragraphing will damage the development of your point"라고 </w:t>
+        <w:t xml:space="preserve"> </w:t>
       </w:r>
       <w:r>
         <w:rPr>
@@ -7250,7 +4866,7 @@
           <w:sz w:val="14"/>
           <w:u w:val="none"/>
         </w:rPr>
-        <w:t>독자의 우려를 소개한 뒤</w:t>
+        <w:t>⑤ [한 끗]</w:t>
       </w:r>
       <w:r>
         <w:rPr>
@@ -7259,689 +4875,7 @@
           <w:sz w:val="14"/>
           <w:u w:val="none"/>
         </w:rPr>
-        <w:t xml:space="preserve"> "Don't worry; the gains far outweigh the hazards"로 </w:t>
-      </w:r>
-      <w:r>
-        <w:rPr>
-          <w:rFonts w:ascii="맑은 고딕" w:hAnsi="맑은 고딕" w:eastAsia="맑은 고딕"/>
-          <w:b/>
-          <w:sz w:val="14"/>
-          <w:u w:val="none"/>
-        </w:rPr>
-        <w:t>일축</w:t>
-      </w:r>
-      <w:r>
-        <w:rPr>
-          <w:rFonts w:ascii="맑은 고딕" w:hAnsi="맑은 고딕" w:eastAsia="맑은 고딕"/>
-          <w:b w:val="0"/>
-          <w:sz w:val="14"/>
-          <w:u w:val="none"/>
-        </w:rPr>
-        <w:t xml:space="preserve">한다. 선지는 '소개'를 '인정'으로 바꾼 </w:t>
-      </w:r>
-      <w:r>
-        <w:rPr>
-          <w:rFonts w:ascii="맑은 고딕" w:hAnsi="맑은 고딕" w:eastAsia="맑은 고딕"/>
-          <w:b/>
-          <w:sz w:val="14"/>
-          <w:u w:val="none"/>
-        </w:rPr>
-        <w:t>태도 반전</w:t>
-      </w:r>
-      <w:r>
-        <w:rPr>
-          <w:rFonts w:ascii="맑은 고딕" w:hAnsi="맑은 고딕" w:eastAsia="맑은 고딕"/>
-          <w:b w:val="0"/>
-          <w:sz w:val="14"/>
-          <w:u w:val="none"/>
-        </w:rPr>
-        <w:t xml:space="preserve"> — 우려의 내용(논지 전개 훼손)이 본문 표현과 그대로 일치해 표면상 가장 그럴듯하다. 나머지는 양태(can, only 등)를 보존한 정당 재진술.</w:t>
-      </w:r>
-    </w:p>
-    <w:p>
-      <w:pPr>
-        <w:spacing w:before="0" w:after="20" w:line="259" w:lineRule="auto"/>
-        <w:jc w:val="both"/>
-        <w:snapToGrid w:val="0"/>
-      </w:pPr>
-      <w:r>
-        <w:rPr>
-          <w:rFonts w:ascii="맑은 고딕" w:hAnsi="맑은 고딕" w:eastAsia="맑은 고딕"/>
-          <w:b/>
-          <w:sz w:val="14"/>
-          <w:u w:val="none"/>
-        </w:rPr>
-        <w:t>30-4</w:t>
-      </w:r>
-      <w:r>
-        <w:rPr>
-          <w:rFonts w:ascii="맑은 고딕" w:hAnsi="맑은 고딕" w:eastAsia="맑은 고딕"/>
-          <w:b w:val="0"/>
-          <w:sz w:val="14"/>
-          <w:u w:val="none"/>
-        </w:rPr>
-        <w:t xml:space="preserve"> 정답 ②: 'put air around ___ you write'에서 around 뒤에 명사(선행사)가 없다. which는 앞의 명사를 받아야 하므로 불가하고, '당신이 쓰는 </w:t>
-      </w:r>
-      <w:r>
-        <w:rPr>
-          <w:rFonts w:ascii="맑은 고딕" w:hAnsi="맑은 고딕" w:eastAsia="맑은 고딕"/>
-          <w:b/>
-          <w:sz w:val="14"/>
-          <w:u w:val="none"/>
-        </w:rPr>
-        <w:t>것</w:t>
-      </w:r>
-      <w:r>
-        <w:rPr>
-          <w:rFonts w:ascii="맑은 고딕" w:hAnsi="맑은 고딕" w:eastAsia="맑은 고딕"/>
-          <w:b w:val="0"/>
-          <w:sz w:val="14"/>
-          <w:u w:val="none"/>
-        </w:rPr>
-        <w:t xml:space="preserve">'이라는 명사절을 만드는 </w:t>
-      </w:r>
-      <w:r>
-        <w:rPr>
-          <w:rFonts w:ascii="맑은 고딕" w:hAnsi="맑은 고딕" w:eastAsia="맑은 고딕"/>
-          <w:b/>
-          <w:sz w:val="14"/>
-          <w:u w:val="none"/>
-        </w:rPr>
-        <w:t>what</w:t>
-      </w:r>
-      <w:r>
-        <w:rPr>
-          <w:rFonts w:ascii="맑은 고딕" w:hAnsi="맑은 고딕" w:eastAsia="맑은 고딕"/>
-          <w:b w:val="0"/>
-          <w:sz w:val="14"/>
-          <w:u w:val="none"/>
-        </w:rPr>
-        <w:t>이 필요하다. 'around which'와 혼동해 which를 정상으로 보기 쉬운 것이 함정 — 그 경우는 'the paper around which you write'처럼 선행사가 앞에 있어야 한다. 정상형 함정: ⑤ written 뒤에 trying이 연이어 나와 태가 충돌해 보이지만 각각 paragraphs(수동)·journalists(능동)를 수식.</w:t>
-      </w:r>
-    </w:p>
-    <w:p>
-      <w:pPr>
-        <w:spacing w:before="0" w:after="20" w:line="259" w:lineRule="auto"/>
-        <w:jc w:val="both"/>
-        <w:snapToGrid w:val="0"/>
-      </w:pPr>
-      <w:r>
-        <w:rPr>
-          <w:rFonts w:ascii="맑은 고딕" w:hAnsi="맑은 고딕" w:eastAsia="맑은 고딕"/>
-          <w:b/>
-          <w:sz w:val="14"/>
-          <w:u w:val="none"/>
-        </w:rPr>
-        <w:t>30-5</w:t>
-      </w:r>
-      <w:r>
-        <w:rPr>
-          <w:rFonts w:ascii="맑은 고딕" w:hAnsi="맑은 고딕" w:eastAsia="맑은 고딕"/>
-          <w:b w:val="0"/>
-          <w:sz w:val="14"/>
-          <w:u w:val="none"/>
-        </w:rPr>
-        <w:t xml:space="preserve"> 정답 ①: 세미콜론 뒤는 '신문 단락은 2~3문장이어야 한다'의 </w:t>
-      </w:r>
-      <w:r>
-        <w:rPr>
-          <w:rFonts w:ascii="맑은 고딕" w:hAnsi="맑은 고딕" w:eastAsia="맑은 고딕"/>
-          <w:b/>
-          <w:sz w:val="14"/>
-          <w:u w:val="none"/>
-        </w:rPr>
-        <w:t>이유</w:t>
-      </w:r>
-      <w:r>
-        <w:rPr>
-          <w:rFonts w:ascii="맑은 고딕" w:hAnsi="맑은 고딕" w:eastAsia="맑은 고딕"/>
-          <w:b w:val="0"/>
-          <w:sz w:val="14"/>
-          <w:u w:val="none"/>
-        </w:rPr>
-        <w:t xml:space="preserve">다. 같은 문장의 'and the inches quickly add up'(인치가 빨리 쌓인다)은 폭이 </w:t>
-      </w:r>
-      <w:r>
-        <w:rPr>
-          <w:rFonts w:ascii="맑은 고딕" w:hAnsi="맑은 고딕" w:eastAsia="맑은 고딕"/>
-          <w:b/>
-          <w:sz w:val="14"/>
-          <w:u w:val="none"/>
-        </w:rPr>
-        <w:t>좁아서</w:t>
-      </w:r>
-      <w:r>
-        <w:rPr>
-          <w:rFonts w:ascii="맑은 고딕" w:hAnsi="맑은 고딕" w:eastAsia="맑은 고딕"/>
-          <w:b w:val="0"/>
-          <w:sz w:val="14"/>
-          <w:u w:val="none"/>
-        </w:rPr>
-        <w:t xml:space="preserve"> 같은 글자 수가 세로로 길어진다는 뜻이므로 narrow가 맞고, broad(넓은)면 인치가 늘어날 이유가 사라진다. broad는 단어 자체가 자연스럽고 'width'와 연어도 성립해, 뒤 절의 인과를 읽어야만 판별되는 </w:t>
-      </w:r>
-      <w:r>
-        <w:rPr>
-          <w:rFonts w:ascii="맑은 고딕" w:hAnsi="맑은 고딕" w:eastAsia="맑은 고딕"/>
-          <w:b/>
-          <w:sz w:val="14"/>
-          <w:u w:val="none"/>
-        </w:rPr>
-        <w:t>인접 개념 치환</w:t>
-      </w:r>
-      <w:r>
-        <w:rPr>
-          <w:rFonts w:ascii="맑은 고딕" w:hAnsi="맑은 고딕" w:eastAsia="맑은 고딕"/>
-          <w:b w:val="0"/>
-          <w:sz w:val="14"/>
-          <w:u w:val="none"/>
-        </w:rPr>
-        <w:t>. ③은 『뉴요커』 긴 단락의 부정적 묘사에 부합, ④·⑤는 각각 'Don't worry'·'Actually'의 논리 방향과 일치.</w:t>
-      </w:r>
-    </w:p>
-    <w:p>
-      <w:pPr>
-        <w:spacing w:before="0" w:after="20" w:line="259" w:lineRule="auto"/>
-        <w:jc w:val="both"/>
-        <w:snapToGrid w:val="0"/>
-      </w:pPr>
-      <w:r>
-        <w:rPr>
-          <w:rFonts w:ascii="맑은 고딕" w:hAnsi="맑은 고딕" w:eastAsia="맑은 고딕"/>
-          <w:b/>
-          <w:sz w:val="14"/>
-          <w:u w:val="none"/>
-        </w:rPr>
-        <w:t>30-6</w:t>
-      </w:r>
-      <w:r>
-        <w:rPr>
-          <w:rFonts w:ascii="맑은 고딕" w:hAnsi="맑은 고딕" w:eastAsia="맑은 고딕"/>
-          <w:b w:val="0"/>
-          <w:sz w:val="14"/>
-          <w:u w:val="none"/>
-        </w:rPr>
-        <w:t xml:space="preserve"> 정답 ①: 원문 "make the reader's job harder by chopping up a natural train of thought"의 </w:t>
-      </w:r>
-      <w:r>
-        <w:rPr>
-          <w:rFonts w:ascii="맑은 고딕" w:hAnsi="맑은 고딕" w:eastAsia="맑은 고딕"/>
-          <w:b/>
-          <w:sz w:val="14"/>
-          <w:u w:val="none"/>
-        </w:rPr>
-        <w:t>2단계 패러프레이즈</w:t>
-      </w:r>
-      <w:r>
-        <w:rPr>
-          <w:rFonts w:ascii="맑은 고딕" w:hAnsi="맑은 고딕" w:eastAsia="맑은 고딕"/>
-          <w:b w:val="0"/>
-          <w:sz w:val="14"/>
-          <w:u w:val="none"/>
-        </w:rPr>
-        <w:t xml:space="preserve">(harder → burden, chopping up → slicing into bits, train of thought → continuous line of thinking). ②는 앞 문장의 '의도'를 토씨 그대로 옮긴 </w:t>
-      </w:r>
-      <w:r>
-        <w:rPr>
-          <w:rFonts w:ascii="맑은 고딕" w:hAnsi="맑은 고딕" w:eastAsia="맑은 고딕"/>
-          <w:b/>
-          <w:sz w:val="14"/>
-          <w:u w:val="none"/>
-        </w:rPr>
-        <w:t>최강 함정</w:t>
-      </w:r>
-      <w:r>
-        <w:rPr>
-          <w:rFonts w:ascii="맑은 고딕" w:hAnsi="맑은 고딕" w:eastAsia="맑은 고딕"/>
-          <w:b w:val="0"/>
-          <w:sz w:val="14"/>
-          <w:u w:val="none"/>
-        </w:rPr>
-        <w:t xml:space="preserve"> — 'Actually'가 그 의도의 실패를 예고하므로 반대. ③은 짧은 단락의 </w:t>
-      </w:r>
-      <w:r>
-        <w:rPr>
-          <w:rFonts w:ascii="맑은 고딕" w:hAnsi="맑은 고딕" w:eastAsia="맑은 고딕"/>
-          <w:b/>
-          <w:sz w:val="14"/>
-          <w:u w:val="none"/>
-        </w:rPr>
-        <w:t>장점</w:t>
-      </w:r>
-      <w:r>
-        <w:rPr>
-          <w:rFonts w:ascii="맑은 고딕" w:hAnsi="맑은 고딕" w:eastAsia="맑은 고딕"/>
-          <w:b w:val="0"/>
-          <w:sz w:val="14"/>
-          <w:u w:val="none"/>
-        </w:rPr>
-        <w:t>(전반부) 어구를 재사용했으나 '작은 단락의 연속'은 단점 맥락. ④는 『뉴요커』의 긴 단락 묘사이므로 대상이 다르고, ⑤는 논지 전개 우려와 무관한 긍정 결말로 'annoying'과 충돌.</w:t>
-      </w:r>
-    </w:p>
-    <w:p>
-      <w:pPr>
-        <w:spacing w:before="0" w:after="20" w:line="259" w:lineRule="auto"/>
-        <w:jc w:val="both"/>
-        <w:snapToGrid w:val="0"/>
-      </w:pPr>
-      <w:r>
-        <w:rPr>
-          <w:rFonts w:ascii="맑은 고딕" w:hAnsi="맑은 고딕" w:eastAsia="맑은 고딕"/>
-          <w:b/>
-          <w:sz w:val="14"/>
-          <w:u w:val="none"/>
-        </w:rPr>
-        <w:t>30-7</w:t>
-      </w:r>
-      <w:r>
-        <w:rPr>
-          <w:rFonts w:ascii="맑은 고딕" w:hAnsi="맑은 고딕" w:eastAsia="맑은 고딕"/>
-          <w:b w:val="0"/>
-          <w:sz w:val="14"/>
-          <w:u w:val="none"/>
-        </w:rPr>
-        <w:t xml:space="preserve"> 정답 ② (ⓑ, ⓒ, ⓔ): ⓑ는 'newspaper'라는 범위 한정과 'two or three'라는 폭을 모두 지운 </w:t>
-      </w:r>
-      <w:r>
-        <w:rPr>
-          <w:rFonts w:ascii="맑은 고딕" w:hAnsi="맑은 고딕" w:eastAsia="맑은 고딕"/>
-          <w:b/>
-          <w:sz w:val="14"/>
-          <w:u w:val="none"/>
-        </w:rPr>
-        <w:t>절대화·수치 왜곡</w:t>
-      </w:r>
-      <w:r>
-        <w:rPr>
-          <w:rFonts w:ascii="맑은 고딕" w:hAnsi="맑은 고딕" w:eastAsia="맑은 고딕"/>
-          <w:b w:val="0"/>
-          <w:sz w:val="14"/>
-          <w:u w:val="none"/>
-        </w:rPr>
-        <w:t xml:space="preserve">, ⓒ는 부정 사례를 긍정 사례로 뒤집은 </w:t>
-      </w:r>
-      <w:r>
-        <w:rPr>
-          <w:rFonts w:ascii="맑은 고딕" w:hAnsi="맑은 고딕" w:eastAsia="맑은 고딕"/>
-          <w:b/>
-          <w:sz w:val="14"/>
-          <w:u w:val="none"/>
-        </w:rPr>
-        <w:t>방향 반전</w:t>
-      </w:r>
-      <w:r>
-        <w:rPr>
-          <w:rFonts w:ascii="맑은 고딕" w:hAnsi="맑은 고딕" w:eastAsia="맑은 고딕"/>
-          <w:b w:val="0"/>
-          <w:sz w:val="14"/>
-          <w:u w:val="none"/>
-        </w:rPr>
-        <w:t>(never라는 절대어까지 결합), ⓔ는 'always succeed'로 본문의 'Actually ... harder'와 정면충돌. ⓐ·ⓓ는 원문 어휘를 전면 교체했으나 강도(can, as much as)를 보존한 정당 재진술. ①은 ⓔ를 놓친 부분 정답, ⑤는 극성 역전 오답.</w:t>
-      </w:r>
-    </w:p>
-    <w:p>
-      <w:pPr>
-        <w:spacing w:before="0" w:after="20" w:line="259" w:lineRule="auto"/>
-        <w:jc w:val="both"/>
-        <w:snapToGrid w:val="0"/>
-      </w:pPr>
-      <w:r>
-        <w:rPr>
-          <w:rFonts w:ascii="맑은 고딕" w:hAnsi="맑은 고딕" w:eastAsia="맑은 고딕"/>
-          <w:b/>
-          <w:sz w:val="14"/>
-          <w:u w:val="none"/>
-        </w:rPr>
-        <w:t>30-8</w:t>
-      </w:r>
-      <w:r>
-        <w:rPr>
-          <w:rFonts w:ascii="맑은 고딕" w:hAnsi="맑은 고딕" w:eastAsia="맑은 고딕"/>
-          <w:b w:val="0"/>
-          <w:sz w:val="14"/>
-          <w:u w:val="none"/>
-        </w:rPr>
-        <w:t xml:space="preserve"> 정답 ③: ⓐ는 'whereas ... discourage'와 대조되는 </w:t>
-      </w:r>
-      <w:r>
-        <w:rPr>
-          <w:rFonts w:ascii="맑은 고딕" w:hAnsi="맑은 고딕" w:eastAsia="맑은 고딕"/>
-          <w:b/>
-          <w:sz w:val="14"/>
-          <w:u w:val="none"/>
-        </w:rPr>
-        <w:t>긍정</w:t>
-      </w:r>
-      <w:r>
-        <w:rPr>
-          <w:rFonts w:ascii="맑은 고딕" w:hAnsi="맑은 고딕" w:eastAsia="맑은 고딕"/>
-          <w:b w:val="0"/>
-          <w:sz w:val="14"/>
-          <w:u w:val="none"/>
-        </w:rPr>
-        <w:t xml:space="preserve"> 형용사 → inviting. ⓑ는 'Don't worry'가 앞선 문맥이므로 gains가 hazards를 </w:t>
-      </w:r>
-      <w:r>
-        <w:rPr>
-          <w:rFonts w:ascii="맑은 고딕" w:hAnsi="맑은 고딕" w:eastAsia="맑은 고딕"/>
-          <w:b/>
-          <w:sz w:val="14"/>
-          <w:u w:val="none"/>
-        </w:rPr>
-        <w:t>능가</w:t>
-      </w:r>
-      <w:r>
-        <w:rPr>
-          <w:rFonts w:ascii="맑은 고딕" w:hAnsi="맑은 고딕" w:eastAsia="맑은 고딕"/>
-          <w:b w:val="0"/>
-          <w:sz w:val="14"/>
-          <w:u w:val="none"/>
-        </w:rPr>
-        <w:t xml:space="preserve"> → outweigh. ⓒ는 관용구 train of thought. 미끼 discouraging은 ⓐ에서 'look discouraging'으로 문법이 완벽하지만, 짧은 단락의 효과가 whereas 뒤 긴 덩어리(discourage)와 </w:t>
-      </w:r>
-      <w:r>
-        <w:rPr>
-          <w:rFonts w:ascii="맑은 고딕" w:hAnsi="맑은 고딕" w:eastAsia="맑은 고딕"/>
-          <w:b/>
-          <w:sz w:val="14"/>
-          <w:u w:val="none"/>
-        </w:rPr>
-        <w:t>같아져</w:t>
-      </w:r>
-      <w:r>
-        <w:rPr>
-          <w:rFonts w:ascii="맑은 고딕" w:hAnsi="맑은 고딕" w:eastAsia="맑은 고딕"/>
-          <w:b w:val="0"/>
-          <w:sz w:val="14"/>
-          <w:u w:val="none"/>
-        </w:rPr>
-        <w:t xml:space="preserve"> 대조가 붕괴 — ①이 이 한 자리만 틀린 최종 변별 선지. ②·⑤는 ⓑ에 명사를 넣어 'far thought the hazards' 비문.</w:t>
-      </w:r>
-    </w:p>
-    <w:p>
-      <w:pPr>
-        <w:spacing w:before="0" w:after="20" w:line="259" w:lineRule="auto"/>
-        <w:jc w:val="both"/>
-        <w:snapToGrid w:val="0"/>
-      </w:pPr>
-      <w:r>
-        <w:rPr>
-          <w:rFonts w:ascii="맑은 고딕" w:hAnsi="맑은 고딕" w:eastAsia="맑은 고딕"/>
-          <w:b/>
-          <w:sz w:val="14"/>
-          <w:u w:val="none"/>
-        </w:rPr>
-        <w:t>30-9</w:t>
-      </w:r>
-      <w:r>
-        <w:rPr>
-          <w:rFonts w:ascii="맑은 고딕" w:hAnsi="맑은 고딕" w:eastAsia="맑은 고딕"/>
-          <w:b w:val="0"/>
-          <w:sz w:val="14"/>
-          <w:u w:val="none"/>
-        </w:rPr>
-        <w:t xml:space="preserve"> 정답 ④: 본문은 "the gains far </w:t>
-      </w:r>
-      <w:r>
-        <w:rPr>
-          <w:rFonts w:ascii="맑은 고딕" w:hAnsi="맑은 고딕" w:eastAsia="맑은 고딕"/>
-          <w:b/>
-          <w:sz w:val="14"/>
-          <w:u w:val="none"/>
-        </w:rPr>
-        <w:t>outweigh</w:t>
-      </w:r>
-      <w:r>
-        <w:rPr>
-          <w:rFonts w:ascii="맑은 고딕" w:hAnsi="맑은 고딕" w:eastAsia="맑은 고딕"/>
-          <w:b w:val="0"/>
-          <w:sz w:val="14"/>
-          <w:u w:val="none"/>
-        </w:rPr>
-        <w:t xml:space="preserve"> the hazards"(이득이 위험을 훨씬 능가)인데 요약문은 위험이 이득을 능가한다고 </w:t>
-      </w:r>
-      <w:r>
-        <w:rPr>
-          <w:rFonts w:ascii="맑은 고딕" w:hAnsi="맑은 고딕" w:eastAsia="맑은 고딕"/>
-          <w:b/>
-          <w:sz w:val="14"/>
-          <w:u w:val="none"/>
-        </w:rPr>
-        <w:t>주어·목적어를 뒤바꾼 방향 반전</w:t>
-      </w:r>
-      <w:r>
-        <w:rPr>
-          <w:rFonts w:ascii="맑은 고딕" w:hAnsi="맑은 고딕" w:eastAsia="맑은 고딕"/>
-          <w:b w:val="0"/>
-          <w:sz w:val="14"/>
-          <w:u w:val="none"/>
-        </w:rPr>
-        <w:t>. outweigh라는 단어가 그대로 쓰여 표면 매칭으로는 일치로 보이는 것이 함정 — 무엇이 무엇을 능가하는지 방향을 확인해야 한다. 나머지는 어휘를 전면 교체한 정당 환언(eye/brain → eyes/minds, inviting → approachable, discourage → put off, don't go too far → cut too fine).</w:t>
-      </w:r>
-    </w:p>
-    <w:p>
-      <w:pPr>
-        <w:spacing w:before="0" w:after="20" w:line="259" w:lineRule="auto"/>
-        <w:jc w:val="both"/>
-        <w:snapToGrid w:val="0"/>
-      </w:pPr>
-      <w:r>
-        <w:rPr>
-          <w:rFonts w:ascii="맑은 고딕" w:hAnsi="맑은 고딕" w:eastAsia="맑은 고딕"/>
-          <w:b/>
-          <w:sz w:val="14"/>
-          <w:u w:val="none"/>
-        </w:rPr>
-        <w:t>30-10</w:t>
-      </w:r>
-      <w:r>
-        <w:rPr>
-          <w:rFonts w:ascii="맑은 고딕" w:hAnsi="맑은 고딕" w:eastAsia="맑은 고딕"/>
-          <w:b w:val="0"/>
-          <w:sz w:val="14"/>
-          <w:u w:val="none"/>
-        </w:rPr>
-        <w:t xml:space="preserve"> 정답 ③: 'that fear'는 직전 문장의 명시적 명사 'this fear'(『뉴요커』가 사로잡힌 두려움)를 받고, 'unfounded'(근거 없다)는 직후 "Don't worry; the gains far outweigh the hazards"로 구체화된다. </w:t>
-      </w:r>
-      <w:r>
-        <w:rPr>
-          <w:rFonts w:ascii="맑은 고딕" w:hAnsi="맑은 고딕" w:eastAsia="맑은 고딕"/>
-          <w:b/>
-          <w:sz w:val="14"/>
-          <w:u w:val="none"/>
-        </w:rPr>
-        <w:t>함정 ②</w:t>
-      </w:r>
-      <w:r>
-        <w:rPr>
-          <w:rFonts w:ascii="맑은 고딕" w:hAnsi="맑은 고딕" w:eastAsia="맑은 고딕"/>
-          <w:b w:val="0"/>
-          <w:sz w:val="14"/>
-          <w:u w:val="none"/>
-        </w:rPr>
-        <w:t xml:space="preserve">: 'You may think ... will damage'도 두려움의 내용이지만 아직 'fear'라는 명사가 등장하지 않았고, 삽입하면 뒤 문장의 'Obviously The New Yorker is obsessed by this fear'가 '근거 없다'는 판단 </w:t>
-      </w:r>
-      <w:r>
-        <w:rPr>
-          <w:rFonts w:ascii="맑은 고딕" w:hAnsi="맑은 고딕" w:eastAsia="맑은 고딕"/>
-          <w:b/>
-          <w:sz w:val="14"/>
-          <w:u w:val="none"/>
-        </w:rPr>
-        <w:t>뒤에</w:t>
-      </w:r>
-      <w:r>
-        <w:rPr>
-          <w:rFonts w:ascii="맑은 고딕" w:hAnsi="맑은 고딕" w:eastAsia="맑은 고딕"/>
-          <w:b w:val="0"/>
-          <w:sz w:val="14"/>
-          <w:u w:val="none"/>
-        </w:rPr>
-        <w:t xml:space="preserve"> 와서 논증 순서(사례 → 반박)가 뒤집힌다. ④는 이미 안심시킨 뒤라 'Yet'의 꺾기 방향이 어긋난다.</w:t>
-      </w:r>
-    </w:p>
-    <w:p>
-      <w:pPr>
-        <w:spacing w:before="0" w:after="20" w:line="259" w:lineRule="auto"/>
-        <w:jc w:val="both"/>
-        <w:snapToGrid w:val="0"/>
-      </w:pPr>
-      <w:r>
-        <w:rPr>
-          <w:rFonts w:ascii="맑은 고딕" w:hAnsi="맑은 고딕" w:eastAsia="맑은 고딕"/>
-          <w:b/>
-          <w:sz w:val="14"/>
-          <w:u w:val="none"/>
-        </w:rPr>
-        <w:t>30-11</w:t>
-      </w:r>
-      <w:r>
-        <w:rPr>
-          <w:rFonts w:ascii="맑은 고딕" w:hAnsi="맑은 고딕" w:eastAsia="맑은 고딕"/>
-          <w:b w:val="0"/>
-          <w:sz w:val="14"/>
-          <w:u w:val="none"/>
-        </w:rPr>
-        <w:t xml:space="preserve"> 정답 ④: 'Such fragments'는 직전 문장의 'tiny paragraphs―verbless wonders'(동사 없는 조각들)를 받고, 'look brisk'는 기자들의 의도 'quick 'n' easy'를 외관 차원에서 인정한 뒤 'but rarely read that way'로 뒤집어, 직후 "Actually they make the reader's job harder"로 자연스럽게 이어진다. </w:t>
-      </w:r>
-      <w:r>
-        <w:rPr>
-          <w:rFonts w:ascii="맑은 고딕" w:hAnsi="맑은 고딕" w:eastAsia="맑은 고딕"/>
-          <w:b/>
-          <w:sz w:val="14"/>
-          <w:u w:val="none"/>
-        </w:rPr>
-        <w:t>함정 ③</w:t>
-      </w:r>
-      <w:r>
-        <w:rPr>
-          <w:rFonts w:ascii="맑은 고딕" w:hAnsi="맑은 고딕" w:eastAsia="맑은 고딕"/>
-          <w:b w:val="0"/>
-          <w:sz w:val="14"/>
-          <w:u w:val="none"/>
-        </w:rPr>
-        <w:t>: 'A succession of tiny paragraphs'도 조각이지만 이 시점에는 '경쾌해 보인다'는 외관 평가의 근거(quick 'n' easy)가 아직 없어 look brisk가 공중에 뜬다. ⑤는 결론 뒤라 'rarely read that way'가 이미 서술된 내용의 중복.</w:t>
-      </w:r>
-    </w:p>
-    <w:p>
-      <w:pPr>
-        <w:spacing w:before="0" w:after="20" w:line="259" w:lineRule="auto"/>
-        <w:jc w:val="both"/>
-        <w:snapToGrid w:val="0"/>
-      </w:pPr>
-      <w:r>
-        <w:rPr>
-          <w:rFonts w:ascii="맑은 고딕" w:hAnsi="맑은 고딕" w:eastAsia="맑은 고딕"/>
-          <w:b/>
-          <w:sz w:val="14"/>
-          <w:u w:val="none"/>
-        </w:rPr>
-        <w:t>30-12</w:t>
-      </w:r>
-      <w:r>
-        <w:rPr>
-          <w:rFonts w:ascii="맑은 고딕" w:hAnsi="맑은 고딕" w:eastAsia="맑은 고딕"/>
-          <w:b w:val="0"/>
-          <w:sz w:val="14"/>
-          <w:u w:val="none"/>
-        </w:rPr>
-        <w:t xml:space="preserve"> 정답 ② (ⓑ, ⓒ): ⓑ는 지시형용사 this가 단수를 강제하므로 phenomenon — 'phenomena'가 단수처럼 보이는 어미 -a 착시. ⓒ는 media가 medium의 복수형이며 'Print and online'으로 두 매체가 병렬되어 were. ⓓ의 'a series of tests'는 tests(복수)에 끌려 were로 고치기 쉬운 </w:t>
-      </w:r>
-      <w:r>
-        <w:rPr>
-          <w:rFonts w:ascii="맑은 고딕" w:hAnsi="맑은 고딕" w:eastAsia="맑은 고딕"/>
-          <w:b/>
-          <w:sz w:val="14"/>
-          <w:u w:val="none"/>
-        </w:rPr>
-        <w:t>정상형 함정</w:t>
-      </w:r>
-      <w:r>
-        <w:rPr>
-          <w:rFonts w:ascii="맑은 고딕" w:hAnsi="맑은 고딕" w:eastAsia="맑은 고딕"/>
-          <w:b w:val="0"/>
-          <w:sz w:val="14"/>
-          <w:u w:val="none"/>
-        </w:rPr>
-        <w:t xml:space="preserve"> — 주어 핵심어는 a series(단수). ⓐ는 several과 -es 복수형이 일치. ⑤는 ⓓ를 잘못 고른 오답, ①은 ⓒ를 놓친 부분 정답.</w:t>
-      </w:r>
-    </w:p>
-    <w:p>
-      <w:pPr>
-        <w:spacing w:before="0" w:after="20" w:line="259" w:lineRule="auto"/>
-        <w:jc w:val="both"/>
-        <w:snapToGrid w:val="0"/>
-      </w:pPr>
-      <w:r>
-        <w:rPr>
-          <w:rFonts w:ascii="맑은 고딕" w:hAnsi="맑은 고딕" w:eastAsia="맑은 고딕"/>
-          <w:b/>
-          <w:sz w:val="14"/>
-          <w:u w:val="none"/>
-        </w:rPr>
-        <w:t>30-13</w:t>
-      </w:r>
-      <w:r>
-        <w:rPr>
-          <w:rFonts w:ascii="맑은 고딕" w:hAnsi="맑은 고딕" w:eastAsia="맑은 고딕"/>
-          <w:b w:val="0"/>
-          <w:sz w:val="14"/>
-          <w:u w:val="none"/>
-        </w:rPr>
-        <w:t xml:space="preserve"> 정답 ①: (A) 'is ___ to a cook's rule'은 두 대상의 유사성 → </w:t>
-      </w:r>
-      <w:r>
-        <w:rPr>
-          <w:rFonts w:ascii="맑은 고딕" w:hAnsi="맑은 고딕" w:eastAsia="맑은 고딕"/>
-          <w:b/>
-          <w:sz w:val="14"/>
-          <w:u w:val="none"/>
-        </w:rPr>
-        <w:t>comparable to</w:t>
-      </w:r>
-      <w:r>
-        <w:rPr>
-          <w:rFonts w:ascii="맑은 고딕" w:hAnsi="맑은 고딕" w:eastAsia="맑은 고딕"/>
-          <w:b w:val="0"/>
-          <w:sz w:val="14"/>
-          <w:u w:val="none"/>
-        </w:rPr>
-        <w:t xml:space="preserve">; comparative는 '비교 연구'처럼 명사 앞 한정 용법. (B) '짧은 단락'(사물)이 바람직하다 → </w:t>
-      </w:r>
-      <w:r>
-        <w:rPr>
-          <w:rFonts w:ascii="맑은 고딕" w:hAnsi="맑은 고딕" w:eastAsia="맑은 고딕"/>
-          <w:b/>
-          <w:sz w:val="14"/>
-          <w:u w:val="none"/>
-        </w:rPr>
-        <w:t>desirable</w:t>
-      </w:r>
-      <w:r>
-        <w:rPr>
-          <w:rFonts w:ascii="맑은 고딕" w:hAnsi="맑은 고딕" w:eastAsia="맑은 고딕"/>
-          <w:b w:val="0"/>
-          <w:sz w:val="14"/>
-          <w:u w:val="none"/>
-        </w:rPr>
-        <w:t xml:space="preserve">; desirous는 사람이 무언가를 갈망할 때. (C) 본문 핵심어 "Writing is </w:t>
-      </w:r>
-      <w:r>
-        <w:rPr>
-          <w:rFonts w:ascii="맑은 고딕" w:hAnsi="맑은 고딕" w:eastAsia="맑은 고딕"/>
-          <w:b/>
-          <w:sz w:val="14"/>
-          <w:u w:val="none"/>
-        </w:rPr>
-        <w:t>visual</w:t>
-      </w:r>
-      <w:r>
-        <w:rPr>
-          <w:rFonts w:ascii="맑은 고딕" w:hAnsi="맑은 고딕" w:eastAsia="맑은 고딕"/>
-          <w:b w:val="0"/>
-          <w:sz w:val="14"/>
-          <w:u w:val="none"/>
-        </w:rPr>
-        <w:t>"과 직결 — 지면이 '시각적 대상'이라는 성질을 말하므로 visual; visible(보이는)은 어근 착시 함정으로, '보이기는 하지만 논리적이지 않다'는 뜻이 되어 논지와 어긋난다. ④는 (C) 한 곳만 다른 최종 변별 선지, ②는 (A)만 다른 선지.</w:t>
+        <w:t xml:space="preserve"> Don’t worry 뒤에 두면 ‘걱정 마라’ 다음에 다시 걱정의 예가 나와 흐름이 거꾸로 된다.</w:t>
       </w:r>
     </w:p>
     <w:p>

--- a/shinmok1/pack/2609/H1MOGO26-09_30_SET.docx
+++ b/shinmok1/pack/2609/H1MOGO26-09_30_SET.docx
@@ -107,7 +107,7 @@
     </w:p>
     <w:p>
       <w:pPr>
-        <w:spacing w:before="0" w:after="20" w:line="360" w:lineRule="auto"/>
+        <w:spacing w:before="0" w:after="20" w:line="300" w:lineRule="auto"/>
         <w:jc w:val="both"/>
         <w:snapToGrid w:val="0"/>
       </w:pPr>
@@ -134,20 +134,11 @@
       <w:r>
         <w:rPr>
           <w:rFonts w:ascii="맑은 고딕" w:hAnsi="맑은 고딕" w:eastAsia="맑은 고딕"/>
-          <w:b/>
-          <w:sz w:val="17"/>
-          <w:u w:val="none"/>
-        </w:rPr>
-        <w:t>[ short / shortly ]</w:t>
-      </w:r>
-      <w:r>
-        <w:rPr>
-          <w:rFonts w:ascii="맑은 고딕" w:hAnsi="맑은 고딕" w:eastAsia="맑은 고딕"/>
           <w:b w:val="0"/>
           <w:sz w:val="17"/>
           <w:u w:val="none"/>
         </w:rPr>
-        <w:t xml:space="preserve">. Writing is </w:t>
+        <w:t xml:space="preserve">s________. Writing is </w:t>
       </w:r>
       <w:r>
         <w:rPr>
@@ -196,7 +187,7 @@
           <w:sz w:val="17"/>
           <w:u w:val="none"/>
         </w:rPr>
-        <w:t xml:space="preserve"> the brain. Short paragraphs put </w:t>
+        <w:t xml:space="preserve"> the brain. Short paragraphs put air around </w:t>
       </w:r>
       <w:r>
         <w:rPr>
@@ -212,11 +203,20 @@
       <w:r>
         <w:rPr>
           <w:rFonts w:ascii="맑은 고딕" w:hAnsi="맑은 고딕" w:eastAsia="맑은 고딕"/>
+          <w:b/>
+          <w:sz w:val="17"/>
+          <w:u w:val="none"/>
+        </w:rPr>
+        <w:t>[ what / that ]</w:t>
+      </w:r>
+      <w:r>
+        <w:rPr>
+          <w:rFonts w:ascii="맑은 고딕" w:hAnsi="맑은 고딕" w:eastAsia="맑은 고딕"/>
           <w:b w:val="0"/>
           <w:sz w:val="17"/>
           <w:u w:val="none"/>
         </w:rPr>
-        <w:t xml:space="preserve">a________ around </w:t>
+        <w:t xml:space="preserve"> you write and make it look inviting, whereas a long chunk of type can </w:t>
       </w:r>
       <w:r>
         <w:rPr>
@@ -236,7 +236,7 @@
           <w:sz w:val="17"/>
           <w:u w:val="none"/>
         </w:rPr>
-        <w:t>[ what / that ]</w:t>
+        <w:t>[ discourage / encourage ]</w:t>
       </w:r>
       <w:r>
         <w:rPr>
@@ -245,7 +245,7 @@
           <w:sz w:val="17"/>
           <w:u w:val="none"/>
         </w:rPr>
-        <w:t xml:space="preserve"> you write and make it </w:t>
+        <w:t xml:space="preserve"> a reader from even </w:t>
       </w:r>
       <w:r>
         <w:rPr>
@@ -261,20 +261,11 @@
       <w:r>
         <w:rPr>
           <w:rFonts w:ascii="맑은 고딕" w:hAnsi="맑은 고딕" w:eastAsia="맑은 고딕"/>
-          <w:b/>
-          <w:sz w:val="17"/>
-          <w:u w:val="none"/>
-        </w:rPr>
-        <w:t>[ look / to look ]</w:t>
-      </w:r>
-      <w:r>
-        <w:rPr>
-          <w:rFonts w:ascii="맑은 고딕" w:hAnsi="맑은 고딕" w:eastAsia="맑은 고딕"/>
           <w:b w:val="0"/>
           <w:sz w:val="17"/>
           <w:u w:val="none"/>
         </w:rPr>
-        <w:t xml:space="preserve"> </w:t>
+        <w:t xml:space="preserve">________(start) to read. Newspaper paragraphs should be only two or three sentences long; newspaper type </w:t>
       </w:r>
       <w:r>
         <w:rPr>
@@ -294,7 +285,7 @@
           <w:sz w:val="17"/>
           <w:u w:val="none"/>
         </w:rPr>
-        <w:t>[ inviting / invited ]</w:t>
+        <w:t>[ is set / sets ]</w:t>
       </w:r>
       <w:r>
         <w:rPr>
@@ -303,7 +294,7 @@
           <w:sz w:val="17"/>
           <w:u w:val="none"/>
         </w:rPr>
-        <w:t xml:space="preserve">, whereas a long chunk of type can </w:t>
+        <w:t xml:space="preserve"> in a </w:t>
       </w:r>
       <w:r>
         <w:rPr>
@@ -323,7 +314,7 @@
           <w:sz w:val="17"/>
           <w:u w:val="none"/>
         </w:rPr>
-        <w:t>[ discourage / encourage ]</w:t>
+        <w:t>[ narrow / narrowly ]</w:t>
       </w:r>
       <w:r>
         <w:rPr>
@@ -332,7 +323,7 @@
           <w:sz w:val="17"/>
           <w:u w:val="none"/>
         </w:rPr>
-        <w:t xml:space="preserve"> a reader from even </w:t>
+        <w:t xml:space="preserve"> width, and the inches quickly </w:t>
       </w:r>
       <w:r>
         <w:rPr>
@@ -348,11 +339,20 @@
       <w:r>
         <w:rPr>
           <w:rFonts w:ascii="맑은 고딕" w:hAnsi="맑은 고딕" w:eastAsia="맑은 고딕"/>
+          <w:b/>
+          <w:sz w:val="17"/>
+          <w:u w:val="none"/>
+        </w:rPr>
+        <w:t>[ add / adds ]</w:t>
+      </w:r>
+      <w:r>
+        <w:rPr>
+          <w:rFonts w:ascii="맑은 고딕" w:hAnsi="맑은 고딕" w:eastAsia="맑은 고딕"/>
           <w:b w:val="0"/>
           <w:sz w:val="17"/>
           <w:u w:val="none"/>
         </w:rPr>
-        <w:t xml:space="preserve">________(start) to read. Newspaper paragraphs should be only two or three sentences long; newspaper type is set in a </w:t>
+        <w:t xml:space="preserve"> up. You may think such frequent </w:t>
       </w:r>
       <w:r>
         <w:rPr>
@@ -368,20 +368,11 @@
       <w:r>
         <w:rPr>
           <w:rFonts w:ascii="맑은 고딕" w:hAnsi="맑은 고딕" w:eastAsia="맑은 고딕"/>
-          <w:b/>
-          <w:sz w:val="17"/>
-          <w:u w:val="none"/>
-        </w:rPr>
-        <w:t>[ narrow / wide ]</w:t>
-      </w:r>
-      <w:r>
-        <w:rPr>
-          <w:rFonts w:ascii="맑은 고딕" w:hAnsi="맑은 고딕" w:eastAsia="맑은 고딕"/>
           <w:b w:val="0"/>
           <w:sz w:val="17"/>
           <w:u w:val="none"/>
         </w:rPr>
-        <w:t xml:space="preserve"> width, and the inches </w:t>
+        <w:t xml:space="preserve">________(paragraph) </w:t>
       </w:r>
       <w:r>
         <w:rPr>
@@ -397,11 +388,20 @@
       <w:r>
         <w:rPr>
           <w:rFonts w:ascii="맑은 고딕" w:hAnsi="맑은 고딕" w:eastAsia="맑은 고딕"/>
+          <w:b/>
+          <w:sz w:val="17"/>
+          <w:u w:val="none"/>
+        </w:rPr>
+        <w:t>[ will damage / damaged ]</w:t>
+      </w:r>
+      <w:r>
+        <w:rPr>
+          <w:rFonts w:ascii="맑은 고딕" w:hAnsi="맑은 고딕" w:eastAsia="맑은 고딕"/>
           <w:b w:val="0"/>
           <w:sz w:val="17"/>
           <w:u w:val="none"/>
         </w:rPr>
-        <w:t xml:space="preserve">________(quick) add up. You may think such </w:t>
+        <w:t xml:space="preserve"> the development of your point. Obviously The New Yorker is </w:t>
       </w:r>
       <w:r>
         <w:rPr>
@@ -417,11 +417,20 @@
       <w:r>
         <w:rPr>
           <w:rFonts w:ascii="맑은 고딕" w:hAnsi="맑은 고딕" w:eastAsia="맑은 고딕"/>
+          <w:b/>
+          <w:sz w:val="17"/>
+          <w:u w:val="none"/>
+        </w:rPr>
+        <w:t>[ obsessed / obsessing ]</w:t>
+      </w:r>
+      <w:r>
+        <w:rPr>
+          <w:rFonts w:ascii="맑은 고딕" w:hAnsi="맑은 고딕" w:eastAsia="맑은 고딕"/>
           <w:b w:val="0"/>
           <w:sz w:val="17"/>
           <w:u w:val="none"/>
         </w:rPr>
-        <w:t xml:space="preserve">________(frequency) paragraphing will damage the </w:t>
+        <w:t xml:space="preserve"> by this fear—a reader can go for miles without </w:t>
       </w:r>
       <w:r>
         <w:rPr>
@@ -441,7 +450,7 @@
           <w:sz w:val="17"/>
           <w:u w:val="none"/>
         </w:rPr>
-        <w:t xml:space="preserve">________(develop) of your point. Obviously The New Yorker is obsessed by this </w:t>
+        <w:t xml:space="preserve">r________. Don’t worry; the </w:t>
       </w:r>
       <w:r>
         <w:rPr>
@@ -461,7 +470,7 @@
           <w:sz w:val="17"/>
           <w:u w:val="none"/>
         </w:rPr>
-        <w:t xml:space="preserve">f________—a reader can go for miles without </w:t>
+        <w:t xml:space="preserve">g________ far outweigh the </w:t>
       </w:r>
       <w:r>
         <w:rPr>
@@ -477,11 +486,20 @@
       <w:r>
         <w:rPr>
           <w:rFonts w:ascii="맑은 고딕" w:hAnsi="맑은 고딕" w:eastAsia="맑은 고딕"/>
+          <w:b/>
+          <w:sz w:val="17"/>
+          <w:u w:val="none"/>
+        </w:rPr>
+        <w:t>[ hazards / benefits ]</w:t>
+      </w:r>
+      <w:r>
+        <w:rPr>
+          <w:rFonts w:ascii="맑은 고딕" w:hAnsi="맑은 고딕" w:eastAsia="맑은 고딕"/>
           <w:b w:val="0"/>
           <w:sz w:val="17"/>
           <w:u w:val="none"/>
         </w:rPr>
-        <w:t xml:space="preserve">r________. Don’t worry; the gains far </w:t>
+        <w:t xml:space="preserve">. But don’t go too far. A succession of tiny paragraphs is as </w:t>
       </w:r>
       <w:r>
         <w:rPr>
@@ -497,20 +515,11 @@
       <w:r>
         <w:rPr>
           <w:rFonts w:ascii="맑은 고딕" w:hAnsi="맑은 고딕" w:eastAsia="맑은 고딕"/>
-          <w:b/>
-          <w:sz w:val="17"/>
-          <w:u w:val="none"/>
-        </w:rPr>
-        <w:t>[ outweigh / outweighs ]</w:t>
-      </w:r>
-      <w:r>
-        <w:rPr>
-          <w:rFonts w:ascii="맑은 고딕" w:hAnsi="맑은 고딕" w:eastAsia="맑은 고딕"/>
           <w:b w:val="0"/>
           <w:sz w:val="17"/>
           <w:u w:val="none"/>
         </w:rPr>
-        <w:t xml:space="preserve"> the </w:t>
+        <w:t xml:space="preserve">________(annoy) as a paragraph </w:t>
       </w:r>
       <w:r>
         <w:rPr>
@@ -530,7 +539,7 @@
           <w:sz w:val="17"/>
           <w:u w:val="none"/>
         </w:rPr>
-        <w:t>[ hazards / benefits ]</w:t>
+        <w:t>[ that’s / what’s ]</w:t>
       </w:r>
       <w:r>
         <w:rPr>
@@ -539,7 +548,7 @@
           <w:sz w:val="17"/>
           <w:u w:val="none"/>
         </w:rPr>
-        <w:t xml:space="preserve">. But don’t go too far. A succession of tiny paragraphs </w:t>
+        <w:t xml:space="preserve"> too long. I’m thinking of all those tiny paragraphs—verbless </w:t>
       </w:r>
       <w:r>
         <w:rPr>
@@ -555,20 +564,11 @@
       <w:r>
         <w:rPr>
           <w:rFonts w:ascii="맑은 고딕" w:hAnsi="맑은 고딕" w:eastAsia="맑은 고딕"/>
-          <w:b/>
-          <w:sz w:val="17"/>
-          <w:u w:val="none"/>
-        </w:rPr>
-        <w:t>[ is / are ]</w:t>
-      </w:r>
-      <w:r>
-        <w:rPr>
-          <w:rFonts w:ascii="맑은 고딕" w:hAnsi="맑은 고딕" w:eastAsia="맑은 고딕"/>
           <w:b w:val="0"/>
           <w:sz w:val="17"/>
           <w:u w:val="none"/>
         </w:rPr>
-        <w:t xml:space="preserve"> as annoying as a paragraph that’s too long. I’m thinking of all those tiny paragraphs—verbless wonders—</w:t>
+        <w:t>w________—</w:t>
       </w:r>
       <w:r>
         <w:rPr>
@@ -597,7 +597,7 @@
           <w:sz w:val="17"/>
           <w:u w:val="none"/>
         </w:rPr>
-        <w:t xml:space="preserve"> by modern journalists </w:t>
+        <w:t xml:space="preserve"> by modern journalists trying to make their articles quick ’n’ easy. Actually they make the reader’s job </w:t>
       </w:r>
       <w:r>
         <w:rPr>
@@ -617,7 +617,7 @@
           <w:sz w:val="17"/>
           <w:u w:val="none"/>
         </w:rPr>
-        <w:t>[ trying / tried ]</w:t>
+        <w:t>[ harder / easier ]</w:t>
       </w:r>
       <w:r>
         <w:rPr>
@@ -626,7 +626,7 @@
           <w:sz w:val="17"/>
           <w:u w:val="none"/>
         </w:rPr>
-        <w:t xml:space="preserve"> to make their articles quick ’n’ easy. Actually they make the reader’s job harder by chopping up a natural train of </w:t>
+        <w:t xml:space="preserve"> by </w:t>
       </w:r>
       <w:r>
         <w:rPr>
@@ -646,7 +646,7 @@
           <w:sz w:val="17"/>
           <w:u w:val="none"/>
         </w:rPr>
-        <w:t>t________.</w:t>
+        <w:t>________(chop) up a natural train of thought.</w:t>
       </w:r>
     </w:p>
     <w:p>
@@ -698,7 +698,7 @@
           <w:sz w:val="17"/>
           <w:u w:val="none"/>
         </w:rPr>
-        <w:t xml:space="preserve">Short paragraphs put air around what you write and </w:t>
+        <w:t xml:space="preserve">Short paragraphs put air around what you write and make it </w:t>
       </w:r>
       <w:r>
         <w:rPr>
@@ -707,7 +707,7 @@
           <w:sz w:val="17"/>
           <w:u w:val="single"/>
         </w:rPr>
-        <w:t>make it look inviting</w:t>
+        <w:t>look inviting</w:t>
       </w:r>
       <w:r>
         <w:rPr>
@@ -716,7 +716,7 @@
           <w:sz w:val="17"/>
           <w:u w:val="none"/>
         </w:rPr>
-        <w:t xml:space="preserve">  → 제시 교정: </w:t>
+        <w:t xml:space="preserve">, whereas …  → 제시 교정: </w:t>
       </w:r>
       <w:r>
         <w:rPr>
@@ -725,7 +725,7 @@
           <w:sz w:val="17"/>
           <w:u w:val="none"/>
         </w:rPr>
-        <w:t>make it to look inviting</w:t>
+        <w:t>look invitingly</w:t>
       </w:r>
       <w:r>
         <w:rPr>
@@ -760,7 +760,7 @@
           <w:sz w:val="17"/>
           <w:u w:val="none"/>
         </w:rPr>
-        <w:t xml:space="preserve">…, </w:t>
+        <w:t xml:space="preserve">… whereas a long chunk of type can </w:t>
       </w:r>
       <w:r>
         <w:rPr>
@@ -769,7 +769,7 @@
           <w:sz w:val="17"/>
           <w:u w:val="single"/>
         </w:rPr>
-        <w:t>whereas</w:t>
+        <w:t>discourage a reader from even starting</w:t>
       </w:r>
       <w:r>
         <w:rPr>
@@ -778,7 +778,7 @@
           <w:sz w:val="17"/>
           <w:u w:val="none"/>
         </w:rPr>
-        <w:t xml:space="preserve"> a long chunk of type can discourage a reader from even starting to read.  → 제시 교정: </w:t>
+        <w:t xml:space="preserve"> to read.  → 제시 교정: </w:t>
       </w:r>
       <w:r>
         <w:rPr>
@@ -787,7 +787,7 @@
           <w:sz w:val="17"/>
           <w:u w:val="none"/>
         </w:rPr>
-        <w:t>while</w:t>
+        <w:t>put a reader off even starting</w:t>
       </w:r>
       <w:r>
         <w:rPr>
@@ -910,7 +910,7 @@
           <w:sz w:val="17"/>
           <w:u w:val="none"/>
         </w:rPr>
-        <w:t>글쓰기는 시각적이어서, 뇌를 사로잡을 기회를 갖기도 전에 눈을 사로잡는다.</w:t>
+        <w:t>짧은 단락은 당신이 쓰는 글 주위에 공기를 넣어 보기에 매력적으로 만드는 반면, 긴 활자 덩어리는 독자가 읽기를 시작하는 것조차 단념하게 만들 수 있다.</w:t>
       </w:r>
     </w:p>
     <w:p>
@@ -927,7 +927,7 @@
           <w:sz w:val="17"/>
           <w:u w:val="none"/>
         </w:rPr>
-        <w:t>writing is visual / it / catch / the eye / before / it / has / a chance / to catch / brain / catching</w:t>
+        <w:t>air / put / short paragraphs / around / make / it / what / inviting / you write / look / from / and / whereas / a reader / a long chunk of type / can / discourage / even / start / to read / against</w:t>
       </w:r>
     </w:p>
     <w:p>
@@ -962,7 +962,7 @@
           <w:sz w:val="17"/>
           <w:u w:val="none"/>
         </w:rPr>
-        <w:t>실제로 그들은 자연스러운 생각의 흐름을 잘게 끊어 독자의 일을 더 어렵게 만든다.</w:t>
+        <w:t>실제로 그것들은 자연스러운 생각의 흐름을 잘게 쪼갬으로써 독자의 일을 더 어렵게 만든다.</w:t>
       </w:r>
     </w:p>
     <w:p>
@@ -979,7 +979,7 @@
           <w:sz w:val="17"/>
           <w:u w:val="none"/>
         </w:rPr>
-        <w:t>actually / they / make / the reader’s job / hard / by / chop / up / a natural train / thought / hardly</w:t>
+        <w:t>they / actually / make / the reader’s job / hard / by / up / with / chop / a natural train of thought</w:t>
       </w:r>
     </w:p>
     <w:p>
@@ -1040,7 +1040,7 @@
           <w:sz w:val="17"/>
           <w:u w:val="none"/>
         </w:rPr>
-        <w:t>빽빽한 활자 덩어리는 독자가 읽기 시작하는 것조차 막을 수 있다.</w:t>
+        <w:t>작은 단락들이 연달아 이어지는 것은 너무 긴 단락만큼이나 짜증스럽다.</w:t>
       </w:r>
     </w:p>
     <w:p>
@@ -1057,7 +1057,7 @@
           <w:sz w:val="17"/>
           <w:u w:val="none"/>
         </w:rPr>
-        <w:t>a long chunk of type / can / discourage / a reader / from / even / start / to read</w:t>
+        <w:t>of / tiny paragraphs / a succession / as / annoy / as / is / a paragraph / that’s / too long</w:t>
       </w:r>
     </w:p>
     <w:p>
@@ -1118,7 +1118,7 @@
           <w:sz w:val="17"/>
           <w:u w:val="none"/>
         </w:rPr>
-        <w:t xml:space="preserve">before </w:t>
+        <w:t xml:space="preserve">it catches the eye before </w:t>
       </w:r>
       <w:r>
         <w:rPr>
@@ -1162,7 +1162,7 @@
           <w:sz w:val="17"/>
           <w:u w:val="none"/>
         </w:rPr>
-        <w:t xml:space="preserve">make </w:t>
+        <w:t xml:space="preserve">The New Yorker is obsessed by </w:t>
       </w:r>
       <w:r>
         <w:rPr>
@@ -1171,7 +1171,7 @@
           <w:sz w:val="17"/>
           <w:u w:val="none"/>
         </w:rPr>
-        <w:t>it</w:t>
+        <w:t>this fear</w:t>
       </w:r>
       <w:r>
         <w:rPr>
@@ -1180,7 +1180,7 @@
           <w:sz w:val="17"/>
           <w:u w:val="none"/>
         </w:rPr>
-        <w:t xml:space="preserve"> look inviting — it이 가리키는 것을 본문에서(3단어): ______________________</w:t>
+        <w:t xml:space="preserve"> — 이 두려움의 내용을 우리말로: ____________________________________________</w:t>
       </w:r>
     </w:p>
     <w:p>
@@ -1206,7 +1206,7 @@
           <w:sz w:val="17"/>
           <w:u w:val="none"/>
         </w:rPr>
-        <w:t xml:space="preserve">obsessed by </w:t>
+        <w:t xml:space="preserve">Actually </w:t>
       </w:r>
       <w:r>
         <w:rPr>
@@ -1215,7 +1215,7 @@
           <w:sz w:val="17"/>
           <w:u w:val="none"/>
         </w:rPr>
-        <w:t>this fear</w:t>
+        <w:t>they</w:t>
       </w:r>
       <w:r>
         <w:rPr>
@@ -1224,7 +1224,7 @@
           <w:sz w:val="17"/>
           <w:u w:val="none"/>
         </w:rPr>
-        <w:t xml:space="preserve"> — 이 두려움의 내용을 우리말로: ______________________________________</w:t>
+        <w:t xml:space="preserve"> make the reader’s job harder — they가 가리키는 말을 본문에서(3단어): ______________________________</w:t>
       </w:r>
     </w:p>
     <w:p>
@@ -1250,7 +1250,7 @@
           <w:sz w:val="17"/>
           <w:u w:val="none"/>
         </w:rPr>
-        <w:t xml:space="preserve">Actually </w:t>
+        <w:t xml:space="preserve">the </w:t>
       </w:r>
       <w:r>
         <w:rPr>
@@ -1259,7 +1259,7 @@
           <w:sz w:val="17"/>
           <w:u w:val="none"/>
         </w:rPr>
-        <w:t>they</w:t>
+        <w:t>gains</w:t>
       </w:r>
       <w:r>
         <w:rPr>
@@ -1268,7 +1268,7 @@
           <w:sz w:val="17"/>
           <w:u w:val="none"/>
         </w:rPr>
-        <w:t xml:space="preserve"> make the reader’s job harder — they가 가리키는 말을 본문에서(4단어): ______________________</w:t>
+        <w:t xml:space="preserve"> far outweigh the hazards — gains가 가리키는 내용을 우리말로: ____________________________________________</w:t>
       </w:r>
     </w:p>
     <w:p>
@@ -1299,7 +1299,7 @@
     </w:p>
     <w:p>
       <w:pPr>
-        <w:spacing w:before="0" w:after="20" w:line="360" w:lineRule="auto"/>
+        <w:spacing w:before="0" w:after="20" w:line="300" w:lineRule="auto"/>
         <w:jc w:val="both"/>
         <w:snapToGrid w:val="0"/>
       </w:pPr>
@@ -1310,7 +1310,7 @@
           <w:sz w:val="17"/>
           <w:u w:val="none"/>
         </w:rPr>
-        <w:t xml:space="preserve">Slides in a presentation follow the same rule. A slide </w:t>
+        <w:t xml:space="preserve">Slides work the same way. A slide crowded with text makes an audience give up before the speaker </w:t>
       </w:r>
       <w:r>
         <w:rPr>
@@ -1330,7 +1330,7 @@
           <w:sz w:val="17"/>
           <w:u w:val="none"/>
         </w:rPr>
-        <w:t>[ crowded / crowding ]</w:t>
+        <w:t>[ has / had ]</w:t>
       </w:r>
       <w:r>
         <w:rPr>
@@ -1339,7 +1339,7 @@
           <w:sz w:val="17"/>
           <w:u w:val="none"/>
         </w:rPr>
-        <w:t xml:space="preserve"> with text makes the audience stop listening, while a slide with a few words lets them </w:t>
+        <w:t xml:space="preserve"> said a word, so keep each slide to a few lines. Yet a deck of fifty slides, each </w:t>
       </w:r>
       <w:r>
         <w:rPr>
@@ -1359,7 +1359,7 @@
           <w:sz w:val="17"/>
           <w:u w:val="none"/>
         </w:rPr>
-        <w:t>[ look / to look ]</w:t>
+        <w:t>[ holding / held ]</w:t>
       </w:r>
       <w:r>
         <w:rPr>
@@ -1368,7 +1368,7 @@
           <w:sz w:val="17"/>
           <w:u w:val="none"/>
         </w:rPr>
-        <w:t xml:space="preserve"> up and follow the speaker. Yet a talk split into fifty slides of one word each </w:t>
+        <w:t xml:space="preserve"> a single word, is just as tiring: the audience spends its energy on the clicking rather than on the idea. The goal is not the shortest slide but the one </w:t>
       </w:r>
       <w:r>
         <w:rPr>
@@ -1388,7 +1388,7 @@
           <w:sz w:val="17"/>
           <w:u w:val="none"/>
         </w:rPr>
-        <w:t>[ is / are ]</w:t>
+        <w:t>[ that / what ]</w:t>
       </w:r>
       <w:r>
         <w:rPr>
@@ -1397,7 +1397,7 @@
           <w:sz w:val="17"/>
           <w:u w:val="none"/>
         </w:rPr>
-        <w:t xml:space="preserve"> just as tiring as a wall of text.</w:t>
+        <w:t xml:space="preserve"> lets a thought arrive whole.</w:t>
       </w:r>
     </w:p>
     <w:p>
@@ -1449,7 +1449,7 @@
           <w:sz w:val="17"/>
           <w:u w:val="none"/>
         </w:rPr>
-        <w:t>Paragraphs should be short enough to invite readers, but not so short that they b____________ the flow of thought.</w:t>
+        <w:t>Short paragraphs invite the reader in, but paragraphs that are too t____________ break up the flow of thought.</w:t>
       </w:r>
     </w:p>
     <w:p>
@@ -1492,7 +1492,7 @@
           <w:sz w:val="17"/>
           <w:u w:val="none"/>
         </w:rPr>
-        <w:t xml:space="preserve"> 다음 글에 대한 &lt;보기&gt;의 설명 중 옳은 것만을 있는 대로 고른 것은? [3.3점]</w:t>
+        <w:t xml:space="preserve"> 다음 글의 빈칸 (A), (B)에 들어갈 말로 가장 적절한 것은? [3.1점]</w:t>
       </w:r>
     </w:p>
     <w:p>
@@ -1515,17 +1515,31 @@
           <w:sz w:val="17"/>
           <w:u w:val="none"/>
         </w:rPr>
-        <w:t>Keep your paragraphs short. Writing ⓒ</w:t>
-      </w:r>
+        <w:t>Keep your paragraphs short. Writing is visual—it catches the eye before it has a chance to catch the brain. Short paragraphs put air around what you write and make it look inviting, whereas a long chunk of type can discourage a reader from even starting to read. In other words, (A) ________________________. Newspaper paragraphs should be only two or three sentences long; newspaper type is set in a narrow width, and the inches quickly add up. Perhaps you worry that breaking the text so often will weaken the way your argument unfolds. Obviously The New Yorker is obsessed by this fear—a reader can go for miles without relief. Don’t worry; the gains far outweigh the hazards. But don’t go too far. (B) ________________________. A succession of tiny paragraphs is as annoying as a paragraph that’s too long. I’m thinking of all those tiny paragraphs—verbless wonders—written by modern journalists trying to make their articles quick ’n’ easy. Actually they make the reader’s job harder by chopping up a natural train of thought.</w:t>
+      </w:r>
+    </w:p>
+    <w:p>
+      <w:pPr>
+        <w:spacing w:before="0" w:after="0" w:line="269" w:lineRule="auto"/>
+        <w:ind w:left="180" w:hanging="180"/>
+        <w:snapToGrid w:val="0"/>
+      </w:pPr>
       <w:r>
         <w:rPr>
           <w:rFonts w:ascii="맑은 고딕" w:hAnsi="맑은 고딕" w:eastAsia="맑은 고딕"/>
           <w:b w:val="0"/>
           <w:sz w:val="17"/>
-          <w:u w:val="single"/>
-        </w:rPr>
-        <w:t>is</w:t>
-      </w:r>
+          <w:u w:val="none"/>
+        </w:rPr>
+        <w:t>① (A) the brain decides what the eye will read  (B) Too many breaks can be as unkind to the reader as too few.</w:t>
+      </w:r>
+    </w:p>
+    <w:p>
+      <w:pPr>
+        <w:spacing w:before="0" w:after="0" w:line="269" w:lineRule="auto"/>
+        <w:ind w:left="180" w:hanging="180"/>
+        <w:snapToGrid w:val="0"/>
+      </w:pPr>
       <w:r>
         <w:rPr>
           <w:rFonts w:ascii="맑은 고딕" w:hAnsi="맑은 고딕" w:eastAsia="맑은 고딕"/>
@@ -1533,17 +1547,31 @@
           <w:sz w:val="17"/>
           <w:u w:val="none"/>
         </w:rPr>
-        <w:t xml:space="preserve"> visual—it catches the eye before it has a chance to catch the brain. Short paragraphs put air around ⓐ</w:t>
-      </w:r>
+        <w:t>② (A) a page that looks easy to read gets read  (B) A single long paragraph is always the safer choice.</w:t>
+      </w:r>
+    </w:p>
+    <w:p>
+      <w:pPr>
+        <w:spacing w:before="0" w:after="0" w:line="269" w:lineRule="auto"/>
+        <w:ind w:left="180" w:hanging="180"/>
+        <w:snapToGrid w:val="0"/>
+      </w:pPr>
       <w:r>
         <w:rPr>
           <w:rFonts w:ascii="맑은 고딕" w:hAnsi="맑은 고딕" w:eastAsia="맑은 고딕"/>
           <w:b w:val="0"/>
           <w:sz w:val="17"/>
-          <w:u w:val="single"/>
-        </w:rPr>
-        <w:t>what you write</w:t>
-      </w:r>
+          <w:u w:val="none"/>
+        </w:rPr>
+        <w:t>③ (A) long paragraphs reward the patient reader  (B) Readers rarely notice how a page is divided.</w:t>
+      </w:r>
+    </w:p>
+    <w:p>
+      <w:pPr>
+        <w:spacing w:before="0" w:after="0" w:line="269" w:lineRule="auto"/>
+        <w:ind w:left="180" w:hanging="180"/>
+        <w:snapToGrid w:val="0"/>
+      </w:pPr>
       <w:r>
         <w:rPr>
           <w:rFonts w:ascii="맑은 고딕" w:hAnsi="맑은 고딕" w:eastAsia="맑은 고딕"/>
@@ -1551,16 +1579,39 @@
           <w:sz w:val="17"/>
           <w:u w:val="none"/>
         </w:rPr>
-        <w:t xml:space="preserve"> and make it look ⓑ</w:t>
-      </w:r>
+        <w:t>④ (A) a page that looks easy to read gets read  (B) Too many breaks can be as unkind to the reader as too few.</w:t>
+      </w:r>
+    </w:p>
+    <w:p>
+      <w:pPr>
+        <w:spacing w:before="0" w:after="0" w:line="269" w:lineRule="auto"/>
+        <w:ind w:left="180" w:hanging="180"/>
+        <w:snapToGrid w:val="0"/>
+      </w:pPr>
       <w:r>
         <w:rPr>
           <w:rFonts w:ascii="맑은 고딕" w:hAnsi="맑은 고딕" w:eastAsia="맑은 고딕"/>
           <w:b w:val="0"/>
           <w:sz w:val="17"/>
-          <w:u w:val="single"/>
-        </w:rPr>
-        <w:t>inviting</w:t>
+          <w:u w:val="none"/>
+        </w:rPr>
+        <w:t>⑤ (A) a page that looks easy to read gets read  (B) The fewer the paragraphs, the clearer the argument.</w:t>
+      </w:r>
+    </w:p>
+    <w:p>
+      <w:pPr>
+        <w:keepNext/>
+        <w:spacing w:before="80" w:after="20" w:line="276" w:lineRule="auto"/>
+        <w:snapToGrid w:val="0"/>
+      </w:pPr>
+      <w:r>
+        <w:rPr>
+          <w:rFonts w:ascii="맑은 고딕" w:hAnsi="맑은 고딕" w:eastAsia="맑은 고딕"/>
+          <w:b/>
+          <w:sz w:val="17"/>
+          <w:u w:val="none"/>
+        </w:rPr>
+        <w:t>30-2.</w:t>
       </w:r>
       <w:r>
         <w:rPr>
@@ -1569,7 +1620,30 @@
           <w:sz w:val="17"/>
           <w:u w:val="none"/>
         </w:rPr>
-        <w:t>, whereas a long chunk of type can discourage a reader from even starting to read. Newspaper paragraphs should be only two or three sentences long; newspaper type is set in a narrow width, and the inches quickly add up. You may think such frequent paragraphing will damage the development of your point. Obviously The New Yorker is obsessed by this fear—a reader can go for miles without relief. Don’t worry; the gains far outweigh the hazards. But don’t go too far. A succession of tiny paragraphs is as annoying as a paragraph that’s too long. I’m thinking of all those tiny paragraphs—verbless wonders—written by modern journalists trying to make their articles quick ’n’ easy. Actually they make the reader’s job harder by chopping up a natural train of thought.</w:t>
+        <w:t xml:space="preserve"> 다음 글의 필자가 제시한 기준에 맞게 글을 쓴 사람만을 있는 대로 고른 것은? [3.3점]</w:t>
+      </w:r>
+    </w:p>
+    <w:p>
+      <w:pPr>
+        <w:spacing w:before="0" w:after="60" w:line="288" w:lineRule="auto"/>
+        <w:ind w:left="40"/>
+        <w:snapToGrid w:val="0"/>
+        <w:pBdr>
+          <w:top w:val="single" w:sz="4" w:space="2" w:color="999999"/>
+          <w:left w:val="single" w:sz="4" w:space="2" w:color="999999"/>
+          <w:bottom w:val="single" w:sz="4" w:space="2" w:color="999999"/>
+          <w:right w:val="single" w:sz="4" w:space="2" w:color="999999"/>
+        </w:pBdr>
+        <w:shd w:val="clear" w:color="auto" w:fill="F6F3EA"/>
+      </w:pPr>
+      <w:r>
+        <w:rPr>
+          <w:rFonts w:ascii="맑은 고딕" w:hAnsi="맑은 고딕" w:eastAsia="맑은 고딕"/>
+          <w:b w:val="0"/>
+          <w:sz w:val="17"/>
+          <w:u w:val="none"/>
+        </w:rPr>
+        <w:t>Make your paragraphs brief. Writing works through the eye first—the page strikes the reader before the mind has time to react. Brief paragraphs surround your words with space and give the page a welcoming look, while one solid block of print can put a reader off before the first line. In a newspaper, paragraphs should run no more than two or three sentences, because the columns are narrow and the lines pile up fast. Perhaps you worry that breaking the text so often will weaken the way your argument unfolds. The New Yorker clearly suffers from that worry—its readers can travel page after page with no breathing room. Set the worry aside; what you gain far exceeds what you risk. Still, there is a limit. A string of tiny paragraphs irritates as much as one that never ends. I have in mind those one-line, verbless fragments that today’s journalists produce in the hope of making their pieces quick and easy. In fact they make reading more difficult, because they slice a natural line of thought into pieces.</w:t>
       </w:r>
     </w:p>
     <w:p>
@@ -1615,7 +1689,7 @@
           <w:sz w:val="17"/>
           <w:u w:val="none"/>
         </w:rPr>
-        <w:t>(a) The writer advises keeping paragraphs short but not making them too tiny.</w:t>
+        <w:t>① Mina writes her news article in paragraphs of two or three sentences and starts a new one whenever the idea shifts.</w:t>
       </w:r>
     </w:p>
     <w:p>
@@ -1638,7 +1712,7 @@
           <w:sz w:val="17"/>
           <w:u w:val="none"/>
         </w:rPr>
-        <w:t>(b) ⓐ ‘what’ can be replaced by ‘that’ without changing the meaning.</w:t>
+        <w:t>② Jun puts his entire 800-word column into one paragraph so that his argument is never interrupted.</w:t>
       </w:r>
     </w:p>
     <w:p>
@@ -1661,7 +1735,7 @@
           <w:sz w:val="17"/>
           <w:u w:val="none"/>
         </w:rPr>
-        <w:t>(c) In the context, ⓑ ‘inviting’ is close in meaning to ‘attractive’.</w:t>
+        <w:t>③ Sora gives every sentence its own paragraph and removes most of the verbs so that the page looks quick to read.</w:t>
       </w:r>
     </w:p>
     <w:p>
@@ -1684,7 +1758,7 @@
           <w:sz w:val="17"/>
           <w:u w:val="none"/>
         </w:rPr>
-        <w:t>(d) According to the writer, The New Yorker uses many short paragraphs.</w:t>
+        <w:t>④ Hyun keeps his paragraphs short, but when two sentences complete one thought he keeps them together, even if the paragraph runs a little longer.</w:t>
       </w:r>
     </w:p>
     <w:p>
@@ -1707,7 +1781,7 @@
           <w:sz w:val="17"/>
           <w:u w:val="none"/>
         </w:rPr>
-        <w:t>(e) ⓒ ‘is’ agrees with ‘A succession’, not with ‘tiny paragraphs’.</w:t>
+        <w:t>⑤ Taeho makes every paragraph exactly one line long and breaks sentences in the middle to make them fit.</w:t>
       </w:r>
     </w:p>
     <w:p>
@@ -1723,7 +1797,7 @@
           <w:sz w:val="17"/>
           <w:u w:val="none"/>
         </w:rPr>
-        <w:t>① (a), (c), (e)    ② (b), (d)    ③ (b), (c), (e)    ④ (a), (d), (e)    ⑤ (a), (c)</w:t>
+        <w:t>① ①, ④    ② ①, ③    ③ ②, ④    ④ ③, ⑤    ⑤ ①, ⑤</w:t>
       </w:r>
     </w:p>
     <w:p>
@@ -1739,7 +1813,7 @@
           <w:sz w:val="17"/>
           <w:u w:val="none"/>
         </w:rPr>
-        <w:t>30-2.</w:t>
+        <w:t>30-3.</w:t>
       </w:r>
       <w:r>
         <w:rPr>
@@ -1748,7 +1822,7 @@
           <w:sz w:val="17"/>
           <w:u w:val="none"/>
         </w:rPr>
-        <w:t xml:space="preserve"> 다음 글의 밑줄 친 ⓐ ~ ⓕ 중, 어법상 </w:t>
+        <w:t xml:space="preserve"> 윗글의 밑줄 친 </w:t>
       </w:r>
       <w:r>
         <w:rPr>
@@ -1757,7 +1831,7 @@
           <w:sz w:val="17"/>
           <w:u w:val="single"/>
         </w:rPr>
-        <w:t>틀린</w:t>
+        <w:t>a reader can go for miles without relief</w:t>
       </w:r>
       <w:r>
         <w:rPr>
@@ -1766,7 +1840,7 @@
           <w:sz w:val="17"/>
           <w:u w:val="none"/>
         </w:rPr>
-        <w:t xml:space="preserve"> 것을 모두 고른 것은? [3.1점]</w:t>
+        <w:t>가 의미하는 바로 가장 적절한 것은? [2.9점]</w:t>
       </w:r>
     </w:p>
     <w:p>
@@ -1789,7 +1863,7 @@
           <w:sz w:val="17"/>
           <w:u w:val="none"/>
         </w:rPr>
-        <w:t>Keep your paragraphs short. Writing is visual—it catches the eye before it has a chance to catch the brain. Short paragraphs put air around what you write and make it ⓐ</w:t>
+        <w:t>Newspaper paragraphs should be only two or three sentences long; newspaper type is set in a narrow width, and the inches quickly add up. Perhaps you worry that breaking the text so often will weaken the way your argument unfolds. Obviously The New Yorker is obsessed by this fear—</w:t>
       </w:r>
       <w:r>
         <w:rPr>
@@ -1798,7 +1872,7 @@
           <w:sz w:val="17"/>
           <w:u w:val="single"/>
         </w:rPr>
-        <w:t>to look</w:t>
+        <w:t>a reader can go for miles without relief</w:t>
       </w:r>
       <w:r>
         <w:rPr>
@@ -1807,7 +1881,112 @@
           <w:sz w:val="17"/>
           <w:u w:val="none"/>
         </w:rPr>
-        <w:t xml:space="preserve"> inviting, whereas a long chunk of type can discourage a reader from even ⓑ</w:t>
+        <w:t>. Don’t worry; the gains far outweigh the hazards. But don’t go too far.</w:t>
+      </w:r>
+    </w:p>
+    <w:p>
+      <w:pPr>
+        <w:spacing w:before="0" w:after="0" w:line="269" w:lineRule="auto"/>
+        <w:ind w:left="180" w:hanging="180"/>
+        <w:snapToGrid w:val="0"/>
+      </w:pPr>
+      <w:r>
+        <w:rPr>
+          <w:rFonts w:ascii="맑은 고딕" w:hAnsi="맑은 고딕" w:eastAsia="맑은 고딕"/>
+          <w:b w:val="0"/>
+          <w:sz w:val="17"/>
+          <w:u w:val="none"/>
+        </w:rPr>
+        <w:t>① readers can enjoy a long article without ever becoming bored</w:t>
+      </w:r>
+    </w:p>
+    <w:p>
+      <w:pPr>
+        <w:spacing w:before="0" w:after="0" w:line="269" w:lineRule="auto"/>
+        <w:ind w:left="180" w:hanging="180"/>
+        <w:snapToGrid w:val="0"/>
+      </w:pPr>
+      <w:r>
+        <w:rPr>
+          <w:rFonts w:ascii="맑은 고딕" w:hAnsi="맑은 고딕" w:eastAsia="맑은 고딕"/>
+          <w:b w:val="0"/>
+          <w:sz w:val="17"/>
+          <w:u w:val="none"/>
+        </w:rPr>
+        <w:t>② the magazine prints so many pages that readers cannot finish an issue</w:t>
+      </w:r>
+    </w:p>
+    <w:p>
+      <w:pPr>
+        <w:spacing w:before="0" w:after="0" w:line="269" w:lineRule="auto"/>
+        <w:ind w:left="180" w:hanging="180"/>
+        <w:snapToGrid w:val="0"/>
+      </w:pPr>
+      <w:r>
+        <w:rPr>
+          <w:rFonts w:ascii="맑은 고딕" w:hAnsi="맑은 고딕" w:eastAsia="맑은 고딕"/>
+          <w:b w:val="0"/>
+          <w:sz w:val="17"/>
+          <w:u w:val="none"/>
+        </w:rPr>
+        <w:t>③ readers have to get through long stretches of text with no paragraph break</w:t>
+      </w:r>
+    </w:p>
+    <w:p>
+      <w:pPr>
+        <w:spacing w:before="0" w:after="0" w:line="269" w:lineRule="auto"/>
+        <w:ind w:left="180" w:hanging="180"/>
+        <w:snapToGrid w:val="0"/>
+      </w:pPr>
+      <w:r>
+        <w:rPr>
+          <w:rFonts w:ascii="맑은 고딕" w:hAnsi="맑은 고딕" w:eastAsia="맑은 고딕"/>
+          <w:b w:val="0"/>
+          <w:sz w:val="17"/>
+          <w:u w:val="none"/>
+        </w:rPr>
+        <w:t>④ the magazine’s articles are so easy that readers never need to pause</w:t>
+      </w:r>
+    </w:p>
+    <w:p>
+      <w:pPr>
+        <w:spacing w:before="0" w:after="0" w:line="269" w:lineRule="auto"/>
+        <w:ind w:left="180" w:hanging="180"/>
+        <w:snapToGrid w:val="0"/>
+      </w:pPr>
+      <w:r>
+        <w:rPr>
+          <w:rFonts w:ascii="맑은 고딕" w:hAnsi="맑은 고딕" w:eastAsia="맑은 고딕"/>
+          <w:b w:val="0"/>
+          <w:sz w:val="17"/>
+          <w:u w:val="none"/>
+        </w:rPr>
+        <w:t>⑤ readers must travel a long distance to find a copy of the magazine</w:t>
+      </w:r>
+    </w:p>
+    <w:p>
+      <w:pPr>
+        <w:keepNext/>
+        <w:spacing w:before="80" w:after="20" w:line="276" w:lineRule="auto"/>
+        <w:snapToGrid w:val="0"/>
+      </w:pPr>
+      <w:r>
+        <w:rPr>
+          <w:rFonts w:ascii="맑은 고딕" w:hAnsi="맑은 고딕" w:eastAsia="맑은 고딕"/>
+          <w:b/>
+          <w:sz w:val="17"/>
+          <w:u w:val="none"/>
+        </w:rPr>
+        <w:t>30-4.</w:t>
+      </w:r>
+      <w:r>
+        <w:rPr>
+          <w:rFonts w:ascii="맑은 고딕" w:hAnsi="맑은 고딕" w:eastAsia="맑은 고딕"/>
+          <w:b w:val="0"/>
+          <w:sz w:val="17"/>
+          <w:u w:val="none"/>
+        </w:rPr>
+        <w:t xml:space="preserve"> 다음 글의 밑줄 친 ⓐ ~ ⓕ 중, 어법상 </w:t>
       </w:r>
       <w:r>
         <w:rPr>
@@ -1816,7 +1995,7 @@
           <w:sz w:val="17"/>
           <w:u w:val="single"/>
         </w:rPr>
-        <w:t>starting</w:t>
+        <w:t>틀린</w:t>
       </w:r>
       <w:r>
         <w:rPr>
@@ -1825,120 +2004,7 @@
           <w:sz w:val="17"/>
           <w:u w:val="none"/>
         </w:rPr>
-        <w:t xml:space="preserve"> to read. Newspaper paragraphs should be only two or three sentences long; newspaper type ⓒ</w:t>
-      </w:r>
-      <w:r>
-        <w:rPr>
-          <w:rFonts w:ascii="맑은 고딕" w:hAnsi="맑은 고딕" w:eastAsia="맑은 고딕"/>
-          <w:b w:val="0"/>
-          <w:sz w:val="17"/>
-          <w:u w:val="single"/>
-        </w:rPr>
-        <w:t>is set</w:t>
-      </w:r>
-      <w:r>
-        <w:rPr>
-          <w:rFonts w:ascii="맑은 고딕" w:hAnsi="맑은 고딕" w:eastAsia="맑은 고딕"/>
-          <w:b w:val="0"/>
-          <w:sz w:val="17"/>
-          <w:u w:val="none"/>
-        </w:rPr>
-        <w:t xml:space="preserve"> in a narrow width, and the inches quickly add up. You may think such frequent paragraphing will damage the development of your point. Obviously The New Yorker is obsessed by this fear—a reader can go for miles without relief. Don’t worry; the gains far outweigh the hazards. But don’t go too far. A succession of tiny paragraphs ⓓ</w:t>
-      </w:r>
-      <w:r>
-        <w:rPr>
-          <w:rFonts w:ascii="맑은 고딕" w:hAnsi="맑은 고딕" w:eastAsia="맑은 고딕"/>
-          <w:b w:val="0"/>
-          <w:sz w:val="17"/>
-          <w:u w:val="single"/>
-        </w:rPr>
-        <w:t>are</w:t>
-      </w:r>
-      <w:r>
-        <w:rPr>
-          <w:rFonts w:ascii="맑은 고딕" w:hAnsi="맑은 고딕" w:eastAsia="맑은 고딕"/>
-          <w:b w:val="0"/>
-          <w:sz w:val="17"/>
-          <w:u w:val="none"/>
-        </w:rPr>
-        <w:t xml:space="preserve"> as annoying as a paragraph that’s too long. I’m thinking of all those tiny paragraphs—verbless wonders—written by modern journalists ⓔ</w:t>
-      </w:r>
-      <w:r>
-        <w:rPr>
-          <w:rFonts w:ascii="맑은 고딕" w:hAnsi="맑은 고딕" w:eastAsia="맑은 고딕"/>
-          <w:b w:val="0"/>
-          <w:sz w:val="17"/>
-          <w:u w:val="single"/>
-        </w:rPr>
-        <w:t>tried</w:t>
-      </w:r>
-      <w:r>
-        <w:rPr>
-          <w:rFonts w:ascii="맑은 고딕" w:hAnsi="맑은 고딕" w:eastAsia="맑은 고딕"/>
-          <w:b w:val="0"/>
-          <w:sz w:val="17"/>
-          <w:u w:val="none"/>
-        </w:rPr>
-        <w:t xml:space="preserve"> to make their articles quick ’n’ easy. Actually they make the reader’s job harder by ⓕ</w:t>
-      </w:r>
-      <w:r>
-        <w:rPr>
-          <w:rFonts w:ascii="맑은 고딕" w:hAnsi="맑은 고딕" w:eastAsia="맑은 고딕"/>
-          <w:b w:val="0"/>
-          <w:sz w:val="17"/>
-          <w:u w:val="single"/>
-        </w:rPr>
-        <w:t>chopping</w:t>
-      </w:r>
-      <w:r>
-        <w:rPr>
-          <w:rFonts w:ascii="맑은 고딕" w:hAnsi="맑은 고딕" w:eastAsia="맑은 고딕"/>
-          <w:b w:val="0"/>
-          <w:sz w:val="17"/>
-          <w:u w:val="none"/>
-        </w:rPr>
-        <w:t xml:space="preserve"> up a natural train of thought.</w:t>
-      </w:r>
-    </w:p>
-    <w:p>
-      <w:pPr>
-        <w:spacing w:before="0" w:after="20" w:line="276" w:lineRule="auto"/>
-        <w:ind w:left="80"/>
-        <w:snapToGrid w:val="0"/>
-      </w:pPr>
-      <w:r>
-        <w:rPr>
-          <w:rFonts w:ascii="맑은 고딕" w:hAnsi="맑은 고딕" w:eastAsia="맑은 고딕"/>
-          <w:b w:val="0"/>
-          <w:sz w:val="17"/>
-          <w:u w:val="none"/>
-        </w:rPr>
-        <w:t>① ⓑ, ⓒ, ⓕ    ② ⓐ, ⓒ    ③ ⓓ, ⓔ    ④ ⓐ, ⓓ, ⓔ    ⑤ ⓑ, ⓕ</w:t>
-      </w:r>
-    </w:p>
-    <w:p>
-      <w:pPr>
-        <w:keepNext/>
-        <w:spacing w:before="80" w:after="20" w:line="276" w:lineRule="auto"/>
-        <w:snapToGrid w:val="0"/>
-      </w:pPr>
-      <w:r>
-        <w:rPr>
-          <w:rFonts w:ascii="맑은 고딕" w:hAnsi="맑은 고딕" w:eastAsia="맑은 고딕"/>
-          <w:b/>
-          <w:sz w:val="17"/>
-          <w:u w:val="none"/>
-        </w:rPr>
-        <w:t>30-3.</w:t>
-      </w:r>
-      <w:r>
-        <w:rPr>
-          <w:rFonts w:ascii="맑은 고딕" w:hAnsi="맑은 고딕" w:eastAsia="맑은 고딕"/>
-          <w:b w:val="0"/>
-          <w:sz w:val="17"/>
-          <w:u w:val="none"/>
-        </w:rPr>
-        <w:t xml:space="preserve"> 다음 글의 (A), (B), (C)의 각 괄호 안에서 문맥에 맞는 낱말로 가장 적절한 것은? [3.0점]</w:t>
+        <w:t xml:space="preserve"> 것을 모두 고른 것은? [3.0점]</w:t>
       </w:r>
     </w:p>
     <w:p>
@@ -1961,13 +2027,121 @@
           <w:sz w:val="17"/>
           <w:u w:val="none"/>
         </w:rPr>
-        <w:t>Keep your paragraphs short. Writing is visual—it catches the eye before it has a chance to catch the brain. Short paragraphs put air around what you write and make it look inviting, whereas a long chunk of type can (A) [discourage / encourage] a reader from even starting to read. Newspaper paragraphs should be only two or three sentences long; newspaper type is set in a narrow width, and the inches quickly add up. You may think such frequent paragraphing will damage the development of your point. Obviously The New Yorker is obsessed by this fear—a reader can go for miles without relief. Don’t worry; the gains far (B) [outweigh / fall short of] the hazards. But don’t go too far. A succession of tiny paragraphs is as annoying as a paragraph that’s too long. I’m thinking of all those tiny paragraphs—verbless wonders—written by modern journalists trying to make their articles quick ’n’ easy. Actually they make the reader’s job (C) [harder / easier] by chopping up a natural train of thought.</w:t>
+        <w:t>Keep your paragraphs short. Writing is visual—it catches the eye before it has a chance ⓐ</w:t>
+      </w:r>
+      <w:r>
+        <w:rPr>
+          <w:rFonts w:ascii="맑은 고딕" w:hAnsi="맑은 고딕" w:eastAsia="맑은 고딕"/>
+          <w:b w:val="0"/>
+          <w:sz w:val="17"/>
+          <w:u w:val="single"/>
+        </w:rPr>
+        <w:t>to catch</w:t>
+      </w:r>
+      <w:r>
+        <w:rPr>
+          <w:rFonts w:ascii="맑은 고딕" w:hAnsi="맑은 고딕" w:eastAsia="맑은 고딕"/>
+          <w:b w:val="0"/>
+          <w:sz w:val="17"/>
+          <w:u w:val="none"/>
+        </w:rPr>
+        <w:t xml:space="preserve"> the brain. Short paragraphs put air around ⓑ</w:t>
+      </w:r>
+      <w:r>
+        <w:rPr>
+          <w:rFonts w:ascii="맑은 고딕" w:hAnsi="맑은 고딕" w:eastAsia="맑은 고딕"/>
+          <w:b w:val="0"/>
+          <w:sz w:val="17"/>
+          <w:u w:val="single"/>
+        </w:rPr>
+        <w:t>that</w:t>
+      </w:r>
+      <w:r>
+        <w:rPr>
+          <w:rFonts w:ascii="맑은 고딕" w:hAnsi="맑은 고딕" w:eastAsia="맑은 고딕"/>
+          <w:b w:val="0"/>
+          <w:sz w:val="17"/>
+          <w:u w:val="none"/>
+        </w:rPr>
+        <w:t xml:space="preserve"> you write and make it look inviting, whereas a long chunk of type can discourage a reader from even ⓒ</w:t>
+      </w:r>
+      <w:r>
+        <w:rPr>
+          <w:rFonts w:ascii="맑은 고딕" w:hAnsi="맑은 고딕" w:eastAsia="맑은 고딕"/>
+          <w:b w:val="0"/>
+          <w:sz w:val="17"/>
+          <w:u w:val="single"/>
+        </w:rPr>
+        <w:t>starting</w:t>
+      </w:r>
+      <w:r>
+        <w:rPr>
+          <w:rFonts w:ascii="맑은 고딕" w:hAnsi="맑은 고딕" w:eastAsia="맑은 고딕"/>
+          <w:b w:val="0"/>
+          <w:sz w:val="17"/>
+          <w:u w:val="none"/>
+        </w:rPr>
+        <w:t xml:space="preserve"> to read. Newspaper paragraphs should be only two or three sentences long; newspaper type is set in a narrow width, and the inches quickly ⓓ</w:t>
+      </w:r>
+      <w:r>
+        <w:rPr>
+          <w:rFonts w:ascii="맑은 고딕" w:hAnsi="맑은 고딕" w:eastAsia="맑은 고딕"/>
+          <w:b w:val="0"/>
+          <w:sz w:val="17"/>
+          <w:u w:val="single"/>
+        </w:rPr>
+        <w:t>adds</w:t>
+      </w:r>
+      <w:r>
+        <w:rPr>
+          <w:rFonts w:ascii="맑은 고딕" w:hAnsi="맑은 고딕" w:eastAsia="맑은 고딕"/>
+          <w:b w:val="0"/>
+          <w:sz w:val="17"/>
+          <w:u w:val="none"/>
+        </w:rPr>
+        <w:t xml:space="preserve"> up. Perhaps you worry that breaking the text so often will weaken the way your argument unfolds. Obviously The New Yorker is obsessed by this fear—a reader can go for miles without relief. Don’t worry; the gains far outweigh the hazards. But don’t go too far. A succession of tiny paragraphs is as ⓔ</w:t>
+      </w:r>
+      <w:r>
+        <w:rPr>
+          <w:rFonts w:ascii="맑은 고딕" w:hAnsi="맑은 고딕" w:eastAsia="맑은 고딕"/>
+          <w:b w:val="0"/>
+          <w:sz w:val="17"/>
+          <w:u w:val="single"/>
+        </w:rPr>
+        <w:t>annoying</w:t>
+      </w:r>
+      <w:r>
+        <w:rPr>
+          <w:rFonts w:ascii="맑은 고딕" w:hAnsi="맑은 고딕" w:eastAsia="맑은 고딕"/>
+          <w:b w:val="0"/>
+          <w:sz w:val="17"/>
+          <w:u w:val="none"/>
+        </w:rPr>
+        <w:t xml:space="preserve"> as a paragraph that’s too long. I’m thinking of all those tiny paragraphs—verbless wonders—ⓕ</w:t>
+      </w:r>
+      <w:r>
+        <w:rPr>
+          <w:rFonts w:ascii="맑은 고딕" w:hAnsi="맑은 고딕" w:eastAsia="맑은 고딕"/>
+          <w:b w:val="0"/>
+          <w:sz w:val="17"/>
+          <w:u w:val="single"/>
+        </w:rPr>
+        <w:t>writing</w:t>
+      </w:r>
+      <w:r>
+        <w:rPr>
+          <w:rFonts w:ascii="맑은 고딕" w:hAnsi="맑은 고딕" w:eastAsia="맑은 고딕"/>
+          <w:b w:val="0"/>
+          <w:sz w:val="17"/>
+          <w:u w:val="none"/>
+        </w:rPr>
+        <w:t xml:space="preserve"> by modern journalists trying to make their articles quick ’n’ easy. Actually they make the reader’s job harder by chopping up a natural train of thought.</w:t>
       </w:r>
     </w:p>
     <w:p>
       <w:pPr>
-        <w:spacing w:before="0" w:after="0" w:line="269" w:lineRule="auto"/>
-        <w:ind w:left="180" w:hanging="180"/>
+        <w:spacing w:before="0" w:after="20" w:line="276" w:lineRule="auto"/>
+        <w:ind w:left="80"/>
         <w:snapToGrid w:val="0"/>
       </w:pPr>
       <w:r>
@@ -1977,71 +2151,7 @@
           <w:sz w:val="17"/>
           <w:u w:val="none"/>
         </w:rPr>
-        <w:t>① (A) discourage  (B) outweigh  (C) harder</w:t>
-      </w:r>
-    </w:p>
-    <w:p>
-      <w:pPr>
-        <w:spacing w:before="0" w:after="0" w:line="269" w:lineRule="auto"/>
-        <w:ind w:left="180" w:hanging="180"/>
-        <w:snapToGrid w:val="0"/>
-      </w:pPr>
-      <w:r>
-        <w:rPr>
-          <w:rFonts w:ascii="맑은 고딕" w:hAnsi="맑은 고딕" w:eastAsia="맑은 고딕"/>
-          <w:b w:val="0"/>
-          <w:sz w:val="17"/>
-          <w:u w:val="none"/>
-        </w:rPr>
-        <w:t>② (A) encourage  (B) outweigh  (C) easier</w:t>
-      </w:r>
-    </w:p>
-    <w:p>
-      <w:pPr>
-        <w:spacing w:before="0" w:after="0" w:line="269" w:lineRule="auto"/>
-        <w:ind w:left="180" w:hanging="180"/>
-        <w:snapToGrid w:val="0"/>
-      </w:pPr>
-      <w:r>
-        <w:rPr>
-          <w:rFonts w:ascii="맑은 고딕" w:hAnsi="맑은 고딕" w:eastAsia="맑은 고딕"/>
-          <w:b w:val="0"/>
-          <w:sz w:val="17"/>
-          <w:u w:val="none"/>
-        </w:rPr>
-        <w:t>③ (A) discourage  (B) fall short of  (C) harder</w:t>
-      </w:r>
-    </w:p>
-    <w:p>
-      <w:pPr>
-        <w:spacing w:before="0" w:after="0" w:line="269" w:lineRule="auto"/>
-        <w:ind w:left="180" w:hanging="180"/>
-        <w:snapToGrid w:val="0"/>
-      </w:pPr>
-      <w:r>
-        <w:rPr>
-          <w:rFonts w:ascii="맑은 고딕" w:hAnsi="맑은 고딕" w:eastAsia="맑은 고딕"/>
-          <w:b w:val="0"/>
-          <w:sz w:val="17"/>
-          <w:u w:val="none"/>
-        </w:rPr>
-        <w:t>④ (A) encourage  (B) fall short of  (C) harder</w:t>
-      </w:r>
-    </w:p>
-    <w:p>
-      <w:pPr>
-        <w:spacing w:before="0" w:after="0" w:line="269" w:lineRule="auto"/>
-        <w:ind w:left="180" w:hanging="180"/>
-        <w:snapToGrid w:val="0"/>
-      </w:pPr>
-      <w:r>
-        <w:rPr>
-          <w:rFonts w:ascii="맑은 고딕" w:hAnsi="맑은 고딕" w:eastAsia="맑은 고딕"/>
-          <w:b w:val="0"/>
-          <w:sz w:val="17"/>
-          <w:u w:val="none"/>
-        </w:rPr>
-        <w:t>⑤ (A) discourage  (B) outweigh  (C) easier</w:t>
+        <w:t>① ⓐ, ⓒ    ② ⓑ, ⓓ    ③ ⓒ, ⓔ, ⓕ    ④ ⓐ, ⓓ, ⓕ    ⑤ ⓑ, ⓓ, ⓕ</w:t>
       </w:r>
     </w:p>
     <w:p>
@@ -2057,7 +2167,7 @@
           <w:sz w:val="17"/>
           <w:u w:val="none"/>
         </w:rPr>
-        <w:t>30-4.</w:t>
+        <w:t>30-5.</w:t>
       </w:r>
       <w:r>
         <w:rPr>
@@ -2107,7 +2217,7 @@
           <w:sz w:val="17"/>
           <w:u w:val="none"/>
         </w:rPr>
-        <w:t>Keep your paragraphs short. Writing is visual—it catches the eye before it has a chance to catch the brain. Short paragraphs put air around what you write and make it look inviting, whereas a long chunk of type can discourage a reader from even starting to read. Newspaper paragraphs should be only two or three sentences long; newspaper type is set in a narrow width, and the inches quickly add up. You may think such frequent paragraphing will damage the development of your point. Obviously The New Yorker is obsessed by this fear—a reader can go for miles without relief. Don’t worry; the gains far outweigh the hazards. But don’t go too far. A succession of tiny paragraphs is as annoying as a paragraph that’s too long. I’m thinking of all those tiny paragraphs—verbless wonders—written by modern journalists trying to make their articles quick ’n’ easy. Actually they make the reader’s job harder by chopping up a natural train of thought.</w:t>
+        <w:t>Make your paragraphs brief. Writing works through the eye first—the page strikes the reader before the mind has time to react. Brief paragraphs surround your words with space and give the page a welcoming look, while one solid block of print can put a reader off before the first line. In a newspaper, paragraphs should run no more than two or three sentences, because the columns are narrow and the lines pile up fast. Perhaps you worry that breaking the text so often will weaken the way your argument unfolds. The New Yorker clearly suffers from that worry—its readers can travel page after page with no breathing room. Set the worry aside; what you gain far exceeds what you risk. Still, there is a limit. A string of tiny paragraphs irritates as much as one that never ends. I have in mind those one-line, verbless fragments that today’s journalists produce in the hope of making their pieces quick and easy. In fact they make reading more difficult, because they slice a natural line of thought into pieces.</w:t>
       </w:r>
     </w:p>
     <w:p>
@@ -2123,7 +2233,7 @@
           <w:sz w:val="17"/>
           <w:u w:val="none"/>
         </w:rPr>
-        <w:t>① The writer believes that how writing looks affects whether people read it.</w:t>
+        <w:t>① Short paragraphs make a page look more welcoming to the reader.</w:t>
       </w:r>
     </w:p>
     <w:p>
@@ -2139,7 +2249,7 @@
           <w:sz w:val="17"/>
           <w:u w:val="none"/>
         </w:rPr>
-        <w:t>② Newspaper paragraphs quickly become long because of the narrow width of the type.</w:t>
+        <w:t>② The writer recommends that newspaper paragraphs run to five or six sentences.</w:t>
       </w:r>
     </w:p>
     <w:p>
@@ -2155,7 +2265,7 @@
           <w:sz w:val="17"/>
           <w:u w:val="none"/>
         </w:rPr>
-        <w:t>③ Some writers fear that frequent paragraphing may weaken their argument.</w:t>
+        <w:t>③ The writer admits that readers may fear frequent paragraphing will weaken an argument.</w:t>
       </w:r>
     </w:p>
     <w:p>
@@ -2171,7 +2281,7 @@
           <w:sz w:val="17"/>
           <w:u w:val="none"/>
         </w:rPr>
-        <w:t>④ The writer thinks very short paragraphs can be just as irritating as very long ones.</w:t>
+        <w:t>④ The New Yorker is mentioned as a magazine whose paragraphs give readers no breathing room.</w:t>
       </w:r>
     </w:p>
     <w:p>
@@ -2187,7 +2297,7 @@
           <w:sz w:val="17"/>
           <w:u w:val="none"/>
         </w:rPr>
-        <w:t>⑤ Modern journalists are criticized for writing paragraphs that are far too long.</w:t>
+        <w:t>⑤ The writer criticizes journalists who produce strings of tiny paragraphs without verbs.</w:t>
       </w:r>
     </w:p>
     <w:p>
@@ -2203,7 +2313,7 @@
           <w:sz w:val="17"/>
           <w:u w:val="none"/>
         </w:rPr>
-        <w:t>30-5.</w:t>
+        <w:t>30-6.</w:t>
       </w:r>
       <w:r>
         <w:rPr>
@@ -2212,7 +2322,7 @@
           <w:sz w:val="17"/>
           <w:u w:val="none"/>
         </w:rPr>
-        <w:t xml:space="preserve"> [A]와 [B]를 읽고 이해한 것으로 가장 적절하지 </w:t>
+        <w:t xml:space="preserve"> 다음 글을 읽고 답할 수 </w:t>
       </w:r>
       <w:r>
         <w:rPr>
@@ -2221,7 +2331,7 @@
           <w:sz w:val="17"/>
           <w:u w:val="single"/>
         </w:rPr>
-        <w:t>않은</w:t>
+        <w:t>없는</w:t>
       </w:r>
       <w:r>
         <w:rPr>
@@ -2230,7 +2340,7 @@
           <w:sz w:val="17"/>
           <w:u w:val="none"/>
         </w:rPr>
-        <w:t xml:space="preserve"> 것은? [3.2점]</w:t>
+        <w:t xml:space="preserve"> 질문은? [2.7점]</w:t>
       </w:r>
     </w:p>
     <w:p>
@@ -2253,30 +2363,7 @@
           <w:sz w:val="17"/>
           <w:u w:val="none"/>
         </w:rPr>
-        <w:t>[A] Short paragraphs put air around what you write and make it look inviting, whereas a long chunk of type can discourage a reader from even starting to read. … But don’t go too far. A succession of tiny paragraphs is as annoying as a paragraph that’s too long.</w:t>
-      </w:r>
-    </w:p>
-    <w:p>
-      <w:pPr>
-        <w:spacing w:before="0" w:after="60" w:line="288" w:lineRule="auto"/>
-        <w:ind w:left="40"/>
-        <w:snapToGrid w:val="0"/>
-        <w:pBdr>
-          <w:top w:val="single" w:sz="4" w:space="2" w:color="6B7FB8"/>
-          <w:left w:val="single" w:sz="4" w:space="2" w:color="6B7FB8"/>
-          <w:bottom w:val="single" w:sz="4" w:space="2" w:color="6B7FB8"/>
-          <w:right w:val="single" w:sz="4" w:space="2" w:color="6B7FB8"/>
-        </w:pBdr>
-        <w:shd w:val="clear" w:color="auto" w:fill="EEF2FF"/>
-      </w:pPr>
-      <w:r>
-        <w:rPr>
-          <w:rFonts w:ascii="맑은 고딕" w:hAnsi="맑은 고딕" w:eastAsia="맑은 고딕"/>
-          <w:b w:val="0"/>
-          <w:sz w:val="17"/>
-          <w:u w:val="none"/>
-        </w:rPr>
-        <w:t>[B] A slide packed with text makes an audience stop listening before the speaker even begins. Leaving space and keeping a few key words helps people follow. Yet a talk split into sixty slides of one word each tires the audience just as much, because they can no longer see how the ideas connect.</w:t>
+        <w:t>Make your paragraphs brief. Writing works through the eye first—the page strikes the reader before the mind has time to react. Brief paragraphs surround your words with space and give the page a welcoming look, while one solid block of print can put a reader off before the first line. In a newspaper, paragraphs should run no more than two or three sentences, because the columns are narrow and the lines pile up fast. Perhaps you worry that breaking the text so often will weaken the way your argument unfolds. The New Yorker clearly suffers from that worry—its readers can travel page after page with no breathing room. Set the worry aside; what you gain far exceeds what you risk. Still, there is a limit. A string of tiny paragraphs irritates as much as one that never ends. I have in mind those one-line, verbless fragments that today’s journalists produce in the hope of making their pieces quick and easy. In fact they make reading more difficult, because they slice a natural line of thought into pieces.</w:t>
       </w:r>
     </w:p>
     <w:p>
@@ -2292,7 +2379,7 @@
           <w:sz w:val="17"/>
           <w:u w:val="none"/>
         </w:rPr>
-        <w:t>① Both texts say that crowded text can turn people away before they begin.</w:t>
+        <w:t>① Why should newspaper paragraphs be kept to two or three sentences?</w:t>
       </w:r>
     </w:p>
     <w:p>
@@ -2308,7 +2395,7 @@
           <w:sz w:val="17"/>
           <w:u w:val="none"/>
         </w:rPr>
-        <w:t>② Both texts recommend leaving some empty space to help the audience.</w:t>
+        <w:t>② What does the writer think of the paragraphs in The New Yorker?</w:t>
       </w:r>
     </w:p>
     <w:p>
@@ -2324,7 +2411,7 @@
           <w:sz w:val="17"/>
           <w:u w:val="none"/>
         </w:rPr>
-        <w:t>③ [B] argues that the more slides a speaker uses, the better the audience understands.</w:t>
+        <w:t>③ What kind of paragraphs do many of today’s journalists produce?</w:t>
       </w:r>
     </w:p>
     <w:p>
@@ -2340,7 +2427,7 @@
           <w:sz w:val="17"/>
           <w:u w:val="none"/>
         </w:rPr>
-        <w:t>④ [B], like [A], suggests that over-splitting breaks the connection between ideas.</w:t>
+        <w:t>④ How many paragraphs does the writer recommend for a typical article?</w:t>
       </w:r>
     </w:p>
     <w:p>
@@ -2356,7 +2443,7 @@
           <w:sz w:val="17"/>
           <w:u w:val="none"/>
         </w:rPr>
-        <w:t>⑤ Both texts warn that dividing content into too many small pieces is also a problem.</w:t>
+        <w:t>⑤ What effect can one solid block of print have on a reader?</w:t>
       </w:r>
     </w:p>
     <w:p>
@@ -2372,7 +2459,7 @@
           <w:sz w:val="17"/>
           <w:u w:val="none"/>
         </w:rPr>
-        <w:t>30-6.</w:t>
+        <w:t>30-7.</w:t>
       </w:r>
       <w:r>
         <w:rPr>
@@ -2381,7 +2468,25 @@
           <w:sz w:val="17"/>
           <w:u w:val="none"/>
         </w:rPr>
-        <w:t xml:space="preserve"> 다음 빈칸에 들어갈 말로 가장 적절한 것은? [2.9점]</w:t>
+        <w:t xml:space="preserve"> 다음 글의 밑줄 친 부분 중, 문맥상 낱말의 쓰임이 적절하지 </w:t>
+      </w:r>
+      <w:r>
+        <w:rPr>
+          <w:rFonts w:ascii="맑은 고딕" w:hAnsi="맑은 고딕" w:eastAsia="맑은 고딕"/>
+          <w:b w:val="0"/>
+          <w:sz w:val="17"/>
+          <w:u w:val="single"/>
+        </w:rPr>
+        <w:t>않은</w:t>
+      </w:r>
+      <w:r>
+        <w:rPr>
+          <w:rFonts w:ascii="맑은 고딕" w:hAnsi="맑은 고딕" w:eastAsia="맑은 고딕"/>
+          <w:b w:val="0"/>
+          <w:sz w:val="17"/>
+          <w:u w:val="none"/>
+        </w:rPr>
+        <w:t xml:space="preserve"> 것은? [3.0점]</w:t>
       </w:r>
     </w:p>
     <w:p>
@@ -2404,13 +2509,103 @@
           <w:sz w:val="17"/>
           <w:u w:val="none"/>
         </w:rPr>
-        <w:t>Keep your paragraphs short. Writing is visual—it catches the eye before it has a chance to catch the brain. Short paragraphs put air around what you write and make it look inviting, whereas a long chunk of type can discourage a reader from even starting to read. Newspaper paragraphs should be only two or three sentences long; newspaper type is set in a narrow width, and the inches quickly add up. You may think such frequent paragraphing will damage the development of your point. Obviously The New Yorker is obsessed by this fear—a reader can go for miles without relief. Don’t worry; the gains far outweigh the hazards. But ________________________. A succession of tiny paragraphs is as annoying as a paragraph that’s too long. I’m thinking of all those tiny paragraphs—verbless wonders—written by modern journalists trying to make their articles quick ’n’ easy. Actually they make the reader’s job harder by chopping up a natural train of thought.</w:t>
+        <w:t>Keep your paragraphs short. Writing is visual—it catches the eye before it has a chance to catch the brain. Short paragraphs put air around what you write and make it look ①</w:t>
+      </w:r>
+      <w:r>
+        <w:rPr>
+          <w:rFonts w:ascii="맑은 고딕" w:hAnsi="맑은 고딕" w:eastAsia="맑은 고딕"/>
+          <w:b w:val="0"/>
+          <w:sz w:val="17"/>
+          <w:u w:val="single"/>
+        </w:rPr>
+        <w:t>inviting</w:t>
+      </w:r>
+      <w:r>
+        <w:rPr>
+          <w:rFonts w:ascii="맑은 고딕" w:hAnsi="맑은 고딕" w:eastAsia="맑은 고딕"/>
+          <w:b w:val="0"/>
+          <w:sz w:val="17"/>
+          <w:u w:val="none"/>
+        </w:rPr>
+        <w:t>, whereas a long chunk of type can ②</w:t>
+      </w:r>
+      <w:r>
+        <w:rPr>
+          <w:rFonts w:ascii="맑은 고딕" w:hAnsi="맑은 고딕" w:eastAsia="맑은 고딕"/>
+          <w:b w:val="0"/>
+          <w:sz w:val="17"/>
+          <w:u w:val="single"/>
+        </w:rPr>
+        <w:t>discourage</w:t>
+      </w:r>
+      <w:r>
+        <w:rPr>
+          <w:rFonts w:ascii="맑은 고딕" w:hAnsi="맑은 고딕" w:eastAsia="맑은 고딕"/>
+          <w:b w:val="0"/>
+          <w:sz w:val="17"/>
+          <w:u w:val="none"/>
+        </w:rPr>
+        <w:t xml:space="preserve"> a reader from even starting to read. Newspaper paragraphs should be only two or three sentences long; newspaper type is set in a narrow width, and the inches quickly add up. Perhaps you worry that breaking the text so often will weaken the way your argument unfolds. Obviously The New Yorker is ③</w:t>
+      </w:r>
+      <w:r>
+        <w:rPr>
+          <w:rFonts w:ascii="맑은 고딕" w:hAnsi="맑은 고딕" w:eastAsia="맑은 고딕"/>
+          <w:b w:val="0"/>
+          <w:sz w:val="17"/>
+          <w:u w:val="single"/>
+        </w:rPr>
+        <w:t>obsessed</w:t>
+      </w:r>
+      <w:r>
+        <w:rPr>
+          <w:rFonts w:ascii="맑은 고딕" w:hAnsi="맑은 고딕" w:eastAsia="맑은 고딕"/>
+          <w:b w:val="0"/>
+          <w:sz w:val="17"/>
+          <w:u w:val="none"/>
+        </w:rPr>
+        <w:t xml:space="preserve"> by this fear—a reader can go for miles without relief. Don’t worry; the gains far outweigh the hazards. But don’t go too far. A succession of tiny paragraphs is as ④</w:t>
+      </w:r>
+      <w:r>
+        <w:rPr>
+          <w:rFonts w:ascii="맑은 고딕" w:hAnsi="맑은 고딕" w:eastAsia="맑은 고딕"/>
+          <w:b w:val="0"/>
+          <w:sz w:val="17"/>
+          <w:u w:val="single"/>
+        </w:rPr>
+        <w:t>annoying</w:t>
+      </w:r>
+      <w:r>
+        <w:rPr>
+          <w:rFonts w:ascii="맑은 고딕" w:hAnsi="맑은 고딕" w:eastAsia="맑은 고딕"/>
+          <w:b w:val="0"/>
+          <w:sz w:val="17"/>
+          <w:u w:val="none"/>
+        </w:rPr>
+        <w:t xml:space="preserve"> as a paragraph that’s too long. I’m thinking of all those tiny paragraphs—verbless wonders—written by modern journalists trying to make their articles quick ’n’ easy. Actually they make the reader’s job ⑤</w:t>
+      </w:r>
+      <w:r>
+        <w:rPr>
+          <w:rFonts w:ascii="맑은 고딕" w:hAnsi="맑은 고딕" w:eastAsia="맑은 고딕"/>
+          <w:b w:val="0"/>
+          <w:sz w:val="17"/>
+          <w:u w:val="single"/>
+        </w:rPr>
+        <w:t>easier</w:t>
+      </w:r>
+      <w:r>
+        <w:rPr>
+          <w:rFonts w:ascii="맑은 고딕" w:hAnsi="맑은 고딕" w:eastAsia="맑은 고딕"/>
+          <w:b w:val="0"/>
+          <w:sz w:val="17"/>
+          <w:u w:val="none"/>
+        </w:rPr>
+        <w:t xml:space="preserve"> by chopping up a natural train of thought.</w:t>
       </w:r>
     </w:p>
     <w:p>
       <w:pPr>
-        <w:spacing w:before="0" w:after="0" w:line="269" w:lineRule="auto"/>
-        <w:ind w:left="180" w:hanging="180"/>
+        <w:spacing w:before="0" w:after="20" w:line="276" w:lineRule="auto"/>
+        <w:ind w:left="80"/>
         <w:snapToGrid w:val="0"/>
       </w:pPr>
       <w:r>
@@ -2420,71 +2615,25 @@
           <w:sz w:val="17"/>
           <w:u w:val="none"/>
         </w:rPr>
-        <w:t>① always write as few sentences as possible</w:t>
+        <w:t>① ①    ② ②    ③ ③    ④ ④    ⑤ ⑤</w:t>
       </w:r>
     </w:p>
     <w:p>
       <w:pPr>
-        <w:spacing w:before="0" w:after="0" w:line="269" w:lineRule="auto"/>
-        <w:ind w:left="180" w:hanging="180"/>
+        <w:keepNext/>
+        <w:spacing w:before="80" w:after="40" w:line="276" w:lineRule="auto"/>
         <w:snapToGrid w:val="0"/>
-      </w:pPr>
-      <w:r>
-        <w:rPr>
-          <w:rFonts w:ascii="맑은 고딕" w:hAnsi="맑은 고딕" w:eastAsia="맑은 고딕"/>
-          <w:b w:val="0"/>
+        <w:shd w:val="clear" w:color="auto" w:fill="8A3A12"/>
+      </w:pPr>
+      <w:r>
+        <w:rPr>
+          <w:rFonts w:ascii="맑은 고딕" w:hAnsi="맑은 고딕" w:eastAsia="맑은 고딕"/>
+          <w:b/>
+          <w:color w:val="FFFFFF"/>
           <w:sz w:val="17"/>
           <w:u w:val="none"/>
         </w:rPr>
-        <w:t>② don’t go too far</w:t>
-      </w:r>
-    </w:p>
-    <w:p>
-      <w:pPr>
-        <w:spacing w:before="0" w:after="0" w:line="269" w:lineRule="auto"/>
-        <w:ind w:left="180" w:hanging="180"/>
-        <w:snapToGrid w:val="0"/>
-      </w:pPr>
-      <w:r>
-        <w:rPr>
-          <w:rFonts w:ascii="맑은 고딕" w:hAnsi="맑은 고딕" w:eastAsia="맑은 고딕"/>
-          <w:b w:val="0"/>
-          <w:sz w:val="17"/>
-          <w:u w:val="none"/>
-        </w:rPr>
-        <w:t>③ never break up a long argument</w:t>
-      </w:r>
-    </w:p>
-    <w:p>
-      <w:pPr>
-        <w:spacing w:before="0" w:after="0" w:line="269" w:lineRule="auto"/>
-        <w:ind w:left="180" w:hanging="180"/>
-        <w:snapToGrid w:val="0"/>
-      </w:pPr>
-      <w:r>
-        <w:rPr>
-          <w:rFonts w:ascii="맑은 고딕" w:hAnsi="맑은 고딕" w:eastAsia="맑은 고딕"/>
-          <w:b w:val="0"/>
-          <w:sz w:val="17"/>
-          <w:u w:val="none"/>
-        </w:rPr>
-        <w:t>④ follow the style of The New Yorker</w:t>
-      </w:r>
-    </w:p>
-    <w:p>
-      <w:pPr>
-        <w:spacing w:before="0" w:after="0" w:line="269" w:lineRule="auto"/>
-        <w:ind w:left="180" w:hanging="180"/>
-        <w:snapToGrid w:val="0"/>
-      </w:pPr>
-      <w:r>
-        <w:rPr>
-          <w:rFonts w:ascii="맑은 고딕" w:hAnsi="맑은 고딕" w:eastAsia="맑은 고딕"/>
-          <w:b w:val="0"/>
-          <w:sz w:val="17"/>
-          <w:u w:val="none"/>
-        </w:rPr>
-        <w:t>⑤ avoid using verbs in short paragraphs</w:t>
+        <w:t>서답형  30-서1 ~ 30-서2</w:t>
       </w:r>
     </w:p>
     <w:p>
@@ -2500,7 +2649,7 @@
           <w:sz w:val="17"/>
           <w:u w:val="none"/>
         </w:rPr>
-        <w:t>30-7.</w:t>
+        <w:t>30-서1.</w:t>
       </w:r>
       <w:r>
         <w:rPr>
@@ -2509,25 +2658,7 @@
           <w:sz w:val="17"/>
           <w:u w:val="none"/>
         </w:rPr>
-        <w:t xml:space="preserve"> 다음 글에서 전체 흐름과 관계 </w:t>
-      </w:r>
-      <w:r>
-        <w:rPr>
-          <w:rFonts w:ascii="맑은 고딕" w:hAnsi="맑은 고딕" w:eastAsia="맑은 고딕"/>
-          <w:b w:val="0"/>
-          <w:sz w:val="17"/>
-          <w:u w:val="single"/>
-        </w:rPr>
-        <w:t>없는</w:t>
-      </w:r>
-      <w:r>
-        <w:rPr>
-          <w:rFonts w:ascii="맑은 고딕" w:hAnsi="맑은 고딕" w:eastAsia="맑은 고딕"/>
-          <w:b w:val="0"/>
-          <w:sz w:val="17"/>
-          <w:u w:val="none"/>
-        </w:rPr>
-        <w:t xml:space="preserve"> 문장은? [3.0점]</w:t>
+        <w:t xml:space="preserve"> 다음 글의 밑줄 친 문장과 같은 뜻이 되도록 &lt;보기&gt;의 표현을 모두 사용하여 &lt;조건&gt;에 맞게 영작하시오. [3점] [3.0점]</w:t>
       </w:r>
     </w:p>
     <w:p>
@@ -2550,15 +2681,49 @@
           <w:sz w:val="17"/>
           <w:u w:val="none"/>
         </w:rPr>
-        <w:t>Keep your paragraphs short. Writing is visual—it catches the eye before it has a chance to catch the brain. ① Short paragraphs put air around what you write and make it look inviting, whereas a long chunk of type can discourage a reader from even starting to read. ② Newspaper paragraphs should be only two or three sentences long; newspaper type is set in a narrow width, and the inches quickly add up. ③ You may think such frequent paragraphing will damage the development of your point. ④ The number of people who read printed newspapers has dropped as more readers turn to their phones. ⑤ Don’t worry; the gains far outweigh the hazards.</w:t>
+        <w:t xml:space="preserve">Newspaper paragraphs should be only two or three sentences long; newspaper type is set in a narrow width, and the inches quickly add up. </w:t>
+      </w:r>
+      <w:r>
+        <w:rPr>
+          <w:rFonts w:ascii="맑은 고딕" w:hAnsi="맑은 고딕" w:eastAsia="맑은 고딕"/>
+          <w:b w:val="0"/>
+          <w:sz w:val="17"/>
+          <w:u w:val="single"/>
+        </w:rPr>
+        <w:t>You may think such frequent paragraphing will damage the development of your point.</w:t>
+      </w:r>
+      <w:r>
+        <w:rPr>
+          <w:rFonts w:ascii="맑은 고딕" w:hAnsi="맑은 고딕" w:eastAsia="맑은 고딕"/>
+          <w:b w:val="0"/>
+          <w:sz w:val="17"/>
+          <w:u w:val="none"/>
+        </w:rPr>
+        <w:t xml:space="preserve"> Obviously The New Yorker is obsessed by this fear—a reader can go for miles without relief.</w:t>
       </w:r>
     </w:p>
     <w:p>
       <w:pPr>
-        <w:spacing w:before="0" w:after="20" w:line="276" w:lineRule="auto"/>
-        <w:ind w:left="80"/>
+        <w:spacing w:before="0" w:after="60" w:line="288" w:lineRule="auto"/>
+        <w:ind w:left="40"/>
         <w:snapToGrid w:val="0"/>
-      </w:pPr>
+        <w:pBdr>
+          <w:top w:val="single" w:sz="4" w:space="2" w:color="9B6BD0"/>
+          <w:left w:val="single" w:sz="4" w:space="2" w:color="9B6BD0"/>
+          <w:bottom w:val="single" w:sz="4" w:space="2" w:color="9B6BD0"/>
+          <w:right w:val="single" w:sz="4" w:space="2" w:color="9B6BD0"/>
+        </w:pBdr>
+        <w:shd w:val="clear" w:color="auto" w:fill="FAF5FF"/>
+      </w:pPr>
+      <w:r>
+        <w:rPr>
+          <w:rFonts w:ascii="맑은 고딕" w:hAnsi="맑은 고딕" w:eastAsia="맑은 고딕"/>
+          <w:b/>
+          <w:sz w:val="17"/>
+          <w:u w:val="none"/>
+        </w:rPr>
+        <w:t>&lt;보 기&gt;</w:t>
+      </w:r>
       <w:r>
         <w:rPr>
           <w:rFonts w:ascii="맑은 고딕" w:hAnsi="맑은 고딕" w:eastAsia="맑은 고딕"/>
@@ -2566,25 +2731,160 @@
           <w:sz w:val="17"/>
           <w:u w:val="none"/>
         </w:rPr>
-        <w:t>① ①    ② ②    ③ ③    ④ ④    ⑤ ⑤</w:t>
+        <w:t xml:space="preserve"> it / may / seem / to you / that / such frequent paragraphing / will / damage / the development / of / your point</w:t>
       </w:r>
     </w:p>
     <w:p>
       <w:pPr>
-        <w:keepNext/>
-        <w:spacing w:before="80" w:after="40" w:line="276" w:lineRule="auto"/>
+        <w:spacing w:before="0" w:after="0" w:line="288" w:lineRule="auto"/>
+        <w:ind w:left="40"/>
         <w:snapToGrid w:val="0"/>
-        <w:shd w:val="clear" w:color="auto" w:fill="8A3A12"/>
+        <w:pBdr>
+          <w:top w:val="single" w:sz="4" w:space="2" w:color="9B6BD0"/>
+          <w:left w:val="single" w:sz="4" w:space="2" w:color="9B6BD0"/>
+          <w:bottom w:val="single" w:sz="4" w:space="2" w:color="9B6BD0"/>
+          <w:right w:val="single" w:sz="4" w:space="2" w:color="9B6BD0"/>
+        </w:pBdr>
+        <w:shd w:val="clear" w:color="auto" w:fill="FAF5FF"/>
       </w:pPr>
       <w:r>
         <w:rPr>
           <w:rFonts w:ascii="맑은 고딕" w:hAnsi="맑은 고딕" w:eastAsia="맑은 고딕"/>
           <w:b/>
-          <w:color w:val="FFFFFF"/>
           <w:sz w:val="17"/>
           <w:u w:val="none"/>
         </w:rPr>
-        <w:t>서답형  30-서1 ~ 30-서2</w:t>
+        <w:t>&lt;조 건&gt;</w:t>
+      </w:r>
+    </w:p>
+    <w:p>
+      <w:pPr>
+        <w:spacing w:before="0" w:after="0" w:line="288" w:lineRule="auto"/>
+        <w:ind w:left="40"/>
+        <w:snapToGrid w:val="0"/>
+        <w:pBdr>
+          <w:top w:val="single" w:sz="4" w:space="2" w:color="9B6BD0"/>
+          <w:left w:val="single" w:sz="4" w:space="2" w:color="9B6BD0"/>
+          <w:bottom w:val="single" w:sz="4" w:space="2" w:color="9B6BD0"/>
+          <w:right w:val="single" w:sz="4" w:space="2" w:color="9B6BD0"/>
+        </w:pBdr>
+        <w:shd w:val="clear" w:color="auto" w:fill="FAF5FF"/>
+      </w:pPr>
+      <w:r>
+        <w:rPr>
+          <w:rFonts w:ascii="맑은 고딕" w:hAnsi="맑은 고딕" w:eastAsia="맑은 고딕"/>
+          <w:b w:val="0"/>
+          <w:sz w:val="17"/>
+          <w:u w:val="none"/>
+        </w:rPr>
+        <w:t>1. Use ALL the expressions in the box, each only once.</w:t>
+      </w:r>
+    </w:p>
+    <w:p>
+      <w:pPr>
+        <w:spacing w:before="0" w:after="0" w:line="288" w:lineRule="auto"/>
+        <w:ind w:left="40"/>
+        <w:snapToGrid w:val="0"/>
+        <w:pBdr>
+          <w:top w:val="single" w:sz="4" w:space="2" w:color="9B6BD0"/>
+          <w:left w:val="single" w:sz="4" w:space="2" w:color="9B6BD0"/>
+          <w:bottom w:val="single" w:sz="4" w:space="2" w:color="9B6BD0"/>
+          <w:right w:val="single" w:sz="4" w:space="2" w:color="9B6BD0"/>
+        </w:pBdr>
+        <w:shd w:val="clear" w:color="auto" w:fill="FAF5FF"/>
+      </w:pPr>
+      <w:r>
+        <w:rPr>
+          <w:rFonts w:ascii="맑은 고딕" w:hAnsi="맑은 고딕" w:eastAsia="맑은 고딕"/>
+          <w:b w:val="0"/>
+          <w:sz w:val="17"/>
+          <w:u w:val="none"/>
+        </w:rPr>
+        <w:t>2. Do NOT change the form of any word, and do NOT add any other words.</w:t>
+      </w:r>
+    </w:p>
+    <w:p>
+      <w:pPr>
+        <w:spacing w:before="0" w:after="0" w:line="288" w:lineRule="auto"/>
+        <w:ind w:left="40"/>
+        <w:snapToGrid w:val="0"/>
+        <w:pBdr>
+          <w:top w:val="single" w:sz="4" w:space="2" w:color="9B6BD0"/>
+          <w:left w:val="single" w:sz="4" w:space="2" w:color="9B6BD0"/>
+          <w:bottom w:val="single" w:sz="4" w:space="2" w:color="9B6BD0"/>
+          <w:right w:val="single" w:sz="4" w:space="2" w:color="9B6BD0"/>
+        </w:pBdr>
+        <w:shd w:val="clear" w:color="auto" w:fill="FAF5FF"/>
+      </w:pPr>
+      <w:r>
+        <w:rPr>
+          <w:rFonts w:ascii="맑은 고딕" w:hAnsi="맑은 고딕" w:eastAsia="맑은 고딕"/>
+          <w:b w:val="0"/>
+          <w:sz w:val="17"/>
+          <w:u w:val="none"/>
+        </w:rPr>
+        <w:t>3. Begin with ‘It may seem’ and use the ‘It seems (to A) that …’ structure.</w:t>
+      </w:r>
+    </w:p>
+    <w:p>
+      <w:pPr>
+        <w:spacing w:before="0" w:after="0" w:line="288" w:lineRule="auto"/>
+        <w:ind w:left="40"/>
+        <w:snapToGrid w:val="0"/>
+        <w:pBdr>
+          <w:top w:val="single" w:sz="4" w:space="2" w:color="9B6BD0"/>
+          <w:left w:val="single" w:sz="4" w:space="2" w:color="9B6BD0"/>
+          <w:bottom w:val="single" w:sz="4" w:space="2" w:color="9B6BD0"/>
+          <w:right w:val="single" w:sz="4" w:space="2" w:color="9B6BD0"/>
+        </w:pBdr>
+        <w:shd w:val="clear" w:color="auto" w:fill="FAF5FF"/>
+      </w:pPr>
+      <w:r>
+        <w:rPr>
+          <w:rFonts w:ascii="맑은 고딕" w:hAnsi="맑은 고딕" w:eastAsia="맑은 고딕"/>
+          <w:b w:val="0"/>
+          <w:sz w:val="17"/>
+          <w:u w:val="none"/>
+        </w:rPr>
+        <w:t>4. Write 16 words in total.</w:t>
+      </w:r>
+    </w:p>
+    <w:p>
+      <w:pPr>
+        <w:spacing w:before="0" w:after="60" w:line="288" w:lineRule="auto"/>
+        <w:ind w:left="40"/>
+        <w:snapToGrid w:val="0"/>
+        <w:pBdr>
+          <w:top w:val="single" w:sz="4" w:space="2" w:color="9B6BD0"/>
+          <w:left w:val="single" w:sz="4" w:space="2" w:color="9B6BD0"/>
+          <w:bottom w:val="single" w:sz="4" w:space="2" w:color="9B6BD0"/>
+          <w:right w:val="single" w:sz="4" w:space="2" w:color="9B6BD0"/>
+        </w:pBdr>
+        <w:shd w:val="clear" w:color="auto" w:fill="FAF5FF"/>
+      </w:pPr>
+      <w:r>
+        <w:rPr>
+          <w:rFonts w:ascii="맑은 고딕" w:hAnsi="맑은 고딕" w:eastAsia="맑은 고딕"/>
+          <w:b w:val="0"/>
+          <w:sz w:val="17"/>
+          <w:u w:val="none"/>
+        </w:rPr>
+        <w:t>5. 답안지에 소문항 번호를 정확하게 기입할 것</w:t>
+      </w:r>
+    </w:p>
+    <w:p>
+      <w:pPr>
+        <w:spacing w:before="0" w:after="40" w:line="360" w:lineRule="auto"/>
+        <w:snapToGrid w:val="0"/>
+      </w:pPr>
+      <w:r>
+        <w:rPr>
+          <w:rFonts w:ascii="맑은 고딕" w:hAnsi="맑은 고딕" w:eastAsia="맑은 고딕"/>
+          <w:b w:val="0"/>
+          <w:sz w:val="17"/>
+          <w:u w:val="none"/>
+        </w:rPr>
+        <w:t>⇒ It may seem ________________________________________________________________________ .</w:t>
       </w:r>
     </w:p>
     <w:p>
@@ -2600,7 +2900,7 @@
           <w:sz w:val="17"/>
           <w:u w:val="none"/>
         </w:rPr>
-        <w:t>30-서1.</w:t>
+        <w:t>30-서2.</w:t>
       </w:r>
       <w:r>
         <w:rPr>
@@ -2609,7 +2909,7 @@
           <w:sz w:val="17"/>
           <w:u w:val="none"/>
         </w:rPr>
-        <w:t xml:space="preserve"> 다음 글의 내용을 요약하고자 한다. 빈칸 (1)~(3)에 들어갈 말을 본문에서 찾아 </w:t>
+        <w:t xml:space="preserve"> 다음 글을 읽고, 물음에 </w:t>
       </w:r>
       <w:r>
         <w:rPr>
@@ -2618,7 +2918,7 @@
           <w:sz w:val="17"/>
           <w:u w:val="single"/>
         </w:rPr>
-        <w:t>반드시 변형하여</w:t>
+        <w:t>완전한 영어 문장</w:t>
       </w:r>
       <w:r>
         <w:rPr>
@@ -2627,7 +2927,7 @@
           <w:sz w:val="17"/>
           <w:u w:val="none"/>
         </w:rPr>
-        <w:t xml:space="preserve"> 쓰시오. (한 칸에 한 단어) [각 1점, 총 3점] [3.0점]</w:t>
+        <w:t>으로 답하시오. [각 1.5점, 총 3점] [3.0점]</w:t>
       </w:r>
     </w:p>
     <w:p>
@@ -2650,7 +2950,176 @@
           <w:sz w:val="17"/>
           <w:u w:val="none"/>
         </w:rPr>
-        <w:t>Keep your paragraphs short. Writing is visual—it catches the eye before it has a chance to catch the brain. Short paragraphs put air around what you write and make it look inviting, whereas a long chunk of type can discourage a reader from even starting to read. Newspaper paragraphs should be only two or three sentences long; newspaper type is set in a narrow width, and the inches quickly add up. You may think such frequent paragraphing will damage the development of your point. Obviously The New Yorker is obsessed by this fear—a reader can go for miles without relief. Don’t worry; the gains far outweigh the hazards. But don’t go too far. A succession of tiny paragraphs is as annoying as a paragraph that’s too long. I’m thinking of all those tiny paragraphs—verbless wonders—written by modern journalists trying to make their articles quick ’n’ easy. Actually they make the reader’s job harder by chopping up a natural train of thought.</w:t>
+        <w:t>Keep your paragraphs short. Writing is visual—it catches the eye before it has a chance to catch the brain. Short paragraphs put air around what you write and make it look inviting, whereas a long chunk of type can discourage a reader from even starting to read. Newspaper paragraphs should be only two or three sentences long; newspaper type is set in a narrow width, and the inches quickly add up. Perhaps you worry that breaking the text so often will weaken the way your argument unfolds. Obviously The New Yorker is obsessed by this fear—a reader can go for miles without relief. Don’t worry; the gains far outweigh the hazards. But don’t go too far. A succession of tiny paragraphs is as annoying as a paragraph that’s too long. I’m thinking of all those tiny paragraphs—verbless wonders—written by modern journalists trying to make their articles quick ’n’ easy. Actually they make the reader’s job harder by chopping up a natural train of thought.</w:t>
+      </w:r>
+    </w:p>
+    <w:p>
+      <w:pPr>
+        <w:spacing w:before="0" w:after="0" w:line="288" w:lineRule="auto"/>
+        <w:ind w:left="40"/>
+        <w:snapToGrid w:val="0"/>
+        <w:pBdr>
+          <w:top w:val="single" w:sz="4" w:space="2" w:color="9B6BD0"/>
+          <w:left w:val="single" w:sz="4" w:space="2" w:color="9B6BD0"/>
+          <w:bottom w:val="single" w:sz="4" w:space="2" w:color="9B6BD0"/>
+          <w:right w:val="single" w:sz="4" w:space="2" w:color="9B6BD0"/>
+        </w:pBdr>
+        <w:shd w:val="clear" w:color="auto" w:fill="FAF5FF"/>
+      </w:pPr>
+      <w:r>
+        <w:rPr>
+          <w:rFonts w:ascii="맑은 고딕" w:hAnsi="맑은 고딕" w:eastAsia="맑은 고딕"/>
+          <w:b/>
+          <w:sz w:val="17"/>
+          <w:u w:val="none"/>
+        </w:rPr>
+        <w:t>&lt;조 건&gt;</w:t>
+      </w:r>
+    </w:p>
+    <w:p>
+      <w:pPr>
+        <w:spacing w:before="0" w:after="0" w:line="288" w:lineRule="auto"/>
+        <w:ind w:left="40"/>
+        <w:snapToGrid w:val="0"/>
+        <w:pBdr>
+          <w:top w:val="single" w:sz="4" w:space="2" w:color="9B6BD0"/>
+          <w:left w:val="single" w:sz="4" w:space="2" w:color="9B6BD0"/>
+          <w:bottom w:val="single" w:sz="4" w:space="2" w:color="9B6BD0"/>
+          <w:right w:val="single" w:sz="4" w:space="2" w:color="9B6BD0"/>
+        </w:pBdr>
+        <w:shd w:val="clear" w:color="auto" w:fill="FAF5FF"/>
+      </w:pPr>
+      <w:r>
+        <w:rPr>
+          <w:rFonts w:ascii="맑은 고딕" w:hAnsi="맑은 고딕" w:eastAsia="맑은 고딕"/>
+          <w:b w:val="0"/>
+          <w:sz w:val="17"/>
+          <w:u w:val="none"/>
+        </w:rPr>
+        <w:t>1. 본문의 표현을 활용하되, 주어와 동사를 갖춘 완전한 문장으로 쓸 것(8~20단어)</w:t>
+      </w:r>
+    </w:p>
+    <w:p>
+      <w:pPr>
+        <w:spacing w:before="0" w:after="0" w:line="288" w:lineRule="auto"/>
+        <w:ind w:left="40"/>
+        <w:snapToGrid w:val="0"/>
+        <w:pBdr>
+          <w:top w:val="single" w:sz="4" w:space="2" w:color="9B6BD0"/>
+          <w:left w:val="single" w:sz="4" w:space="2" w:color="9B6BD0"/>
+          <w:bottom w:val="single" w:sz="4" w:space="2" w:color="9B6BD0"/>
+          <w:right w:val="single" w:sz="4" w:space="2" w:color="9B6BD0"/>
+        </w:pBdr>
+        <w:shd w:val="clear" w:color="auto" w:fill="FAF5FF"/>
+      </w:pPr>
+      <w:r>
+        <w:rPr>
+          <w:rFonts w:ascii="맑은 고딕" w:hAnsi="맑은 고딕" w:eastAsia="맑은 고딕"/>
+          <w:b w:val="0"/>
+          <w:sz w:val="17"/>
+          <w:u w:val="none"/>
+        </w:rPr>
+        <w:t>2. 본문 문장을 그대로 베끼면 0.5점 감점</w:t>
+      </w:r>
+    </w:p>
+    <w:p>
+      <w:pPr>
+        <w:spacing w:before="0" w:after="60" w:line="288" w:lineRule="auto"/>
+        <w:ind w:left="40"/>
+        <w:snapToGrid w:val="0"/>
+        <w:pBdr>
+          <w:top w:val="single" w:sz="4" w:space="2" w:color="9B6BD0"/>
+          <w:left w:val="single" w:sz="4" w:space="2" w:color="9B6BD0"/>
+          <w:bottom w:val="single" w:sz="4" w:space="2" w:color="9B6BD0"/>
+          <w:right w:val="single" w:sz="4" w:space="2" w:color="9B6BD0"/>
+        </w:pBdr>
+        <w:shd w:val="clear" w:color="auto" w:fill="FAF5FF"/>
+      </w:pPr>
+      <w:r>
+        <w:rPr>
+          <w:rFonts w:ascii="맑은 고딕" w:hAnsi="맑은 고딕" w:eastAsia="맑은 고딕"/>
+          <w:b w:val="0"/>
+          <w:sz w:val="17"/>
+          <w:u w:val="none"/>
+        </w:rPr>
+        <w:t>3. 답안지에 소문항 번호를 정확하게 기입할 것  예) 2-(1) 2-(2)</w:t>
+      </w:r>
+    </w:p>
+    <w:p>
+      <w:pPr>
+        <w:spacing w:before="0" w:after="40" w:line="360" w:lineRule="auto"/>
+        <w:snapToGrid w:val="0"/>
+      </w:pPr>
+      <w:r>
+        <w:rPr>
+          <w:rFonts w:ascii="맑은 고딕" w:hAnsi="맑은 고딕" w:eastAsia="맑은 고딕"/>
+          <w:b w:val="0"/>
+          <w:sz w:val="17"/>
+          <w:u w:val="none"/>
+        </w:rPr>
+        <w:t>(1) Q: Why does the writer say newspaper paragraphs should be only two or three sentences long?</w:t>
+        <w:br/>
+        <w:t xml:space="preserve">    A: ____________________________________________________________</w:t>
+      </w:r>
+    </w:p>
+    <w:p>
+      <w:pPr>
+        <w:spacing w:before="0" w:after="40" w:line="360" w:lineRule="auto"/>
+        <w:snapToGrid w:val="0"/>
+      </w:pPr>
+      <w:r>
+        <w:rPr>
+          <w:rFonts w:ascii="맑은 고딕" w:hAnsi="맑은 고딕" w:eastAsia="맑은 고딕"/>
+          <w:b w:val="0"/>
+          <w:sz w:val="17"/>
+          <w:u w:val="none"/>
+        </w:rPr>
+        <w:t>(2) Q: According to the writer, what do tiny, verbless paragraphs actually do to the reader?</w:t>
+        <w:br/>
+        <w:t xml:space="preserve">    A: ____________________________________________________________</w:t>
+      </w:r>
+    </w:p>
+    <w:p>
+      <w:pPr>
+        <w:keepNext/>
+        <w:spacing w:before="80" w:after="40" w:line="276" w:lineRule="auto"/>
+        <w:snapToGrid w:val="0"/>
+        <w:shd w:val="clear" w:color="auto" w:fill="6B21A8"/>
+      </w:pPr>
+      <w:r>
+        <w:rPr>
+          <w:rFonts w:ascii="맑은 고딕" w:hAnsi="맑은 고딕" w:eastAsia="맑은 고딕"/>
+          <w:b/>
+          <w:color w:val="FFFFFF"/>
+          <w:sz w:val="17"/>
+          <w:u w:val="none"/>
+        </w:rPr>
+        <w:t>[지문 구조]  ※ 앞 문항을 모두 푼 뒤에 풀 것</w:t>
+      </w:r>
+    </w:p>
+    <w:p>
+      <w:pPr>
+        <w:keepNext/>
+        <w:spacing w:before="80" w:after="20" w:line="276" w:lineRule="auto"/>
+        <w:snapToGrid w:val="0"/>
+      </w:pPr>
+      <w:r>
+        <w:rPr>
+          <w:rFonts w:ascii="맑은 고딕" w:hAnsi="맑은 고딕" w:eastAsia="맑은 고딕"/>
+          <w:b/>
+          <w:sz w:val="17"/>
+          <w:u w:val="none"/>
+        </w:rPr>
+        <w:t>30-8.</w:t>
+      </w:r>
+      <w:r>
+        <w:rPr>
+          <w:rFonts w:ascii="맑은 고딕" w:hAnsi="맑은 고딕" w:eastAsia="맑은 고딕"/>
+          <w:b w:val="0"/>
+          <w:sz w:val="17"/>
+          <w:u w:val="none"/>
+        </w:rPr>
+        <w:t xml:space="preserve"> 주어진 글 다음에 이어질 글의 순서로 가장 적절한 것은? [3.2점]</w:t>
       </w:r>
     </w:p>
     <w:p>
@@ -2673,7 +3142,7 @@
           <w:sz w:val="17"/>
           <w:u w:val="none"/>
         </w:rPr>
-        <w:t>Short paragraphs appeal to readers (1) ________, but too many tiny ones cause (2) ________ because they stop ideas from flowing (3) ________.</w:t>
+        <w:t>Keep your paragraphs short. Writing is visual—it catches the eye before it has a chance to catch the brain.</w:t>
       </w:r>
     </w:p>
     <w:p>
@@ -2682,21 +3151,21 @@
         <w:ind w:left="40"/>
         <w:snapToGrid w:val="0"/>
         <w:pBdr>
-          <w:top w:val="single" w:sz="4" w:space="2" w:color="9B6BD0"/>
-          <w:left w:val="single" w:sz="4" w:space="2" w:color="9B6BD0"/>
-          <w:bottom w:val="single" w:sz="4" w:space="2" w:color="9B6BD0"/>
-          <w:right w:val="single" w:sz="4" w:space="2" w:color="9B6BD0"/>
+          <w:top w:val="single" w:sz="4" w:space="2" w:color="999999"/>
+          <w:left w:val="single" w:sz="4" w:space="2" w:color="999999"/>
+          <w:bottom w:val="single" w:sz="4" w:space="2" w:color="999999"/>
+          <w:right w:val="single" w:sz="4" w:space="2" w:color="999999"/>
         </w:pBdr>
-        <w:shd w:val="clear" w:color="auto" w:fill="FAF5FF"/>
-      </w:pPr>
-      <w:r>
-        <w:rPr>
-          <w:rFonts w:ascii="맑은 고딕" w:hAnsi="맑은 고딕" w:eastAsia="맑은 고딕"/>
-          <w:b/>
+        <w:shd w:val="clear" w:color="auto" w:fill="F6F3EA"/>
+      </w:pPr>
+      <w:r>
+        <w:rPr>
+          <w:rFonts w:ascii="맑은 고딕" w:hAnsi="맑은 고딕" w:eastAsia="맑은 고딕"/>
+          <w:b w:val="0"/>
           <w:sz w:val="17"/>
           <w:u w:val="none"/>
         </w:rPr>
-        <w:t>&lt;조 건&gt;</w:t>
+        <w:t>(A) Don’t worry; the gains far outweigh the hazards. But don’t go too far. A succession of tiny paragraphs is as annoying as a paragraph that’s too long. I’m thinking of all those tiny paragraphs—verbless wonders—written by modern journalists trying to make their articles quick ’n’ easy. Actually they make the reader’s job harder by chopping up a natural train of thought.</w:t>
       </w:r>
     </w:p>
     <w:p>
@@ -2705,12 +3174,12 @@
         <w:ind w:left="40"/>
         <w:snapToGrid w:val="0"/>
         <w:pBdr>
-          <w:top w:val="single" w:sz="4" w:space="2" w:color="9B6BD0"/>
-          <w:left w:val="single" w:sz="4" w:space="2" w:color="9B6BD0"/>
-          <w:bottom w:val="single" w:sz="4" w:space="2" w:color="9B6BD0"/>
-          <w:right w:val="single" w:sz="4" w:space="2" w:color="9B6BD0"/>
+          <w:top w:val="single" w:sz="4" w:space="2" w:color="999999"/>
+          <w:left w:val="single" w:sz="4" w:space="2" w:color="999999"/>
+          <w:bottom w:val="single" w:sz="4" w:space="2" w:color="999999"/>
+          <w:right w:val="single" w:sz="4" w:space="2" w:color="999999"/>
         </w:pBdr>
-        <w:shd w:val="clear" w:color="auto" w:fill="FAF5FF"/>
+        <w:shd w:val="clear" w:color="auto" w:fill="F6F3EA"/>
       </w:pPr>
       <w:r>
         <w:rPr>
@@ -2719,70 +3188,7 @@
           <w:sz w:val="17"/>
           <w:u w:val="none"/>
         </w:rPr>
-        <w:t>1. 본문의 단어를 반드시 변형(품사·어형)하여 쓸 것 — 본문 형태 그대로 쓰면 0점</w:t>
-      </w:r>
-    </w:p>
-    <w:p>
-      <w:pPr>
-        <w:spacing w:before="0" w:after="60" w:line="288" w:lineRule="auto"/>
-        <w:ind w:left="40"/>
-        <w:snapToGrid w:val="0"/>
-        <w:pBdr>
-          <w:top w:val="single" w:sz="4" w:space="2" w:color="9B6BD0"/>
-          <w:left w:val="single" w:sz="4" w:space="2" w:color="9B6BD0"/>
-          <w:bottom w:val="single" w:sz="4" w:space="2" w:color="9B6BD0"/>
-          <w:right w:val="single" w:sz="4" w:space="2" w:color="9B6BD0"/>
-        </w:pBdr>
-        <w:shd w:val="clear" w:color="auto" w:fill="FAF5FF"/>
-      </w:pPr>
-      <w:r>
-        <w:rPr>
-          <w:rFonts w:ascii="맑은 고딕" w:hAnsi="맑은 고딕" w:eastAsia="맑은 고딕"/>
-          <w:b w:val="0"/>
-          <w:sz w:val="17"/>
-          <w:u w:val="none"/>
-        </w:rPr>
-        <w:t>2. 답안지에 소문항 번호를 정확하게 기입할 것  예) 1-(1) 1-(2) 1-(3)</w:t>
-      </w:r>
-    </w:p>
-    <w:p>
-      <w:pPr>
-        <w:spacing w:before="0" w:after="40" w:line="360" w:lineRule="auto"/>
-        <w:snapToGrid w:val="0"/>
-      </w:pPr>
-      <w:r>
-        <w:rPr>
-          <w:rFonts w:ascii="맑은 고딕" w:hAnsi="맑은 고딕" w:eastAsia="맑은 고딕"/>
-          <w:b w:val="0"/>
-          <w:sz w:val="17"/>
-          <w:u w:val="none"/>
-        </w:rPr>
-        <w:t>(1) ______________   (2) ______________   (3) ______________</w:t>
-      </w:r>
-    </w:p>
-    <w:p>
-      <w:pPr>
-        <w:keepNext/>
-        <w:spacing w:before="80" w:after="20" w:line="276" w:lineRule="auto"/>
-        <w:snapToGrid w:val="0"/>
-      </w:pPr>
-      <w:r>
-        <w:rPr>
-          <w:rFonts w:ascii="맑은 고딕" w:hAnsi="맑은 고딕" w:eastAsia="맑은 고딕"/>
-          <w:b/>
-          <w:sz w:val="17"/>
-          <w:u w:val="none"/>
-        </w:rPr>
-        <w:t>30-서2.</w:t>
-      </w:r>
-      <w:r>
-        <w:rPr>
-          <w:rFonts w:ascii="맑은 고딕" w:hAnsi="맑은 고딕" w:eastAsia="맑은 고딕"/>
-          <w:b w:val="0"/>
-          <w:sz w:val="17"/>
-          <w:u w:val="none"/>
-        </w:rPr>
-        <w:t xml:space="preserve"> 다음 우리말과 같은 뜻이 되도록 &lt;보기&gt;의 표현을 모두 사용하여 &lt;조건&gt;에 맞게 영작하시오. [3점] [3.0점]</w:t>
+        <w:t>(B) Short paragraphs put air around what you write and make it look inviting, whereas a long chunk of type can discourage a reader from even starting to read. Newspaper paragraphs should be only two or three sentences long; newspaper type is set in a narrow width, and the inches quickly add up.</w:t>
       </w:r>
     </w:p>
     <w:p>
@@ -2805,30 +3211,30 @@
           <w:sz w:val="17"/>
           <w:u w:val="none"/>
         </w:rPr>
-        <w:t xml:space="preserve">But don’t go too far. </w:t>
-      </w:r>
+        <w:t>(C) You may think such frequent paragraphing will damage the development of your point. Obviously The New Yorker is obsessed by this fear—a reader can go for miles without relief.</w:t>
+      </w:r>
+    </w:p>
+    <w:p>
+      <w:pPr>
+        <w:spacing w:before="0" w:after="0" w:line="269" w:lineRule="auto"/>
+        <w:ind w:left="180" w:hanging="180"/>
+        <w:snapToGrid w:val="0"/>
+      </w:pPr>
       <w:r>
         <w:rPr>
           <w:rFonts w:ascii="맑은 고딕" w:hAnsi="맑은 고딕" w:eastAsia="맑은 고딕"/>
           <w:b w:val="0"/>
           <w:sz w:val="17"/>
-          <w:u w:val="single"/>
-        </w:rPr>
-        <w:t>A succession of tiny paragraphs is as annoying as a paragraph that’s too long.</w:t>
+          <w:u w:val="none"/>
+        </w:rPr>
+        <w:t>① (A) - (C) - (B)</w:t>
       </w:r>
     </w:p>
     <w:p>
       <w:pPr>
-        <w:spacing w:before="0" w:after="60" w:line="288" w:lineRule="auto"/>
-        <w:ind w:left="40"/>
+        <w:spacing w:before="0" w:after="0" w:line="269" w:lineRule="auto"/>
+        <w:ind w:left="180" w:hanging="180"/>
         <w:snapToGrid w:val="0"/>
-        <w:pBdr>
-          <w:top w:val="single" w:sz="4" w:space="2" w:color="C99B4E"/>
-          <w:left w:val="single" w:sz="4" w:space="2" w:color="C99B4E"/>
-          <w:bottom w:val="single" w:sz="4" w:space="2" w:color="C99B4E"/>
-          <w:right w:val="single" w:sz="4" w:space="2" w:color="C99B4E"/>
-        </w:pBdr>
-        <w:shd w:val="clear" w:color="auto" w:fill="FFF8E1"/>
       </w:pPr>
       <w:r>
         <w:rPr>
@@ -2837,31 +3243,15 @@
           <w:sz w:val="17"/>
           <w:u w:val="none"/>
         </w:rPr>
-        <w:t>아주 짧은 문단이 연달아 이어지는 것은 너무 긴 문단만큼 짜증스럽다.</w:t>
+        <w:t>② (B) - (C) - (A)</w:t>
       </w:r>
     </w:p>
     <w:p>
       <w:pPr>
-        <w:spacing w:before="0" w:after="60" w:line="288" w:lineRule="auto"/>
-        <w:ind w:left="40"/>
+        <w:spacing w:before="0" w:after="0" w:line="269" w:lineRule="auto"/>
+        <w:ind w:left="180" w:hanging="180"/>
         <w:snapToGrid w:val="0"/>
-        <w:pBdr>
-          <w:top w:val="single" w:sz="4" w:space="2" w:color="9B6BD0"/>
-          <w:left w:val="single" w:sz="4" w:space="2" w:color="9B6BD0"/>
-          <w:bottom w:val="single" w:sz="4" w:space="2" w:color="9B6BD0"/>
-          <w:right w:val="single" w:sz="4" w:space="2" w:color="9B6BD0"/>
-        </w:pBdr>
-        <w:shd w:val="clear" w:color="auto" w:fill="FAF5FF"/>
-      </w:pPr>
-      <w:r>
-        <w:rPr>
-          <w:rFonts w:ascii="맑은 고딕" w:hAnsi="맑은 고딕" w:eastAsia="맑은 고딕"/>
-          <w:b/>
-          <w:sz w:val="17"/>
-          <w:u w:val="none"/>
-        </w:rPr>
-        <w:t>&lt;보 기&gt;</w:t>
-      </w:r>
+      </w:pPr>
       <w:r>
         <w:rPr>
           <w:rFonts w:ascii="맑은 고딕" w:hAnsi="맑은 고딕" w:eastAsia="맑은 고딕"/>
@@ -2869,44 +3259,30 @@
           <w:sz w:val="17"/>
           <w:u w:val="none"/>
         </w:rPr>
-        <w:t xml:space="preserve"> a succession of / tiny paragraphs / be / as / annoying / as / a paragraph / that’s / too long</w:t>
+        <w:t>③ (B) - (A) - (C)</w:t>
       </w:r>
     </w:p>
     <w:p>
       <w:pPr>
-        <w:spacing w:before="0" w:after="0" w:line="288" w:lineRule="auto"/>
-        <w:ind w:left="40"/>
+        <w:spacing w:before="0" w:after="0" w:line="269" w:lineRule="auto"/>
+        <w:ind w:left="180" w:hanging="180"/>
         <w:snapToGrid w:val="0"/>
-        <w:pBdr>
-          <w:top w:val="single" w:sz="4" w:space="2" w:color="9B6BD0"/>
-          <w:left w:val="single" w:sz="4" w:space="2" w:color="9B6BD0"/>
-          <w:bottom w:val="single" w:sz="4" w:space="2" w:color="9B6BD0"/>
-          <w:right w:val="single" w:sz="4" w:space="2" w:color="9B6BD0"/>
-        </w:pBdr>
-        <w:shd w:val="clear" w:color="auto" w:fill="FAF5FF"/>
-      </w:pPr>
-      <w:r>
-        <w:rPr>
-          <w:rFonts w:ascii="맑은 고딕" w:hAnsi="맑은 고딕" w:eastAsia="맑은 고딕"/>
-          <w:b/>
+      </w:pPr>
+      <w:r>
+        <w:rPr>
+          <w:rFonts w:ascii="맑은 고딕" w:hAnsi="맑은 고딕" w:eastAsia="맑은 고딕"/>
+          <w:b w:val="0"/>
           <w:sz w:val="17"/>
           <w:u w:val="none"/>
         </w:rPr>
-        <w:t>&lt;조 건&gt;</w:t>
+        <w:t>④ (C) - (A) - (B)</w:t>
       </w:r>
     </w:p>
     <w:p>
       <w:pPr>
-        <w:spacing w:before="0" w:after="0" w:line="288" w:lineRule="auto"/>
-        <w:ind w:left="40"/>
+        <w:spacing w:before="0" w:after="0" w:line="269" w:lineRule="auto"/>
+        <w:ind w:left="180" w:hanging="180"/>
         <w:snapToGrid w:val="0"/>
-        <w:pBdr>
-          <w:top w:val="single" w:sz="4" w:space="2" w:color="9B6BD0"/>
-          <w:left w:val="single" w:sz="4" w:space="2" w:color="9B6BD0"/>
-          <w:bottom w:val="single" w:sz="4" w:space="2" w:color="9B6BD0"/>
-          <w:right w:val="single" w:sz="4" w:space="2" w:color="9B6BD0"/>
-        </w:pBdr>
-        <w:shd w:val="clear" w:color="auto" w:fill="FAF5FF"/>
       </w:pPr>
       <w:r>
         <w:rPr>
@@ -2915,219 +3291,7 @@
           <w:sz w:val="17"/>
           <w:u w:val="none"/>
         </w:rPr>
-        <w:t>1. &lt;보기&gt;의 표현을 모두 한 번씩만 사용할 것</w:t>
-      </w:r>
-    </w:p>
-    <w:p>
-      <w:pPr>
-        <w:spacing w:before="0" w:after="0" w:line="288" w:lineRule="auto"/>
-        <w:ind w:left="40"/>
-        <w:snapToGrid w:val="0"/>
-        <w:pBdr>
-          <w:top w:val="single" w:sz="4" w:space="2" w:color="9B6BD0"/>
-          <w:left w:val="single" w:sz="4" w:space="2" w:color="9B6BD0"/>
-          <w:bottom w:val="single" w:sz="4" w:space="2" w:color="9B6BD0"/>
-          <w:right w:val="single" w:sz="4" w:space="2" w:color="9B6BD0"/>
-        </w:pBdr>
-        <w:shd w:val="clear" w:color="auto" w:fill="FAF5FF"/>
-      </w:pPr>
-      <w:r>
-        <w:rPr>
-          <w:rFonts w:ascii="맑은 고딕" w:hAnsi="맑은 고딕" w:eastAsia="맑은 고딕"/>
-          <w:b w:val="0"/>
-          <w:sz w:val="17"/>
-          <w:u w:val="none"/>
-        </w:rPr>
-        <w:t>2. 필요시 어형을 바꾸되 다른 단어를 추가하지 말 것</w:t>
-      </w:r>
-    </w:p>
-    <w:p>
-      <w:pPr>
-        <w:spacing w:before="0" w:after="0" w:line="288" w:lineRule="auto"/>
-        <w:ind w:left="40"/>
-        <w:snapToGrid w:val="0"/>
-        <w:pBdr>
-          <w:top w:val="single" w:sz="4" w:space="2" w:color="9B6BD0"/>
-          <w:left w:val="single" w:sz="4" w:space="2" w:color="9B6BD0"/>
-          <w:bottom w:val="single" w:sz="4" w:space="2" w:color="9B6BD0"/>
-          <w:right w:val="single" w:sz="4" w:space="2" w:color="9B6BD0"/>
-        </w:pBdr>
-        <w:shd w:val="clear" w:color="auto" w:fill="FAF5FF"/>
-      </w:pPr>
-      <w:r>
-        <w:rPr>
-          <w:rFonts w:ascii="맑은 고딕" w:hAnsi="맑은 고딕" w:eastAsia="맑은 고딕"/>
-          <w:b w:val="0"/>
-          <w:sz w:val="17"/>
-          <w:u w:val="none"/>
-        </w:rPr>
-        <w:t>3. 원급 비교 as ~ as 구문을 쓸 것</w:t>
-      </w:r>
-    </w:p>
-    <w:p>
-      <w:pPr>
-        <w:spacing w:before="0" w:after="0" w:line="288" w:lineRule="auto"/>
-        <w:ind w:left="40"/>
-        <w:snapToGrid w:val="0"/>
-        <w:pBdr>
-          <w:top w:val="single" w:sz="4" w:space="2" w:color="9B6BD0"/>
-          <w:left w:val="single" w:sz="4" w:space="2" w:color="9B6BD0"/>
-          <w:bottom w:val="single" w:sz="4" w:space="2" w:color="9B6BD0"/>
-          <w:right w:val="single" w:sz="4" w:space="2" w:color="9B6BD0"/>
-        </w:pBdr>
-        <w:shd w:val="clear" w:color="auto" w:fill="FAF5FF"/>
-      </w:pPr>
-      <w:r>
-        <w:rPr>
-          <w:rFonts w:ascii="맑은 고딕" w:hAnsi="맑은 고딕" w:eastAsia="맑은 고딕"/>
-          <w:b w:val="0"/>
-          <w:sz w:val="17"/>
-          <w:u w:val="none"/>
-        </w:rPr>
-        <w:t>4. 총 14단어로 쓸 것 (that’s는 1단어)</w:t>
-      </w:r>
-    </w:p>
-    <w:p>
-      <w:pPr>
-        <w:spacing w:before="0" w:after="60" w:line="288" w:lineRule="auto"/>
-        <w:ind w:left="40"/>
-        <w:snapToGrid w:val="0"/>
-        <w:pBdr>
-          <w:top w:val="single" w:sz="4" w:space="2" w:color="9B6BD0"/>
-          <w:left w:val="single" w:sz="4" w:space="2" w:color="9B6BD0"/>
-          <w:bottom w:val="single" w:sz="4" w:space="2" w:color="9B6BD0"/>
-          <w:right w:val="single" w:sz="4" w:space="2" w:color="9B6BD0"/>
-        </w:pBdr>
-        <w:shd w:val="clear" w:color="auto" w:fill="FAF5FF"/>
-      </w:pPr>
-      <w:r>
-        <w:rPr>
-          <w:rFonts w:ascii="맑은 고딕" w:hAnsi="맑은 고딕" w:eastAsia="맑은 고딕"/>
-          <w:b w:val="0"/>
-          <w:sz w:val="17"/>
-          <w:u w:val="none"/>
-        </w:rPr>
-        <w:t>5. 답안지에 소문항 번호를 정확하게 기입할 것</w:t>
-      </w:r>
-    </w:p>
-    <w:p>
-      <w:pPr>
-        <w:spacing w:before="0" w:after="40" w:line="360" w:lineRule="auto"/>
-        <w:snapToGrid w:val="0"/>
-      </w:pPr>
-      <w:r>
-        <w:rPr>
-          <w:rFonts w:ascii="맑은 고딕" w:hAnsi="맑은 고딕" w:eastAsia="맑은 고딕"/>
-          <w:b w:val="0"/>
-          <w:sz w:val="17"/>
-          <w:u w:val="none"/>
-        </w:rPr>
-        <w:t>⇒ ______________________________________________________________ .</w:t>
-      </w:r>
-    </w:p>
-    <w:p>
-      <w:pPr>
-        <w:keepNext/>
-        <w:spacing w:before="80" w:after="40" w:line="276" w:lineRule="auto"/>
-        <w:snapToGrid w:val="0"/>
-        <w:shd w:val="clear" w:color="auto" w:fill="6B21A8"/>
-      </w:pPr>
-      <w:r>
-        <w:rPr>
-          <w:rFonts w:ascii="맑은 고딕" w:hAnsi="맑은 고딕" w:eastAsia="맑은 고딕"/>
-          <w:b/>
-          <w:color w:val="FFFFFF"/>
-          <w:sz w:val="17"/>
-          <w:u w:val="none"/>
-        </w:rPr>
-        <w:t>[지문 구조]  ※ 앞 문항을 모두 푼 뒤에 풀 것</w:t>
-      </w:r>
-    </w:p>
-    <w:p>
-      <w:pPr>
-        <w:keepNext/>
-        <w:spacing w:before="80" w:after="20" w:line="276" w:lineRule="auto"/>
-        <w:snapToGrid w:val="0"/>
-      </w:pPr>
-      <w:r>
-        <w:rPr>
-          <w:rFonts w:ascii="맑은 고딕" w:hAnsi="맑은 고딕" w:eastAsia="맑은 고딕"/>
-          <w:b/>
-          <w:sz w:val="17"/>
-          <w:u w:val="none"/>
-        </w:rPr>
-        <w:t>30-8.</w:t>
-      </w:r>
-      <w:r>
-        <w:rPr>
-          <w:rFonts w:ascii="맑은 고딕" w:hAnsi="맑은 고딕" w:eastAsia="맑은 고딕"/>
-          <w:b w:val="0"/>
-          <w:sz w:val="17"/>
-          <w:u w:val="none"/>
-        </w:rPr>
-        <w:t xml:space="preserve"> 글의 흐름으로 보아, 주어진 문장이 들어가기에 가장 적절한 곳은? [2.7점]</w:t>
-      </w:r>
-    </w:p>
-    <w:p>
-      <w:pPr>
-        <w:spacing w:before="0" w:after="60" w:line="288" w:lineRule="auto"/>
-        <w:ind w:left="40"/>
-        <w:snapToGrid w:val="0"/>
-        <w:pBdr>
-          <w:top w:val="single" w:sz="4" w:space="2" w:color="C99B4E"/>
-          <w:left w:val="single" w:sz="4" w:space="2" w:color="C99B4E"/>
-          <w:bottom w:val="single" w:sz="4" w:space="2" w:color="C99B4E"/>
-          <w:right w:val="single" w:sz="4" w:space="2" w:color="C99B4E"/>
-        </w:pBdr>
-        <w:shd w:val="clear" w:color="auto" w:fill="FFF8E1"/>
-      </w:pPr>
-      <w:r>
-        <w:rPr>
-          <w:rFonts w:ascii="맑은 고딕" w:hAnsi="맑은 고딕" w:eastAsia="맑은 고딕"/>
-          <w:b w:val="0"/>
-          <w:sz w:val="17"/>
-          <w:u w:val="none"/>
-        </w:rPr>
-        <w:t>Obviously The New Yorker is obsessed by this fear—a reader can go for miles without relief.</w:t>
-      </w:r>
-    </w:p>
-    <w:p>
-      <w:pPr>
-        <w:spacing w:before="0" w:after="60" w:line="288" w:lineRule="auto"/>
-        <w:ind w:left="40"/>
-        <w:snapToGrid w:val="0"/>
-        <w:pBdr>
-          <w:top w:val="single" w:sz="4" w:space="2" w:color="999999"/>
-          <w:left w:val="single" w:sz="4" w:space="2" w:color="999999"/>
-          <w:bottom w:val="single" w:sz="4" w:space="2" w:color="999999"/>
-          <w:right w:val="single" w:sz="4" w:space="2" w:color="999999"/>
-        </w:pBdr>
-        <w:shd w:val="clear" w:color="auto" w:fill="F6F3EA"/>
-      </w:pPr>
-      <w:r>
-        <w:rPr>
-          <w:rFonts w:ascii="맑은 고딕" w:hAnsi="맑은 고딕" w:eastAsia="맑은 고딕"/>
-          <w:b w:val="0"/>
-          <w:sz w:val="17"/>
-          <w:u w:val="none"/>
-        </w:rPr>
-        <w:t>Keep your paragraphs short. Writing is visual—it catches the eye before it has a chance to catch the brain. ( ① ) Short paragraphs put air around what you write and make it look inviting, whereas a long chunk of type can discourage a reader from even starting to read. ( ② ) Newspaper paragraphs should be only two or three sentences long; newspaper type is set in a narrow width, and the inches quickly add up. ( ③ ) You may think such frequent paragraphing will damage the development of your point. ( ④ ) Don’t worry; the gains far outweigh the hazards. ( ⑤ ) But don’t go too far. A succession of tiny paragraphs is as annoying as a paragraph that’s too long.</w:t>
-      </w:r>
-    </w:p>
-    <w:p>
-      <w:pPr>
-        <w:spacing w:before="0" w:after="20" w:line="276" w:lineRule="auto"/>
-        <w:ind w:left="80"/>
-        <w:snapToGrid w:val="0"/>
-      </w:pPr>
-      <w:r>
-        <w:rPr>
-          <w:rFonts w:ascii="맑은 고딕" w:hAnsi="맑은 고딕" w:eastAsia="맑은 고딕"/>
-          <w:b w:val="0"/>
-          <w:sz w:val="17"/>
-          <w:u w:val="none"/>
-        </w:rPr>
-        <w:t>① ①    ② ②    ③ ③    ④ ④    ⑤ ⑤</w:t>
+        <w:t>⑤ (C) - (B) - (A)</w:t>
       </w:r>
     </w:p>
     <w:p>
@@ -3205,7 +3369,7 @@
           <w:sz w:val="15"/>
           <w:u w:val="none"/>
         </w:rPr>
-        <w:t xml:space="preserve"> ★short (keep + O + 형용사 보어)</w:t>
+        <w:t xml:space="preserve"> short</w:t>
       </w:r>
     </w:p>
     <w:p>
@@ -3255,7 +3419,7 @@
           <w:sz w:val="15"/>
           <w:u w:val="none"/>
         </w:rPr>
-        <w:t xml:space="preserve"> ★to catch (a chance를 수식하는 to부정사)</w:t>
+        <w:t xml:space="preserve"> ★to catch (a chance + to부정사 ‘~할 기회’)</w:t>
       </w:r>
     </w:p>
     <w:p>
@@ -3280,7 +3444,7 @@
           <w:sz w:val="15"/>
           <w:u w:val="none"/>
         </w:rPr>
-        <w:t xml:space="preserve"> air</w:t>
+        <w:t xml:space="preserve"> ★what (선행사 없는 관계대명사 — around의 목적어 ‘당신이 쓰는 것’; that은 선행사 필요)</w:t>
       </w:r>
     </w:p>
     <w:p>
@@ -3305,7 +3469,7 @@
           <w:sz w:val="15"/>
           <w:u w:val="none"/>
         </w:rPr>
-        <w:t xml:space="preserve"> ★what (선행사 없음 + write의 목적어 빠진 불완전절)</w:t>
+        <w:t xml:space="preserve"> discourage (긴 덩어리는 읽기를 ‘단념시킨다’ — whereas 대조; encourage는 반대)</w:t>
       </w:r>
     </w:p>
     <w:p>
@@ -3330,7 +3494,7 @@
           <w:sz w:val="15"/>
           <w:u w:val="none"/>
         </w:rPr>
-        <w:t xml:space="preserve"> ★look (사역 make + O + 동사원형)</w:t>
+        <w:t xml:space="preserve"> starting (discourage A from -ing)</w:t>
       </w:r>
     </w:p>
     <w:p>
@@ -3355,7 +3519,7 @@
           <w:sz w:val="15"/>
           <w:u w:val="none"/>
         </w:rPr>
-        <w:t xml:space="preserve"> ★inviting (글이 마음을 ‘끄는’ 능동 형용사)</w:t>
+        <w:t xml:space="preserve"> ★is set (활자가 ‘짜이는’ 수동 — type is set)</w:t>
       </w:r>
     </w:p>
     <w:p>
@@ -3380,7 +3544,7 @@
           <w:sz w:val="15"/>
           <w:u w:val="none"/>
         </w:rPr>
-        <w:t xml:space="preserve"> discourage (막다 ↔ encourage — 뒤 from -ing)</w:t>
+        <w:t xml:space="preserve"> ★narrow (명사 width 수식 → 형용사)</w:t>
       </w:r>
     </w:p>
     <w:p>
@@ -3405,7 +3569,7 @@
           <w:sz w:val="15"/>
           <w:u w:val="none"/>
         </w:rPr>
-        <w:t xml:space="preserve"> starting (전치사 from + 동명사)</w:t>
+        <w:t xml:space="preserve"> ★add (주어 the inches 복수)</w:t>
       </w:r>
     </w:p>
     <w:p>
@@ -3430,7 +3594,7 @@
           <w:sz w:val="15"/>
           <w:u w:val="none"/>
         </w:rPr>
-        <w:t xml:space="preserve"> narrow (좁은 ↔ wide — 그래서 인치가 금방 쌓임)</w:t>
+        <w:t xml:space="preserve"> paragraphing (형용사 frequent 뒤 명사 — ‘단락 나누기’)</w:t>
       </w:r>
     </w:p>
     <w:p>
@@ -3455,7 +3619,7 @@
           <w:sz w:val="15"/>
           <w:u w:val="none"/>
         </w:rPr>
-        <w:t xml:space="preserve"> quickly (동사 add up 수식 → 부사)</w:t>
+        <w:t xml:space="preserve"> ★will damage (think 뒤 미래 예측 — 조건절이 아니므로 will 유지)</w:t>
       </w:r>
     </w:p>
     <w:p>
@@ -3480,7 +3644,7 @@
           <w:sz w:val="15"/>
           <w:u w:val="none"/>
         </w:rPr>
-        <w:t xml:space="preserve"> frequent (명사 paragraphing 수식 → 형용사)</w:t>
+        <w:t xml:space="preserve"> ★obsessed (be obsessed by ‘~에 사로잡힌’ 수동)</w:t>
       </w:r>
     </w:p>
     <w:p>
@@ -3505,7 +3669,7 @@
           <w:sz w:val="15"/>
           <w:u w:val="none"/>
         </w:rPr>
-        <w:t xml:space="preserve"> development (정관사 the 뒤 → 명사)</w:t>
+        <w:t xml:space="preserve"> relief</w:t>
       </w:r>
     </w:p>
     <w:p>
@@ -3530,7 +3694,7 @@
           <w:sz w:val="15"/>
           <w:u w:val="none"/>
         </w:rPr>
-        <w:t xml:space="preserve"> fear</w:t>
+        <w:t xml:space="preserve"> gains</w:t>
       </w:r>
     </w:p>
     <w:p>
@@ -3555,7 +3719,7 @@
           <w:sz w:val="15"/>
           <w:u w:val="none"/>
         </w:rPr>
-        <w:t xml:space="preserve"> relief</w:t>
+        <w:t xml:space="preserve"> hazards (얻는 것이 위험을 훨씬 능가 — 걱정 말라는 맥락; benefits면 gains와 같은 말이 되어 모순)</w:t>
       </w:r>
     </w:p>
     <w:p>
@@ -3580,7 +3744,7 @@
           <w:sz w:val="15"/>
           <w:u w:val="none"/>
         </w:rPr>
-        <w:t xml:space="preserve"> ★outweigh (주어 the gains 복수)</w:t>
+        <w:t xml:space="preserve"> annoying (as ~ as 사이 형용사 — 짜증을 ‘일으키는’ 능동 분사)</w:t>
       </w:r>
     </w:p>
     <w:p>
@@ -3605,7 +3769,7 @@
           <w:sz w:val="15"/>
           <w:u w:val="none"/>
         </w:rPr>
-        <w:t xml:space="preserve"> hazards (위험 — gains와 대조)</w:t>
+        <w:t xml:space="preserve"> ★that’s (선행사 a paragraph + 주어 빠진 불완전절; what은 선행사 불가)</w:t>
       </w:r>
     </w:p>
     <w:p>
@@ -3630,7 +3794,7 @@
           <w:sz w:val="15"/>
           <w:u w:val="none"/>
         </w:rPr>
-        <w:t xml:space="preserve"> ★is (주어 A succession 단수)</w:t>
+        <w:t xml:space="preserve"> wonders</w:t>
       </w:r>
     </w:p>
     <w:p>
@@ -3655,7 +3819,7 @@
           <w:sz w:val="15"/>
           <w:u w:val="none"/>
         </w:rPr>
-        <w:t xml:space="preserve"> ★written (문단이 ‘쓰인’ 수동, 뒤에 by)</w:t>
+        <w:t xml:space="preserve"> ★written (단락이 기자들에 의해 ‘쓰인’ 수동 분사)</w:t>
       </w:r>
     </w:p>
     <w:p>
@@ -3680,7 +3844,7 @@
           <w:sz w:val="15"/>
           <w:u w:val="none"/>
         </w:rPr>
-        <w:t xml:space="preserve"> ★trying (기자들이 ‘애쓰는’ 능동)</w:t>
+        <w:t xml:space="preserve"> harder (잘게 쪼개면 독자의 일이 ‘더 어려워짐’ — 필자의 결론; easier는 반대)</w:t>
       </w:r>
     </w:p>
     <w:p>
@@ -3705,7 +3869,7 @@
           <w:sz w:val="15"/>
           <w:u w:val="none"/>
         </w:rPr>
-        <w:t xml:space="preserve"> thought</w:t>
+        <w:t xml:space="preserve"> chopping (전치사 by + 동명사)</w:t>
       </w:r>
     </w:p>
     <w:p>
@@ -3730,7 +3894,7 @@
           <w:sz w:val="15"/>
           <w:u w:val="none"/>
         </w:rPr>
-        <w:t xml:space="preserve"> ★✕ — 바른 형태: make it look (사역동사 make + O + 동사원형)</w:t>
+        <w:t xml:space="preserve"> ★✕ — 바른 형태: look inviting (look + 형용사 보어; 부사 불가)</w:t>
       </w:r>
     </w:p>
     <w:p>
@@ -3755,7 +3919,7 @@
           <w:sz w:val="15"/>
           <w:u w:val="none"/>
         </w:rPr>
-        <w:t xml:space="preserve"> ○ (대조 whereas = while)</w:t>
+        <w:t xml:space="preserve"> ○ (discourage A from -ing = put A off -ing)</w:t>
       </w:r>
     </w:p>
     <w:p>
@@ -3780,7 +3944,7 @@
           <w:sz w:val="15"/>
           <w:u w:val="none"/>
         </w:rPr>
-        <w:t xml:space="preserve"> ○ (as annoying as = no less annoying than)</w:t>
+        <w:t xml:space="preserve"> ○ (as annoying as = no less annoying than ‘못지않게 짜증스러운’)</w:t>
       </w:r>
     </w:p>
     <w:p>
@@ -3805,7 +3969,7 @@
           <w:sz w:val="15"/>
           <w:u w:val="none"/>
         </w:rPr>
-        <w:t xml:space="preserve"> Writing is visual—it catches the eye before it has a chance to catch the brain. (보충 the / 제외 catching / catch→catches)</w:t>
+        <w:t xml:space="preserve"> Short paragraphs put air around what you write and make it look inviting, whereas a long chunk of type can discourage a reader from even starting to read. (보충 from / 제외 against / start→starting)</w:t>
       </w:r>
     </w:p>
     <w:p>
@@ -3830,7 +3994,7 @@
           <w:sz w:val="15"/>
           <w:u w:val="none"/>
         </w:rPr>
-        <w:t xml:space="preserve"> Actually they make the reader’s job harder by chopping up a natural train of thought. (보충 of / 제외 hardly / hard→harder · chop→chopping)</w:t>
+        <w:t xml:space="preserve"> Actually they make the reader’s job harder by chopping up a natural train of thought. (보충 by / 제외 with / hard→harder, chop→chopping)</w:t>
       </w:r>
     </w:p>
     <w:p>
@@ -3855,7 +4019,7 @@
           <w:sz w:val="15"/>
           <w:u w:val="none"/>
         </w:rPr>
-        <w:t xml:space="preserve"> A long chunk of type can discourage a reader from even starting to read. (start→starting)</w:t>
+        <w:t xml:space="preserve"> A succession of tiny paragraphs is as annoying as a paragraph that’s too long. (annoy→annoying)</w:t>
       </w:r>
     </w:p>
     <w:p>
@@ -3905,7 +4069,7 @@
           <w:sz w:val="15"/>
           <w:u w:val="none"/>
         </w:rPr>
-        <w:t xml:space="preserve"> what you write</w:t>
+        <w:t xml:space="preserve"> 잦은 단락 나누기가 논지의 전개를 해칠 것이라는 두려움</w:t>
       </w:r>
     </w:p>
     <w:p>
@@ -3930,7 +4094,7 @@
           <w:sz w:val="15"/>
           <w:u w:val="none"/>
         </w:rPr>
-        <w:t xml:space="preserve"> 잦은 문단 나누기가 요점의 전개를 해칠 것이라는 두려움</w:t>
+        <w:t xml:space="preserve"> those tiny paragraphs</w:t>
       </w:r>
     </w:p>
     <w:p>
@@ -3955,7 +4119,7 @@
           <w:sz w:val="15"/>
           <w:u w:val="none"/>
         </w:rPr>
-        <w:t xml:space="preserve"> all those tiny paragraphs</w:t>
+        <w:t xml:space="preserve"> 짧은 단락이 주는 이점(보기 좋고 읽고 싶게 만드는 것)</w:t>
       </w:r>
     </w:p>
     <w:p>
@@ -3980,7 +4144,7 @@
           <w:sz w:val="15"/>
           <w:u w:val="none"/>
         </w:rPr>
-        <w:t xml:space="preserve"> ★crowded (슬라이드가 글자로 ‘가득 찬’ 수동)</w:t>
+        <w:t xml:space="preserve"> ★has (before the speaker has said — 현재 시제 흐름의 완료; 주절 makes가 현재)</w:t>
       </w:r>
     </w:p>
     <w:p>
@@ -4005,7 +4169,7 @@
           <w:sz w:val="15"/>
           <w:u w:val="none"/>
         </w:rPr>
-        <w:t xml:space="preserve"> ★look (let + O + 동사원형)</w:t>
+        <w:t xml:space="preserve"> ★holding (각 슬라이드가 한 단어를 ‘담고 있는’ 능동 분사구문)</w:t>
       </w:r>
     </w:p>
     <w:p>
@@ -4030,7 +4194,7 @@
           <w:sz w:val="15"/>
           <w:u w:val="none"/>
         </w:rPr>
-        <w:t xml:space="preserve"> ★is (주어 a talk 단수)</w:t>
+        <w:t xml:space="preserve"> ★that (선행사 the one, 관계절 주어 자리; what은 선행사 불가)</w:t>
       </w:r>
     </w:p>
     <w:p>
@@ -4055,7 +4219,7 @@
           <w:sz w:val="15"/>
           <w:u w:val="none"/>
         </w:rPr>
-        <w:t xml:space="preserve"> break</w:t>
+        <w:t xml:space="preserve"> tiny</w:t>
       </w:r>
     </w:p>
     <w:p>
@@ -4096,7 +4260,7 @@
           <w:sz w:val="15"/>
           <w:u w:val="none"/>
         </w:rPr>
-        <w:t xml:space="preserve"> 정답 ① — (a) ○ (b) ✕ (c) ○ (d) ✕ (e) ○</w:t>
+        <w:t xml:space="preserve"> 정답 ④</w:t>
       </w:r>
     </w:p>
     <w:p>
@@ -4121,7 +4285,7 @@
           <w:sz w:val="15"/>
           <w:u w:val="none"/>
         </w:rPr>
-        <w:t xml:space="preserve"> 정답 ④ — ⓐ to look → look / ⓓ are → is / ⓔ tried → trying</w:t>
+        <w:t xml:space="preserve"> 정답 ①</w:t>
       </w:r>
     </w:p>
     <w:p>
@@ -4146,7 +4310,7 @@
           <w:sz w:val="15"/>
           <w:u w:val="none"/>
         </w:rPr>
-        <w:t xml:space="preserve"> 정답 ① — discourage · outweigh · harder</w:t>
+        <w:t xml:space="preserve"> 정답 ③</w:t>
       </w:r>
     </w:p>
     <w:p>
@@ -4171,7 +4335,7 @@
           <w:sz w:val="15"/>
           <w:u w:val="none"/>
         </w:rPr>
-        <w:t xml:space="preserve"> 정답 ⑤</w:t>
+        <w:t xml:space="preserve"> 정답 ⑤ — ⓑ that → what / ⓓ adds → add / ⓕ writing → written</w:t>
       </w:r>
     </w:p>
     <w:p>
@@ -4196,7 +4360,7 @@
           <w:sz w:val="15"/>
           <w:u w:val="none"/>
         </w:rPr>
-        <w:t xml:space="preserve"> 정답 ③</w:t>
+        <w:t xml:space="preserve"> 정답 ②</w:t>
       </w:r>
     </w:p>
     <w:p>
@@ -4221,7 +4385,7 @@
           <w:sz w:val="15"/>
           <w:u w:val="none"/>
         </w:rPr>
-        <w:t xml:space="preserve"> 정답 ②</w:t>
+        <w:t xml:space="preserve"> 정답 ④</w:t>
       </w:r>
     </w:p>
     <w:p>
@@ -4246,7 +4410,7 @@
           <w:sz w:val="15"/>
           <w:u w:val="none"/>
         </w:rPr>
-        <w:t xml:space="preserve"> 정답 ④</w:t>
+        <w:t xml:space="preserve"> 정답 ⑤ — easier → harder</w:t>
       </w:r>
     </w:p>
     <w:p>
@@ -4271,7 +4435,7 @@
           <w:sz w:val="15"/>
           <w:u w:val="none"/>
         </w:rPr>
-        <w:t xml:space="preserve"> (1) visually  (2) annoyance  (3) naturally</w:t>
+        <w:t xml:space="preserve"> It may seem to you that such frequent paragraphing will damage the development of your point.</w:t>
       </w:r>
     </w:p>
     <w:p>
@@ -4296,7 +4460,7 @@
           <w:sz w:val="15"/>
           <w:u w:val="none"/>
         </w:rPr>
-        <w:t xml:space="preserve"> A succession of tiny paragraphs is as annoying as a paragraph that’s too long.</w:t>
+        <w:t xml:space="preserve"> (1) Because newspaper type is set in a narrow width, so the inches (of a paragraph) quickly add up.  (2) They actually make the reader’s job harder by chopping up a natural train of thought.</w:t>
       </w:r>
     </w:p>
     <w:p>
@@ -4321,7 +4485,7 @@
           <w:sz w:val="15"/>
           <w:u w:val="none"/>
         </w:rPr>
-        <w:t xml:space="preserve"> 정답 ④</w:t>
+        <w:t xml:space="preserve"> 정답 ②</w:t>
       </w:r>
     </w:p>
     <w:p>
@@ -4371,7 +4535,7 @@
           <w:sz w:val="14"/>
           <w:u w:val="none"/>
         </w:rPr>
-        <w:t>(d) [반대 추론 함정]</w:t>
+        <w:t>① [한 끗]</w:t>
       </w:r>
       <w:r>
         <w:rPr>
@@ -4380,7 +4544,7 @@
           <w:sz w:val="14"/>
           <w:u w:val="none"/>
         </w:rPr>
-        <w:t xml:space="preserve"> obsessed by this fear를 ‘짧은 문단에 집착’으로 오독. </w:t>
+        <w:t xml:space="preserve"> (B)는 맞지만 (A)가 ‘눈보다 두뇌’로 순서를 뒤집었다. </w:t>
       </w:r>
       <w:r>
         <w:rPr>
@@ -4389,7 +4553,7 @@
           <w:sz w:val="14"/>
           <w:u w:val="none"/>
         </w:rPr>
-        <w:t>(e) [수 일치 decoy]</w:t>
+        <w:t>⑤ [방향 역전]</w:t>
       </w:r>
       <w:r>
         <w:rPr>
@@ -4398,7 +4562,25 @@
           <w:sz w:val="14"/>
           <w:u w:val="none"/>
         </w:rPr>
-        <w:t xml:space="preserve"> 바로 앞 paragraphs(복수)에 끌려 틀렸다고 빼면 ⑤.</w:t>
+        <w:t xml:space="preserve"> (B) ‘단락이 적을수록’은 Don’t go too far 뒤에 올 수 없다 — 작은 단락 ‘연속’을 경계하는 자리. </w:t>
+      </w:r>
+      <w:r>
+        <w:rPr>
+          <w:rFonts w:ascii="맑은 고딕" w:hAnsi="맑은 고딕" w:eastAsia="맑은 고딕"/>
+          <w:b/>
+          <w:sz w:val="14"/>
+          <w:u w:val="none"/>
+        </w:rPr>
+        <w:t>②</w:t>
+      </w:r>
+      <w:r>
+        <w:rPr>
+          <w:rFonts w:ascii="맑은 고딕" w:hAnsi="맑은 고딕" w:eastAsia="맑은 고딕"/>
+          <w:b w:val="0"/>
+          <w:sz w:val="14"/>
+          <w:u w:val="none"/>
+        </w:rPr>
+        <w:t xml:space="preserve"> (B) always는 글 전체(짧게 하라)와 충돌.</w:t>
       </w:r>
     </w:p>
     <w:p>
@@ -4432,7 +4614,7 @@
           <w:sz w:val="14"/>
           <w:u w:val="none"/>
         </w:rPr>
-        <w:t>ⓔ [분사 함정]</w:t>
+        <w:t>④ [한 끗 정답지]</w:t>
       </w:r>
       <w:r>
         <w:rPr>
@@ -4441,7 +4623,7 @@
           <w:sz w:val="14"/>
           <w:u w:val="none"/>
         </w:rPr>
-        <w:t xml:space="preserve"> tried를 동사로 읽으면 written by …의 수식 구조가 무너진다. </w:t>
+        <w:t xml:space="preserve"> ‘조금 길어져도’라는 말 때문에 기준 1 위반처럼 보이지만, 필자가 경계한 것은 ‘긴 덩어리’이지 한 생각을 담은 약간 긴 단락이 아니다. </w:t>
       </w:r>
       <w:r>
         <w:rPr>
@@ -4450,7 +4632,7 @@
           <w:sz w:val="14"/>
           <w:u w:val="none"/>
         </w:rPr>
-        <w:t>ⓓ</w:t>
+        <w:t>③ [표면 함정]</w:t>
       </w:r>
       <w:r>
         <w:rPr>
@@ -4459,7 +4641,7 @@
           <w:sz w:val="14"/>
           <w:u w:val="none"/>
         </w:rPr>
-        <w:t xml:space="preserve"> 수 일치는 of 앞 명사가 기준.</w:t>
+        <w:t xml:space="preserve"> ‘빠르게 읽히게’는 기자들이 내세우는 명분 — 필자는 그것이 오히려 읽기를 어렵게 한다고 본다.</w:t>
       </w:r>
     </w:p>
     <w:p>
@@ -4493,7 +4675,7 @@
           <w:sz w:val="14"/>
           <w:u w:val="none"/>
         </w:rPr>
-        <w:t>⑤ [한 끗]</w:t>
+        <w:t>① [방향 역전]</w:t>
       </w:r>
       <w:r>
         <w:rPr>
@@ -4502,7 +4684,7 @@
           <w:sz w:val="14"/>
           <w:u w:val="none"/>
         </w:rPr>
-        <w:t xml:space="preserve"> (C)만 반대 — Actually는 앞의 의도(quick ’n’ easy)와 결과의 ‘반전’을 알린다. </w:t>
+        <w:t xml:space="preserve"> without relief를 ‘지루함 없이’로 읽으면 칭찬처럼 보이지만, 문맥은 비판(obsessed by this fear). </w:t>
       </w:r>
       <w:r>
         <w:rPr>
@@ -4511,7 +4693,7 @@
           <w:sz w:val="14"/>
           <w:u w:val="none"/>
         </w:rPr>
-        <w:t>③</w:t>
+        <w:t>⑤ [직역 함정]</w:t>
       </w:r>
       <w:r>
         <w:rPr>
@@ -4520,7 +4702,25 @@
           <w:sz w:val="14"/>
           <w:u w:val="none"/>
         </w:rPr>
-        <w:t xml:space="preserve"> Don’t worry와 fall short of는 충돌.</w:t>
+        <w:t xml:space="preserve"> miles를 실제 거리로 읽은 오답. </w:t>
+      </w:r>
+      <w:r>
+        <w:rPr>
+          <w:rFonts w:ascii="맑은 고딕" w:hAnsi="맑은 고딕" w:eastAsia="맑은 고딕"/>
+          <w:b/>
+          <w:sz w:val="14"/>
+          <w:u w:val="none"/>
+        </w:rPr>
+        <w:t>②</w:t>
+      </w:r>
+      <w:r>
+        <w:rPr>
+          <w:rFonts w:ascii="맑은 고딕" w:hAnsi="맑은 고딕" w:eastAsia="맑은 고딕"/>
+          <w:b w:val="0"/>
+          <w:sz w:val="14"/>
+          <w:u w:val="none"/>
+        </w:rPr>
+        <w:t xml:space="preserve"> 쪽수가 아니라 단락 구분의 문제.</w:t>
       </w:r>
     </w:p>
     <w:p>
@@ -4554,7 +4754,7 @@
           <w:sz w:val="14"/>
           <w:u w:val="none"/>
         </w:rPr>
-        <w:t>⑤ [대상 반전]</w:t>
+        <w:t>ⓑ [decoy처럼 보이는 정답]</w:t>
       </w:r>
       <w:r>
         <w:rPr>
@@ -4563,7 +4763,7 @@
           <w:sz w:val="14"/>
           <w:u w:val="none"/>
         </w:rPr>
-        <w:t xml:space="preserve"> too long은 The New Yorker 쪽 이야기 — 두 대상을 맞바꾼 선지. </w:t>
+        <w:t xml:space="preserve"> that이 관계대명사로 익숙해 넘어가기 쉽지만 선행사가 없다. </w:t>
       </w:r>
       <w:r>
         <w:rPr>
@@ -4572,7 +4772,7 @@
           <w:sz w:val="14"/>
           <w:u w:val="none"/>
         </w:rPr>
-        <w:t>②</w:t>
+        <w:t>ⓕ</w:t>
       </w:r>
       <w:r>
         <w:rPr>
@@ -4581,7 +4781,7 @@
           <w:sz w:val="14"/>
           <w:u w:val="none"/>
         </w:rPr>
-        <w:t xml:space="preserve"> the inches quickly add up의 환언 — 참.</w:t>
+        <w:t xml:space="preserve"> 뒤의 trying(능동, journalists 수식)과 섞여 writing도 능동처럼 보인다 — by가 결정적. ② ⓑ,ⓓ만 고르면 ⓕ를 놓친 것.</w:t>
       </w:r>
     </w:p>
     <w:p>
@@ -4615,7 +4815,7 @@
           <w:sz w:val="14"/>
           <w:u w:val="none"/>
         </w:rPr>
-        <w:t>③ [극단 일반화]</w:t>
+        <w:t>② [수치 조작]</w:t>
       </w:r>
       <w:r>
         <w:rPr>
@@ -4624,7 +4824,7 @@
           <w:sz w:val="14"/>
           <w:u w:val="none"/>
         </w:rPr>
-        <w:t xml:space="preserve"> [B]는 sixty slides가 오히려 지치게 한다고 했다. </w:t>
+        <w:t xml:space="preserve"> 문장 구조는 본문과 같고 숫자만 바뀌었다. </w:t>
       </w:r>
       <w:r>
         <w:rPr>
@@ -4633,7 +4833,7 @@
           <w:sz w:val="14"/>
           <w:u w:val="none"/>
         </w:rPr>
-        <w:t>④</w:t>
+        <w:t>③ [한 끗 정답지]</w:t>
       </w:r>
       <w:r>
         <w:rPr>
@@ -4642,7 +4842,25 @@
           <w:sz w:val="14"/>
           <w:u w:val="none"/>
         </w:rPr>
-        <w:t xml:space="preserve"> [A]의 chopping up a natural train of thought와 [B]의 see how the ideas connect가 대응 — 적절.</w:t>
+        <w:t xml:space="preserve"> 필자는 그 걱정을 ‘당신이 할 수 있는 생각’으로 인정한 뒤 반박한다 — 참. </w:t>
+      </w:r>
+      <w:r>
+        <w:rPr>
+          <w:rFonts w:ascii="맑은 고딕" w:hAnsi="맑은 고딕" w:eastAsia="맑은 고딕"/>
+          <w:b/>
+          <w:sz w:val="14"/>
+          <w:u w:val="none"/>
+        </w:rPr>
+        <w:t>④</w:t>
+      </w:r>
+      <w:r>
+        <w:rPr>
+          <w:rFonts w:ascii="맑은 고딕" w:hAnsi="맑은 고딕" w:eastAsia="맑은 고딕"/>
+          <w:b w:val="0"/>
+          <w:sz w:val="14"/>
+          <w:u w:val="none"/>
+        </w:rPr>
+        <w:t xml:space="preserve"> its readers can travel page after page with no breathing room — 참.</w:t>
       </w:r>
     </w:p>
     <w:p>
@@ -4676,7 +4894,7 @@
           <w:sz w:val="14"/>
           <w:u w:val="none"/>
         </w:rPr>
-        <w:t>① [앞 내용 연장 함정]</w:t>
+        <w:t>④ [수치 유도 함정]</w:t>
       </w:r>
       <w:r>
         <w:rPr>
@@ -4685,7 +4903,7 @@
           <w:sz w:val="14"/>
           <w:u w:val="none"/>
         </w:rPr>
-        <w:t xml:space="preserve"> But의 역접을 놓치면 ‘더 짧게’를 고른다. </w:t>
+        <w:t xml:space="preserve"> 본문에 ‘두세 문장’이라는 숫자가 있어 단락 ‘수’도 있을 것처럼 느껴진다 — 문장 수와 단락 수는 다른 정보. </w:t>
       </w:r>
       <w:r>
         <w:rPr>
@@ -4694,7 +4912,7 @@
           <w:sz w:val="14"/>
           <w:u w:val="none"/>
         </w:rPr>
-        <w:t>⑤</w:t>
+        <w:t>②</w:t>
       </w:r>
       <w:r>
         <w:rPr>
@@ -4703,7 +4921,7 @@
           <w:sz w:val="14"/>
           <w:u w:val="none"/>
         </w:rPr>
-        <w:t xml:space="preserve"> verbless wonders를 권고로 오독 — 필자는 비판하고 있다.</w:t>
+        <w:t xml:space="preserve"> 평가(suffers from that worry)가 곧 답이 된다.</w:t>
       </w:r>
     </w:p>
     <w:p>
@@ -4737,7 +4955,7 @@
           <w:sz w:val="14"/>
           <w:u w:val="none"/>
         </w:rPr>
-        <w:t>④ [소재어 재사용 함정]</w:t>
+        <w:t>④ [한 끗]</w:t>
       </w:r>
       <w:r>
         <w:rPr>
@@ -4746,7 +4964,25 @@
           <w:sz w:val="14"/>
           <w:u w:val="none"/>
         </w:rPr>
-        <w:t xml:space="preserve"> newspapers가 ②와 이어져 보이지만 ④가 끼면 ⑤ Don’t worry의 대상(걱정)이 끊긴다.</w:t>
+        <w:t xml:space="preserve"> 짧은 단락을 권하는 글에서 ‘작은 단락이 짜증스럽다’가 모순처럼 보이지만 But don’t go too far 뒤의 반대 경고. </w:t>
+      </w:r>
+      <w:r>
+        <w:rPr>
+          <w:rFonts w:ascii="맑은 고딕" w:hAnsi="맑은 고딕" w:eastAsia="맑은 고딕"/>
+          <w:b/>
+          <w:sz w:val="14"/>
+          <w:u w:val="none"/>
+        </w:rPr>
+        <w:t>③ [어휘 함정]</w:t>
+      </w:r>
+      <w:r>
+        <w:rPr>
+          <w:rFonts w:ascii="맑은 고딕" w:hAnsi="맑은 고딕" w:eastAsia="맑은 고딕"/>
+          <w:b w:val="0"/>
+          <w:sz w:val="14"/>
+          <w:u w:val="none"/>
+        </w:rPr>
+        <w:t xml:space="preserve"> obsessed를 모르면 어색해 보일 수 있다 — 뒤의 ‘쉴 틈 없이’가 뒷받침.</w:t>
       </w:r>
     </w:p>
     <w:p>
@@ -4771,7 +5007,43 @@
           <w:sz w:val="14"/>
           <w:u w:val="none"/>
         </w:rPr>
-        <w:t xml:space="preserve"> (1) visual ✕ — 부사 자리. (2) annoying ✕ — 동사 cause의 목적어는 명사. (3) natural ✕. [채점] 각 1점, 철자 오류 0점.</w:t>
+        <w:t xml:space="preserve"> </w:t>
+      </w:r>
+      <w:r>
+        <w:rPr>
+          <w:rFonts w:ascii="맑은 고딕" w:hAnsi="맑은 고딕" w:eastAsia="맑은 고딕"/>
+          <w:b/>
+          <w:sz w:val="14"/>
+          <w:u w:val="none"/>
+        </w:rPr>
+        <w:t>It may seem that to you</w:t>
+      </w:r>
+      <w:r>
+        <w:rPr>
+          <w:rFonts w:ascii="맑은 고딕" w:hAnsi="맑은 고딕" w:eastAsia="맑은 고딕"/>
+          <w:b w:val="0"/>
+          <w:sz w:val="14"/>
+          <w:u w:val="none"/>
+        </w:rPr>
+        <w:t xml:space="preserve"> ✕ — to you는 seem 바로 뒤. </w:t>
+      </w:r>
+      <w:r>
+        <w:rPr>
+          <w:rFonts w:ascii="맑은 고딕" w:hAnsi="맑은 고딕" w:eastAsia="맑은 고딕"/>
+          <w:b/>
+          <w:sz w:val="14"/>
+          <w:u w:val="none"/>
+        </w:rPr>
+        <w:t>It may seem to you such frequent …</w:t>
+      </w:r>
+      <w:r>
+        <w:rPr>
+          <w:rFonts w:ascii="맑은 고딕" w:hAnsi="맑은 고딕" w:eastAsia="맑은 고딕"/>
+          <w:b w:val="0"/>
+          <w:sz w:val="14"/>
+          <w:u w:val="none"/>
+        </w:rPr>
+        <w:t xml:space="preserve"> ✕ — that 누락(보기 전부 사용 조건 위반). [채점] It … seem to you that 구조 1.5 / that절 어순 1 / 철자·단어 수 0.5.</w:t>
       </w:r>
     </w:p>
     <w:p>
@@ -4805,7 +5077,7 @@
           <w:sz w:val="14"/>
           <w:u w:val="none"/>
         </w:rPr>
-        <w:t>are</w:t>
+        <w:t>(1) [표면 답]</w:t>
       </w:r>
       <w:r>
         <w:rPr>
@@ -4814,7 +5086,7 @@
           <w:sz w:val="14"/>
           <w:u w:val="none"/>
         </w:rPr>
-        <w:t xml:space="preserve"> ✕ — 주어는 A succession. </w:t>
+        <w:t xml:space="preserve"> ‘Because they look inviting’은 짧은 단락 일반의 이유이지 ‘신문’ 단락이 두세 문장인 이유가 아니다. </w:t>
       </w:r>
       <w:r>
         <w:rPr>
@@ -4823,7 +5095,7 @@
           <w:sz w:val="14"/>
           <w:u w:val="none"/>
         </w:rPr>
-        <w:t>as annoyed as</w:t>
+        <w:t>(2) [기자의 의도와 혼동]</w:t>
       </w:r>
       <w:r>
         <w:rPr>
@@ -4832,7 +5104,7 @@
           <w:sz w:val="14"/>
           <w:u w:val="none"/>
         </w:rPr>
-        <w:t xml:space="preserve"> ✕ — 어형 변형은 be만 허용, 주어가 사물이므로 annoying. [채점] 수 일치 1 / as~as 1.5 / 단어 수 0.5.</w:t>
+        <w:t xml:space="preserve"> ‘They make articles quick and easy’는 기자들의 의도이지 실제 효과가 아니다(Actually가 반전). [채점] 각 1.5 = 핵심 내용 1 + 문장 완결성 0.5.</w:t>
       </w:r>
     </w:p>
     <w:p>
@@ -4866,7 +5138,7 @@
           <w:sz w:val="14"/>
           <w:u w:val="none"/>
         </w:rPr>
-        <w:t>⑤ [한 끗]</w:t>
+        <w:t>③ [한 끗]</w:t>
       </w:r>
       <w:r>
         <w:rPr>
@@ -4875,7 +5147,25 @@
           <w:sz w:val="14"/>
           <w:u w:val="none"/>
         </w:rPr>
-        <w:t xml:space="preserve"> Don’t worry 뒤에 두면 ‘걱정 마라’ 다음에 다시 걱정의 예가 나와 흐름이 거꾸로 된다.</w:t>
+        <w:t xml:space="preserve"> (B)-(A)-(C)는 Don’t worry가 받을 ‘걱정’이 아직 나오지 않은 상태라 끊긴다. </w:t>
+      </w:r>
+      <w:r>
+        <w:rPr>
+          <w:rFonts w:ascii="맑은 고딕" w:hAnsi="맑은 고딕" w:eastAsia="맑은 고딕"/>
+          <w:b/>
+          <w:sz w:val="14"/>
+          <w:u w:val="none"/>
+        </w:rPr>
+        <w:t>④·⑤</w:t>
+      </w:r>
+      <w:r>
+        <w:rPr>
+          <w:rFonts w:ascii="맑은 고딕" w:hAnsi="맑은 고딕" w:eastAsia="맑은 고딕"/>
+          <w:b w:val="0"/>
+          <w:sz w:val="14"/>
+          <w:u w:val="none"/>
+        </w:rPr>
+        <w:t xml:space="preserve"> (C)의 such frequent paragraphing이 가리킬 내용이 앞에 없다.</w:t>
       </w:r>
     </w:p>
     <w:p>
@@ -4900,7 +5190,7 @@
           <w:sz w:val="14"/>
           <w:u w:val="none"/>
         </w:rPr>
-        <w:t xml:space="preserve"> 문단을 짧게 유지하라. 글쓰기는 시각적이다. 글은 뇌를 사로잡을 기회를 갖기도 전에 눈을 사로잡는다. 짧은 문단은 당신이 쓴 글 주변에 공기를 넣어 주고 그것을 마음을 끄는 모습으로 만드는 반면, 긴 활자 덩어리는 독자가 읽기 시작하는 것조차 막을 수 있다. 신문 문단은 두세 문장 길이여야 한다. 신문 활자는 좁은 폭으로 조판되어 인치가 금방 쌓이기 때문이다. 당신은 그렇게 자주 문단을 나누면 요점의 전개가 손상될 것이라고 생각할지도 모른다. 분명 The New Yorker는 이 두려움에 사로잡혀 있다. 독자가 쉴 틈 없이 몇 마일이고 읽어 나가야 할 정도다. 걱정하지 마라. 얻는 것이 위험보다 훨씬 크다. 하지만 너무 지나치지는 마라. 아주 짧은 문단이 연달아 이어지는 것도 너무 긴 문단만큼 짜증스럽다. 나는 기사를 빠르고 쉽게 만들려고 애쓰는 현대 기자들이 쓴, 동사 없는 그 모든 짧은 문단들을 생각하고 있다. 실제로 그것들은 자연스러운 생각의 흐름을 잘게 끊어 독자의 일을 더 어렵게 만든다.</w:t>
+        <w:t xml:space="preserve"> ['단락을 짧게 유지하라.', '글은 시각적이다 — 글은 두뇌를 사로잡을 기회를 갖기 전에 먼저 눈을 사로잡는다.', '짧은 단락은 당신이 쓰는 글 주위에 공기를 넣어 보기에 매력적으로 만드는 반면, 긴 활자 덩어리는 독자가 읽기를 시작하는 것조차 단념하게 만들 수 있다.', '신문 단락은 두세 문장 길이여야 한다; 신문 활자는 좁은 폭으로 짜여서 길이가 금방 늘어나기 때문이다.', '그렇게 잦은 단락 나누기가 논지의 전개를 해칠 것이라고 생각할지도 모른다.', '분명 The New Yorker는 이 두려움에 사로잡혀 있다 — 독자는 쉴 틈 없이 몇 마일이고 나아갈 수 있다.', '걱정하지 마라; 얻는 것이 위험을 훨씬 능가한다.', '하지만 너무 멀리 가지는 마라.', '작은 단락들이 연달아 이어지는 것은 너무 긴 단락만큼이나 짜증스럽다.', '나는 현대 기자들이 기사를 빠르고 쉽게 만들려고 쓴 그 모든 작은 단락들 — 동사 없는 경이들 — 을 생각하고 있다.', '실제로 그것들은 자연스러운 생각의 흐름을 잘게 쪼갬으로써 독자의 일을 더 어렵게 만든다.']</w:t>
       </w:r>
     </w:p>
     <w:p>
@@ -4925,7 +5215,7 @@
           <w:sz w:val="14"/>
           <w:u w:val="none"/>
         </w:rPr>
-        <w:t xml:space="preserve"> 발표의 슬라이드도 같은 규칙을 따른다. 글자로 가득 찬 슬라이드는 청중이 듣기를 멈추게 하는 반면, 몇 단어만 있는 슬라이드는 그들이 고개를 들고 발표자를 따라가게 해 준다. 그러나 한 장에 한 단어씩 쉰 장으로 쪼갠 발표는 글자의 벽만큼이나 피곤하다.</w:t>
+        <w:t xml:space="preserve"> ['슬라이드도 같은 방식으로 작동한다.', '글자로 빽빽한 슬라이드는 발표자가 한마디 하기도 전에 청중을 포기하게 만드니, 슬라이드마다 몇 줄로 유지하라.', '하지만 각각 한 단어만 담은 슬라이드 50장짜리 자료도 똑같이 피곤하다: 청중은 아이디어가 아니라 넘기는 데 힘을 쓴다.', '목표는 가장 짧은 슬라이드가 아니라, 하나의 생각이 온전히 도착하게 해 주는 슬라이드다.']</w:t>
       </w:r>
     </w:p>
     <w:sectPr>
